--- a/templates/working/Договор_ЭКС_1_собств.docx
+++ b/templates/working/Договор_ЭКС_1_собств.docx
@@ -14,9 +14,40 @@
           <w:b/>
           <w:sz w:val="24"/>
           <w:szCs w:val="24"/>
+          <w:lang w:eastAsia="ru-RU"/>
+        </w:rPr>
+      </w:pPr>
+      <w:r>
+        <w:rPr>
+          <w:rFonts w:ascii="Times New Roman" w:eastAsia="Times New Roman" w:hAnsi="Times New Roman"/>
+          <w:b/>
+          <w:sz w:val="24"/>
+          <w:szCs w:val="24"/>
+          <w:lang w:eastAsia="ru-RU"/>
+        </w:rPr>
+        <w:t>ДОГОВОР №</w:t>
+      </w:r>
+      <w:r>
+        <w:rPr>
+          <w:rFonts w:ascii="Times New Roman" w:eastAsia="Times New Roman" w:hAnsi="Times New Roman"/>
+          <w:b/>
+          <w:sz w:val="24"/>
+          <w:szCs w:val="24"/>
+          <w:lang w:eastAsia="ru-RU"/>
+        </w:rPr>
+        <w:t>{{</w:t>
+      </w:r>
+      <w:proofErr w:type="gramStart"/>
+      <w:r>
+        <w:rPr>
+          <w:rFonts w:ascii="Times New Roman" w:eastAsia="Times New Roman" w:hAnsi="Times New Roman"/>
+          <w:b/>
+          <w:sz w:val="24"/>
+          <w:szCs w:val="24"/>
           <w:lang w:val="en-US" w:eastAsia="ru-RU"/>
         </w:rPr>
-      </w:pPr>
+        <w:t>deal</w:t>
+      </w:r>
       <w:r>
         <w:rPr>
           <w:rFonts w:ascii="Times New Roman" w:eastAsia="Times New Roman" w:hAnsi="Times New Roman"/>
@@ -25,8 +56,9 @@
           <w:szCs w:val="24"/>
           <w:lang w:eastAsia="ru-RU"/>
         </w:rPr>
-        <w:t>ДОГОВОР №</w:t>
-      </w:r>
+        <w:t>.</w:t>
+      </w:r>
+      <w:proofErr w:type="spellStart"/>
       <w:r>
         <w:rPr>
           <w:rFonts w:ascii="Times New Roman" w:eastAsia="Times New Roman" w:hAnsi="Times New Roman"/>
@@ -35,25 +67,17 @@
           <w:szCs w:val="24"/>
           <w:lang w:val="en-US" w:eastAsia="ru-RU"/>
         </w:rPr>
-        <w:t>{{deal.</w:t>
-      </w:r>
+        <w:t>contractNumber</w:t>
+      </w:r>
+      <w:proofErr w:type="spellEnd"/>
+      <w:proofErr w:type="gramEnd"/>
       <w:r>
         <w:rPr>
           <w:rFonts w:ascii="Times New Roman" w:eastAsia="Times New Roman" w:hAnsi="Times New Roman"/>
           <w:b/>
           <w:sz w:val="24"/>
           <w:szCs w:val="24"/>
-          <w:lang w:val="en-US" w:eastAsia="ru-RU"/>
-        </w:rPr>
-        <w:t>contractNumber</w:t>
-      </w:r>
-      <w:r>
-        <w:rPr>
-          <w:rFonts w:ascii="Times New Roman" w:eastAsia="Times New Roman" w:hAnsi="Times New Roman"/>
-          <w:b/>
-          <w:sz w:val="24"/>
-          <w:szCs w:val="24"/>
-          <w:lang w:val="en-US" w:eastAsia="ru-RU"/>
+          <w:lang w:eastAsia="ru-RU"/>
         </w:rPr>
         <w:t>}}</w:t>
       </w:r>
@@ -120,36 +144,94 @@
           <w:rFonts w:ascii="Times New Roman" w:eastAsia="Times New Roman" w:hAnsi="Times New Roman"/>
           <w:sz w:val="24"/>
           <w:szCs w:val="24"/>
+          <w:lang w:eastAsia="ru-RU"/>
+        </w:rPr>
+      </w:pPr>
+      <w:bookmarkStart w:id="0" w:name="_Hlk225346991"/>
+      <w:proofErr w:type="spellStart"/>
+      <w:r>
+        <w:rPr>
+          <w:rFonts w:ascii="Times New Roman" w:eastAsia="Times New Roman" w:hAnsi="Times New Roman"/>
+          <w:sz w:val="24"/>
+          <w:szCs w:val="24"/>
+          <w:lang w:eastAsia="ru-RU"/>
+        </w:rPr>
+        <w:t>г.Лида</w:t>
+      </w:r>
+      <w:proofErr w:type="spellEnd"/>
+      <w:r>
+        <w:rPr>
+          <w:rFonts w:ascii="Times New Roman" w:eastAsia="Times New Roman" w:hAnsi="Times New Roman"/>
+          <w:sz w:val="24"/>
+          <w:szCs w:val="24"/>
+          <w:lang w:eastAsia="ru-RU"/>
+        </w:rPr>
+        <w:t xml:space="preserve">                                           </w:t>
+      </w:r>
+      <w:r>
+        <w:rPr>
+          <w:rFonts w:ascii="Times New Roman" w:eastAsia="Times New Roman" w:hAnsi="Times New Roman"/>
+          <w:sz w:val="24"/>
+          <w:szCs w:val="24"/>
+          <w:lang w:eastAsia="ru-RU"/>
+        </w:rPr>
+        <w:t xml:space="preserve">                                  </w:t>
+      </w:r>
+      <w:r>
+        <w:rPr>
+          <w:rFonts w:ascii="Times New Roman" w:eastAsia="Times New Roman" w:hAnsi="Times New Roman"/>
+          <w:sz w:val="24"/>
+          <w:szCs w:val="24"/>
+          <w:lang w:eastAsia="ru-RU"/>
+        </w:rPr>
+        <w:t xml:space="preserve">                                                          </w:t>
+      </w:r>
+      <w:proofErr w:type="gramStart"/>
+      <w:r>
+        <w:rPr>
+          <w:rFonts w:ascii="Times New Roman" w:eastAsia="Times New Roman" w:hAnsi="Times New Roman"/>
+          <w:sz w:val="24"/>
+          <w:szCs w:val="24"/>
+          <w:lang w:eastAsia="ru-RU"/>
+        </w:rPr>
+        <w:t xml:space="preserve">   </w:t>
+      </w:r>
+      <w:r>
+        <w:rPr>
+          <w:rFonts w:ascii="Times New Roman" w:eastAsia="Times New Roman" w:hAnsi="Times New Roman"/>
+          <w:sz w:val="24"/>
+          <w:szCs w:val="24"/>
+          <w:lang w:eastAsia="ru-RU"/>
+        </w:rPr>
+        <w:t>{</w:t>
+      </w:r>
+      <w:proofErr w:type="gramEnd"/>
+      <w:r>
+        <w:rPr>
+          <w:rFonts w:ascii="Times New Roman" w:eastAsia="Times New Roman" w:hAnsi="Times New Roman"/>
+          <w:sz w:val="24"/>
+          <w:szCs w:val="24"/>
+          <w:lang w:eastAsia="ru-RU"/>
+        </w:rPr>
+        <w:t>{</w:t>
+      </w:r>
+      <w:r>
+        <w:rPr>
+          <w:rFonts w:ascii="Times New Roman" w:eastAsia="Times New Roman" w:hAnsi="Times New Roman"/>
+          <w:sz w:val="24"/>
+          <w:szCs w:val="24"/>
           <w:lang w:val="en-US" w:eastAsia="ru-RU"/>
         </w:rPr>
-      </w:pPr>
-      <w:bookmarkStart w:id="0" w:name="_Hlk225346991"/>
-      <w:r>
-        <w:rPr>
-          <w:rFonts w:ascii="Times New Roman" w:eastAsia="Times New Roman" w:hAnsi="Times New Roman"/>
-          <w:sz w:val="24"/>
-          <w:szCs w:val="24"/>
-          <w:lang w:eastAsia="ru-RU"/>
-        </w:rPr>
-        <w:t xml:space="preserve">г.Лида                                           </w:t>
-      </w:r>
-      <w:r>
-        <w:rPr>
-          <w:rFonts w:ascii="Times New Roman" w:eastAsia="Times New Roman" w:hAnsi="Times New Roman"/>
-          <w:sz w:val="24"/>
-          <w:szCs w:val="24"/>
-          <w:lang w:eastAsia="ru-RU"/>
-        </w:rPr>
-        <w:t xml:space="preserve">                                  </w:t>
-      </w:r>
-      <w:r>
-        <w:rPr>
-          <w:rFonts w:ascii="Times New Roman" w:eastAsia="Times New Roman" w:hAnsi="Times New Roman"/>
-          <w:sz w:val="24"/>
-          <w:szCs w:val="24"/>
-          <w:lang w:eastAsia="ru-RU"/>
-        </w:rPr>
-        <w:t xml:space="preserve">                                                             </w:t>
+        <w:t>deal</w:t>
+      </w:r>
+      <w:r>
+        <w:rPr>
+          <w:rFonts w:ascii="Times New Roman" w:eastAsia="Times New Roman" w:hAnsi="Times New Roman"/>
+          <w:sz w:val="24"/>
+          <w:szCs w:val="24"/>
+          <w:lang w:eastAsia="ru-RU"/>
+        </w:rPr>
+        <w:t>.</w:t>
       </w:r>
       <w:r>
         <w:rPr>
@@ -158,15 +240,6 @@
           <w:szCs w:val="24"/>
           <w:lang w:val="en-US" w:eastAsia="ru-RU"/>
         </w:rPr>
-        <w:t>{{deal.</w:t>
-      </w:r>
-      <w:r>
-        <w:rPr>
-          <w:rFonts w:ascii="Times New Roman" w:eastAsia="Times New Roman" w:hAnsi="Times New Roman"/>
-          <w:sz w:val="24"/>
-          <w:szCs w:val="24"/>
-          <w:lang w:val="en-US" w:eastAsia="ru-RU"/>
-        </w:rPr>
         <w:t>date</w:t>
       </w:r>
       <w:r>
@@ -174,9 +247,18 @@
           <w:rFonts w:ascii="Times New Roman" w:eastAsia="Times New Roman" w:hAnsi="Times New Roman"/>
           <w:sz w:val="24"/>
           <w:szCs w:val="24"/>
-          <w:lang w:val="en-US" w:eastAsia="ru-RU"/>
+          <w:lang w:eastAsia="ru-RU"/>
         </w:rPr>
         <w:t>}}</w:t>
+      </w:r>
+      <w:r>
+        <w:rPr>
+          <w:rFonts w:ascii="Times New Roman" w:eastAsia="Times New Roman" w:hAnsi="Times New Roman"/>
+          <w:sz w:val="24"/>
+          <w:szCs w:val="24"/>
+          <w:lang w:eastAsia="ru-RU"/>
+        </w:rPr>
+        <w:t>г.</w:t>
       </w:r>
     </w:p>
     <w:p>
@@ -200,6 +282,8 @@
       <w:r>
         <w:rPr>
           <w:rFonts w:ascii="Times New Roman" w:eastAsia="Times New Roman" w:hAnsi="Times New Roman"/>
+          <w:b/>
+          <w:bCs/>
           <w:sz w:val="24"/>
           <w:szCs w:val="24"/>
           <w:lang w:eastAsia="ru-RU"/>
@@ -209,6 +293,8 @@
       <w:r>
         <w:rPr>
           <w:rFonts w:ascii="Times New Roman" w:eastAsia="Times New Roman" w:hAnsi="Times New Roman"/>
+          <w:b/>
+          <w:bCs/>
           <w:sz w:val="24"/>
           <w:szCs w:val="24"/>
           <w:lang w:val="en-US" w:eastAsia="ru-RU"/>
@@ -218,24 +304,32 @@
       <w:r>
         <w:rPr>
           <w:rFonts w:ascii="Times New Roman" w:eastAsia="Times New Roman" w:hAnsi="Times New Roman"/>
+          <w:b/>
+          <w:bCs/>
           <w:sz w:val="24"/>
           <w:szCs w:val="24"/>
           <w:lang w:eastAsia="ru-RU"/>
         </w:rPr>
         <w:t>.</w:t>
       </w:r>
-      <w:r>
-        <w:rPr>
-          <w:rFonts w:ascii="Times New Roman" w:eastAsia="Times New Roman" w:hAnsi="Times New Roman"/>
+      <w:proofErr w:type="spellStart"/>
+      <w:r>
+        <w:rPr>
+          <w:rFonts w:ascii="Times New Roman" w:eastAsia="Times New Roman" w:hAnsi="Times New Roman"/>
+          <w:b/>
+          <w:bCs/>
           <w:sz w:val="24"/>
           <w:szCs w:val="24"/>
           <w:lang w:val="en-US" w:eastAsia="ru-RU"/>
         </w:rPr>
         <w:t>fullName</w:t>
       </w:r>
-      <w:r>
-        <w:rPr>
-          <w:rFonts w:ascii="Times New Roman" w:eastAsia="Times New Roman" w:hAnsi="Times New Roman"/>
+      <w:proofErr w:type="spellEnd"/>
+      <w:r>
+        <w:rPr>
+          <w:rFonts w:ascii="Times New Roman" w:eastAsia="Times New Roman" w:hAnsi="Times New Roman"/>
+          <w:b/>
+          <w:bCs/>
           <w:sz w:val="24"/>
           <w:szCs w:val="24"/>
           <w:lang w:eastAsia="ru-RU"/>
@@ -249,6 +343,15 @@
           <w:szCs w:val="24"/>
           <w:lang w:eastAsia="ru-RU"/>
         </w:rPr>
+        <w:t>,</w:t>
+      </w:r>
+      <w:r>
+        <w:rPr>
+          <w:rFonts w:ascii="Times New Roman" w:eastAsia="Times New Roman" w:hAnsi="Times New Roman"/>
+          <w:sz w:val="24"/>
+          <w:szCs w:val="24"/>
+          <w:lang w:eastAsia="ru-RU"/>
+        </w:rPr>
         <w:t xml:space="preserve"> в дальнейшем именуемый </w:t>
       </w:r>
       <w:r>
@@ -388,7 +491,27 @@
           <w:szCs w:val="24"/>
           <w:lang w:eastAsia="ru-RU"/>
         </w:rPr>
-        <w:t xml:space="preserve"> обязательного страхования ответственности за причинение вреда в связи с осуществлением риэлтерской деятельности с БРУСП «Белгострах» от 26.05.2026г. до 25.05.202</w:t>
+        <w:t xml:space="preserve"> обязательного страхования ответственности за причинение вреда в связи с осуществлением риэлтерской деятельности с БРУСП «</w:t>
+      </w:r>
+      <w:proofErr w:type="spellStart"/>
+      <w:r>
+        <w:rPr>
+          <w:rFonts w:ascii="Times New Roman" w:eastAsia="Times New Roman" w:hAnsi="Times New Roman"/>
+          <w:sz w:val="24"/>
+          <w:szCs w:val="24"/>
+          <w:lang w:eastAsia="ru-RU"/>
+        </w:rPr>
+        <w:t>Белгострах</w:t>
+      </w:r>
+      <w:proofErr w:type="spellEnd"/>
+      <w:r>
+        <w:rPr>
+          <w:rFonts w:ascii="Times New Roman" w:eastAsia="Times New Roman" w:hAnsi="Times New Roman"/>
+          <w:sz w:val="24"/>
+          <w:szCs w:val="24"/>
+          <w:lang w:eastAsia="ru-RU"/>
+        </w:rPr>
+        <w:t>» от 26.05.2026г. до 25.05.202</w:t>
       </w:r>
       <w:r>
         <w:rPr>
@@ -652,7 +775,16 @@
           <w:szCs w:val="24"/>
           <w:lang w:eastAsia="ru-RU"/>
         </w:rPr>
-        <w:softHyphen/>
+        <w:t>–</w:t>
+      </w:r>
+      <w:r>
+        <w:rPr>
+          <w:rFonts w:ascii="Times New Roman" w:eastAsia="Times New Roman" w:hAnsi="Times New Roman"/>
+          <w:sz w:val="24"/>
+          <w:szCs w:val="24"/>
+          <w:lang w:eastAsia="ru-RU"/>
+        </w:rPr>
+        <w:t>“</w:t>
       </w:r>
       <w:r>
         <w:rPr>
@@ -663,6 +795,7 @@
         </w:rPr>
         <w:t>{{</w:t>
       </w:r>
+      <w:proofErr w:type="spellStart"/>
       <w:r>
         <w:rPr>
           <w:rFonts w:ascii="Times New Roman" w:eastAsia="Times New Roman" w:hAnsi="Times New Roman"/>
@@ -672,6 +805,7 @@
         </w:rPr>
         <w:t>property</w:t>
       </w:r>
+      <w:proofErr w:type="spellEnd"/>
       <w:r>
         <w:rPr>
           <w:rFonts w:ascii="Times New Roman" w:eastAsia="Times New Roman" w:hAnsi="Times New Roman"/>
@@ -706,6 +840,15 @@
           <w:szCs w:val="24"/>
           <w:lang w:eastAsia="ru-RU"/>
         </w:rPr>
+        <w:t>”</w:t>
+      </w:r>
+      <w:r>
+        <w:rPr>
+          <w:rFonts w:ascii="Times New Roman" w:eastAsia="Times New Roman" w:hAnsi="Times New Roman"/>
+          <w:sz w:val="24"/>
+          <w:szCs w:val="24"/>
+          <w:lang w:eastAsia="ru-RU"/>
+        </w:rPr>
         <w:t>,</w:t>
       </w:r>
       <w:r>
@@ -773,13 +916,23 @@
         </w:rPr>
         <w:t xml:space="preserve"> {{</w:t>
       </w:r>
-      <w:r>
-        <w:rPr>
-          <w:rFonts w:ascii="Times New Roman" w:hAnsi="Times New Roman"/>
-          <w:sz w:val="24"/>
-          <w:szCs w:val="24"/>
-        </w:rPr>
-        <w:t>property</w:t>
+      <w:proofErr w:type="spellStart"/>
+      <w:r>
+        <w:rPr>
+          <w:rFonts w:ascii="Times New Roman" w:hAnsi="Times New Roman"/>
+          <w:sz w:val="24"/>
+          <w:szCs w:val="24"/>
+        </w:rPr>
+        <w:t>property.address</w:t>
+      </w:r>
+      <w:proofErr w:type="spellEnd"/>
+      <w:r>
+        <w:rPr>
+          <w:rFonts w:ascii="Times New Roman" w:hAnsi="Times New Roman"/>
+          <w:sz w:val="24"/>
+          <w:szCs w:val="24"/>
+        </w:rPr>
+        <w:t>}}</w:t>
       </w:r>
       <w:r>
         <w:rPr>
@@ -788,22 +941,6 @@
           <w:szCs w:val="24"/>
         </w:rPr>
         <w:t>.</w:t>
-      </w:r>
-      <w:r>
-        <w:rPr>
-          <w:rFonts w:ascii="Times New Roman" w:hAnsi="Times New Roman"/>
-          <w:sz w:val="24"/>
-          <w:szCs w:val="24"/>
-        </w:rPr>
-        <w:t>address</w:t>
-      </w:r>
-      <w:r>
-        <w:rPr>
-          <w:rFonts w:ascii="Times New Roman" w:hAnsi="Times New Roman"/>
-          <w:sz w:val="24"/>
-          <w:szCs w:val="24"/>
-        </w:rPr>
-        <w:t>}}</w:t>
       </w:r>
     </w:p>
     <w:p>
@@ -835,33 +972,112 @@
         </w:rPr>
         <w:t>.2. Описание Объекта:</w:t>
       </w:r>
-    </w:p>
-    <w:p>
-      <w:pPr>
-        <w:spacing w:after="0"/>
-        <w:ind w:left="567" w:hanging="141"/>
-        <w:jc w:val="both"/>
-        <w:rPr>
-          <w:rFonts w:ascii="Times New Roman" w:hAnsi="Times New Roman"/>
-          <w:sz w:val="24"/>
-          <w:szCs w:val="24"/>
-        </w:rPr>
-      </w:pPr>
-      <w:r>
-        <w:rPr>
-          <w:rFonts w:ascii="Times New Roman" w:hAnsi="Times New Roman"/>
-          <w:sz w:val="24"/>
-          <w:szCs w:val="24"/>
-        </w:rPr>
-        <w:t xml:space="preserve">кол-во комнат: </w:t>
-      </w:r>
-      <w:r>
-        <w:rPr>
-          <w:rFonts w:ascii="Times New Roman" w:hAnsi="Times New Roman"/>
-          <w:sz w:val="24"/>
-          <w:szCs w:val="24"/>
-        </w:rPr>
-        <w:t>{{property</w:t>
+      <w:r>
+        <w:rPr>
+          <w:rFonts w:ascii="Times New Roman" w:hAnsi="Times New Roman"/>
+          <w:sz w:val="24"/>
+          <w:szCs w:val="24"/>
+        </w:rPr>
+        <w:t xml:space="preserve"> </w:t>
+      </w:r>
+      <w:r>
+        <w:rPr>
+          <w:rFonts w:ascii="Times New Roman" w:hAnsi="Times New Roman"/>
+          <w:sz w:val="24"/>
+          <w:szCs w:val="24"/>
+        </w:rPr>
+        <w:t>кол</w:t>
+      </w:r>
+      <w:r>
+        <w:rPr>
+          <w:rFonts w:ascii="Times New Roman" w:hAnsi="Times New Roman"/>
+          <w:sz w:val="24"/>
+          <w:szCs w:val="24"/>
+        </w:rPr>
+        <w:t>ичеств</w:t>
+      </w:r>
+      <w:r>
+        <w:rPr>
+          <w:rFonts w:ascii="Times New Roman" w:hAnsi="Times New Roman"/>
+          <w:sz w:val="24"/>
+          <w:szCs w:val="24"/>
+        </w:rPr>
+        <w:t xml:space="preserve"> комнат: </w:t>
+      </w:r>
+      <w:r>
+        <w:rPr>
+          <w:rFonts w:ascii="Times New Roman" w:hAnsi="Times New Roman"/>
+          <w:sz w:val="24"/>
+          <w:szCs w:val="24"/>
+        </w:rPr>
+        <w:t>{{</w:t>
+      </w:r>
+      <w:proofErr w:type="spellStart"/>
+      <w:r>
+        <w:rPr>
+          <w:rFonts w:ascii="Times New Roman" w:hAnsi="Times New Roman"/>
+          <w:sz w:val="24"/>
+          <w:szCs w:val="24"/>
+        </w:rPr>
+        <w:t>property.rooms</w:t>
+      </w:r>
+      <w:proofErr w:type="spellEnd"/>
+      <w:r>
+        <w:rPr>
+          <w:rFonts w:ascii="Times New Roman" w:hAnsi="Times New Roman"/>
+          <w:sz w:val="24"/>
+          <w:szCs w:val="24"/>
+        </w:rPr>
+        <w:t xml:space="preserve">}}, </w:t>
+      </w:r>
+      <w:r>
+        <w:rPr>
+          <w:rFonts w:ascii="Times New Roman" w:hAnsi="Times New Roman"/>
+          <w:sz w:val="24"/>
+          <w:szCs w:val="24"/>
+        </w:rPr>
+        <w:t>об</w:t>
+      </w:r>
+      <w:r>
+        <w:rPr>
+          <w:rFonts w:ascii="Times New Roman" w:hAnsi="Times New Roman"/>
+          <w:sz w:val="24"/>
+          <w:szCs w:val="24"/>
+        </w:rPr>
+        <w:t>щая пл</w:t>
+      </w:r>
+      <w:r>
+        <w:rPr>
+          <w:rFonts w:ascii="Times New Roman" w:hAnsi="Times New Roman"/>
+          <w:sz w:val="24"/>
+          <w:szCs w:val="24"/>
+        </w:rPr>
+        <w:t>ощадь</w:t>
+      </w:r>
+      <w:r>
+        <w:rPr>
+          <w:rFonts w:ascii="Times New Roman" w:hAnsi="Times New Roman"/>
+          <w:sz w:val="24"/>
+          <w:szCs w:val="24"/>
+        </w:rPr>
+        <w:t xml:space="preserve"> </w:t>
+      </w:r>
+      <w:r>
+        <w:rPr>
+          <w:rFonts w:ascii="Times New Roman" w:hAnsi="Times New Roman"/>
+          <w:sz w:val="24"/>
+          <w:szCs w:val="24"/>
+        </w:rPr>
+        <w:t>{{</w:t>
+      </w:r>
+      <w:r>
+        <w:rPr>
+          <w:rFonts w:ascii="Times New Roman" w:hAnsi="Times New Roman"/>
+          <w:sz w:val="24"/>
+          <w:szCs w:val="24"/>
+          <w:lang w:val="en-US"/>
+        </w:rPr>
+        <w:t>property</w:t>
       </w:r>
       <w:r>
         <w:rPr>
@@ -871,37 +1087,56 @@
         </w:rPr>
         <w:t>.</w:t>
       </w:r>
-      <w:r>
-        <w:rPr>
-          <w:rFonts w:ascii="Times New Roman" w:hAnsi="Times New Roman"/>
-          <w:sz w:val="24"/>
-          <w:szCs w:val="24"/>
-        </w:rPr>
-        <w:t>rooms</w:t>
-      </w:r>
-      <w:r>
-        <w:rPr>
-          <w:rFonts w:ascii="Times New Roman" w:hAnsi="Times New Roman"/>
-          <w:sz w:val="24"/>
-          <w:szCs w:val="24"/>
-        </w:rPr>
-        <w:t xml:space="preserve">}}, </w:t>
-      </w:r>
-      <w:r>
-        <w:rPr>
-          <w:rFonts w:ascii="Times New Roman" w:hAnsi="Times New Roman"/>
-          <w:sz w:val="24"/>
-          <w:szCs w:val="24"/>
-        </w:rPr>
-        <w:t>об</w:t>
-      </w:r>
-      <w:r>
-        <w:rPr>
-          <w:rFonts w:ascii="Times New Roman" w:hAnsi="Times New Roman"/>
-          <w:sz w:val="24"/>
-          <w:szCs w:val="24"/>
-        </w:rPr>
-        <w:t xml:space="preserve">щая пл. </w:t>
+      <w:proofErr w:type="spellStart"/>
+      <w:r>
+        <w:rPr>
+          <w:rFonts w:ascii="Times New Roman" w:hAnsi="Times New Roman"/>
+          <w:sz w:val="24"/>
+          <w:szCs w:val="24"/>
+          <w:lang w:val="en-US"/>
+        </w:rPr>
+        <w:t>areaTotal</w:t>
+      </w:r>
+      <w:proofErr w:type="spellEnd"/>
+      <w:r>
+        <w:rPr>
+          <w:rFonts w:ascii="Times New Roman" w:hAnsi="Times New Roman"/>
+          <w:sz w:val="24"/>
+          <w:szCs w:val="24"/>
+        </w:rPr>
+        <w:t xml:space="preserve">}} </w:t>
+      </w:r>
+      <w:r>
+        <w:rPr>
+          <w:rFonts w:ascii="Times New Roman" w:hAnsi="Times New Roman"/>
+          <w:sz w:val="24"/>
+          <w:szCs w:val="24"/>
+        </w:rPr>
+        <w:t>м²</w:t>
+      </w:r>
+      <w:r>
+        <w:rPr>
+          <w:rFonts w:ascii="Times New Roman" w:hAnsi="Times New Roman"/>
+          <w:sz w:val="24"/>
+          <w:szCs w:val="24"/>
+        </w:rPr>
+        <w:t>;</w:t>
+      </w:r>
+      <w:r>
+        <w:rPr>
+          <w:rFonts w:ascii="Times New Roman" w:hAnsi="Times New Roman"/>
+          <w:sz w:val="24"/>
+          <w:szCs w:val="24"/>
+        </w:rPr>
+        <w:t xml:space="preserve"> жилая пл</w:t>
+      </w:r>
+      <w:r>
+        <w:rPr>
+          <w:rFonts w:ascii="Times New Roman" w:hAnsi="Times New Roman"/>
+          <w:sz w:val="24"/>
+          <w:szCs w:val="24"/>
+        </w:rPr>
+        <w:t xml:space="preserve">ощадь </w:t>
       </w:r>
       <w:r>
         <w:rPr>
@@ -928,6 +1163,56 @@
         </w:rPr>
         <w:t>.</w:t>
       </w:r>
+      <w:proofErr w:type="spellStart"/>
+      <w:r>
+        <w:rPr>
+          <w:rFonts w:ascii="Times New Roman" w:hAnsi="Times New Roman"/>
+          <w:sz w:val="24"/>
+          <w:szCs w:val="24"/>
+        </w:rPr>
+        <w:t>areaLiving</w:t>
+      </w:r>
+      <w:proofErr w:type="spellEnd"/>
+      <w:r>
+        <w:rPr>
+          <w:rFonts w:ascii="Times New Roman" w:hAnsi="Times New Roman"/>
+          <w:sz w:val="24"/>
+          <w:szCs w:val="24"/>
+        </w:rPr>
+        <w:t>}}</w:t>
+      </w:r>
+      <w:r>
+        <w:rPr>
+          <w:rFonts w:ascii="Times New Roman" w:hAnsi="Times New Roman"/>
+          <w:sz w:val="24"/>
+          <w:szCs w:val="24"/>
+        </w:rPr>
+        <w:t xml:space="preserve"> м²</w:t>
+      </w:r>
+      <w:r>
+        <w:rPr>
+          <w:rFonts w:ascii="Times New Roman" w:hAnsi="Times New Roman"/>
+          <w:sz w:val="24"/>
+          <w:szCs w:val="24"/>
+        </w:rPr>
+        <w:t xml:space="preserve">, </w:t>
+      </w:r>
+      <w:r>
+        <w:rPr>
+          <w:rFonts w:ascii="Times New Roman" w:hAnsi="Times New Roman"/>
+          <w:sz w:val="24"/>
+          <w:szCs w:val="24"/>
+        </w:rPr>
+        <w:t xml:space="preserve">этаж/этажность: </w:t>
+      </w:r>
+      <w:r>
+        <w:rPr>
+          <w:rFonts w:ascii="Times New Roman" w:hAnsi="Times New Roman"/>
+          <w:sz w:val="24"/>
+          <w:szCs w:val="24"/>
+        </w:rPr>
+        <w:t>{{</w:t>
+      </w:r>
       <w:r>
         <w:rPr>
           <w:rFonts w:ascii="Times New Roman" w:hAnsi="Times New Roman"/>
@@ -935,31 +1220,92 @@
           <w:szCs w:val="24"/>
           <w:lang w:val="en-US"/>
         </w:rPr>
-        <w:t>areaTotal</w:t>
-      </w:r>
-      <w:r>
-        <w:rPr>
-          <w:rFonts w:ascii="Times New Roman" w:hAnsi="Times New Roman"/>
-          <w:sz w:val="24"/>
-          <w:szCs w:val="24"/>
-        </w:rPr>
-        <w:t xml:space="preserve">}} </w:t>
-      </w:r>
-      <w:r>
-        <w:rPr>
-          <w:rFonts w:ascii="Times New Roman" w:hAnsi="Times New Roman"/>
-          <w:sz w:val="24"/>
-          <w:szCs w:val="24"/>
-        </w:rPr>
-        <w:t>м.кв.;</w:t>
-      </w:r>
-      <w:r>
-        <w:rPr>
-          <w:rFonts w:ascii="Times New Roman" w:hAnsi="Times New Roman"/>
-          <w:sz w:val="24"/>
-          <w:szCs w:val="24"/>
-        </w:rPr>
-        <w:t xml:space="preserve"> жилая пл.</w:t>
+        <w:t>property</w:t>
+      </w:r>
+      <w:r>
+        <w:rPr>
+          <w:rFonts w:ascii="Times New Roman" w:hAnsi="Times New Roman"/>
+          <w:sz w:val="24"/>
+          <w:szCs w:val="24"/>
+        </w:rPr>
+        <w:t>.</w:t>
+      </w:r>
+      <w:proofErr w:type="spellStart"/>
+      <w:r>
+        <w:rPr>
+          <w:rFonts w:ascii="Times New Roman" w:hAnsi="Times New Roman"/>
+          <w:sz w:val="24"/>
+          <w:szCs w:val="24"/>
+        </w:rPr>
+        <w:t>floor</w:t>
+      </w:r>
+      <w:proofErr w:type="spellEnd"/>
+      <w:r>
+        <w:rPr>
+          <w:rFonts w:ascii="Times New Roman" w:hAnsi="Times New Roman"/>
+          <w:sz w:val="24"/>
+          <w:szCs w:val="24"/>
+        </w:rPr>
+        <w:t>}}/{{</w:t>
+      </w:r>
+      <w:r>
+        <w:rPr>
+          <w:rFonts w:ascii="Times New Roman" w:hAnsi="Times New Roman"/>
+          <w:sz w:val="24"/>
+          <w:szCs w:val="24"/>
+          <w:lang w:val="en-US"/>
+        </w:rPr>
+        <w:t>property</w:t>
+      </w:r>
+      <w:r>
+        <w:rPr>
+          <w:rFonts w:ascii="Times New Roman" w:hAnsi="Times New Roman"/>
+          <w:sz w:val="24"/>
+          <w:szCs w:val="24"/>
+        </w:rPr>
+        <w:t>.</w:t>
+      </w:r>
+      <w:proofErr w:type="spellStart"/>
+      <w:r>
+        <w:rPr>
+          <w:rFonts w:ascii="Times New Roman" w:hAnsi="Times New Roman"/>
+          <w:sz w:val="24"/>
+          <w:szCs w:val="24"/>
+        </w:rPr>
+        <w:t>floors</w:t>
+      </w:r>
+      <w:proofErr w:type="spellEnd"/>
+      <w:r>
+        <w:rPr>
+          <w:rFonts w:ascii="Times New Roman" w:hAnsi="Times New Roman"/>
+          <w:sz w:val="24"/>
+          <w:szCs w:val="24"/>
+        </w:rPr>
+        <w:t>}}</w:t>
+      </w:r>
+      <w:r>
+        <w:rPr>
+          <w:rFonts w:ascii="Times New Roman" w:hAnsi="Times New Roman"/>
+          <w:sz w:val="24"/>
+          <w:szCs w:val="24"/>
+        </w:rPr>
+        <w:t>, материал</w:t>
+      </w:r>
+      <w:r>
+        <w:rPr>
+          <w:rFonts w:ascii="Times New Roman" w:hAnsi="Times New Roman"/>
+          <w:sz w:val="24"/>
+          <w:szCs w:val="24"/>
+        </w:rPr>
+        <w:t xml:space="preserve"> </w:t>
+      </w:r>
+      <w:r>
+        <w:rPr>
+          <w:rFonts w:ascii="Times New Roman" w:hAnsi="Times New Roman"/>
+          <w:sz w:val="24"/>
+          <w:szCs w:val="24"/>
+        </w:rPr>
+        <w:t xml:space="preserve">стен: </w:t>
       </w:r>
       <w:r>
         <w:rPr>
@@ -986,45 +1332,55 @@
         </w:rPr>
         <w:t>.</w:t>
       </w:r>
-      <w:r>
-        <w:rPr>
-          <w:rFonts w:ascii="Times New Roman" w:hAnsi="Times New Roman"/>
-          <w:sz w:val="24"/>
-          <w:szCs w:val="24"/>
-        </w:rPr>
-        <w:t>areaLiving</w:t>
-      </w:r>
-      <w:r>
-        <w:rPr>
-          <w:rFonts w:ascii="Times New Roman" w:hAnsi="Times New Roman"/>
-          <w:sz w:val="24"/>
-          <w:szCs w:val="24"/>
-        </w:rPr>
-        <w:t xml:space="preserve">}} </w:t>
-      </w:r>
-      <w:r>
-        <w:rPr>
-          <w:rFonts w:ascii="Times New Roman" w:hAnsi="Times New Roman"/>
-          <w:sz w:val="24"/>
-          <w:szCs w:val="24"/>
-        </w:rPr>
-        <w:t>м.кв.</w:t>
-      </w:r>
-      <w:r>
-        <w:rPr>
-          <w:rFonts w:ascii="Times New Roman" w:hAnsi="Times New Roman"/>
-          <w:sz w:val="24"/>
-          <w:szCs w:val="24"/>
-        </w:rPr>
-        <w:t xml:space="preserve">, </w:t>
-      </w:r>
-      <w:r>
-        <w:rPr>
-          <w:rFonts w:ascii="Times New Roman" w:hAnsi="Times New Roman"/>
-          <w:sz w:val="24"/>
-          <w:szCs w:val="24"/>
-        </w:rPr>
-        <w:t xml:space="preserve">этаж/этажность: </w:t>
+      <w:proofErr w:type="spellStart"/>
+      <w:r>
+        <w:rPr>
+          <w:rFonts w:ascii="Times New Roman" w:hAnsi="Times New Roman"/>
+          <w:sz w:val="24"/>
+          <w:szCs w:val="24"/>
+        </w:rPr>
+        <w:t>wallMaterial</w:t>
+      </w:r>
+      <w:proofErr w:type="spellEnd"/>
+      <w:r>
+        <w:rPr>
+          <w:rFonts w:ascii="Times New Roman" w:hAnsi="Times New Roman"/>
+          <w:sz w:val="24"/>
+          <w:szCs w:val="24"/>
+        </w:rPr>
+        <w:t>}}</w:t>
+      </w:r>
+      <w:r>
+        <w:rPr>
+          <w:rFonts w:ascii="Times New Roman" w:hAnsi="Times New Roman"/>
+          <w:sz w:val="24"/>
+          <w:szCs w:val="24"/>
+        </w:rPr>
+        <w:t>, г</w:t>
+      </w:r>
+      <w:r>
+        <w:rPr>
+          <w:rFonts w:ascii="Times New Roman" w:hAnsi="Times New Roman"/>
+          <w:sz w:val="24"/>
+          <w:szCs w:val="24"/>
+        </w:rPr>
+        <w:t>од постройки</w:t>
+      </w:r>
+      <w:r>
+        <w:rPr>
+          <w:rFonts w:ascii="Times New Roman" w:hAnsi="Times New Roman"/>
+          <w:sz w:val="24"/>
+          <w:szCs w:val="24"/>
+        </w:rPr>
+        <w:t>:</w:t>
+      </w:r>
+      <w:r>
+        <w:rPr>
+          <w:rFonts w:ascii="Times New Roman" w:hAnsi="Times New Roman"/>
+          <w:sz w:val="24"/>
+          <w:szCs w:val="24"/>
+        </w:rPr>
+        <w:t xml:space="preserve"> </w:t>
       </w:r>
       <w:r>
         <w:rPr>
@@ -1051,21 +1407,55 @@
         </w:rPr>
         <w:t>.</w:t>
       </w:r>
-      <w:r>
-        <w:rPr>
-          <w:rFonts w:ascii="Times New Roman" w:hAnsi="Times New Roman"/>
-          <w:sz w:val="24"/>
-          <w:szCs w:val="24"/>
-        </w:rPr>
-        <w:t>floor</w:t>
-      </w:r>
-      <w:r>
-        <w:rPr>
-          <w:rFonts w:ascii="Times New Roman" w:hAnsi="Times New Roman"/>
-          <w:sz w:val="24"/>
-          <w:szCs w:val="24"/>
-        </w:rPr>
-        <w:t>}}/{{</w:t>
+      <w:proofErr w:type="spellStart"/>
+      <w:r>
+        <w:rPr>
+          <w:rFonts w:ascii="Times New Roman" w:hAnsi="Times New Roman"/>
+          <w:sz w:val="24"/>
+          <w:szCs w:val="24"/>
+        </w:rPr>
+        <w:t>yearBuilt</w:t>
+      </w:r>
+      <w:proofErr w:type="spellEnd"/>
+      <w:r>
+        <w:rPr>
+          <w:rFonts w:ascii="Times New Roman" w:hAnsi="Times New Roman"/>
+          <w:sz w:val="24"/>
+          <w:szCs w:val="24"/>
+        </w:rPr>
+        <w:t>}}</w:t>
+      </w:r>
+      <w:r>
+        <w:rPr>
+          <w:rFonts w:ascii="Times New Roman" w:hAnsi="Times New Roman"/>
+          <w:sz w:val="24"/>
+          <w:szCs w:val="24"/>
+        </w:rPr>
+        <w:t>, инвентарный номер</w:t>
+      </w:r>
+      <w:r>
+        <w:rPr>
+          <w:rFonts w:ascii="Times New Roman" w:hAnsi="Times New Roman"/>
+          <w:sz w:val="24"/>
+          <w:szCs w:val="24"/>
+        </w:rPr>
+        <w:t>:</w:t>
+      </w:r>
+      <w:r>
+        <w:rPr>
+          <w:rFonts w:ascii="Times New Roman" w:hAnsi="Times New Roman"/>
+          <w:sz w:val="24"/>
+          <w:szCs w:val="24"/>
+        </w:rPr>
+        <w:t xml:space="preserve"> </w:t>
+      </w:r>
+      <w:r>
+        <w:rPr>
+          <w:rFonts w:ascii="Times New Roman" w:hAnsi="Times New Roman"/>
+          <w:sz w:val="24"/>
+          <w:szCs w:val="24"/>
+        </w:rPr>
+        <w:t>{{</w:t>
       </w:r>
       <w:r>
         <w:rPr>
@@ -1084,14 +1474,17 @@
         </w:rPr>
         <w:t>.</w:t>
       </w:r>
-      <w:r>
-        <w:rPr>
-          <w:rFonts w:ascii="Times New Roman" w:hAnsi="Times New Roman"/>
-          <w:sz w:val="24"/>
-          <w:szCs w:val="24"/>
-        </w:rPr>
-        <w:t>floors</w:t>
-      </w:r>
+      <w:proofErr w:type="spellStart"/>
+      <w:r>
+        <w:rPr>
+          <w:rFonts w:ascii="Times New Roman" w:hAnsi="Times New Roman"/>
+          <w:sz w:val="24"/>
+          <w:szCs w:val="24"/>
+          <w:lang w:val="en-US"/>
+        </w:rPr>
+        <w:t>inventoryNumber</w:t>
+      </w:r>
+      <w:proofErr w:type="spellEnd"/>
       <w:r>
         <w:rPr>
           <w:rFonts w:ascii="Times New Roman" w:hAnsi="Times New Roman"/>
@@ -1106,167 +1499,7 @@
           <w:sz w:val="24"/>
           <w:szCs w:val="24"/>
         </w:rPr>
-        <w:t>, материал</w:t>
-      </w:r>
-    </w:p>
-    <w:p>
-      <w:pPr>
-        <w:spacing w:after="0"/>
-        <w:ind w:left="567" w:hanging="141"/>
-        <w:jc w:val="both"/>
-        <w:rPr>
-          <w:rFonts w:ascii="Times New Roman" w:hAnsi="Times New Roman"/>
-          <w:sz w:val="24"/>
-          <w:szCs w:val="24"/>
-        </w:rPr>
-      </w:pPr>
-      <w:r>
-        <w:rPr>
-          <w:rFonts w:ascii="Times New Roman" w:hAnsi="Times New Roman"/>
-          <w:sz w:val="24"/>
-          <w:szCs w:val="24"/>
-        </w:rPr>
-        <w:t xml:space="preserve">стен: </w:t>
-      </w:r>
-      <w:r>
-        <w:rPr>
-          <w:rFonts w:ascii="Times New Roman" w:hAnsi="Times New Roman"/>
-          <w:sz w:val="24"/>
-          <w:szCs w:val="24"/>
-        </w:rPr>
-        <w:t>{{</w:t>
-      </w:r>
-      <w:r>
-        <w:rPr>
-          <w:rFonts w:ascii="Times New Roman" w:hAnsi="Times New Roman"/>
-          <w:sz w:val="24"/>
-          <w:szCs w:val="24"/>
-          <w:lang w:val="en-US"/>
-        </w:rPr>
-        <w:t>property</w:t>
-      </w:r>
-      <w:r>
-        <w:rPr>
-          <w:rFonts w:ascii="Times New Roman" w:hAnsi="Times New Roman"/>
-          <w:sz w:val="24"/>
-          <w:szCs w:val="24"/>
-        </w:rPr>
         <w:t>.</w:t>
-      </w:r>
-      <w:r>
-        <w:rPr>
-          <w:rFonts w:ascii="Times New Roman" w:hAnsi="Times New Roman"/>
-          <w:sz w:val="24"/>
-          <w:szCs w:val="24"/>
-        </w:rPr>
-        <w:t>wallMaterial</w:t>
-      </w:r>
-      <w:r>
-        <w:rPr>
-          <w:rFonts w:ascii="Times New Roman" w:hAnsi="Times New Roman"/>
-          <w:sz w:val="24"/>
-          <w:szCs w:val="24"/>
-        </w:rPr>
-        <w:t>}}</w:t>
-      </w:r>
-      <w:r>
-        <w:rPr>
-          <w:rFonts w:ascii="Times New Roman" w:hAnsi="Times New Roman"/>
-          <w:sz w:val="24"/>
-          <w:szCs w:val="24"/>
-        </w:rPr>
-        <w:t xml:space="preserve">, г.п. </w:t>
-      </w:r>
-      <w:r>
-        <w:rPr>
-          <w:rFonts w:ascii="Times New Roman" w:hAnsi="Times New Roman"/>
-          <w:sz w:val="24"/>
-          <w:szCs w:val="24"/>
-        </w:rPr>
-        <w:t>{{</w:t>
-      </w:r>
-      <w:r>
-        <w:rPr>
-          <w:rFonts w:ascii="Times New Roman" w:hAnsi="Times New Roman"/>
-          <w:sz w:val="24"/>
-          <w:szCs w:val="24"/>
-          <w:lang w:val="en-US"/>
-        </w:rPr>
-        <w:t>property</w:t>
-      </w:r>
-      <w:r>
-        <w:rPr>
-          <w:rFonts w:ascii="Times New Roman" w:hAnsi="Times New Roman"/>
-          <w:sz w:val="24"/>
-          <w:szCs w:val="24"/>
-        </w:rPr>
-        <w:t>.</w:t>
-      </w:r>
-      <w:r>
-        <w:rPr>
-          <w:rFonts w:ascii="Times New Roman" w:hAnsi="Times New Roman"/>
-          <w:sz w:val="24"/>
-          <w:szCs w:val="24"/>
-        </w:rPr>
-        <w:t>yearBuilt</w:t>
-      </w:r>
-      <w:r>
-        <w:rPr>
-          <w:rFonts w:ascii="Times New Roman" w:hAnsi="Times New Roman"/>
-          <w:sz w:val="24"/>
-          <w:szCs w:val="24"/>
-        </w:rPr>
-        <w:t>}}</w:t>
-      </w:r>
-      <w:r>
-        <w:rPr>
-          <w:rFonts w:ascii="Times New Roman" w:hAnsi="Times New Roman"/>
-          <w:sz w:val="24"/>
-          <w:szCs w:val="24"/>
-        </w:rPr>
-        <w:t xml:space="preserve">, инвентарный номер – </w:t>
-      </w:r>
-      <w:r>
-        <w:rPr>
-          <w:rFonts w:ascii="Times New Roman" w:hAnsi="Times New Roman"/>
-          <w:sz w:val="24"/>
-          <w:szCs w:val="24"/>
-        </w:rPr>
-        <w:t>{{</w:t>
-      </w:r>
-      <w:r>
-        <w:rPr>
-          <w:rFonts w:ascii="Times New Roman" w:hAnsi="Times New Roman"/>
-          <w:sz w:val="24"/>
-          <w:szCs w:val="24"/>
-          <w:lang w:val="en-US"/>
-        </w:rPr>
-        <w:t>property</w:t>
-      </w:r>
-      <w:r>
-        <w:rPr>
-          <w:rFonts w:ascii="Times New Roman" w:hAnsi="Times New Roman"/>
-          <w:sz w:val="24"/>
-          <w:szCs w:val="24"/>
-        </w:rPr>
-        <w:t>.</w:t>
-      </w:r>
-      <w:r>
-        <w:rPr>
-          <w:rFonts w:ascii="Times New Roman" w:hAnsi="Times New Roman"/>
-          <w:sz w:val="24"/>
-          <w:szCs w:val="24"/>
-          <w:lang w:val="en-US"/>
-        </w:rPr>
-        <w:t>inventoryNumber</w:t>
-      </w:r>
-      <w:r>
-        <w:rPr>
-          <w:rFonts w:ascii="Times New Roman" w:hAnsi="Times New Roman"/>
-          <w:sz w:val="24"/>
-          <w:szCs w:val="24"/>
-        </w:rPr>
-        <w:t>}}</w:t>
       </w:r>
     </w:p>
     <w:p>
@@ -1379,6 +1612,8 @@
       <w:r>
         <w:rPr>
           <w:rFonts w:ascii="Times New Roman" w:eastAsia="Times New Roman" w:hAnsi="Times New Roman"/>
+          <w:b/>
+          <w:bCs/>
           <w:sz w:val="24"/>
           <w:szCs w:val="24"/>
           <w:lang w:eastAsia="ru-RU"/>
@@ -1388,6 +1623,8 @@
       <w:r>
         <w:rPr>
           <w:rFonts w:ascii="Times New Roman" w:eastAsia="Times New Roman" w:hAnsi="Times New Roman"/>
+          <w:b/>
+          <w:bCs/>
           <w:sz w:val="24"/>
           <w:szCs w:val="24"/>
           <w:lang w:val="en-US" w:eastAsia="ru-RU"/>
@@ -1397,24 +1634,32 @@
       <w:r>
         <w:rPr>
           <w:rFonts w:ascii="Times New Roman" w:eastAsia="Times New Roman" w:hAnsi="Times New Roman"/>
+          <w:b/>
+          <w:bCs/>
           <w:sz w:val="24"/>
           <w:szCs w:val="24"/>
           <w:lang w:eastAsia="ru-RU"/>
         </w:rPr>
         <w:t>.</w:t>
       </w:r>
-      <w:r>
-        <w:rPr>
-          <w:rFonts w:ascii="Times New Roman" w:eastAsia="Times New Roman" w:hAnsi="Times New Roman"/>
+      <w:proofErr w:type="spellStart"/>
+      <w:r>
+        <w:rPr>
+          <w:rFonts w:ascii="Times New Roman" w:eastAsia="Times New Roman" w:hAnsi="Times New Roman"/>
+          <w:b/>
+          <w:bCs/>
           <w:sz w:val="24"/>
           <w:szCs w:val="24"/>
           <w:lang w:val="en-US" w:eastAsia="ru-RU"/>
         </w:rPr>
         <w:t>priceBYN</w:t>
       </w:r>
-      <w:r>
-        <w:rPr>
-          <w:rFonts w:ascii="Times New Roman" w:eastAsia="Times New Roman" w:hAnsi="Times New Roman"/>
+      <w:proofErr w:type="spellEnd"/>
+      <w:r>
+        <w:rPr>
+          <w:rFonts w:ascii="Times New Roman" w:eastAsia="Times New Roman" w:hAnsi="Times New Roman"/>
+          <w:b/>
+          <w:bCs/>
           <w:sz w:val="24"/>
           <w:szCs w:val="24"/>
           <w:lang w:eastAsia="ru-RU"/>
@@ -1457,6 +1702,7 @@
         </w:rPr>
         <w:t>.</w:t>
       </w:r>
+      <w:proofErr w:type="spellStart"/>
       <w:r>
         <w:rPr>
           <w:rFonts w:ascii="Times New Roman" w:eastAsia="Times New Roman" w:hAnsi="Times New Roman"/>
@@ -1466,6 +1712,7 @@
         </w:rPr>
         <w:t>priceWords</w:t>
       </w:r>
+      <w:proofErr w:type="spellEnd"/>
       <w:r>
         <w:rPr>
           <w:rFonts w:ascii="Times New Roman" w:eastAsia="Times New Roman" w:hAnsi="Times New Roman"/>
@@ -1709,38 +1956,166 @@
       <w:r>
         <w:rPr>
           <w:rFonts w:ascii="Times New Roman" w:eastAsia="Times New Roman" w:hAnsi="Times New Roman"/>
-          <w:sz w:val="24"/>
-          <w:szCs w:val="24"/>
-          <w:lang w:eastAsia="ru-RU"/>
-        </w:rPr>
-        <w:t>{{commission.percent}}</w:t>
-      </w:r>
-      <w:r>
-        <w:rPr>
-          <w:rFonts w:ascii="Times New Roman" w:eastAsia="Times New Roman" w:hAnsi="Times New Roman"/>
-          <w:sz w:val="24"/>
-          <w:szCs w:val="24"/>
-          <w:lang w:eastAsia="ru-RU"/>
-        </w:rPr>
-        <w:t xml:space="preserve"> % от стоимости объекта недвижимого имущества, а именно</w:t>
-      </w:r>
-      <w:r>
-        <w:rPr>
-          <w:rFonts w:ascii="Times New Roman" w:eastAsia="Times New Roman" w:hAnsi="Times New Roman"/>
-          <w:sz w:val="24"/>
-          <w:szCs w:val="24"/>
-          <w:lang w:eastAsia="ru-RU"/>
-        </w:rPr>
-        <w:t>{{commission.amountBYN}}</w:t>
-      </w:r>
-      <w:r>
-        <w:rPr>
-          <w:rFonts w:ascii="Times New Roman" w:eastAsia="Times New Roman" w:hAnsi="Times New Roman"/>
-          <w:sz w:val="24"/>
-          <w:szCs w:val="24"/>
-          <w:lang w:eastAsia="ru-RU"/>
-        </w:rPr>
-        <w:t xml:space="preserve"> белорусских рублей, с включением в такую оплату затрат по риэлтерским услугам, указанным в абзацах </w:t>
+          <w:b/>
+          <w:bCs/>
+          <w:sz w:val="24"/>
+          <w:szCs w:val="24"/>
+          <w:lang w:eastAsia="ru-RU"/>
+        </w:rPr>
+        <w:t>{{</w:t>
+      </w:r>
+      <w:proofErr w:type="spellStart"/>
+      <w:r>
+        <w:rPr>
+          <w:rFonts w:ascii="Times New Roman" w:eastAsia="Times New Roman" w:hAnsi="Times New Roman"/>
+          <w:b/>
+          <w:bCs/>
+          <w:sz w:val="24"/>
+          <w:szCs w:val="24"/>
+          <w:lang w:eastAsia="ru-RU"/>
+        </w:rPr>
+        <w:t>commission.percent</w:t>
+      </w:r>
+      <w:proofErr w:type="spellEnd"/>
+      <w:r>
+        <w:rPr>
+          <w:rFonts w:ascii="Times New Roman" w:eastAsia="Times New Roman" w:hAnsi="Times New Roman"/>
+          <w:b/>
+          <w:bCs/>
+          <w:sz w:val="24"/>
+          <w:szCs w:val="24"/>
+          <w:lang w:eastAsia="ru-RU"/>
+        </w:rPr>
+        <w:t>}}</w:t>
+      </w:r>
+      <w:r>
+        <w:rPr>
+          <w:rFonts w:ascii="Times New Roman" w:eastAsia="Times New Roman" w:hAnsi="Times New Roman"/>
+          <w:b/>
+          <w:bCs/>
+          <w:sz w:val="24"/>
+          <w:szCs w:val="24"/>
+          <w:lang w:eastAsia="ru-RU"/>
+        </w:rPr>
+        <w:t xml:space="preserve"> %</w:t>
+      </w:r>
+      <w:r>
+        <w:rPr>
+          <w:rFonts w:ascii="Times New Roman" w:eastAsia="Times New Roman" w:hAnsi="Times New Roman"/>
+          <w:sz w:val="24"/>
+          <w:szCs w:val="24"/>
+          <w:lang w:eastAsia="ru-RU"/>
+        </w:rPr>
+        <w:t xml:space="preserve"> от стоимости объекта недвижимого имущества, а именно</w:t>
+      </w:r>
+      <w:r>
+        <w:rPr>
+          <w:rFonts w:ascii="Times New Roman" w:eastAsia="Times New Roman" w:hAnsi="Times New Roman"/>
+          <w:sz w:val="24"/>
+          <w:szCs w:val="24"/>
+          <w:lang w:eastAsia="ru-RU"/>
+        </w:rPr>
+        <w:t xml:space="preserve"> </w:t>
+      </w:r>
+      <w:r>
+        <w:rPr>
+          <w:rFonts w:ascii="Times New Roman" w:eastAsia="Times New Roman" w:hAnsi="Times New Roman"/>
+          <w:b/>
+          <w:bCs/>
+          <w:sz w:val="24"/>
+          <w:szCs w:val="24"/>
+          <w:lang w:eastAsia="ru-RU"/>
+        </w:rPr>
+        <w:t>{{</w:t>
+      </w:r>
+      <w:proofErr w:type="spellStart"/>
+      <w:r>
+        <w:rPr>
+          <w:rFonts w:ascii="Times New Roman" w:eastAsia="Times New Roman" w:hAnsi="Times New Roman"/>
+          <w:b/>
+          <w:bCs/>
+          <w:sz w:val="24"/>
+          <w:szCs w:val="24"/>
+          <w:lang w:eastAsia="ru-RU"/>
+        </w:rPr>
+        <w:t>commission.amountBYN</w:t>
+      </w:r>
+      <w:proofErr w:type="spellEnd"/>
+      <w:r>
+        <w:rPr>
+          <w:rFonts w:ascii="Times New Roman" w:eastAsia="Times New Roman" w:hAnsi="Times New Roman"/>
+          <w:b/>
+          <w:bCs/>
+          <w:sz w:val="24"/>
+          <w:szCs w:val="24"/>
+          <w:lang w:eastAsia="ru-RU"/>
+        </w:rPr>
+        <w:t>}}</w:t>
+      </w:r>
+      <w:r>
+        <w:rPr>
+          <w:rFonts w:ascii="Times New Roman" w:eastAsia="Times New Roman" w:hAnsi="Times New Roman"/>
+          <w:sz w:val="24"/>
+          <w:szCs w:val="24"/>
+          <w:lang w:eastAsia="ru-RU"/>
+        </w:rPr>
+        <w:t xml:space="preserve"> </w:t>
+      </w:r>
+      <w:r>
+        <w:rPr>
+          <w:rFonts w:ascii="Times New Roman" w:eastAsia="Times New Roman" w:hAnsi="Times New Roman"/>
+          <w:sz w:val="24"/>
+          <w:szCs w:val="24"/>
+          <w:lang w:eastAsia="ru-RU"/>
+        </w:rPr>
+        <w:t>({{</w:t>
+      </w:r>
+      <w:r>
+        <w:rPr>
+          <w:rFonts w:ascii="Times New Roman" w:eastAsia="Times New Roman" w:hAnsi="Times New Roman"/>
+          <w:sz w:val="24"/>
+          <w:szCs w:val="24"/>
+          <w:lang w:val="en-US" w:eastAsia="ru-RU"/>
+        </w:rPr>
+        <w:t>commission</w:t>
+      </w:r>
+      <w:r>
+        <w:rPr>
+          <w:rFonts w:ascii="Times New Roman" w:eastAsia="Times New Roman" w:hAnsi="Times New Roman"/>
+          <w:sz w:val="24"/>
+          <w:szCs w:val="24"/>
+          <w:lang w:eastAsia="ru-RU"/>
+        </w:rPr>
+        <w:t>.</w:t>
+      </w:r>
+      <w:proofErr w:type="spellStart"/>
+      <w:r>
+        <w:rPr>
+          <w:rFonts w:ascii="Times New Roman" w:eastAsia="Times New Roman" w:hAnsi="Times New Roman"/>
+          <w:sz w:val="24"/>
+          <w:szCs w:val="24"/>
+          <w:lang w:eastAsia="ru-RU"/>
+        </w:rPr>
+        <w:t>amountWords</w:t>
+      </w:r>
+      <w:proofErr w:type="spellEnd"/>
+      <w:r>
+        <w:rPr>
+          <w:rFonts w:ascii="Times New Roman" w:eastAsia="Times New Roman" w:hAnsi="Times New Roman"/>
+          <w:sz w:val="24"/>
+          <w:szCs w:val="24"/>
+          <w:lang w:eastAsia="ru-RU"/>
+        </w:rPr>
+        <w:t xml:space="preserve">}}) </w:t>
+      </w:r>
+      <w:r>
+        <w:rPr>
+          <w:rFonts w:ascii="Times New Roman" w:eastAsia="Times New Roman" w:hAnsi="Times New Roman"/>
+          <w:sz w:val="24"/>
+          <w:szCs w:val="24"/>
+          <w:lang w:eastAsia="ru-RU"/>
+        </w:rPr>
+        <w:t xml:space="preserve">белорусских рублей, с включением в такую оплату затрат по риэлтерским услугам, указанным в абзацах </w:t>
       </w:r>
       <w:r>
         <w:rPr>
@@ -2100,16 +2475,24 @@
           <w:sz w:val="24"/>
           <w:szCs w:val="24"/>
         </w:rPr>
+        <w:t xml:space="preserve">         </w:t>
+      </w:r>
+      <w:r>
+        <w:rPr>
+          <w:rFonts w:ascii="Times New Roman" w:hAnsi="Times New Roman"/>
+          <w:sz w:val="24"/>
+          <w:szCs w:val="24"/>
+        </w:rPr>
+        <w:t xml:space="preserve">Согласно пункту 5 Положения о порядке установления и применения тарифов на риэлтерские услуги, утвержденного Постановлением Совета Министров Республики Беларусь от 01.11.2023 № </w:t>
+      </w:r>
+      <w:r>
+        <w:rPr>
+          <w:rFonts w:ascii="Times New Roman" w:hAnsi="Times New Roman"/>
+          <w:sz w:val="24"/>
+          <w:szCs w:val="24"/>
+        </w:rPr>
         <w:lastRenderedPageBreak/>
-        <w:t xml:space="preserve">         </w:t>
-      </w:r>
-      <w:r>
-        <w:rPr>
-          <w:rFonts w:ascii="Times New Roman" w:hAnsi="Times New Roman"/>
-          <w:sz w:val="24"/>
-          <w:szCs w:val="24"/>
-        </w:rPr>
-        <w:t xml:space="preserve">Согласно пункту 5 Положения о порядке установления и применения тарифов на риэлтерские услуги, утвержденного Постановлением Совета Министров Республики Беларусь от 01.11.2023 № 754 «О тарифах на риэлтерские услуги» </w:t>
+        <w:t xml:space="preserve">754 «О тарифах на риэлтерские услуги» </w:t>
       </w:r>
       <w:r>
         <w:rPr>
@@ -3056,17 +3439,7 @@
           <w:szCs w:val="24"/>
           <w:lang w:eastAsia="ru-RU"/>
         </w:rPr>
-        <w:t xml:space="preserve"> сбор документов, необходимых для удостоверения сделки с объектом недвижимого имущества, государственной регистрации недвижимого имущества, прав на него и сделок с ним, обеспечения государственной регистрации, а также нотариального </w:t>
-      </w:r>
-      <w:r>
-        <w:rPr>
-          <w:rFonts w:ascii="Times New Roman" w:eastAsia="Times New Roman" w:hAnsi="Times New Roman"/>
-          <w:sz w:val="24"/>
-          <w:szCs w:val="24"/>
-          <w:lang w:eastAsia="ru-RU"/>
-        </w:rPr>
-        <w:lastRenderedPageBreak/>
-        <w:t>удостоверения сделки либо удостоверения регистратором документа, являющегося основанием для государственной регистрации сделки с недвижимым имуществом;</w:t>
+        <w:t xml:space="preserve"> сбор документов, необходимых для удостоверения сделки с объектом недвижимого имущества, государственной регистрации недвижимого имущества, прав на него и сделок с ним, обеспечения государственной регистрации, а также нотариального удостоверения сделки либо удостоверения регистратором документа, являющегося основанием для государственной регистрации сделки с недвижимым имуществом;</w:t>
       </w:r>
     </w:p>
     <w:p>
@@ -3087,6 +3460,7 @@
           <w:sz w:val="24"/>
           <w:szCs w:val="24"/>
         </w:rPr>
+        <w:lastRenderedPageBreak/>
         <w:t>3.1.</w:t>
       </w:r>
       <w:r>
@@ -4285,52 +4659,63 @@
           <w:szCs w:val="24"/>
           <w:lang w:eastAsia="ru-RU"/>
         </w:rPr>
-        <w:t xml:space="preserve"> «___</w:t>
-      </w:r>
-      <w:r>
-        <w:rPr>
-          <w:rFonts w:ascii="Times New Roman" w:eastAsia="Times New Roman" w:hAnsi="Times New Roman"/>
-          <w:sz w:val="24"/>
-          <w:szCs w:val="24"/>
-          <w:lang w:eastAsia="ru-RU"/>
-        </w:rPr>
-        <w:t>_» _</w:t>
-      </w:r>
-      <w:r>
-        <w:rPr>
-          <w:rFonts w:ascii="Times New Roman" w:eastAsia="Times New Roman" w:hAnsi="Times New Roman"/>
-          <w:sz w:val="24"/>
-          <w:szCs w:val="24"/>
-          <w:lang w:eastAsia="ru-RU"/>
-        </w:rPr>
-        <w:t>________________202</w:t>
-      </w:r>
-      <w:r>
-        <w:rPr>
-          <w:rFonts w:ascii="Times New Roman" w:eastAsia="Times New Roman" w:hAnsi="Times New Roman"/>
-          <w:sz w:val="24"/>
-          <w:szCs w:val="24"/>
-          <w:lang w:eastAsia="ru-RU"/>
-        </w:rPr>
-        <w:t>__</w:t>
-      </w:r>
-      <w:r>
-        <w:rPr>
-          <w:rFonts w:ascii="Times New Roman" w:eastAsia="Times New Roman" w:hAnsi="Times New Roman"/>
-          <w:sz w:val="24"/>
-          <w:szCs w:val="24"/>
-          <w:lang w:eastAsia="ru-RU"/>
-        </w:rPr>
-        <w:t>_ _</w:t>
-      </w:r>
-      <w:r>
-        <w:rPr>
-          <w:rFonts w:ascii="Times New Roman" w:eastAsia="Times New Roman" w:hAnsi="Times New Roman"/>
-          <w:sz w:val="24"/>
-          <w:szCs w:val="24"/>
-          <w:lang w:eastAsia="ru-RU"/>
-        </w:rPr>
-        <w:t>г</w:t>
+        <w:t xml:space="preserve"> </w:t>
+      </w:r>
+      <w:r>
+        <w:rPr>
+          <w:rFonts w:ascii="Times New Roman" w:eastAsia="Times New Roman" w:hAnsi="Times New Roman"/>
+          <w:sz w:val="24"/>
+          <w:szCs w:val="24"/>
+          <w:lang w:eastAsia="ru-RU"/>
+        </w:rPr>
+        <w:t>{{</w:t>
+      </w:r>
+      <w:r>
+        <w:rPr>
+          <w:rFonts w:ascii="Times New Roman" w:eastAsia="Times New Roman" w:hAnsi="Times New Roman"/>
+          <w:sz w:val="24"/>
+          <w:szCs w:val="24"/>
+          <w:lang w:val="en-US" w:eastAsia="ru-RU"/>
+        </w:rPr>
+        <w:t>deal</w:t>
+      </w:r>
+      <w:r>
+        <w:rPr>
+          <w:rFonts w:ascii="Times New Roman" w:eastAsia="Times New Roman" w:hAnsi="Times New Roman"/>
+          <w:sz w:val="24"/>
+          <w:szCs w:val="24"/>
+          <w:lang w:eastAsia="ru-RU"/>
+        </w:rPr>
+        <w:t>.</w:t>
+      </w:r>
+      <w:proofErr w:type="spellStart"/>
+      <w:r>
+        <w:rPr>
+          <w:rFonts w:ascii="Times New Roman" w:eastAsia="Times New Roman" w:hAnsi="Times New Roman"/>
+          <w:sz w:val="24"/>
+          <w:szCs w:val="24"/>
+          <w:lang w:val="en-US" w:eastAsia="ru-RU"/>
+        </w:rPr>
+        <w:t>endDateText</w:t>
+      </w:r>
+      <w:proofErr w:type="spellEnd"/>
+      <w:r>
+        <w:rPr>
+          <w:rFonts w:ascii="Times New Roman" w:eastAsia="Times New Roman" w:hAnsi="Times New Roman"/>
+          <w:sz w:val="24"/>
+          <w:szCs w:val="24"/>
+          <w:lang w:eastAsia="ru-RU"/>
+        </w:rPr>
+        <w:t>}}</w:t>
+      </w:r>
+      <w:r>
+        <w:rPr>
+          <w:rFonts w:ascii="Times New Roman" w:eastAsia="Times New Roman" w:hAnsi="Times New Roman"/>
+          <w:sz w:val="24"/>
+          <w:szCs w:val="24"/>
+          <w:lang w:eastAsia="ru-RU"/>
+        </w:rPr>
+        <w:t>г.</w:t>
       </w:r>
     </w:p>
     <w:p>
@@ -4409,7 +4794,7 @@
           <w:szCs w:val="24"/>
           <w:lang w:eastAsia="ru-RU"/>
         </w:rPr>
-        <w:t xml:space="preserve">. В случае если в течение указанного срока Потребитель </w:t>
+        <w:t xml:space="preserve">. В случае если в течение указанного срока Потребитель не подпишет акт и не предоставит Исполнителю письменного отказа от подписания акта с </w:t>
       </w:r>
       <w:r>
         <w:rPr>
@@ -4419,7 +4804,7 @@
           <w:lang w:eastAsia="ru-RU"/>
         </w:rPr>
         <w:lastRenderedPageBreak/>
-        <w:t xml:space="preserve">не подпишет акт и не предоставит Исполнителю письменного отказа от подписания акта с изложением причин, </w:t>
+        <w:t xml:space="preserve">изложением причин, </w:t>
       </w:r>
       <w:r>
         <w:rPr>
@@ -5410,15 +5795,6 @@
           <w:lang w:eastAsia="ru-RU"/>
         </w:rPr>
         <w:br/>
-      </w:r>
-      <w:r>
-        <w:rPr>
-          <w:rFonts w:ascii="Times New Roman" w:eastAsia="Times New Roman" w:hAnsi="Times New Roman"/>
-          <w:sz w:val="24"/>
-          <w:szCs w:val="24"/>
-          <w:lang w:eastAsia="ru-RU"/>
-        </w:rPr>
-        <w:lastRenderedPageBreak/>
         <w:t>в залоге, не обременен никакими обязательствами и соответствует   описанию   объекта недвижимого имущества.</w:t>
       </w:r>
     </w:p>
@@ -5446,6 +5822,7 @@
           <w:szCs w:val="24"/>
           <w:lang w:eastAsia="ru-RU"/>
         </w:rPr>
+        <w:lastRenderedPageBreak/>
         <w:t>6.</w:t>
       </w:r>
       <w:r>
@@ -6070,8 +6447,9 @@
           <w:szCs w:val="20"/>
           <w:lang w:eastAsia="ru-RU"/>
         </w:rPr>
-        <w:t>{{agent.attestationNumber}}</w:t>
-      </w:r>
+        <w:t>{{</w:t>
+      </w:r>
+      <w:proofErr w:type="spellStart"/>
       <w:r>
         <w:rPr>
           <w:rFonts w:ascii="Times New Roman" w:eastAsia="Times New Roman" w:hAnsi="Times New Roman"/>
@@ -6080,8 +6458,9 @@
           <w:szCs w:val="20"/>
           <w:lang w:eastAsia="ru-RU"/>
         </w:rPr>
-        <w:t xml:space="preserve">от </w:t>
-      </w:r>
+        <w:t>agent.attestationNumber</w:t>
+      </w:r>
+      <w:proofErr w:type="spellEnd"/>
       <w:r>
         <w:rPr>
           <w:rFonts w:ascii="Times New Roman" w:eastAsia="Times New Roman" w:hAnsi="Times New Roman"/>
@@ -6090,7 +6469,7 @@
           <w:szCs w:val="20"/>
           <w:lang w:eastAsia="ru-RU"/>
         </w:rPr>
-        <w:t>{{agent.attestationDate}}</w:t>
+        <w:t>}}</w:t>
       </w:r>
       <w:r>
         <w:rPr>
@@ -6100,7 +6479,7 @@
           <w:szCs w:val="20"/>
           <w:lang w:eastAsia="ru-RU"/>
         </w:rPr>
-        <w:t xml:space="preserve">г, действует до </w:t>
+        <w:t xml:space="preserve">от </w:t>
       </w:r>
       <w:r>
         <w:rPr>
@@ -6110,7 +6489,71 @@
           <w:szCs w:val="20"/>
           <w:lang w:eastAsia="ru-RU"/>
         </w:rPr>
-        <w:t>{{agent.attestationExpiry}}</w:t>
+        <w:t>{{</w:t>
+      </w:r>
+      <w:proofErr w:type="spellStart"/>
+      <w:r>
+        <w:rPr>
+          <w:rFonts w:ascii="Times New Roman" w:eastAsia="Times New Roman" w:hAnsi="Times New Roman"/>
+          <w:i/>
+          <w:sz w:val="20"/>
+          <w:szCs w:val="20"/>
+          <w:lang w:eastAsia="ru-RU"/>
+        </w:rPr>
+        <w:t>agent.attestationDate</w:t>
+      </w:r>
+      <w:proofErr w:type="spellEnd"/>
+      <w:r>
+        <w:rPr>
+          <w:rFonts w:ascii="Times New Roman" w:eastAsia="Times New Roman" w:hAnsi="Times New Roman"/>
+          <w:i/>
+          <w:sz w:val="20"/>
+          <w:szCs w:val="20"/>
+          <w:lang w:eastAsia="ru-RU"/>
+        </w:rPr>
+        <w:t>}}</w:t>
+      </w:r>
+      <w:r>
+        <w:rPr>
+          <w:rFonts w:ascii="Times New Roman" w:eastAsia="Times New Roman" w:hAnsi="Times New Roman"/>
+          <w:i/>
+          <w:sz w:val="20"/>
+          <w:szCs w:val="20"/>
+          <w:lang w:eastAsia="ru-RU"/>
+        </w:rPr>
+        <w:t xml:space="preserve">г, действует до </w:t>
+      </w:r>
+      <w:r>
+        <w:rPr>
+          <w:rFonts w:ascii="Times New Roman" w:eastAsia="Times New Roman" w:hAnsi="Times New Roman"/>
+          <w:i/>
+          <w:sz w:val="20"/>
+          <w:szCs w:val="20"/>
+          <w:lang w:eastAsia="ru-RU"/>
+        </w:rPr>
+        <w:t>{{</w:t>
+      </w:r>
+      <w:proofErr w:type="spellStart"/>
+      <w:r>
+        <w:rPr>
+          <w:rFonts w:ascii="Times New Roman" w:eastAsia="Times New Roman" w:hAnsi="Times New Roman"/>
+          <w:i/>
+          <w:sz w:val="20"/>
+          <w:szCs w:val="20"/>
+          <w:lang w:eastAsia="ru-RU"/>
+        </w:rPr>
+        <w:t>agent.attestationExpiry</w:t>
+      </w:r>
+      <w:proofErr w:type="spellEnd"/>
+      <w:r>
+        <w:rPr>
+          <w:rFonts w:ascii="Times New Roman" w:eastAsia="Times New Roman" w:hAnsi="Times New Roman"/>
+          <w:i/>
+          <w:sz w:val="20"/>
+          <w:szCs w:val="20"/>
+          <w:lang w:eastAsia="ru-RU"/>
+        </w:rPr>
+        <w:t>}}</w:t>
       </w:r>
       <w:r>
         <w:rPr>
@@ -6155,7 +6598,29 @@
           <w:szCs w:val="20"/>
           <w:lang w:eastAsia="ru-RU"/>
         </w:rPr>
-        <w:t>{{agent.cardNumber}}</w:t>
+        <w:t>{{</w:t>
+      </w:r>
+      <w:proofErr w:type="spellStart"/>
+      <w:r>
+        <w:rPr>
+          <w:rFonts w:ascii="Times New Roman" w:eastAsia="Times New Roman" w:hAnsi="Times New Roman"/>
+          <w:i/>
+          <w:sz w:val="20"/>
+          <w:szCs w:val="20"/>
+          <w:lang w:eastAsia="ru-RU"/>
+        </w:rPr>
+        <w:t>agent.cardNumber</w:t>
+      </w:r>
+      <w:proofErr w:type="spellEnd"/>
+      <w:r>
+        <w:rPr>
+          <w:rFonts w:ascii="Times New Roman" w:eastAsia="Times New Roman" w:hAnsi="Times New Roman"/>
+          <w:i/>
+          <w:sz w:val="20"/>
+          <w:szCs w:val="20"/>
+          <w:lang w:eastAsia="ru-RU"/>
+        </w:rPr>
+        <w:t>}}</w:t>
       </w:r>
     </w:p>
     <w:p>
@@ -6246,23 +6711,37 @@
                 <w:szCs w:val="20"/>
                 <w:lang w:eastAsia="ru-RU"/>
               </w:rPr>
-              <w:t>{{seller.fullName}}</w:t>
-            </w:r>
-          </w:p>
-          <w:p>
-            <w:pPr>
-              <w:autoSpaceDE w:val="0"/>
-              <w:autoSpaceDN w:val="0"/>
-              <w:adjustRightInd w:val="0"/>
-              <w:spacing w:line="360" w:lineRule="auto"/>
-              <w:ind w:right="43"/>
+              <w:t xml:space="preserve">: </w:t>
+            </w:r>
+            <w:r>
               <w:rPr>
                 <w:rFonts w:ascii="Times New Roman" w:eastAsia="Times New Roman" w:hAnsi="Times New Roman"/>
                 <w:sz w:val="20"/>
                 <w:szCs w:val="20"/>
                 <w:lang w:eastAsia="ru-RU"/>
               </w:rPr>
-            </w:pPr>
+              <w:t>{{</w:t>
+            </w:r>
+            <w:proofErr w:type="spellStart"/>
+            <w:r>
+              <w:rPr>
+                <w:rFonts w:ascii="Times New Roman" w:eastAsia="Times New Roman" w:hAnsi="Times New Roman"/>
+                <w:sz w:val="20"/>
+                <w:szCs w:val="20"/>
+                <w:lang w:eastAsia="ru-RU"/>
+              </w:rPr>
+              <w:t>seller.fullName</w:t>
+            </w:r>
+            <w:proofErr w:type="spellEnd"/>
+            <w:r>
+              <w:rPr>
+                <w:rFonts w:ascii="Times New Roman" w:eastAsia="Times New Roman" w:hAnsi="Times New Roman"/>
+                <w:sz w:val="20"/>
+                <w:szCs w:val="20"/>
+                <w:lang w:eastAsia="ru-RU"/>
+              </w:rPr>
+              <w:t>}}</w:t>
+            </w:r>
           </w:p>
           <w:p>
             <w:pPr>
@@ -6285,22 +6764,49 @@
                 <w:szCs w:val="20"/>
                 <w:lang w:eastAsia="ru-RU"/>
               </w:rPr>
-              <w:t>Регистрация</w:t>
+              <w:t>Адрес регистрации</w:t>
             </w:r>
             <w:r>
               <w:rPr>
                 <w:rFonts w:ascii="Times New Roman" w:eastAsia="Times New Roman" w:hAnsi="Times New Roman"/>
                 <w:sz w:val="20"/>
                 <w:szCs w:val="20"/>
+                <w:lang w:eastAsia="ru-RU"/>
+              </w:rPr>
+              <w:t>:</w:t>
+            </w:r>
+            <w:r>
+              <w:rPr>
+                <w:rFonts w:ascii="Times New Roman" w:eastAsia="Times New Roman" w:hAnsi="Times New Roman"/>
+                <w:sz w:val="20"/>
+                <w:szCs w:val="20"/>
+                <w:lang w:eastAsia="ru-RU"/>
+              </w:rPr>
+              <w:t xml:space="preserve"> {{</w:t>
+            </w:r>
+            <w:r>
+              <w:rPr>
+                <w:rFonts w:ascii="Times New Roman" w:eastAsia="Times New Roman" w:hAnsi="Times New Roman"/>
+                <w:sz w:val="20"/>
+                <w:szCs w:val="20"/>
                 <w:lang w:val="en-US" w:eastAsia="ru-RU"/>
               </w:rPr>
-              <w:t xml:space="preserve"> {{seller.</w:t>
+              <w:t>seller</w:t>
             </w:r>
             <w:r>
               <w:rPr>
                 <w:rFonts w:ascii="Times New Roman" w:eastAsia="Times New Roman" w:hAnsi="Times New Roman"/>
                 <w:sz w:val="20"/>
                 <w:szCs w:val="20"/>
+                <w:lang w:eastAsia="ru-RU"/>
+              </w:rPr>
+              <w:t>.</w:t>
+            </w:r>
+            <w:r>
+              <w:rPr>
+                <w:rFonts w:ascii="Times New Roman" w:eastAsia="Times New Roman" w:hAnsi="Times New Roman"/>
+                <w:sz w:val="20"/>
+                <w:szCs w:val="20"/>
                 <w:lang w:val="en-US" w:eastAsia="ru-RU"/>
               </w:rPr>
               <w:t>address</w:t>
@@ -6310,7 +6816,7 @@
                 <w:rFonts w:ascii="Times New Roman" w:eastAsia="Times New Roman" w:hAnsi="Times New Roman"/>
                 <w:sz w:val="20"/>
                 <w:szCs w:val="20"/>
-                <w:lang w:val="en-US" w:eastAsia="ru-RU"/>
+                <w:lang w:eastAsia="ru-RU"/>
               </w:rPr>
               <w:t>}}</w:t>
             </w:r>
@@ -6326,9 +6832,45 @@
                 <w:rFonts w:ascii="Times New Roman" w:eastAsia="Times New Roman" w:hAnsi="Times New Roman"/>
                 <w:sz w:val="20"/>
                 <w:szCs w:val="20"/>
+                <w:lang w:eastAsia="ru-RU"/>
+              </w:rPr>
+            </w:pPr>
+            <w:r>
+              <w:rPr>
+                <w:rFonts w:ascii="Times New Roman" w:eastAsia="Times New Roman" w:hAnsi="Times New Roman"/>
+                <w:sz w:val="20"/>
+                <w:szCs w:val="20"/>
+                <w:lang w:eastAsia="ru-RU"/>
+              </w:rPr>
+              <w:t>Паспорт</w:t>
+            </w:r>
+            <w:r>
+              <w:rPr>
+                <w:rFonts w:ascii="Times New Roman" w:eastAsia="Times New Roman" w:hAnsi="Times New Roman"/>
+                <w:sz w:val="20"/>
+                <w:szCs w:val="20"/>
+                <w:lang w:eastAsia="ru-RU"/>
+              </w:rPr>
+              <w:t xml:space="preserve">: </w:t>
+            </w:r>
+            <w:r>
+              <w:rPr>
+                <w:rFonts w:ascii="Times New Roman" w:eastAsia="Times New Roman" w:hAnsi="Times New Roman"/>
+                <w:sz w:val="20"/>
+                <w:szCs w:val="20"/>
+                <w:lang w:eastAsia="ru-RU"/>
+              </w:rPr>
+              <w:t>{{</w:t>
+            </w:r>
+            <w:r>
+              <w:rPr>
+                <w:rFonts w:ascii="Times New Roman" w:eastAsia="Times New Roman" w:hAnsi="Times New Roman"/>
+                <w:sz w:val="20"/>
+                <w:szCs w:val="20"/>
                 <w:lang w:val="en-US" w:eastAsia="ru-RU"/>
               </w:rPr>
-            </w:pPr>
+              <w:t>seller</w:t>
+            </w:r>
             <w:r>
               <w:rPr>
                 <w:rFonts w:ascii="Times New Roman" w:eastAsia="Times New Roman" w:hAnsi="Times New Roman"/>
@@ -6336,7 +6878,7 @@
                 <w:szCs w:val="20"/>
                 <w:lang w:eastAsia="ru-RU"/>
               </w:rPr>
-              <w:t>Паспорт</w:t>
+              <w:t>.</w:t>
             </w:r>
             <w:r>
               <w:rPr>
@@ -6345,23 +6887,14 @@
                 <w:szCs w:val="20"/>
                 <w:lang w:val="en-US" w:eastAsia="ru-RU"/>
               </w:rPr>
-              <w:t xml:space="preserve"> {{seller.</w:t>
+              <w:t>passport</w:t>
             </w:r>
             <w:r>
               <w:rPr>
                 <w:rFonts w:ascii="Times New Roman" w:eastAsia="Times New Roman" w:hAnsi="Times New Roman"/>
                 <w:sz w:val="20"/>
                 <w:szCs w:val="20"/>
-                <w:lang w:val="en-US" w:eastAsia="ru-RU"/>
-              </w:rPr>
-              <w:t>passport</w:t>
-            </w:r>
-            <w:r>
-              <w:rPr>
-                <w:rFonts w:ascii="Times New Roman" w:eastAsia="Times New Roman" w:hAnsi="Times New Roman"/>
-                <w:sz w:val="20"/>
-                <w:szCs w:val="20"/>
-                <w:lang w:val="en-US" w:eastAsia="ru-RU"/>
+                <w:lang w:eastAsia="ru-RU"/>
               </w:rPr>
               <w:t>}}</w:t>
             </w:r>
@@ -6377,9 +6910,45 @@
                 <w:rFonts w:ascii="Times New Roman" w:eastAsia="Times New Roman" w:hAnsi="Times New Roman"/>
                 <w:sz w:val="20"/>
                 <w:szCs w:val="20"/>
+                <w:lang w:eastAsia="ru-RU"/>
+              </w:rPr>
+            </w:pPr>
+            <w:r>
+              <w:rPr>
+                <w:rFonts w:ascii="Times New Roman" w:eastAsia="Times New Roman" w:hAnsi="Times New Roman"/>
+                <w:sz w:val="20"/>
+                <w:szCs w:val="20"/>
+                <w:lang w:eastAsia="ru-RU"/>
+              </w:rPr>
+              <w:t>Выдан</w:t>
+            </w:r>
+            <w:r>
+              <w:rPr>
+                <w:rFonts w:ascii="Times New Roman" w:eastAsia="Times New Roman" w:hAnsi="Times New Roman"/>
+                <w:sz w:val="20"/>
+                <w:szCs w:val="20"/>
+                <w:lang w:eastAsia="ru-RU"/>
+              </w:rPr>
+              <w:t xml:space="preserve"> </w:t>
+            </w:r>
+            <w:r>
+              <w:rPr>
+                <w:rFonts w:ascii="Times New Roman" w:eastAsia="Times New Roman" w:hAnsi="Times New Roman"/>
+                <w:sz w:val="20"/>
+                <w:szCs w:val="20"/>
+                <w:lang w:eastAsia="ru-RU"/>
+              </w:rPr>
+              <w:t>{{</w:t>
+            </w:r>
+            <w:r>
+              <w:rPr>
+                <w:rFonts w:ascii="Times New Roman" w:eastAsia="Times New Roman" w:hAnsi="Times New Roman"/>
+                <w:sz w:val="20"/>
+                <w:szCs w:val="20"/>
                 <w:lang w:val="en-US" w:eastAsia="ru-RU"/>
               </w:rPr>
-            </w:pPr>
+              <w:t>seller</w:t>
+            </w:r>
             <w:r>
               <w:rPr>
                 <w:rFonts w:ascii="Times New Roman" w:eastAsia="Times New Roman" w:hAnsi="Times New Roman"/>
@@ -6387,8 +6956,9 @@
                 <w:szCs w:val="20"/>
                 <w:lang w:eastAsia="ru-RU"/>
               </w:rPr>
-              <w:t>Выдан</w:t>
-            </w:r>
+              <w:t>.</w:t>
+            </w:r>
+            <w:proofErr w:type="spellStart"/>
             <w:r>
               <w:rPr>
                 <w:rFonts w:ascii="Times New Roman" w:eastAsia="Times New Roman" w:hAnsi="Times New Roman"/>
@@ -6396,23 +6966,62 @@
                 <w:szCs w:val="20"/>
                 <w:lang w:val="en-US" w:eastAsia="ru-RU"/>
               </w:rPr>
-              <w:t>{{seller.</w:t>
-            </w:r>
+              <w:t>passportIssuedByInstrumental</w:t>
+            </w:r>
+            <w:proofErr w:type="spellEnd"/>
             <w:r>
               <w:rPr>
                 <w:rFonts w:ascii="Times New Roman" w:eastAsia="Times New Roman" w:hAnsi="Times New Roman"/>
                 <w:sz w:val="20"/>
                 <w:szCs w:val="20"/>
+                <w:lang w:eastAsia="ru-RU"/>
+              </w:rPr>
+              <w:t>}}</w:t>
+            </w:r>
+            <w:r>
+              <w:rPr>
+                <w:rFonts w:ascii="Times New Roman" w:eastAsia="Times New Roman" w:hAnsi="Times New Roman"/>
+                <w:sz w:val="20"/>
+                <w:szCs w:val="20"/>
+                <w:lang w:eastAsia="ru-RU"/>
+              </w:rPr>
+              <w:t xml:space="preserve"> {{</w:t>
+            </w:r>
+            <w:r>
+              <w:rPr>
+                <w:rFonts w:ascii="Times New Roman" w:eastAsia="Times New Roman" w:hAnsi="Times New Roman"/>
+                <w:sz w:val="20"/>
+                <w:szCs w:val="20"/>
                 <w:lang w:val="en-US" w:eastAsia="ru-RU"/>
               </w:rPr>
-              <w:t>passportIssuedByInstrumental</w:t>
+              <w:t>seller</w:t>
             </w:r>
             <w:r>
               <w:rPr>
                 <w:rFonts w:ascii="Times New Roman" w:eastAsia="Times New Roman" w:hAnsi="Times New Roman"/>
                 <w:sz w:val="20"/>
                 <w:szCs w:val="20"/>
+                <w:lang w:eastAsia="ru-RU"/>
+              </w:rPr>
+              <w:t>.</w:t>
+            </w:r>
+            <w:proofErr w:type="spellStart"/>
+            <w:r>
+              <w:rPr>
+                <w:rFonts w:ascii="Times New Roman" w:eastAsia="Times New Roman" w:hAnsi="Times New Roman"/>
+                <w:sz w:val="20"/>
+                <w:szCs w:val="20"/>
                 <w:lang w:val="en-US" w:eastAsia="ru-RU"/>
+              </w:rPr>
+              <w:t>passportIssueDate</w:t>
+            </w:r>
+            <w:proofErr w:type="spellEnd"/>
+            <w:r>
+              <w:rPr>
+                <w:rFonts w:ascii="Times New Roman" w:eastAsia="Times New Roman" w:hAnsi="Times New Roman"/>
+                <w:sz w:val="20"/>
+                <w:szCs w:val="20"/>
+                <w:lang w:eastAsia="ru-RU"/>
               </w:rPr>
               <w:t>}}</w:t>
             </w:r>
@@ -6447,7 +7056,7 @@
                 <w:szCs w:val="20"/>
                 <w:lang w:eastAsia="ru-RU"/>
               </w:rPr>
-              <w:t xml:space="preserve"> </w:t>
+              <w:t xml:space="preserve">ификационный </w:t>
             </w:r>
             <w:r>
               <w:rPr>
@@ -6457,6 +7066,15 @@
                 <w:lang w:eastAsia="ru-RU"/>
               </w:rPr>
               <w:t>номер</w:t>
+            </w:r>
+            <w:r>
+              <w:rPr>
+                <w:rFonts w:ascii="Times New Roman" w:eastAsia="Times New Roman" w:hAnsi="Times New Roman"/>
+                <w:sz w:val="20"/>
+                <w:szCs w:val="20"/>
+                <w:lang w:eastAsia="ru-RU"/>
+              </w:rPr>
+              <w:t>:</w:t>
             </w:r>
             <w:r>
               <w:rPr>
@@ -6524,9 +7142,63 @@
                 <w:rFonts w:ascii="Times New Roman" w:eastAsia="Times New Roman" w:hAnsi="Times New Roman"/>
                 <w:sz w:val="20"/>
                 <w:szCs w:val="20"/>
+                <w:lang w:eastAsia="ru-RU"/>
+              </w:rPr>
+            </w:pPr>
+            <w:r>
+              <w:rPr>
+                <w:rFonts w:ascii="Times New Roman" w:eastAsia="Times New Roman" w:hAnsi="Times New Roman"/>
+                <w:sz w:val="20"/>
+                <w:szCs w:val="20"/>
+                <w:lang w:eastAsia="ru-RU"/>
+              </w:rPr>
+              <w:t>Тел</w:t>
+            </w:r>
+            <w:r>
+              <w:rPr>
+                <w:rFonts w:ascii="Times New Roman" w:eastAsia="Times New Roman" w:hAnsi="Times New Roman"/>
+                <w:sz w:val="20"/>
+                <w:szCs w:val="20"/>
+                <w:lang w:eastAsia="ru-RU"/>
+              </w:rPr>
+              <w:t>ефон</w:t>
+            </w:r>
+            <w:r>
+              <w:rPr>
+                <w:rFonts w:ascii="Times New Roman" w:eastAsia="Times New Roman" w:hAnsi="Times New Roman"/>
+                <w:sz w:val="20"/>
+                <w:szCs w:val="20"/>
+                <w:lang w:eastAsia="ru-RU"/>
+              </w:rPr>
+              <w:t>:</w:t>
+            </w:r>
+            <w:r>
+              <w:rPr>
+                <w:rFonts w:ascii="Times New Roman" w:eastAsia="Times New Roman" w:hAnsi="Times New Roman"/>
+                <w:sz w:val="20"/>
+                <w:szCs w:val="20"/>
+                <w:lang w:eastAsia="ru-RU"/>
+              </w:rPr>
+              <w:t xml:space="preserve"> {</w:t>
+            </w:r>
+            <w:r>
+              <w:rPr>
+                <w:rFonts w:ascii="Times New Roman" w:eastAsia="Times New Roman" w:hAnsi="Times New Roman"/>
+                <w:sz w:val="20"/>
+                <w:szCs w:val="20"/>
+                <w:lang w:eastAsia="ru-RU"/>
+              </w:rPr>
+              <w:t>{</w:t>
+            </w:r>
+            <w:r>
+              <w:rPr>
+                <w:rFonts w:ascii="Times New Roman" w:eastAsia="Times New Roman" w:hAnsi="Times New Roman"/>
+                <w:sz w:val="20"/>
+                <w:szCs w:val="20"/>
                 <w:lang w:val="en-US" w:eastAsia="ru-RU"/>
               </w:rPr>
-            </w:pPr>
+              <w:t>seller</w:t>
+            </w:r>
             <w:r>
               <w:rPr>
                 <w:rFonts w:ascii="Times New Roman" w:eastAsia="Times New Roman" w:hAnsi="Times New Roman"/>
@@ -6534,41 +7206,23 @@
                 <w:szCs w:val="20"/>
                 <w:lang w:eastAsia="ru-RU"/>
               </w:rPr>
-              <w:t>Тел</w:t>
+              <w:t>.</w:t>
             </w:r>
             <w:r>
               <w:rPr>
                 <w:rFonts w:ascii="Times New Roman" w:eastAsia="Times New Roman" w:hAnsi="Times New Roman"/>
                 <w:sz w:val="20"/>
                 <w:szCs w:val="20"/>
+                <w:lang w:val="en-US" w:eastAsia="ru-RU"/>
+              </w:rPr>
+              <w:t>phone</w:t>
+            </w:r>
+            <w:r>
+              <w:rPr>
+                <w:rFonts w:ascii="Times New Roman" w:eastAsia="Times New Roman" w:hAnsi="Times New Roman"/>
+                <w:sz w:val="20"/>
+                <w:szCs w:val="20"/>
                 <w:lang w:eastAsia="ru-RU"/>
-              </w:rPr>
-              <w:t xml:space="preserve"> {</w:t>
-            </w:r>
-            <w:r>
-              <w:rPr>
-                <w:rFonts w:ascii="Times New Roman" w:eastAsia="Times New Roman" w:hAnsi="Times New Roman"/>
-                <w:sz w:val="20"/>
-                <w:szCs w:val="20"/>
-                <w:lang w:val="en-US" w:eastAsia="ru-RU"/>
-              </w:rPr>
-              <w:t>{seller.</w:t>
-            </w:r>
-            <w:r>
-              <w:rPr>
-                <w:rFonts w:ascii="Times New Roman" w:eastAsia="Times New Roman" w:hAnsi="Times New Roman"/>
-                <w:sz w:val="20"/>
-                <w:szCs w:val="20"/>
-                <w:lang w:val="en-US" w:eastAsia="ru-RU"/>
-              </w:rPr>
-              <w:t>phone</w:t>
-            </w:r>
-            <w:r>
-              <w:rPr>
-                <w:rFonts w:ascii="Times New Roman" w:eastAsia="Times New Roman" w:hAnsi="Times New Roman"/>
-                <w:sz w:val="20"/>
-                <w:szCs w:val="20"/>
-                <w:lang w:val="en-US" w:eastAsia="ru-RU"/>
               </w:rPr>
               <w:t>}}</w:t>
             </w:r>
@@ -6698,7 +7352,27 @@
                 <w:sz w:val="20"/>
                 <w:szCs w:val="20"/>
               </w:rPr>
-              <w:t xml:space="preserve">231300 г. Лида, б-р князя Гедимина, д.12 пом.9; </w:t>
+              <w:t xml:space="preserve">231300 г. Лида, б-р князя </w:t>
+            </w:r>
+            <w:proofErr w:type="spellStart"/>
+            <w:r>
+              <w:rPr>
+                <w:rFonts w:ascii="Times New Roman" w:eastAsia="Times New Roman" w:hAnsi="Times New Roman"/>
+                <w:color w:val="000000"/>
+                <w:sz w:val="20"/>
+                <w:szCs w:val="20"/>
+              </w:rPr>
+              <w:t>Гедимина</w:t>
+            </w:r>
+            <w:proofErr w:type="spellEnd"/>
+            <w:r>
+              <w:rPr>
+                <w:rFonts w:ascii="Times New Roman" w:eastAsia="Times New Roman" w:hAnsi="Times New Roman"/>
+                <w:color w:val="000000"/>
+                <w:sz w:val="20"/>
+                <w:szCs w:val="20"/>
+              </w:rPr>
+              <w:t xml:space="preserve">, д.12 пом.9; </w:t>
             </w:r>
           </w:p>
           <w:p>
@@ -6828,7 +7502,27 @@
                 <w:sz w:val="20"/>
                 <w:szCs w:val="20"/>
               </w:rPr>
-              <w:t>ЗАО «Альфа-Банк»,220007, г.Минск, ул.Сурганова,43-47 УНП 101541947</w:t>
+              <w:t xml:space="preserve">ЗАО «Альфа-Банк»,220007, </w:t>
+            </w:r>
+            <w:proofErr w:type="spellStart"/>
+            <w:r>
+              <w:rPr>
+                <w:rFonts w:ascii="Times New Roman" w:eastAsia="Times New Roman" w:hAnsi="Times New Roman"/>
+                <w:color w:val="000000"/>
+                <w:sz w:val="20"/>
+                <w:szCs w:val="20"/>
+              </w:rPr>
+              <w:t>г.Минск</w:t>
+            </w:r>
+            <w:proofErr w:type="spellEnd"/>
+            <w:r>
+              <w:rPr>
+                <w:rFonts w:ascii="Times New Roman" w:eastAsia="Times New Roman" w:hAnsi="Times New Roman"/>
+                <w:color w:val="000000"/>
+                <w:sz w:val="20"/>
+                <w:szCs w:val="20"/>
+              </w:rPr>
+              <w:t>, ул.Сурганова,43-47 УНП 101541947</w:t>
             </w:r>
           </w:p>
           <w:p>
@@ -6905,6 +7599,7 @@
                 <w:color w:val="000000"/>
                 <w:sz w:val="20"/>
                 <w:szCs w:val="20"/>
+                <w:lang w:val="en-US"/>
               </w:rPr>
             </w:pPr>
             <w:hyperlink r:id="rId9" w:history="1">
@@ -6924,6 +7619,7 @@
                   <w:rFonts w:ascii="Times New Roman" w:eastAsia="Times New Roman" w:hAnsi="Times New Roman"/>
                   <w:sz w:val="20"/>
                   <w:szCs w:val="20"/>
+                  <w:lang w:val="en-US"/>
                 </w:rPr>
                 <w:t>://</w:t>
               </w:r>
@@ -6943,6 +7639,7 @@
                   <w:rFonts w:ascii="Times New Roman" w:eastAsia="Times New Roman" w:hAnsi="Times New Roman"/>
                   <w:sz w:val="20"/>
                   <w:szCs w:val="20"/>
+                  <w:lang w:val="en-US"/>
                 </w:rPr>
                 <w:t>.</w:t>
               </w:r>
@@ -6966,7 +7663,7 @@
                 <w:b/>
                 <w:sz w:val="20"/>
                 <w:szCs w:val="20"/>
-                <w:lang w:eastAsia="ru-RU"/>
+                <w:lang w:val="en-US" w:eastAsia="ru-RU"/>
               </w:rPr>
             </w:pPr>
           </w:p>
@@ -6980,6 +7677,7 @@
                 <w:lang w:eastAsia="ru-RU"/>
               </w:rPr>
             </w:pPr>
+            <w:proofErr w:type="spellStart"/>
             <w:r>
               <w:rPr>
                 <w:rFonts w:ascii="Times New Roman" w:eastAsia="Times New Roman" w:hAnsi="Times New Roman"/>
@@ -7006,8 +7704,29 @@
                 <w:szCs w:val="20"/>
                 <w:lang w:eastAsia="ru-RU"/>
               </w:rPr>
-              <w:t>Турко О.Р.</w:t>
-            </w:r>
+              <w:t>Турко</w:t>
+            </w:r>
+            <w:proofErr w:type="spellEnd"/>
+            <w:r>
+              <w:rPr>
+                <w:rFonts w:ascii="Times New Roman" w:eastAsia="Times New Roman" w:hAnsi="Times New Roman"/>
+                <w:sz w:val="20"/>
+                <w:szCs w:val="20"/>
+                <w:lang w:eastAsia="ru-RU"/>
+              </w:rPr>
+              <w:t xml:space="preserve"> О.Р.</w:t>
+            </w:r>
+          </w:p>
+          <w:p>
+            <w:pPr>
+              <w:jc w:val="both"/>
+              <w:rPr>
+                <w:rFonts w:ascii="Times New Roman" w:eastAsia="Times New Roman" w:hAnsi="Times New Roman"/>
+                <w:sz w:val="20"/>
+                <w:szCs w:val="20"/>
+                <w:lang w:eastAsia="ru-RU"/>
+              </w:rPr>
+            </w:pPr>
           </w:p>
         </w:tc>
       </w:tr>
@@ -7228,86 +7947,187 @@
           <w:szCs w:val="16"/>
         </w:rPr>
       </w:pPr>
-      <w:r>
+    </w:p>
+    <w:p>
+      <w:pPr>
+        <w:spacing w:after="0"/>
+        <w:ind w:left="7938"/>
+        <w:jc w:val="both"/>
         <w:rPr>
           <w:rFonts w:ascii="Times New Roman" w:hAnsi="Times New Roman"/>
           <w:sz w:val="16"/>
           <w:szCs w:val="16"/>
         </w:rPr>
-        <w:lastRenderedPageBreak/>
-        <w:t>П</w:t>
-      </w:r>
-      <w:r>
+      </w:pPr>
+    </w:p>
+    <w:p>
+      <w:pPr>
+        <w:spacing w:after="0"/>
+        <w:ind w:left="7938"/>
+        <w:jc w:val="both"/>
         <w:rPr>
           <w:rFonts w:ascii="Times New Roman" w:hAnsi="Times New Roman"/>
           <w:sz w:val="16"/>
           <w:szCs w:val="16"/>
         </w:rPr>
-        <w:t>риложение 1</w:t>
-      </w:r>
+      </w:pPr>
     </w:p>
     <w:p>
       <w:pPr>
         <w:spacing w:after="0"/>
         <w:ind w:left="7938"/>
+        <w:jc w:val="both"/>
         <w:rPr>
           <w:rFonts w:ascii="Times New Roman" w:hAnsi="Times New Roman"/>
           <w:sz w:val="16"/>
           <w:szCs w:val="16"/>
         </w:rPr>
       </w:pPr>
-      <w:r>
+    </w:p>
+    <w:p>
+      <w:pPr>
+        <w:spacing w:after="0"/>
+        <w:ind w:left="7938"/>
+        <w:jc w:val="both"/>
         <w:rPr>
           <w:rFonts w:ascii="Times New Roman" w:hAnsi="Times New Roman"/>
           <w:sz w:val="16"/>
           <w:szCs w:val="16"/>
         </w:rPr>
-        <w:t xml:space="preserve">к договору </w:t>
-      </w:r>
-      <w:r>
-        <w:rPr>
-          <w:rFonts w:ascii="Times New Roman" w:eastAsia="Times New Roman" w:hAnsi="Times New Roman"/>
+      </w:pPr>
+    </w:p>
+    <w:p>
+      <w:pPr>
+        <w:spacing w:after="0"/>
+        <w:ind w:left="7938"/>
+        <w:jc w:val="both"/>
+        <w:rPr>
+          <w:rFonts w:ascii="Times New Roman" w:hAnsi="Times New Roman"/>
           <w:sz w:val="16"/>
           <w:szCs w:val="16"/>
-          <w:lang w:eastAsia="ru-RU"/>
-        </w:rPr>
-        <w:t xml:space="preserve">оказания риэлтерских услуг по содействию в продаже объектов недвижимого имущества </w:t>
-      </w:r>
-      <w:r>
-        <w:rPr>
-          <w:rFonts w:ascii="Times New Roman" w:eastAsia="Times New Roman" w:hAnsi="Times New Roman"/>
+        </w:rPr>
+      </w:pPr>
+      <w:r>
+        <w:rPr>
+          <w:rFonts w:ascii="Times New Roman" w:hAnsi="Times New Roman"/>
           <w:sz w:val="16"/>
           <w:szCs w:val="16"/>
-          <w:lang w:eastAsia="ru-RU"/>
-        </w:rPr>
-        <w:t xml:space="preserve">№ </w:t>
-      </w:r>
-      <w:r>
-        <w:rPr>
-          <w:rFonts w:ascii="Times New Roman" w:eastAsia="Times New Roman" w:hAnsi="Times New Roman"/>
+        </w:rPr>
+        <w:t>П</w:t>
+      </w:r>
+      <w:r>
+        <w:rPr>
+          <w:rFonts w:ascii="Times New Roman" w:hAnsi="Times New Roman"/>
           <w:sz w:val="16"/>
           <w:szCs w:val="16"/>
-          <w:lang w:eastAsia="ru-RU"/>
-        </w:rPr>
-        <w:t>{{deal.contractNumber}}</w:t>
-      </w:r>
-      <w:r>
-        <w:rPr>
-          <w:rFonts w:ascii="Times New Roman" w:eastAsia="Times New Roman" w:hAnsi="Times New Roman"/>
+        </w:rPr>
+        <w:t>риложение 1</w:t>
+      </w:r>
+    </w:p>
+    <w:p>
+      <w:pPr>
+        <w:spacing w:after="0"/>
+        <w:ind w:left="7938"/>
+        <w:rPr>
+          <w:rFonts w:ascii="Times New Roman" w:hAnsi="Times New Roman"/>
           <w:sz w:val="16"/>
           <w:szCs w:val="16"/>
-          <w:lang w:eastAsia="ru-RU"/>
-        </w:rPr>
-        <w:t xml:space="preserve"> от </w:t>
-      </w:r>
-      <w:r>
-        <w:rPr>
-          <w:rFonts w:ascii="Times New Roman" w:eastAsia="Times New Roman" w:hAnsi="Times New Roman"/>
+        </w:rPr>
+      </w:pPr>
+      <w:r>
+        <w:rPr>
+          <w:rFonts w:ascii="Times New Roman" w:hAnsi="Times New Roman"/>
           <w:sz w:val="16"/>
           <w:szCs w:val="16"/>
-          <w:lang w:eastAsia="ru-RU"/>
-        </w:rPr>
-        <w:t>{{deal.date}}</w:t>
+        </w:rPr>
+        <w:t xml:space="preserve">к договору </w:t>
+      </w:r>
+      <w:r>
+        <w:rPr>
+          <w:rFonts w:ascii="Times New Roman" w:eastAsia="Times New Roman" w:hAnsi="Times New Roman"/>
+          <w:sz w:val="16"/>
+          <w:szCs w:val="16"/>
+          <w:lang w:eastAsia="ru-RU"/>
+        </w:rPr>
+        <w:t xml:space="preserve">оказания риэлтерских услуг по содействию в продаже объектов недвижимого имущества </w:t>
+      </w:r>
+      <w:r>
+        <w:rPr>
+          <w:rFonts w:ascii="Times New Roman" w:eastAsia="Times New Roman" w:hAnsi="Times New Roman"/>
+          <w:sz w:val="16"/>
+          <w:szCs w:val="16"/>
+          <w:lang w:eastAsia="ru-RU"/>
+        </w:rPr>
+        <w:t xml:space="preserve">№ </w:t>
+      </w:r>
+      <w:r>
+        <w:rPr>
+          <w:rFonts w:ascii="Times New Roman" w:eastAsia="Times New Roman" w:hAnsi="Times New Roman"/>
+          <w:sz w:val="16"/>
+          <w:szCs w:val="16"/>
+          <w:lang w:eastAsia="ru-RU"/>
+        </w:rPr>
+        <w:t>{{</w:t>
+      </w:r>
+      <w:proofErr w:type="spellStart"/>
+      <w:proofErr w:type="gramStart"/>
+      <w:r>
+        <w:rPr>
+          <w:rFonts w:ascii="Times New Roman" w:eastAsia="Times New Roman" w:hAnsi="Times New Roman"/>
+          <w:sz w:val="16"/>
+          <w:szCs w:val="16"/>
+          <w:lang w:eastAsia="ru-RU"/>
+        </w:rPr>
+        <w:t>deal.contractNumber</w:t>
+      </w:r>
+      <w:proofErr w:type="spellEnd"/>
+      <w:proofErr w:type="gramEnd"/>
+      <w:r>
+        <w:rPr>
+          <w:rFonts w:ascii="Times New Roman" w:eastAsia="Times New Roman" w:hAnsi="Times New Roman"/>
+          <w:sz w:val="16"/>
+          <w:szCs w:val="16"/>
+          <w:lang w:eastAsia="ru-RU"/>
+        </w:rPr>
+        <w:t>}}</w:t>
+      </w:r>
+      <w:r>
+        <w:rPr>
+          <w:rFonts w:ascii="Times New Roman" w:eastAsia="Times New Roman" w:hAnsi="Times New Roman"/>
+          <w:sz w:val="16"/>
+          <w:szCs w:val="16"/>
+          <w:lang w:eastAsia="ru-RU"/>
+        </w:rPr>
+        <w:t xml:space="preserve"> от </w:t>
+      </w:r>
+      <w:r>
+        <w:rPr>
+          <w:rFonts w:ascii="Times New Roman" w:eastAsia="Times New Roman" w:hAnsi="Times New Roman"/>
+          <w:sz w:val="16"/>
+          <w:szCs w:val="16"/>
+          <w:lang w:eastAsia="ru-RU"/>
+        </w:rPr>
+        <w:t>{{</w:t>
+      </w:r>
+      <w:proofErr w:type="spellStart"/>
+      <w:r>
+        <w:rPr>
+          <w:rFonts w:ascii="Times New Roman" w:eastAsia="Times New Roman" w:hAnsi="Times New Roman"/>
+          <w:sz w:val="16"/>
+          <w:szCs w:val="16"/>
+          <w:lang w:eastAsia="ru-RU"/>
+        </w:rPr>
+        <w:t>deal.date</w:t>
+      </w:r>
+      <w:proofErr w:type="spellEnd"/>
+      <w:r>
+        <w:rPr>
+          <w:rFonts w:ascii="Times New Roman" w:eastAsia="Times New Roman" w:hAnsi="Times New Roman"/>
+          <w:sz w:val="16"/>
+          <w:szCs w:val="16"/>
+          <w:lang w:eastAsia="ru-RU"/>
+        </w:rPr>
+        <w:t>}}</w:t>
       </w:r>
     </w:p>
     <w:p>
@@ -7403,114 +8223,111 @@
         </w:tabs>
         <w:spacing w:line="240" w:lineRule="auto"/>
         <w:rPr>
+          <w:lang w:val="ru-RU"/>
+        </w:rPr>
+      </w:pPr>
+      <w:r>
+        <w:rPr>
           <w:sz w:val="20"/>
           <w:lang w:val="ru-RU"/>
         </w:rPr>
-      </w:pPr>
+        <w:tab/>
+      </w:r>
+      <w:r>
+        <w:rPr>
+          <w:szCs w:val="22"/>
+          <w:lang w:val="ru-RU"/>
+        </w:rPr>
+        <w:t>{{</w:t>
+      </w:r>
+      <w:proofErr w:type="spellStart"/>
+      <w:r>
+        <w:rPr>
+          <w:szCs w:val="22"/>
+          <w:lang w:val="ru-RU"/>
+        </w:rPr>
+        <w:t>seller.fullName</w:t>
+      </w:r>
+      <w:proofErr w:type="spellEnd"/>
+      <w:r>
+        <w:rPr>
+          <w:szCs w:val="22"/>
+          <w:lang w:val="ru-RU"/>
+        </w:rPr>
+        <w:t>}}</w:t>
+      </w:r>
+      <w:r>
+        <w:rPr>
+          <w:szCs w:val="22"/>
+          <w:lang w:val="ru-RU"/>
+        </w:rPr>
+        <w:t>,</w:t>
+      </w:r>
       <w:r>
         <w:rPr>
           <w:sz w:val="20"/>
           <w:lang w:val="ru-RU"/>
         </w:rPr>
-        <w:t>Гр.</w:t>
-      </w:r>
-      <w:r>
         <w:t xml:space="preserve"> </w:t>
+      </w:r>
+      <w:r>
+        <w:rPr>
+          <w:szCs w:val="22"/>
+          <w:lang w:val="ru-RU"/>
+        </w:rPr>
+        <w:t xml:space="preserve">в дальнейшем именуемый </w:t>
+      </w:r>
+      <w:r>
+        <w:rPr>
+          <w:b/>
+          <w:bCs/>
+          <w:szCs w:val="22"/>
+          <w:lang w:val="ru-RU"/>
+        </w:rPr>
+        <w:t>«Потребитель»</w:t>
+      </w:r>
+      <w:r>
+        <w:rPr>
+          <w:szCs w:val="22"/>
+          <w:lang w:val="ru-RU"/>
+        </w:rPr>
+        <w:t>,</w:t>
       </w:r>
       <w:r>
         <w:rPr>
           <w:sz w:val="20"/>
           <w:lang w:val="ru-RU"/>
         </w:rPr>
-        <w:t>{{seller.fullName}}</w:t>
-      </w:r>
-    </w:p>
-    <w:p>
-      <w:pPr>
-        <w:pStyle w:val="2"/>
-        <w:tabs>
-          <w:tab w:val="left" w:pos="756"/>
-        </w:tabs>
-        <w:spacing w:line="240" w:lineRule="auto"/>
-        <w:ind w:firstLine="720"/>
-        <w:jc w:val="left"/>
-        <w:rPr>
-          <w:sz w:val="20"/>
-          <w:vertAlign w:val="superscript"/>
+        <w:t xml:space="preserve"> </w:t>
+      </w:r>
+      <w:r>
+        <w:rPr>
           <w:lang w:val="ru-RU"/>
         </w:rPr>
-      </w:pPr>
-      <w:r>
-        <w:rPr>
-          <w:sz w:val="20"/>
-          <w:vertAlign w:val="superscript"/>
+        <w:t>в соответствии с пунктом 2 статьи 3</w:t>
+      </w:r>
+      <w:r>
+        <w:rPr>
           <w:lang w:val="ru-RU"/>
         </w:rPr>
-        <w:t>(фамилия, собственное имя, отчество)</w:t>
-      </w:r>
-    </w:p>
-    <w:p>
-      <w:pPr>
-        <w:pStyle w:val="ConsPlusNormal"/>
-        <w:widowControl/>
-        <w:tabs>
-          <w:tab w:val="left" w:pos="756"/>
-        </w:tabs>
-        <w:ind w:left="360" w:firstLine="0"/>
-        <w:jc w:val="both"/>
-        <w:rPr>
-          <w:rFonts w:ascii="Times New Roman" w:hAnsi="Times New Roman"/>
+        <w:t>0</w:t>
+      </w:r>
+      <w:r>
+        <w:rPr>
           <w:lang w:val="ru-RU"/>
         </w:rPr>
-      </w:pPr>
-      <w:r>
-        <w:rPr>
-          <w:rFonts w:ascii="Times New Roman" w:hAnsi="Times New Roman"/>
+        <w:t xml:space="preserve"> Закона Республики Беларусь №71-З «О риэлтерской деятельности», до заключения договора на оказание риэлтерских услуг ознакомлен с  предельными максимальными тарифами на риэлтерские услуги, оказываемые физическим лицам (за исключением индивидуальных предпринимателей) в соответствии с постановлением </w:t>
+      </w:r>
+      <w:bookmarkStart w:id="13" w:name="_Hlk230023813"/>
+      <w:r>
+        <w:rPr>
           <w:lang w:val="ru-RU"/>
         </w:rPr>
-        <w:t xml:space="preserve">в дальнейшем именуемый </w:t>
-      </w:r>
-      <w:r>
-        <w:rPr>
-          <w:rFonts w:ascii="Times New Roman" w:hAnsi="Times New Roman"/>
-          <w:b/>
-          <w:lang w:val="ru-RU"/>
-        </w:rPr>
-        <w:t>«Потребитель»</w:t>
-      </w:r>
-      <w:r>
-        <w:rPr>
-          <w:rFonts w:ascii="Times New Roman" w:hAnsi="Times New Roman"/>
-          <w:lang w:val="ru-RU"/>
-        </w:rPr>
-        <w:t>, в соответствии с пунктом 2 статьи 3</w:t>
-      </w:r>
-      <w:r>
-        <w:rPr>
-          <w:rFonts w:ascii="Times New Roman" w:hAnsi="Times New Roman"/>
-          <w:lang w:val="ru-RU"/>
-        </w:rPr>
-        <w:t>0</w:t>
-      </w:r>
-      <w:r>
-        <w:rPr>
-          <w:rFonts w:ascii="Times New Roman" w:hAnsi="Times New Roman"/>
-          <w:lang w:val="ru-RU"/>
-        </w:rPr>
-        <w:t xml:space="preserve"> Закона Республики Беларусь №71-З «О риэлтерской деятельности», до заключения договора на оказание риэлтерских услуг ознакомлен с  предельными максимальными тарифами на риэлтерские услуги, оказываемые физическим лицам (за исключением индивидуальных предпринимателей) в соответствии с постановлением </w:t>
-      </w:r>
-      <w:bookmarkStart w:id="13" w:name="_Hlk230023813"/>
-      <w:r>
-        <w:rPr>
-          <w:rFonts w:ascii="Times New Roman" w:hAnsi="Times New Roman"/>
-          <w:lang w:val="ru-RU"/>
-        </w:rPr>
         <w:t xml:space="preserve">Совета Министров Республики Беларусь от </w:t>
       </w:r>
       <w:bookmarkEnd w:id="13"/>
       <w:r>
         <w:rPr>
-          <w:rFonts w:ascii="Times New Roman" w:hAnsi="Times New Roman"/>
           <w:lang w:val="ru-RU"/>
         </w:rPr>
         <w:t xml:space="preserve">1 ноября 2023 г. № 754 «О тарифах на риэлтерские услуги» (в редакции постановления Совета Министров Республики Беларусь от 02.04.2026 №157 О мерах по реализации Закона Республики Беларусь от 8 мая 2025г №71-З «О риэлтерской деятельности»). </w:t>
@@ -7755,6 +8572,7 @@
               </w:rPr>
               <w:t>Предельный максимальный тариф</w:t>
             </w:r>
+            <w:proofErr w:type="gramStart"/>
             <w:r>
               <w:rPr>
                 <w:rFonts w:ascii="Times New Roman" w:hAnsi="Times New Roman"/>
@@ -7770,7 +8588,16 @@
                 <w:sz w:val="20"/>
                 <w:szCs w:val="20"/>
               </w:rPr>
-              <w:t xml:space="preserve">  (процент от стоимости объекта недвижимо</w:t>
+              <w:t xml:space="preserve">  (</w:t>
+            </w:r>
+            <w:proofErr w:type="gramEnd"/>
+            <w:r>
+              <w:rPr>
+                <w:rFonts w:ascii="Times New Roman" w:hAnsi="Times New Roman"/>
+                <w:sz w:val="20"/>
+                <w:szCs w:val="20"/>
+              </w:rPr>
+              <w:t>процент от стоимости объекта недвижимо</w:t>
             </w:r>
             <w:r>
               <w:rPr>
@@ -9681,6 +10508,7 @@
           <w:szCs w:val="20"/>
         </w:rPr>
       </w:pPr>
+      <w:proofErr w:type="gramStart"/>
       <w:r>
         <w:rPr>
           <w:rFonts w:ascii="Times New Roman" w:hAnsi="Times New Roman"/>
@@ -9696,7 +10524,7 @@
           <w:sz w:val="20"/>
           <w:szCs w:val="20"/>
         </w:rPr>
-        <w:t>:___</w:t>
+        <w:t xml:space="preserve">: </w:t>
       </w:r>
       <w:r>
         <w:rPr>
@@ -9712,7 +10540,16 @@
           <w:sz w:val="20"/>
           <w:szCs w:val="20"/>
         </w:rPr>
-        <w:t>____________ /</w:t>
+        <w:t>_</w:t>
+      </w:r>
+      <w:proofErr w:type="gramEnd"/>
+      <w:r>
+        <w:rPr>
+          <w:rFonts w:ascii="Times New Roman" w:hAnsi="Times New Roman"/>
+          <w:sz w:val="20"/>
+          <w:szCs w:val="20"/>
+        </w:rPr>
+        <w:t>___________ /</w:t>
       </w:r>
       <w:r>
         <w:rPr>
@@ -9783,6 +10620,7 @@
         <w:t>: _________________________</w:t>
       </w:r>
       <w:bookmarkEnd w:id="12"/>
+      <w:proofErr w:type="spellStart"/>
       <w:r>
         <w:rPr>
           <w:rFonts w:ascii="Times New Roman" w:hAnsi="Times New Roman"/>
@@ -9791,6 +10629,7 @@
         </w:rPr>
         <w:t>О.Р.Турко</w:t>
       </w:r>
+      <w:proofErr w:type="spellEnd"/>
     </w:p>
     <w:p>
       <w:pPr>
@@ -9891,6 +10730,7 @@
       </w:rPr>
       <w:t xml:space="preserve">           </w:t>
     </w:r>
+    <w:proofErr w:type="spellStart"/>
     <w:r>
       <w:rPr>
         <w:sz w:val="12"/>
@@ -9898,6 +10738,7 @@
       </w:rPr>
       <w:t>Экслюзив</w:t>
     </w:r>
+    <w:proofErr w:type="spellEnd"/>
   </w:p>
   <w:p>
     <w:pPr>
@@ -10587,6 +11428,7 @@
   <w:style w:type="character" w:default="1" w:styleId="a0">
     <w:name w:val="Default Paragraph Font"/>
     <w:uiPriority w:val="1"/>
+    <w:semiHidden/>
     <w:unhideWhenUsed/>
   </w:style>
   <w:style w:type="table" w:default="1" w:styleId="a1">
@@ -10667,7 +11509,6 @@
     <w:name w:val="Body Text 2"/>
     <w:basedOn w:val="a"/>
     <w:link w:val="20"/>
-    <w:semiHidden/>
     <w:unhideWhenUsed/>
     <w:rsid w:val="00AA2E80"/>
     <w:pPr>
@@ -10685,7 +11526,6 @@
     <w:name w:val="Основной текст 2 Знак"/>
     <w:basedOn w:val="a0"/>
     <w:link w:val="2"/>
-    <w:semiHidden/>
     <w:rsid w:val="00AA2E80"/>
     <w:rPr>
       <w:rFonts w:ascii="Times New Roman" w:eastAsia="Times New Roman" w:hAnsi="Times New Roman" w:cs="Times New Roman"/>

--- a/templates/working/Договор_ЭКС_1_собств.docx
+++ b/templates/working/Договор_ЭКС_1_собств.docx
@@ -37,7 +37,6 @@
         </w:rPr>
         <w:t>{{</w:t>
       </w:r>
-      <w:proofErr w:type="gramStart"/>
       <w:r>
         <w:rPr>
           <w:rFonts w:ascii="Times New Roman" w:eastAsia="Times New Roman" w:hAnsi="Times New Roman"/>
@@ -58,7 +57,6 @@
         </w:rPr>
         <w:t>.</w:t>
       </w:r>
-      <w:proofErr w:type="spellStart"/>
       <w:r>
         <w:rPr>
           <w:rFonts w:ascii="Times New Roman" w:eastAsia="Times New Roman" w:hAnsi="Times New Roman"/>
@@ -69,8 +67,6 @@
         </w:rPr>
         <w:t>contractNumber</w:t>
       </w:r>
-      <w:proofErr w:type="spellEnd"/>
-      <w:proofErr w:type="gramEnd"/>
       <w:r>
         <w:rPr>
           <w:rFonts w:ascii="Times New Roman" w:eastAsia="Times New Roman" w:hAnsi="Times New Roman"/>
@@ -148,25 +144,14 @@
         </w:rPr>
       </w:pPr>
       <w:bookmarkStart w:id="0" w:name="_Hlk225346991"/>
-      <w:proofErr w:type="spellStart"/>
-      <w:r>
-        <w:rPr>
-          <w:rFonts w:ascii="Times New Roman" w:eastAsia="Times New Roman" w:hAnsi="Times New Roman"/>
-          <w:sz w:val="24"/>
-          <w:szCs w:val="24"/>
-          <w:lang w:eastAsia="ru-RU"/>
-        </w:rPr>
-        <w:t>г.Лида</w:t>
-      </w:r>
-      <w:proofErr w:type="spellEnd"/>
-      <w:r>
-        <w:rPr>
-          <w:rFonts w:ascii="Times New Roman" w:eastAsia="Times New Roman" w:hAnsi="Times New Roman"/>
-          <w:sz w:val="24"/>
-          <w:szCs w:val="24"/>
-          <w:lang w:eastAsia="ru-RU"/>
-        </w:rPr>
-        <w:t xml:space="preserve">                                           </w:t>
+      <w:r>
+        <w:rPr>
+          <w:rFonts w:ascii="Times New Roman" w:eastAsia="Times New Roman" w:hAnsi="Times New Roman"/>
+          <w:sz w:val="24"/>
+          <w:szCs w:val="24"/>
+          <w:lang w:eastAsia="ru-RU"/>
+        </w:rPr>
+        <w:t xml:space="preserve">г.Лида                                           </w:t>
       </w:r>
       <w:r>
         <w:rPr>
@@ -184,36 +169,16 @@
           <w:szCs w:val="24"/>
           <w:lang w:eastAsia="ru-RU"/>
         </w:rPr>
-        <w:t xml:space="preserve">                                                          </w:t>
-      </w:r>
-      <w:proofErr w:type="gramStart"/>
-      <w:r>
-        <w:rPr>
-          <w:rFonts w:ascii="Times New Roman" w:eastAsia="Times New Roman" w:hAnsi="Times New Roman"/>
-          <w:sz w:val="24"/>
-          <w:szCs w:val="24"/>
-          <w:lang w:eastAsia="ru-RU"/>
-        </w:rPr>
-        <w:t xml:space="preserve">   </w:t>
-      </w:r>
-      <w:r>
-        <w:rPr>
-          <w:rFonts w:ascii="Times New Roman" w:eastAsia="Times New Roman" w:hAnsi="Times New Roman"/>
-          <w:sz w:val="24"/>
-          <w:szCs w:val="24"/>
-          <w:lang w:eastAsia="ru-RU"/>
-        </w:rPr>
-        <w:t>{</w:t>
-      </w:r>
-      <w:proofErr w:type="gramEnd"/>
-      <w:r>
-        <w:rPr>
-          <w:rFonts w:ascii="Times New Roman" w:eastAsia="Times New Roman" w:hAnsi="Times New Roman"/>
-          <w:sz w:val="24"/>
-          <w:szCs w:val="24"/>
-          <w:lang w:eastAsia="ru-RU"/>
-        </w:rPr>
-        <w:t>{</w:t>
+        <w:t xml:space="preserve">                                                             </w:t>
+      </w:r>
+      <w:r>
+        <w:rPr>
+          <w:rFonts w:ascii="Times New Roman" w:eastAsia="Times New Roman" w:hAnsi="Times New Roman"/>
+          <w:sz w:val="24"/>
+          <w:szCs w:val="24"/>
+          <w:lang w:eastAsia="ru-RU"/>
+        </w:rPr>
+        <w:t>{{</w:t>
       </w:r>
       <w:r>
         <w:rPr>
@@ -312,7 +277,6 @@
         </w:rPr>
         <w:t>.</w:t>
       </w:r>
-      <w:proofErr w:type="spellStart"/>
       <w:r>
         <w:rPr>
           <w:rFonts w:ascii="Times New Roman" w:eastAsia="Times New Roman" w:hAnsi="Times New Roman"/>
@@ -324,7 +288,6 @@
         </w:rPr>
         <w:t>fullName</w:t>
       </w:r>
-      <w:proofErr w:type="spellEnd"/>
       <w:r>
         <w:rPr>
           <w:rFonts w:ascii="Times New Roman" w:eastAsia="Times New Roman" w:hAnsi="Times New Roman"/>
@@ -491,27 +454,7 @@
           <w:szCs w:val="24"/>
           <w:lang w:eastAsia="ru-RU"/>
         </w:rPr>
-        <w:t xml:space="preserve"> обязательного страхования ответственности за причинение вреда в связи с осуществлением риэлтерской деятельности с БРУСП «</w:t>
-      </w:r>
-      <w:proofErr w:type="spellStart"/>
-      <w:r>
-        <w:rPr>
-          <w:rFonts w:ascii="Times New Roman" w:eastAsia="Times New Roman" w:hAnsi="Times New Roman"/>
-          <w:sz w:val="24"/>
-          <w:szCs w:val="24"/>
-          <w:lang w:eastAsia="ru-RU"/>
-        </w:rPr>
-        <w:t>Белгострах</w:t>
-      </w:r>
-      <w:proofErr w:type="spellEnd"/>
-      <w:r>
-        <w:rPr>
-          <w:rFonts w:ascii="Times New Roman" w:eastAsia="Times New Roman" w:hAnsi="Times New Roman"/>
-          <w:sz w:val="24"/>
-          <w:szCs w:val="24"/>
-          <w:lang w:eastAsia="ru-RU"/>
-        </w:rPr>
-        <w:t>» от 26.05.2026г. до 25.05.202</w:t>
+        <w:t xml:space="preserve"> обязательного страхования ответственности за причинение вреда в связи с осуществлением риэлтерской деятельности с БРУСП «Белгострах» от 26.05.2026г. до 25.05.202</w:t>
       </w:r>
       <w:r>
         <w:rPr>
@@ -793,27 +736,7 @@
           <w:szCs w:val="24"/>
           <w:lang w:eastAsia="ru-RU"/>
         </w:rPr>
-        <w:t>{{</w:t>
-      </w:r>
-      <w:proofErr w:type="spellStart"/>
-      <w:r>
-        <w:rPr>
-          <w:rFonts w:ascii="Times New Roman" w:eastAsia="Times New Roman" w:hAnsi="Times New Roman"/>
-          <w:sz w:val="24"/>
-          <w:szCs w:val="24"/>
-          <w:lang w:eastAsia="ru-RU"/>
-        </w:rPr>
-        <w:t>property</w:t>
-      </w:r>
-      <w:proofErr w:type="spellEnd"/>
-      <w:r>
-        <w:rPr>
-          <w:rFonts w:ascii="Times New Roman" w:eastAsia="Times New Roman" w:hAnsi="Times New Roman"/>
-          <w:sz w:val="24"/>
-          <w:szCs w:val="24"/>
-          <w:lang w:eastAsia="ru-RU"/>
-        </w:rPr>
-        <w:t>.</w:t>
+        <w:t>{{property.</w:t>
       </w:r>
       <w:r>
         <w:rPr>
@@ -914,25 +837,7 @@
           <w:sz w:val="24"/>
           <w:szCs w:val="24"/>
         </w:rPr>
-        <w:t xml:space="preserve"> {{</w:t>
-      </w:r>
-      <w:proofErr w:type="spellStart"/>
-      <w:r>
-        <w:rPr>
-          <w:rFonts w:ascii="Times New Roman" w:hAnsi="Times New Roman"/>
-          <w:sz w:val="24"/>
-          <w:szCs w:val="24"/>
-        </w:rPr>
-        <w:t>property.address</w:t>
-      </w:r>
-      <w:proofErr w:type="spellEnd"/>
-      <w:r>
-        <w:rPr>
-          <w:rFonts w:ascii="Times New Roman" w:hAnsi="Times New Roman"/>
-          <w:sz w:val="24"/>
-          <w:szCs w:val="24"/>
-        </w:rPr>
-        <w:t>}}</w:t>
+        <w:t xml:space="preserve"> {{property.address}}</w:t>
       </w:r>
       <w:r>
         <w:rPr>
@@ -1010,49 +915,212 @@
           <w:sz w:val="24"/>
           <w:szCs w:val="24"/>
         </w:rPr>
+        <w:t xml:space="preserve">{{property.rooms}}, </w:t>
+      </w:r>
+      <w:r>
+        <w:rPr>
+          <w:rFonts w:ascii="Times New Roman" w:hAnsi="Times New Roman"/>
+          <w:sz w:val="24"/>
+          <w:szCs w:val="24"/>
+        </w:rPr>
+        <w:t>об</w:t>
+      </w:r>
+      <w:r>
+        <w:rPr>
+          <w:rFonts w:ascii="Times New Roman" w:hAnsi="Times New Roman"/>
+          <w:sz w:val="24"/>
+          <w:szCs w:val="24"/>
+        </w:rPr>
+        <w:t>щая пл</w:t>
+      </w:r>
+      <w:r>
+        <w:rPr>
+          <w:rFonts w:ascii="Times New Roman" w:hAnsi="Times New Roman"/>
+          <w:sz w:val="24"/>
+          <w:szCs w:val="24"/>
+        </w:rPr>
+        <w:t>ощадь</w:t>
+      </w:r>
+      <w:r>
+        <w:rPr>
+          <w:rFonts w:ascii="Times New Roman" w:hAnsi="Times New Roman"/>
+          <w:sz w:val="24"/>
+          <w:szCs w:val="24"/>
+        </w:rPr>
+        <w:t xml:space="preserve"> </w:t>
+      </w:r>
+      <w:r>
+        <w:rPr>
+          <w:rFonts w:ascii="Times New Roman" w:hAnsi="Times New Roman"/>
+          <w:sz w:val="24"/>
+          <w:szCs w:val="24"/>
+        </w:rPr>
         <w:t>{{</w:t>
       </w:r>
-      <w:proofErr w:type="spellStart"/>
-      <w:r>
-        <w:rPr>
-          <w:rFonts w:ascii="Times New Roman" w:hAnsi="Times New Roman"/>
-          <w:sz w:val="24"/>
-          <w:szCs w:val="24"/>
-        </w:rPr>
-        <w:t>property.rooms</w:t>
-      </w:r>
-      <w:proofErr w:type="spellEnd"/>
-      <w:r>
-        <w:rPr>
-          <w:rFonts w:ascii="Times New Roman" w:hAnsi="Times New Roman"/>
-          <w:sz w:val="24"/>
-          <w:szCs w:val="24"/>
-        </w:rPr>
-        <w:t xml:space="preserve">}}, </w:t>
-      </w:r>
-      <w:r>
-        <w:rPr>
-          <w:rFonts w:ascii="Times New Roman" w:hAnsi="Times New Roman"/>
-          <w:sz w:val="24"/>
-          <w:szCs w:val="24"/>
-        </w:rPr>
-        <w:t>об</w:t>
-      </w:r>
-      <w:r>
-        <w:rPr>
-          <w:rFonts w:ascii="Times New Roman" w:hAnsi="Times New Roman"/>
-          <w:sz w:val="24"/>
-          <w:szCs w:val="24"/>
-        </w:rPr>
-        <w:t>щая пл</w:t>
-      </w:r>
-      <w:r>
-        <w:rPr>
-          <w:rFonts w:ascii="Times New Roman" w:hAnsi="Times New Roman"/>
-          <w:sz w:val="24"/>
-          <w:szCs w:val="24"/>
-        </w:rPr>
-        <w:t>ощадь</w:t>
+      <w:r>
+        <w:rPr>
+          <w:rFonts w:ascii="Times New Roman" w:hAnsi="Times New Roman"/>
+          <w:sz w:val="24"/>
+          <w:szCs w:val="24"/>
+          <w:lang w:val="en-US"/>
+        </w:rPr>
+        <w:t>property</w:t>
+      </w:r>
+      <w:r>
+        <w:rPr>
+          <w:rFonts w:ascii="Times New Roman" w:hAnsi="Times New Roman"/>
+          <w:sz w:val="24"/>
+          <w:szCs w:val="24"/>
+        </w:rPr>
+        <w:t>.</w:t>
+      </w:r>
+      <w:r>
+        <w:rPr>
+          <w:rFonts w:ascii="Times New Roman" w:hAnsi="Times New Roman"/>
+          <w:sz w:val="24"/>
+          <w:szCs w:val="24"/>
+          <w:lang w:val="en-US"/>
+        </w:rPr>
+        <w:t>areaTotal</w:t>
+      </w:r>
+      <w:r>
+        <w:rPr>
+          <w:rFonts w:ascii="Times New Roman" w:hAnsi="Times New Roman"/>
+          <w:sz w:val="24"/>
+          <w:szCs w:val="24"/>
+        </w:rPr>
+        <w:t xml:space="preserve">}} </w:t>
+      </w:r>
+      <w:r>
+        <w:rPr>
+          <w:rFonts w:ascii="Times New Roman" w:hAnsi="Times New Roman"/>
+          <w:sz w:val="24"/>
+          <w:szCs w:val="24"/>
+        </w:rPr>
+        <w:t>м²</w:t>
+      </w:r>
+      <w:r>
+        <w:rPr>
+          <w:rFonts w:ascii="Times New Roman" w:hAnsi="Times New Roman"/>
+          <w:sz w:val="24"/>
+          <w:szCs w:val="24"/>
+        </w:rPr>
+        <w:t>;</w:t>
+      </w:r>
+      <w:r>
+        <w:rPr>
+          <w:rFonts w:ascii="Times New Roman" w:hAnsi="Times New Roman"/>
+          <w:sz w:val="24"/>
+          <w:szCs w:val="24"/>
+        </w:rPr>
+        <w:t xml:space="preserve"> жилая пл</w:t>
+      </w:r>
+      <w:r>
+        <w:rPr>
+          <w:rFonts w:ascii="Times New Roman" w:hAnsi="Times New Roman"/>
+          <w:sz w:val="24"/>
+          <w:szCs w:val="24"/>
+        </w:rPr>
+        <w:t xml:space="preserve">ощадь </w:t>
+      </w:r>
+      <w:r>
+        <w:rPr>
+          <w:rFonts w:ascii="Times New Roman" w:hAnsi="Times New Roman"/>
+          <w:sz w:val="24"/>
+          <w:szCs w:val="24"/>
+        </w:rPr>
+        <w:t>{{</w:t>
+      </w:r>
+      <w:r>
+        <w:rPr>
+          <w:rFonts w:ascii="Times New Roman" w:hAnsi="Times New Roman"/>
+          <w:sz w:val="24"/>
+          <w:szCs w:val="24"/>
+          <w:lang w:val="en-US"/>
+        </w:rPr>
+        <w:t>property</w:t>
+      </w:r>
+      <w:r>
+        <w:rPr>
+          <w:rFonts w:ascii="Times New Roman" w:hAnsi="Times New Roman"/>
+          <w:sz w:val="24"/>
+          <w:szCs w:val="24"/>
+        </w:rPr>
+        <w:t>.areaLiving}}</w:t>
+      </w:r>
+      <w:r>
+        <w:rPr>
+          <w:rFonts w:ascii="Times New Roman" w:hAnsi="Times New Roman"/>
+          <w:sz w:val="24"/>
+          <w:szCs w:val="24"/>
+        </w:rPr>
+        <w:t xml:space="preserve"> м²</w:t>
+      </w:r>
+      <w:r>
+        <w:rPr>
+          <w:rFonts w:ascii="Times New Roman" w:hAnsi="Times New Roman"/>
+          <w:sz w:val="24"/>
+          <w:szCs w:val="24"/>
+        </w:rPr>
+        <w:t xml:space="preserve">, </w:t>
+      </w:r>
+      <w:r>
+        <w:rPr>
+          <w:rFonts w:ascii="Times New Roman" w:hAnsi="Times New Roman"/>
+          <w:sz w:val="24"/>
+          <w:szCs w:val="24"/>
+        </w:rPr>
+        <w:t xml:space="preserve">этаж/этажность: </w:t>
+      </w:r>
+      <w:r>
+        <w:rPr>
+          <w:rFonts w:ascii="Times New Roman" w:hAnsi="Times New Roman"/>
+          <w:sz w:val="24"/>
+          <w:szCs w:val="24"/>
+        </w:rPr>
+        <w:t>{{</w:t>
+      </w:r>
+      <w:r>
+        <w:rPr>
+          <w:rFonts w:ascii="Times New Roman" w:hAnsi="Times New Roman"/>
+          <w:sz w:val="24"/>
+          <w:szCs w:val="24"/>
+          <w:lang w:val="en-US"/>
+        </w:rPr>
+        <w:t>property</w:t>
+      </w:r>
+      <w:r>
+        <w:rPr>
+          <w:rFonts w:ascii="Times New Roman" w:hAnsi="Times New Roman"/>
+          <w:sz w:val="24"/>
+          <w:szCs w:val="24"/>
+        </w:rPr>
+        <w:t>.floor}}/{{</w:t>
+      </w:r>
+      <w:r>
+        <w:rPr>
+          <w:rFonts w:ascii="Times New Roman" w:hAnsi="Times New Roman"/>
+          <w:sz w:val="24"/>
+          <w:szCs w:val="24"/>
+          <w:lang w:val="en-US"/>
+        </w:rPr>
+        <w:t>property</w:t>
+      </w:r>
+      <w:r>
+        <w:rPr>
+          <w:rFonts w:ascii="Times New Roman" w:hAnsi="Times New Roman"/>
+          <w:sz w:val="24"/>
+          <w:szCs w:val="24"/>
+        </w:rPr>
+        <w:t>.floors}}</w:t>
+      </w:r>
+      <w:r>
+        <w:rPr>
+          <w:rFonts w:ascii="Times New Roman" w:hAnsi="Times New Roman"/>
+          <w:sz w:val="24"/>
+          <w:szCs w:val="24"/>
+        </w:rPr>
+        <w:t>, материал</w:t>
       </w:r>
       <w:r>
         <w:rPr>
@@ -1068,6 +1136,14 @@
           <w:sz w:val="24"/>
           <w:szCs w:val="24"/>
         </w:rPr>
+        <w:t xml:space="preserve">стен: </w:t>
+      </w:r>
+      <w:r>
+        <w:rPr>
+          <w:rFonts w:ascii="Times New Roman" w:hAnsi="Times New Roman"/>
+          <w:sz w:val="24"/>
+          <w:szCs w:val="24"/>
+        </w:rPr>
         <w:t>{{</w:t>
       </w:r>
       <w:r>
@@ -1085,9 +1161,114 @@
           <w:sz w:val="24"/>
           <w:szCs w:val="24"/>
         </w:rPr>
+        <w:t>.wallMaterial}}</w:t>
+      </w:r>
+      <w:r>
+        <w:rPr>
+          <w:rFonts w:ascii="Times New Roman" w:hAnsi="Times New Roman"/>
+          <w:sz w:val="24"/>
+          <w:szCs w:val="24"/>
+        </w:rPr>
+        <w:t>, г</w:t>
+      </w:r>
+      <w:r>
+        <w:rPr>
+          <w:rFonts w:ascii="Times New Roman" w:hAnsi="Times New Roman"/>
+          <w:sz w:val="24"/>
+          <w:szCs w:val="24"/>
+        </w:rPr>
+        <w:t>од постройки</w:t>
+      </w:r>
+      <w:r>
+        <w:rPr>
+          <w:rFonts w:ascii="Times New Roman" w:hAnsi="Times New Roman"/>
+          <w:sz w:val="24"/>
+          <w:szCs w:val="24"/>
+        </w:rPr>
+        <w:t>:</w:t>
+      </w:r>
+      <w:r>
+        <w:rPr>
+          <w:rFonts w:ascii="Times New Roman" w:hAnsi="Times New Roman"/>
+          <w:sz w:val="24"/>
+          <w:szCs w:val="24"/>
+        </w:rPr>
+        <w:t xml:space="preserve"> </w:t>
+      </w:r>
+      <w:r>
+        <w:rPr>
+          <w:rFonts w:ascii="Times New Roman" w:hAnsi="Times New Roman"/>
+          <w:sz w:val="24"/>
+          <w:szCs w:val="24"/>
+        </w:rPr>
+        <w:t>{{</w:t>
+      </w:r>
+      <w:r>
+        <w:rPr>
+          <w:rFonts w:ascii="Times New Roman" w:hAnsi="Times New Roman"/>
+          <w:sz w:val="24"/>
+          <w:szCs w:val="24"/>
+          <w:lang w:val="en-US"/>
+        </w:rPr>
+        <w:t>property</w:t>
+      </w:r>
+      <w:r>
+        <w:rPr>
+          <w:rFonts w:ascii="Times New Roman" w:hAnsi="Times New Roman"/>
+          <w:sz w:val="24"/>
+          <w:szCs w:val="24"/>
+        </w:rPr>
+        <w:t>.yearBuilt}}</w:t>
+      </w:r>
+      <w:r>
+        <w:rPr>
+          <w:rFonts w:ascii="Times New Roman" w:hAnsi="Times New Roman"/>
+          <w:sz w:val="24"/>
+          <w:szCs w:val="24"/>
+        </w:rPr>
+        <w:t>, инвентарный номер</w:t>
+      </w:r>
+      <w:r>
+        <w:rPr>
+          <w:rFonts w:ascii="Times New Roman" w:hAnsi="Times New Roman"/>
+          <w:sz w:val="24"/>
+          <w:szCs w:val="24"/>
+        </w:rPr>
+        <w:t>:</w:t>
+      </w:r>
+      <w:r>
+        <w:rPr>
+          <w:rFonts w:ascii="Times New Roman" w:hAnsi="Times New Roman"/>
+          <w:sz w:val="24"/>
+          <w:szCs w:val="24"/>
+        </w:rPr>
+        <w:t xml:space="preserve"> </w:t>
+      </w:r>
+      <w:r>
+        <w:rPr>
+          <w:rFonts w:ascii="Times New Roman" w:hAnsi="Times New Roman"/>
+          <w:sz w:val="24"/>
+          <w:szCs w:val="24"/>
+        </w:rPr>
+        <w:t>{{</w:t>
+      </w:r>
+      <w:r>
+        <w:rPr>
+          <w:rFonts w:ascii="Times New Roman" w:hAnsi="Times New Roman"/>
+          <w:sz w:val="24"/>
+          <w:szCs w:val="24"/>
+          <w:lang w:val="en-US"/>
+        </w:rPr>
+        <w:t>property</w:t>
+      </w:r>
+      <w:r>
+        <w:rPr>
+          <w:rFonts w:ascii="Times New Roman" w:hAnsi="Times New Roman"/>
+          <w:sz w:val="24"/>
+          <w:szCs w:val="24"/>
+        </w:rPr>
         <w:t>.</w:t>
       </w:r>
-      <w:proofErr w:type="spellStart"/>
       <w:r>
         <w:rPr>
           <w:rFonts w:ascii="Times New Roman" w:hAnsi="Times New Roman"/>
@@ -1095,396 +1276,8 @@
           <w:szCs w:val="24"/>
           <w:lang w:val="en-US"/>
         </w:rPr>
-        <w:t>areaTotal</w:t>
-      </w:r>
-      <w:proofErr w:type="spellEnd"/>
-      <w:r>
-        <w:rPr>
-          <w:rFonts w:ascii="Times New Roman" w:hAnsi="Times New Roman"/>
-          <w:sz w:val="24"/>
-          <w:szCs w:val="24"/>
-        </w:rPr>
-        <w:t xml:space="preserve">}} </w:t>
-      </w:r>
-      <w:r>
-        <w:rPr>
-          <w:rFonts w:ascii="Times New Roman" w:hAnsi="Times New Roman"/>
-          <w:sz w:val="24"/>
-          <w:szCs w:val="24"/>
-        </w:rPr>
-        <w:t>м²</w:t>
-      </w:r>
-      <w:r>
-        <w:rPr>
-          <w:rFonts w:ascii="Times New Roman" w:hAnsi="Times New Roman"/>
-          <w:sz w:val="24"/>
-          <w:szCs w:val="24"/>
-        </w:rPr>
-        <w:t>;</w:t>
-      </w:r>
-      <w:r>
-        <w:rPr>
-          <w:rFonts w:ascii="Times New Roman" w:hAnsi="Times New Roman"/>
-          <w:sz w:val="24"/>
-          <w:szCs w:val="24"/>
-        </w:rPr>
-        <w:t xml:space="preserve"> жилая пл</w:t>
-      </w:r>
-      <w:r>
-        <w:rPr>
-          <w:rFonts w:ascii="Times New Roman" w:hAnsi="Times New Roman"/>
-          <w:sz w:val="24"/>
-          <w:szCs w:val="24"/>
-        </w:rPr>
-        <w:t xml:space="preserve">ощадь </w:t>
-      </w:r>
-      <w:r>
-        <w:rPr>
-          <w:rFonts w:ascii="Times New Roman" w:hAnsi="Times New Roman"/>
-          <w:sz w:val="24"/>
-          <w:szCs w:val="24"/>
-        </w:rPr>
-        <w:t>{{</w:t>
-      </w:r>
-      <w:r>
-        <w:rPr>
-          <w:rFonts w:ascii="Times New Roman" w:hAnsi="Times New Roman"/>
-          <w:sz w:val="24"/>
-          <w:szCs w:val="24"/>
-          <w:lang w:val="en-US"/>
-        </w:rPr>
-        <w:t>property</w:t>
-      </w:r>
-      <w:r>
-        <w:rPr>
-          <w:rFonts w:ascii="Times New Roman" w:hAnsi="Times New Roman"/>
-          <w:sz w:val="24"/>
-          <w:szCs w:val="24"/>
-        </w:rPr>
-        <w:t>.</w:t>
-      </w:r>
-      <w:proofErr w:type="spellStart"/>
-      <w:r>
-        <w:rPr>
-          <w:rFonts w:ascii="Times New Roman" w:hAnsi="Times New Roman"/>
-          <w:sz w:val="24"/>
-          <w:szCs w:val="24"/>
-        </w:rPr>
-        <w:t>areaLiving</w:t>
-      </w:r>
-      <w:proofErr w:type="spellEnd"/>
-      <w:r>
-        <w:rPr>
-          <w:rFonts w:ascii="Times New Roman" w:hAnsi="Times New Roman"/>
-          <w:sz w:val="24"/>
-          <w:szCs w:val="24"/>
-        </w:rPr>
-        <w:t>}}</w:t>
-      </w:r>
-      <w:r>
-        <w:rPr>
-          <w:rFonts w:ascii="Times New Roman" w:hAnsi="Times New Roman"/>
-          <w:sz w:val="24"/>
-          <w:szCs w:val="24"/>
-        </w:rPr>
-        <w:t xml:space="preserve"> м²</w:t>
-      </w:r>
-      <w:r>
-        <w:rPr>
-          <w:rFonts w:ascii="Times New Roman" w:hAnsi="Times New Roman"/>
-          <w:sz w:val="24"/>
-          <w:szCs w:val="24"/>
-        </w:rPr>
-        <w:t xml:space="preserve">, </w:t>
-      </w:r>
-      <w:r>
-        <w:rPr>
-          <w:rFonts w:ascii="Times New Roman" w:hAnsi="Times New Roman"/>
-          <w:sz w:val="24"/>
-          <w:szCs w:val="24"/>
-        </w:rPr>
-        <w:t xml:space="preserve">этаж/этажность: </w:t>
-      </w:r>
-      <w:r>
-        <w:rPr>
-          <w:rFonts w:ascii="Times New Roman" w:hAnsi="Times New Roman"/>
-          <w:sz w:val="24"/>
-          <w:szCs w:val="24"/>
-        </w:rPr>
-        <w:t>{{</w:t>
-      </w:r>
-      <w:r>
-        <w:rPr>
-          <w:rFonts w:ascii="Times New Roman" w:hAnsi="Times New Roman"/>
-          <w:sz w:val="24"/>
-          <w:szCs w:val="24"/>
-          <w:lang w:val="en-US"/>
-        </w:rPr>
-        <w:t>property</w:t>
-      </w:r>
-      <w:r>
-        <w:rPr>
-          <w:rFonts w:ascii="Times New Roman" w:hAnsi="Times New Roman"/>
-          <w:sz w:val="24"/>
-          <w:szCs w:val="24"/>
-        </w:rPr>
-        <w:t>.</w:t>
-      </w:r>
-      <w:proofErr w:type="spellStart"/>
-      <w:r>
-        <w:rPr>
-          <w:rFonts w:ascii="Times New Roman" w:hAnsi="Times New Roman"/>
-          <w:sz w:val="24"/>
-          <w:szCs w:val="24"/>
-        </w:rPr>
-        <w:t>floor</w:t>
-      </w:r>
-      <w:proofErr w:type="spellEnd"/>
-      <w:r>
-        <w:rPr>
-          <w:rFonts w:ascii="Times New Roman" w:hAnsi="Times New Roman"/>
-          <w:sz w:val="24"/>
-          <w:szCs w:val="24"/>
-        </w:rPr>
-        <w:t>}}/{{</w:t>
-      </w:r>
-      <w:r>
-        <w:rPr>
-          <w:rFonts w:ascii="Times New Roman" w:hAnsi="Times New Roman"/>
-          <w:sz w:val="24"/>
-          <w:szCs w:val="24"/>
-          <w:lang w:val="en-US"/>
-        </w:rPr>
-        <w:t>property</w:t>
-      </w:r>
-      <w:r>
-        <w:rPr>
-          <w:rFonts w:ascii="Times New Roman" w:hAnsi="Times New Roman"/>
-          <w:sz w:val="24"/>
-          <w:szCs w:val="24"/>
-        </w:rPr>
-        <w:t>.</w:t>
-      </w:r>
-      <w:proofErr w:type="spellStart"/>
-      <w:r>
-        <w:rPr>
-          <w:rFonts w:ascii="Times New Roman" w:hAnsi="Times New Roman"/>
-          <w:sz w:val="24"/>
-          <w:szCs w:val="24"/>
-        </w:rPr>
-        <w:t>floors</w:t>
-      </w:r>
-      <w:proofErr w:type="spellEnd"/>
-      <w:r>
-        <w:rPr>
-          <w:rFonts w:ascii="Times New Roman" w:hAnsi="Times New Roman"/>
-          <w:sz w:val="24"/>
-          <w:szCs w:val="24"/>
-        </w:rPr>
-        <w:t>}}</w:t>
-      </w:r>
-      <w:r>
-        <w:rPr>
-          <w:rFonts w:ascii="Times New Roman" w:hAnsi="Times New Roman"/>
-          <w:sz w:val="24"/>
-          <w:szCs w:val="24"/>
-        </w:rPr>
-        <w:t>, материал</w:t>
-      </w:r>
-      <w:r>
-        <w:rPr>
-          <w:rFonts w:ascii="Times New Roman" w:hAnsi="Times New Roman"/>
-          <w:sz w:val="24"/>
-          <w:szCs w:val="24"/>
-        </w:rPr>
-        <w:t xml:space="preserve"> </w:t>
-      </w:r>
-      <w:r>
-        <w:rPr>
-          <w:rFonts w:ascii="Times New Roman" w:hAnsi="Times New Roman"/>
-          <w:sz w:val="24"/>
-          <w:szCs w:val="24"/>
-        </w:rPr>
-        <w:t xml:space="preserve">стен: </w:t>
-      </w:r>
-      <w:r>
-        <w:rPr>
-          <w:rFonts w:ascii="Times New Roman" w:hAnsi="Times New Roman"/>
-          <w:sz w:val="24"/>
-          <w:szCs w:val="24"/>
-        </w:rPr>
-        <w:t>{{</w:t>
-      </w:r>
-      <w:r>
-        <w:rPr>
-          <w:rFonts w:ascii="Times New Roman" w:hAnsi="Times New Roman"/>
-          <w:sz w:val="24"/>
-          <w:szCs w:val="24"/>
-          <w:lang w:val="en-US"/>
-        </w:rPr>
-        <w:t>property</w:t>
-      </w:r>
-      <w:r>
-        <w:rPr>
-          <w:rFonts w:ascii="Times New Roman" w:hAnsi="Times New Roman"/>
-          <w:sz w:val="24"/>
-          <w:szCs w:val="24"/>
-        </w:rPr>
-        <w:t>.</w:t>
-      </w:r>
-      <w:proofErr w:type="spellStart"/>
-      <w:r>
-        <w:rPr>
-          <w:rFonts w:ascii="Times New Roman" w:hAnsi="Times New Roman"/>
-          <w:sz w:val="24"/>
-          <w:szCs w:val="24"/>
-        </w:rPr>
-        <w:t>wallMaterial</w:t>
-      </w:r>
-      <w:proofErr w:type="spellEnd"/>
-      <w:r>
-        <w:rPr>
-          <w:rFonts w:ascii="Times New Roman" w:hAnsi="Times New Roman"/>
-          <w:sz w:val="24"/>
-          <w:szCs w:val="24"/>
-        </w:rPr>
-        <w:t>}}</w:t>
-      </w:r>
-      <w:r>
-        <w:rPr>
-          <w:rFonts w:ascii="Times New Roman" w:hAnsi="Times New Roman"/>
-          <w:sz w:val="24"/>
-          <w:szCs w:val="24"/>
-        </w:rPr>
-        <w:t>, г</w:t>
-      </w:r>
-      <w:r>
-        <w:rPr>
-          <w:rFonts w:ascii="Times New Roman" w:hAnsi="Times New Roman"/>
-          <w:sz w:val="24"/>
-          <w:szCs w:val="24"/>
-        </w:rPr>
-        <w:t>од постройки</w:t>
-      </w:r>
-      <w:r>
-        <w:rPr>
-          <w:rFonts w:ascii="Times New Roman" w:hAnsi="Times New Roman"/>
-          <w:sz w:val="24"/>
-          <w:szCs w:val="24"/>
-        </w:rPr>
-        <w:t>:</w:t>
-      </w:r>
-      <w:r>
-        <w:rPr>
-          <w:rFonts w:ascii="Times New Roman" w:hAnsi="Times New Roman"/>
-          <w:sz w:val="24"/>
-          <w:szCs w:val="24"/>
-        </w:rPr>
-        <w:t xml:space="preserve"> </w:t>
-      </w:r>
-      <w:r>
-        <w:rPr>
-          <w:rFonts w:ascii="Times New Roman" w:hAnsi="Times New Roman"/>
-          <w:sz w:val="24"/>
-          <w:szCs w:val="24"/>
-        </w:rPr>
-        <w:t>{{</w:t>
-      </w:r>
-      <w:r>
-        <w:rPr>
-          <w:rFonts w:ascii="Times New Roman" w:hAnsi="Times New Roman"/>
-          <w:sz w:val="24"/>
-          <w:szCs w:val="24"/>
-          <w:lang w:val="en-US"/>
-        </w:rPr>
-        <w:t>property</w:t>
-      </w:r>
-      <w:r>
-        <w:rPr>
-          <w:rFonts w:ascii="Times New Roman" w:hAnsi="Times New Roman"/>
-          <w:sz w:val="24"/>
-          <w:szCs w:val="24"/>
-        </w:rPr>
-        <w:t>.</w:t>
-      </w:r>
-      <w:proofErr w:type="spellStart"/>
-      <w:r>
-        <w:rPr>
-          <w:rFonts w:ascii="Times New Roman" w:hAnsi="Times New Roman"/>
-          <w:sz w:val="24"/>
-          <w:szCs w:val="24"/>
-        </w:rPr>
-        <w:t>yearBuilt</w:t>
-      </w:r>
-      <w:proofErr w:type="spellEnd"/>
-      <w:r>
-        <w:rPr>
-          <w:rFonts w:ascii="Times New Roman" w:hAnsi="Times New Roman"/>
-          <w:sz w:val="24"/>
-          <w:szCs w:val="24"/>
-        </w:rPr>
-        <w:t>}}</w:t>
-      </w:r>
-      <w:r>
-        <w:rPr>
-          <w:rFonts w:ascii="Times New Roman" w:hAnsi="Times New Roman"/>
-          <w:sz w:val="24"/>
-          <w:szCs w:val="24"/>
-        </w:rPr>
-        <w:t>, инвентарный номер</w:t>
-      </w:r>
-      <w:r>
-        <w:rPr>
-          <w:rFonts w:ascii="Times New Roman" w:hAnsi="Times New Roman"/>
-          <w:sz w:val="24"/>
-          <w:szCs w:val="24"/>
-        </w:rPr>
-        <w:t>:</w:t>
-      </w:r>
-      <w:r>
-        <w:rPr>
-          <w:rFonts w:ascii="Times New Roman" w:hAnsi="Times New Roman"/>
-          <w:sz w:val="24"/>
-          <w:szCs w:val="24"/>
-        </w:rPr>
-        <w:t xml:space="preserve"> </w:t>
-      </w:r>
-      <w:r>
-        <w:rPr>
-          <w:rFonts w:ascii="Times New Roman" w:hAnsi="Times New Roman"/>
-          <w:sz w:val="24"/>
-          <w:szCs w:val="24"/>
-        </w:rPr>
-        <w:t>{{</w:t>
-      </w:r>
-      <w:r>
-        <w:rPr>
-          <w:rFonts w:ascii="Times New Roman" w:hAnsi="Times New Roman"/>
-          <w:sz w:val="24"/>
-          <w:szCs w:val="24"/>
-          <w:lang w:val="en-US"/>
-        </w:rPr>
-        <w:t>property</w:t>
-      </w:r>
-      <w:r>
-        <w:rPr>
-          <w:rFonts w:ascii="Times New Roman" w:hAnsi="Times New Roman"/>
-          <w:sz w:val="24"/>
-          <w:szCs w:val="24"/>
-        </w:rPr>
-        <w:t>.</w:t>
-      </w:r>
-      <w:proofErr w:type="spellStart"/>
-      <w:r>
-        <w:rPr>
-          <w:rFonts w:ascii="Times New Roman" w:hAnsi="Times New Roman"/>
-          <w:sz w:val="24"/>
-          <w:szCs w:val="24"/>
-          <w:lang w:val="en-US"/>
-        </w:rPr>
         <w:t>inventoryNumber</w:t>
       </w:r>
-      <w:proofErr w:type="spellEnd"/>
       <w:r>
         <w:rPr>
           <w:rFonts w:ascii="Times New Roman" w:hAnsi="Times New Roman"/>
@@ -1642,7 +1435,6 @@
         </w:rPr>
         <w:t>.</w:t>
       </w:r>
-      <w:proofErr w:type="spellStart"/>
       <w:r>
         <w:rPr>
           <w:rFonts w:ascii="Times New Roman" w:eastAsia="Times New Roman" w:hAnsi="Times New Roman"/>
@@ -1654,7 +1446,6 @@
         </w:rPr>
         <w:t>priceBYN</w:t>
       </w:r>
-      <w:proofErr w:type="spellEnd"/>
       <w:r>
         <w:rPr>
           <w:rFonts w:ascii="Times New Roman" w:eastAsia="Times New Roman" w:hAnsi="Times New Roman"/>
@@ -1669,6 +1460,8 @@
       <w:r>
         <w:rPr>
           <w:rFonts w:ascii="Times New Roman" w:eastAsia="Times New Roman" w:hAnsi="Times New Roman"/>
+          <w:b/>
+          <w:bCs/>
           <w:sz w:val="24"/>
           <w:szCs w:val="24"/>
           <w:lang w:eastAsia="ru-RU"/>
@@ -1682,6 +1475,24 @@
           <w:szCs w:val="24"/>
           <w:lang w:eastAsia="ru-RU"/>
         </w:rPr>
+        <w:t>белорусских рублей</w:t>
+      </w:r>
+      <w:r>
+        <w:rPr>
+          <w:rFonts w:ascii="Times New Roman" w:eastAsia="Times New Roman" w:hAnsi="Times New Roman"/>
+          <w:sz w:val="24"/>
+          <w:szCs w:val="24"/>
+          <w:lang w:eastAsia="ru-RU"/>
+        </w:rPr>
+        <w:t xml:space="preserve"> </w:t>
+      </w:r>
+      <w:r>
+        <w:rPr>
+          <w:rFonts w:ascii="Times New Roman" w:eastAsia="Times New Roman" w:hAnsi="Times New Roman"/>
+          <w:sz w:val="24"/>
+          <w:szCs w:val="24"/>
+          <w:lang w:eastAsia="ru-RU"/>
+        </w:rPr>
         <w:t>({{</w:t>
       </w:r>
       <w:r>
@@ -1702,7 +1513,6 @@
         </w:rPr>
         <w:t>.</w:t>
       </w:r>
-      <w:proofErr w:type="spellStart"/>
       <w:r>
         <w:rPr>
           <w:rFonts w:ascii="Times New Roman" w:eastAsia="Times New Roman" w:hAnsi="Times New Roman"/>
@@ -1712,7 +1522,6 @@
         </w:rPr>
         <w:t>priceWords</w:t>
       </w:r>
-      <w:proofErr w:type="spellEnd"/>
       <w:r>
         <w:rPr>
           <w:rFonts w:ascii="Times New Roman" w:eastAsia="Times New Roman" w:hAnsi="Times New Roman"/>
@@ -1721,15 +1530,6 @@
           <w:lang w:eastAsia="ru-RU"/>
         </w:rPr>
         <w:t>}})</w:t>
-      </w:r>
-      <w:r>
-        <w:rPr>
-          <w:rFonts w:ascii="Times New Roman" w:eastAsia="Times New Roman" w:hAnsi="Times New Roman"/>
-          <w:sz w:val="24"/>
-          <w:szCs w:val="24"/>
-          <w:lang w:eastAsia="ru-RU"/>
-        </w:rPr>
-        <w:t xml:space="preserve"> белорусских рублей</w:t>
       </w:r>
       <w:r>
         <w:rPr>
@@ -1962,9 +1762,8 @@
           <w:szCs w:val="24"/>
           <w:lang w:eastAsia="ru-RU"/>
         </w:rPr>
-        <w:t>{{</w:t>
-      </w:r>
-      <w:proofErr w:type="spellStart"/>
+        <w:t>{{commission.percent}}</w:t>
+      </w:r>
       <w:r>
         <w:rPr>
           <w:rFonts w:ascii="Times New Roman" w:eastAsia="Times New Roman" w:hAnsi="Times New Roman"/>
@@ -1974,9 +1773,26 @@
           <w:szCs w:val="24"/>
           <w:lang w:eastAsia="ru-RU"/>
         </w:rPr>
-        <w:t>commission.percent</w:t>
-      </w:r>
-      <w:proofErr w:type="spellEnd"/>
+        <w:t xml:space="preserve"> %</w:t>
+      </w:r>
+      <w:r>
+        <w:rPr>
+          <w:rFonts w:ascii="Times New Roman" w:eastAsia="Times New Roman" w:hAnsi="Times New Roman"/>
+          <w:sz w:val="24"/>
+          <w:szCs w:val="24"/>
+          <w:lang w:eastAsia="ru-RU"/>
+        </w:rPr>
+        <w:t xml:space="preserve"> от стоимости объекта недвижимого имущества, а именно</w:t>
+      </w:r>
+      <w:r>
+        <w:rPr>
+          <w:rFonts w:ascii="Times New Roman" w:eastAsia="Times New Roman" w:hAnsi="Times New Roman"/>
+          <w:sz w:val="24"/>
+          <w:szCs w:val="24"/>
+          <w:lang w:eastAsia="ru-RU"/>
+        </w:rPr>
+        <w:t xml:space="preserve"> </w:t>
+      </w:r>
       <w:r>
         <w:rPr>
           <w:rFonts w:ascii="Times New Roman" w:eastAsia="Times New Roman" w:hAnsi="Times New Roman"/>
@@ -1986,7 +1802,7 @@
           <w:szCs w:val="24"/>
           <w:lang w:eastAsia="ru-RU"/>
         </w:rPr>
-        <w:t>}}</w:t>
+        <w:t>{{commission.amountBYN}}</w:t>
       </w:r>
       <w:r>
         <w:rPr>
@@ -1997,60 +1813,16 @@
           <w:szCs w:val="24"/>
           <w:lang w:eastAsia="ru-RU"/>
         </w:rPr>
-        <w:t xml:space="preserve"> %</w:t>
-      </w:r>
-      <w:r>
-        <w:rPr>
-          <w:rFonts w:ascii="Times New Roman" w:eastAsia="Times New Roman" w:hAnsi="Times New Roman"/>
-          <w:sz w:val="24"/>
-          <w:szCs w:val="24"/>
-          <w:lang w:eastAsia="ru-RU"/>
-        </w:rPr>
-        <w:t xml:space="preserve"> от стоимости объекта недвижимого имущества, а именно</w:t>
-      </w:r>
-      <w:r>
-        <w:rPr>
-          <w:rFonts w:ascii="Times New Roman" w:eastAsia="Times New Roman" w:hAnsi="Times New Roman"/>
-          <w:sz w:val="24"/>
-          <w:szCs w:val="24"/>
-          <w:lang w:eastAsia="ru-RU"/>
-        </w:rPr>
         <w:t xml:space="preserve"> </w:t>
       </w:r>
       <w:r>
         <w:rPr>
           <w:rFonts w:ascii="Times New Roman" w:eastAsia="Times New Roman" w:hAnsi="Times New Roman"/>
-          <w:b/>
-          <w:bCs/>
-          <w:sz w:val="24"/>
-          <w:szCs w:val="24"/>
-          <w:lang w:eastAsia="ru-RU"/>
-        </w:rPr>
-        <w:t>{{</w:t>
-      </w:r>
-      <w:proofErr w:type="spellStart"/>
-      <w:r>
-        <w:rPr>
-          <w:rFonts w:ascii="Times New Roman" w:eastAsia="Times New Roman" w:hAnsi="Times New Roman"/>
-          <w:b/>
-          <w:bCs/>
-          <w:sz w:val="24"/>
-          <w:szCs w:val="24"/>
-          <w:lang w:eastAsia="ru-RU"/>
-        </w:rPr>
-        <w:t>commission.amountBYN</w:t>
-      </w:r>
-      <w:proofErr w:type="spellEnd"/>
-      <w:r>
-        <w:rPr>
-          <w:rFonts w:ascii="Times New Roman" w:eastAsia="Times New Roman" w:hAnsi="Times New Roman"/>
-          <w:b/>
-          <w:bCs/>
-          <w:sz w:val="24"/>
-          <w:szCs w:val="24"/>
-          <w:lang w:eastAsia="ru-RU"/>
-        </w:rPr>
-        <w:t>}}</w:t>
+          <w:sz w:val="24"/>
+          <w:szCs w:val="24"/>
+          <w:lang w:eastAsia="ru-RU"/>
+        </w:rPr>
+        <w:t>белорусских рублей</w:t>
       </w:r>
       <w:r>
         <w:rPr>
@@ -2086,36 +1858,16 @@
           <w:szCs w:val="24"/>
           <w:lang w:eastAsia="ru-RU"/>
         </w:rPr>
-        <w:t>.</w:t>
-      </w:r>
-      <w:proofErr w:type="spellStart"/>
-      <w:r>
-        <w:rPr>
-          <w:rFonts w:ascii="Times New Roman" w:eastAsia="Times New Roman" w:hAnsi="Times New Roman"/>
-          <w:sz w:val="24"/>
-          <w:szCs w:val="24"/>
-          <w:lang w:eastAsia="ru-RU"/>
-        </w:rPr>
-        <w:t>amountWords</w:t>
-      </w:r>
-      <w:proofErr w:type="spellEnd"/>
-      <w:r>
-        <w:rPr>
-          <w:rFonts w:ascii="Times New Roman" w:eastAsia="Times New Roman" w:hAnsi="Times New Roman"/>
-          <w:sz w:val="24"/>
-          <w:szCs w:val="24"/>
-          <w:lang w:eastAsia="ru-RU"/>
-        </w:rPr>
-        <w:t xml:space="preserve">}}) </w:t>
-      </w:r>
-      <w:r>
-        <w:rPr>
-          <w:rFonts w:ascii="Times New Roman" w:eastAsia="Times New Roman" w:hAnsi="Times New Roman"/>
-          <w:sz w:val="24"/>
-          <w:szCs w:val="24"/>
-          <w:lang w:eastAsia="ru-RU"/>
-        </w:rPr>
-        <w:t xml:space="preserve">белорусских рублей, с включением в такую оплату затрат по риэлтерским услугам, указанным в абзацах </w:t>
+        <w:t>.amountWords}})</w:t>
+      </w:r>
+      <w:r>
+        <w:rPr>
+          <w:rFonts w:ascii="Times New Roman" w:eastAsia="Times New Roman" w:hAnsi="Times New Roman"/>
+          <w:sz w:val="24"/>
+          <w:szCs w:val="24"/>
+          <w:lang w:eastAsia="ru-RU"/>
+        </w:rPr>
+        <w:t xml:space="preserve">, с включением в такую оплату затрат по риэлтерским услугам, указанным в абзацах </w:t>
       </w:r>
       <w:r>
         <w:rPr>
@@ -4688,7 +4440,6 @@
         </w:rPr>
         <w:t>.</w:t>
       </w:r>
-      <w:proofErr w:type="spellStart"/>
       <w:r>
         <w:rPr>
           <w:rFonts w:ascii="Times New Roman" w:eastAsia="Times New Roman" w:hAnsi="Times New Roman"/>
@@ -4698,7 +4449,6 @@
         </w:rPr>
         <w:t>endDateText</w:t>
       </w:r>
-      <w:proofErr w:type="spellEnd"/>
       <w:r>
         <w:rPr>
           <w:rFonts w:ascii="Times New Roman" w:eastAsia="Times New Roman" w:hAnsi="Times New Roman"/>
@@ -6447,9 +6197,8 @@
           <w:szCs w:val="20"/>
           <w:lang w:eastAsia="ru-RU"/>
         </w:rPr>
-        <w:t>{{</w:t>
-      </w:r>
-      <w:proofErr w:type="spellStart"/>
+        <w:t>{{agent.attestationNumber}}</w:t>
+      </w:r>
       <w:r>
         <w:rPr>
           <w:rFonts w:ascii="Times New Roman" w:eastAsia="Times New Roman" w:hAnsi="Times New Roman"/>
@@ -6458,9 +6207,8 @@
           <w:szCs w:val="20"/>
           <w:lang w:eastAsia="ru-RU"/>
         </w:rPr>
-        <w:t>agent.attestationNumber</w:t>
-      </w:r>
-      <w:proofErr w:type="spellEnd"/>
+        <w:t xml:space="preserve">от </w:t>
+      </w:r>
       <w:r>
         <w:rPr>
           <w:rFonts w:ascii="Times New Roman" w:eastAsia="Times New Roman" w:hAnsi="Times New Roman"/>
@@ -6469,7 +6217,7 @@
           <w:szCs w:val="20"/>
           <w:lang w:eastAsia="ru-RU"/>
         </w:rPr>
-        <w:t>}}</w:t>
+        <w:t>{{agent.attestationDate}}</w:t>
       </w:r>
       <w:r>
         <w:rPr>
@@ -6479,7 +6227,7 @@
           <w:szCs w:val="20"/>
           <w:lang w:eastAsia="ru-RU"/>
         </w:rPr>
-        <w:t xml:space="preserve">от </w:t>
+        <w:t xml:space="preserve">г, действует до </w:t>
       </w:r>
       <w:r>
         <w:rPr>
@@ -6489,71 +6237,7 @@
           <w:szCs w:val="20"/>
           <w:lang w:eastAsia="ru-RU"/>
         </w:rPr>
-        <w:t>{{</w:t>
-      </w:r>
-      <w:proofErr w:type="spellStart"/>
-      <w:r>
-        <w:rPr>
-          <w:rFonts w:ascii="Times New Roman" w:eastAsia="Times New Roman" w:hAnsi="Times New Roman"/>
-          <w:i/>
-          <w:sz w:val="20"/>
-          <w:szCs w:val="20"/>
-          <w:lang w:eastAsia="ru-RU"/>
-        </w:rPr>
-        <w:t>agent.attestationDate</w:t>
-      </w:r>
-      <w:proofErr w:type="spellEnd"/>
-      <w:r>
-        <w:rPr>
-          <w:rFonts w:ascii="Times New Roman" w:eastAsia="Times New Roman" w:hAnsi="Times New Roman"/>
-          <w:i/>
-          <w:sz w:val="20"/>
-          <w:szCs w:val="20"/>
-          <w:lang w:eastAsia="ru-RU"/>
-        </w:rPr>
-        <w:t>}}</w:t>
-      </w:r>
-      <w:r>
-        <w:rPr>
-          <w:rFonts w:ascii="Times New Roman" w:eastAsia="Times New Roman" w:hAnsi="Times New Roman"/>
-          <w:i/>
-          <w:sz w:val="20"/>
-          <w:szCs w:val="20"/>
-          <w:lang w:eastAsia="ru-RU"/>
-        </w:rPr>
-        <w:t xml:space="preserve">г, действует до </w:t>
-      </w:r>
-      <w:r>
-        <w:rPr>
-          <w:rFonts w:ascii="Times New Roman" w:eastAsia="Times New Roman" w:hAnsi="Times New Roman"/>
-          <w:i/>
-          <w:sz w:val="20"/>
-          <w:szCs w:val="20"/>
-          <w:lang w:eastAsia="ru-RU"/>
-        </w:rPr>
-        <w:t>{{</w:t>
-      </w:r>
-      <w:proofErr w:type="spellStart"/>
-      <w:r>
-        <w:rPr>
-          <w:rFonts w:ascii="Times New Roman" w:eastAsia="Times New Roman" w:hAnsi="Times New Roman"/>
-          <w:i/>
-          <w:sz w:val="20"/>
-          <w:szCs w:val="20"/>
-          <w:lang w:eastAsia="ru-RU"/>
-        </w:rPr>
-        <w:t>agent.attestationExpiry</w:t>
-      </w:r>
-      <w:proofErr w:type="spellEnd"/>
-      <w:r>
-        <w:rPr>
-          <w:rFonts w:ascii="Times New Roman" w:eastAsia="Times New Roman" w:hAnsi="Times New Roman"/>
-          <w:i/>
-          <w:sz w:val="20"/>
-          <w:szCs w:val="20"/>
-          <w:lang w:eastAsia="ru-RU"/>
-        </w:rPr>
-        <w:t>}}</w:t>
+        <w:t>{{agent.attestationExpiry}}</w:t>
       </w:r>
       <w:r>
         <w:rPr>
@@ -6598,29 +6282,7 @@
           <w:szCs w:val="20"/>
           <w:lang w:eastAsia="ru-RU"/>
         </w:rPr>
-        <w:t>{{</w:t>
-      </w:r>
-      <w:proofErr w:type="spellStart"/>
-      <w:r>
-        <w:rPr>
-          <w:rFonts w:ascii="Times New Roman" w:eastAsia="Times New Roman" w:hAnsi="Times New Roman"/>
-          <w:i/>
-          <w:sz w:val="20"/>
-          <w:szCs w:val="20"/>
-          <w:lang w:eastAsia="ru-RU"/>
-        </w:rPr>
-        <w:t>agent.cardNumber</w:t>
-      </w:r>
-      <w:proofErr w:type="spellEnd"/>
-      <w:r>
-        <w:rPr>
-          <w:rFonts w:ascii="Times New Roman" w:eastAsia="Times New Roman" w:hAnsi="Times New Roman"/>
-          <w:i/>
-          <w:sz w:val="20"/>
-          <w:szCs w:val="20"/>
-          <w:lang w:eastAsia="ru-RU"/>
-        </w:rPr>
-        <w:t>}}</w:t>
+        <w:t>{{agent.cardNumber}}</w:t>
       </w:r>
     </w:p>
     <w:p>
@@ -6720,27 +6382,7 @@
                 <w:szCs w:val="20"/>
                 <w:lang w:eastAsia="ru-RU"/>
               </w:rPr>
-              <w:t>{{</w:t>
-            </w:r>
-            <w:proofErr w:type="spellStart"/>
-            <w:r>
-              <w:rPr>
-                <w:rFonts w:ascii="Times New Roman" w:eastAsia="Times New Roman" w:hAnsi="Times New Roman"/>
-                <w:sz w:val="20"/>
-                <w:szCs w:val="20"/>
-                <w:lang w:eastAsia="ru-RU"/>
-              </w:rPr>
-              <w:t>seller.fullName</w:t>
-            </w:r>
-            <w:proofErr w:type="spellEnd"/>
-            <w:r>
-              <w:rPr>
-                <w:rFonts w:ascii="Times New Roman" w:eastAsia="Times New Roman" w:hAnsi="Times New Roman"/>
-                <w:sz w:val="20"/>
-                <w:szCs w:val="20"/>
-                <w:lang w:eastAsia="ru-RU"/>
-              </w:rPr>
-              <w:t>}}</w:t>
+              <w:t>{{seller.fullName}}</w:t>
             </w:r>
           </w:p>
           <w:p>
@@ -6958,7 +6600,6 @@
               </w:rPr>
               <w:t>.</w:t>
             </w:r>
-            <w:proofErr w:type="spellStart"/>
             <w:r>
               <w:rPr>
                 <w:rFonts w:ascii="Times New Roman" w:eastAsia="Times New Roman" w:hAnsi="Times New Roman"/>
@@ -6968,7 +6609,6 @@
               </w:rPr>
               <w:t>passportIssuedByInstrumental</w:t>
             </w:r>
-            <w:proofErr w:type="spellEnd"/>
             <w:r>
               <w:rPr>
                 <w:rFonts w:ascii="Times New Roman" w:eastAsia="Times New Roman" w:hAnsi="Times New Roman"/>
@@ -7005,7 +6645,6 @@
               </w:rPr>
               <w:t>.</w:t>
             </w:r>
-            <w:proofErr w:type="spellStart"/>
             <w:r>
               <w:rPr>
                 <w:rFonts w:ascii="Times New Roman" w:eastAsia="Times New Roman" w:hAnsi="Times New Roman"/>
@@ -7015,7 +6654,6 @@
               </w:rPr>
               <w:t>passportIssueDate</w:t>
             </w:r>
-            <w:proofErr w:type="spellEnd"/>
             <w:r>
               <w:rPr>
                 <w:rFonts w:ascii="Times New Roman" w:eastAsia="Times New Roman" w:hAnsi="Times New Roman"/>
@@ -7352,27 +6990,7 @@
                 <w:sz w:val="20"/>
                 <w:szCs w:val="20"/>
               </w:rPr>
-              <w:t xml:space="preserve">231300 г. Лида, б-р князя </w:t>
-            </w:r>
-            <w:proofErr w:type="spellStart"/>
-            <w:r>
-              <w:rPr>
-                <w:rFonts w:ascii="Times New Roman" w:eastAsia="Times New Roman" w:hAnsi="Times New Roman"/>
-                <w:color w:val="000000"/>
-                <w:sz w:val="20"/>
-                <w:szCs w:val="20"/>
-              </w:rPr>
-              <w:t>Гедимина</w:t>
-            </w:r>
-            <w:proofErr w:type="spellEnd"/>
-            <w:r>
-              <w:rPr>
-                <w:rFonts w:ascii="Times New Roman" w:eastAsia="Times New Roman" w:hAnsi="Times New Roman"/>
-                <w:color w:val="000000"/>
-                <w:sz w:val="20"/>
-                <w:szCs w:val="20"/>
-              </w:rPr>
-              <w:t xml:space="preserve">, д.12 пом.9; </w:t>
+              <w:t xml:space="preserve">231300 г. Лида, б-р князя Гедимина, д.12 пом.9; </w:t>
             </w:r>
           </w:p>
           <w:p>
@@ -7502,27 +7120,7 @@
                 <w:sz w:val="20"/>
                 <w:szCs w:val="20"/>
               </w:rPr>
-              <w:t xml:space="preserve">ЗАО «Альфа-Банк»,220007, </w:t>
-            </w:r>
-            <w:proofErr w:type="spellStart"/>
-            <w:r>
-              <w:rPr>
-                <w:rFonts w:ascii="Times New Roman" w:eastAsia="Times New Roman" w:hAnsi="Times New Roman"/>
-                <w:color w:val="000000"/>
-                <w:sz w:val="20"/>
-                <w:szCs w:val="20"/>
-              </w:rPr>
-              <w:t>г.Минск</w:t>
-            </w:r>
-            <w:proofErr w:type="spellEnd"/>
-            <w:r>
-              <w:rPr>
-                <w:rFonts w:ascii="Times New Roman" w:eastAsia="Times New Roman" w:hAnsi="Times New Roman"/>
-                <w:color w:val="000000"/>
-                <w:sz w:val="20"/>
-                <w:szCs w:val="20"/>
-              </w:rPr>
-              <w:t>, ул.Сурганова,43-47 УНП 101541947</w:t>
+              <w:t>ЗАО «Альфа-Банк»,220007, г.Минск, ул.Сурганова,43-47 УНП 101541947</w:t>
             </w:r>
           </w:p>
           <w:p>
@@ -7599,7 +7197,6 @@
                 <w:color w:val="000000"/>
                 <w:sz w:val="20"/>
                 <w:szCs w:val="20"/>
-                <w:lang w:val="en-US"/>
               </w:rPr>
             </w:pPr>
             <w:hyperlink r:id="rId9" w:history="1">
@@ -7619,7 +7216,6 @@
                   <w:rFonts w:ascii="Times New Roman" w:eastAsia="Times New Roman" w:hAnsi="Times New Roman"/>
                   <w:sz w:val="20"/>
                   <w:szCs w:val="20"/>
-                  <w:lang w:val="en-US"/>
                 </w:rPr>
                 <w:t>://</w:t>
               </w:r>
@@ -7639,7 +7235,6 @@
                   <w:rFonts w:ascii="Times New Roman" w:eastAsia="Times New Roman" w:hAnsi="Times New Roman"/>
                   <w:sz w:val="20"/>
                   <w:szCs w:val="20"/>
-                  <w:lang w:val="en-US"/>
                 </w:rPr>
                 <w:t>.</w:t>
               </w:r>
@@ -7663,7 +7258,7 @@
                 <w:b/>
                 <w:sz w:val="20"/>
                 <w:szCs w:val="20"/>
-                <w:lang w:val="en-US" w:eastAsia="ru-RU"/>
+                <w:lang w:eastAsia="ru-RU"/>
               </w:rPr>
             </w:pPr>
           </w:p>
@@ -7677,7 +7272,6 @@
                 <w:lang w:eastAsia="ru-RU"/>
               </w:rPr>
             </w:pPr>
-            <w:proofErr w:type="spellStart"/>
             <w:r>
               <w:rPr>
                 <w:rFonts w:ascii="Times New Roman" w:eastAsia="Times New Roman" w:hAnsi="Times New Roman"/>
@@ -7704,17 +7298,7 @@
                 <w:szCs w:val="20"/>
                 <w:lang w:eastAsia="ru-RU"/>
               </w:rPr>
-              <w:t>Турко</w:t>
-            </w:r>
-            <w:proofErr w:type="spellEnd"/>
-            <w:r>
-              <w:rPr>
-                <w:rFonts w:ascii="Times New Roman" w:eastAsia="Times New Roman" w:hAnsi="Times New Roman"/>
-                <w:sz w:val="20"/>
-                <w:szCs w:val="20"/>
-                <w:lang w:eastAsia="ru-RU"/>
-              </w:rPr>
-              <w:t xml:space="preserve"> О.Р.</w:t>
+              <w:t>Турко О.Р.</w:t>
             </w:r>
           </w:p>
           <w:p>
@@ -8067,10 +7651,8 @@
           <w:szCs w:val="16"/>
           <w:lang w:eastAsia="ru-RU"/>
         </w:rPr>
-        <w:t>{{</w:t>
-      </w:r>
-      <w:proofErr w:type="spellStart"/>
-      <w:proofErr w:type="gramStart"/>
+        <w:t>{{deal.contractNumber}}</w:t>
+      </w:r>
       <w:r>
         <w:rPr>
           <w:rFonts w:ascii="Times New Roman" w:eastAsia="Times New Roman" w:hAnsi="Times New Roman"/>
@@ -8078,10 +7660,8 @@
           <w:szCs w:val="16"/>
           <w:lang w:eastAsia="ru-RU"/>
         </w:rPr>
-        <w:t>deal.contractNumber</w:t>
-      </w:r>
-      <w:proofErr w:type="spellEnd"/>
-      <w:proofErr w:type="gramEnd"/>
+        <w:t xml:space="preserve"> от </w:t>
+      </w:r>
       <w:r>
         <w:rPr>
           <w:rFonts w:ascii="Times New Roman" w:eastAsia="Times New Roman" w:hAnsi="Times New Roman"/>
@@ -8089,45 +7669,7 @@
           <w:szCs w:val="16"/>
           <w:lang w:eastAsia="ru-RU"/>
         </w:rPr>
-        <w:t>}}</w:t>
-      </w:r>
-      <w:r>
-        <w:rPr>
-          <w:rFonts w:ascii="Times New Roman" w:eastAsia="Times New Roman" w:hAnsi="Times New Roman"/>
-          <w:sz w:val="16"/>
-          <w:szCs w:val="16"/>
-          <w:lang w:eastAsia="ru-RU"/>
-        </w:rPr>
-        <w:t xml:space="preserve"> от </w:t>
-      </w:r>
-      <w:r>
-        <w:rPr>
-          <w:rFonts w:ascii="Times New Roman" w:eastAsia="Times New Roman" w:hAnsi="Times New Roman"/>
-          <w:sz w:val="16"/>
-          <w:szCs w:val="16"/>
-          <w:lang w:eastAsia="ru-RU"/>
-        </w:rPr>
-        <w:t>{{</w:t>
-      </w:r>
-      <w:proofErr w:type="spellStart"/>
-      <w:r>
-        <w:rPr>
-          <w:rFonts w:ascii="Times New Roman" w:eastAsia="Times New Roman" w:hAnsi="Times New Roman"/>
-          <w:sz w:val="16"/>
-          <w:szCs w:val="16"/>
-          <w:lang w:eastAsia="ru-RU"/>
-        </w:rPr>
-        <w:t>deal.date</w:t>
-      </w:r>
-      <w:proofErr w:type="spellEnd"/>
-      <w:r>
-        <w:rPr>
-          <w:rFonts w:ascii="Times New Roman" w:eastAsia="Times New Roman" w:hAnsi="Times New Roman"/>
-          <w:sz w:val="16"/>
-          <w:szCs w:val="16"/>
-          <w:lang w:eastAsia="ru-RU"/>
-        </w:rPr>
-        <w:t>}}</w:t>
+        <w:t>{{deal.date}}</w:t>
       </w:r>
     </w:p>
     <w:p>
@@ -8238,23 +7780,7 @@
           <w:szCs w:val="22"/>
           <w:lang w:val="ru-RU"/>
         </w:rPr>
-        <w:t>{{</w:t>
-      </w:r>
-      <w:proofErr w:type="spellStart"/>
-      <w:r>
-        <w:rPr>
-          <w:szCs w:val="22"/>
-          <w:lang w:val="ru-RU"/>
-        </w:rPr>
-        <w:t>seller.fullName</w:t>
-      </w:r>
-      <w:proofErr w:type="spellEnd"/>
-      <w:r>
-        <w:rPr>
-          <w:szCs w:val="22"/>
-          <w:lang w:val="ru-RU"/>
-        </w:rPr>
-        <w:t>}}</w:t>
+        <w:t>{{seller.fullName}}</w:t>
       </w:r>
       <w:r>
         <w:rPr>
@@ -8572,7 +8098,6 @@
               </w:rPr>
               <w:t>Предельный максимальный тариф</w:t>
             </w:r>
-            <w:proofErr w:type="gramStart"/>
             <w:r>
               <w:rPr>
                 <w:rFonts w:ascii="Times New Roman" w:hAnsi="Times New Roman"/>
@@ -8588,16 +8113,7 @@
                 <w:sz w:val="20"/>
                 <w:szCs w:val="20"/>
               </w:rPr>
-              <w:t xml:space="preserve">  (</w:t>
-            </w:r>
-            <w:proofErr w:type="gramEnd"/>
-            <w:r>
-              <w:rPr>
-                <w:rFonts w:ascii="Times New Roman" w:hAnsi="Times New Roman"/>
-                <w:sz w:val="20"/>
-                <w:szCs w:val="20"/>
-              </w:rPr>
-              <w:t>процент от стоимости объекта недвижимо</w:t>
+              <w:t xml:space="preserve">  (процент от стоимости объекта недвижимо</w:t>
             </w:r>
             <w:r>
               <w:rPr>
@@ -10508,7 +10024,6 @@
           <w:szCs w:val="20"/>
         </w:rPr>
       </w:pPr>
-      <w:proofErr w:type="gramStart"/>
       <w:r>
         <w:rPr>
           <w:rFonts w:ascii="Times New Roman" w:hAnsi="Times New Roman"/>
@@ -10540,16 +10055,7 @@
           <w:sz w:val="20"/>
           <w:szCs w:val="20"/>
         </w:rPr>
-        <w:t>_</w:t>
-      </w:r>
-      <w:proofErr w:type="gramEnd"/>
-      <w:r>
-        <w:rPr>
-          <w:rFonts w:ascii="Times New Roman" w:hAnsi="Times New Roman"/>
-          <w:sz w:val="20"/>
-          <w:szCs w:val="20"/>
-        </w:rPr>
-        <w:t>___________ /</w:t>
+        <w:t>____________ /</w:t>
       </w:r>
       <w:r>
         <w:rPr>
@@ -10620,7 +10126,6 @@
         <w:t>: _________________________</w:t>
       </w:r>
       <w:bookmarkEnd w:id="12"/>
-      <w:proofErr w:type="spellStart"/>
       <w:r>
         <w:rPr>
           <w:rFonts w:ascii="Times New Roman" w:hAnsi="Times New Roman"/>
@@ -10629,7 +10134,6 @@
         </w:rPr>
         <w:t>О.Р.Турко</w:t>
       </w:r>
-      <w:proofErr w:type="spellEnd"/>
     </w:p>
     <w:p>
       <w:pPr>
@@ -10730,7 +10234,6 @@
       </w:rPr>
       <w:t xml:space="preserve">           </w:t>
     </w:r>
-    <w:proofErr w:type="spellStart"/>
     <w:r>
       <w:rPr>
         <w:sz w:val="12"/>
@@ -10738,7 +10241,6 @@
       </w:rPr>
       <w:t>Экслюзив</w:t>
     </w:r>
-    <w:proofErr w:type="spellEnd"/>
   </w:p>
   <w:p>
     <w:pPr>

--- a/templates/working/Договор_ЭКС_1_собств.docx
+++ b/templates/working/Договор_ЭКС_1_собств.docx
@@ -1,6 +1,6 @@
 
 <file path=word/document.xml><?xml version="1.0" encoding="utf-8"?>
-<w:document xmlns:wpc="http://schemas.microsoft.com/office/word/2010/wordprocessingCanvas" xmlns:cx="http://schemas.microsoft.com/office/drawing/2014/chartex" xmlns:cx1="http://schemas.microsoft.com/office/drawing/2015/9/8/chartex" xmlns:cx2="http://schemas.microsoft.com/office/drawing/2015/10/21/chartex" xmlns:cx3="http://schemas.microsoft.com/office/drawing/2016/5/9/chartex" xmlns:cx4="http://schemas.microsoft.com/office/drawing/2016/5/10/chartex" xmlns:cx5="http://schemas.microsoft.com/office/drawing/2016/5/11/chartex" xmlns:cx6="http://schemas.microsoft.com/office/drawing/2016/5/12/chartex" xmlns:cx7="http://schemas.microsoft.com/office/drawing/2016/5/13/chartex" xmlns:cx8="http://schemas.microsoft.com/office/drawing/2016/5/14/chartex" xmlns:mc="http://schemas.openxmlformats.org/markup-compatibility/2006" xmlns:aink="http://schemas.microsoft.com/office/drawing/2016/ink" xmlns:am3d="http://schemas.microsoft.com/office/drawing/2017/model3d" xmlns:o="urn:schemas-microsoft-com:office:office" xmlns:r="http://schemas.openxmlformats.org/officeDocument/2006/relationships" xmlns:m="http://schemas.openxmlformats.org/officeDocument/2006/math" xmlns:v="urn:schemas-microsoft-com:vml" xmlns:wp14="http://schemas.microsoft.com/office/word/2010/wordprocessingDrawing" xmlns:wp="http://schemas.openxmlformats.org/drawingml/2006/wordprocessingDrawing" xmlns:w10="urn:schemas-microsoft-com:office:word" xmlns:w="http://schemas.openxmlformats.org/wordprocessingml/2006/main" xmlns:w14="http://schemas.microsoft.com/office/word/2010/wordml" xmlns:w15="http://schemas.microsoft.com/office/word/2012/wordml" xmlns:w16cex="http://schemas.microsoft.com/office/word/2018/wordml/cex" xmlns:w16cid="http://schemas.microsoft.com/office/word/2016/wordml/cid" xmlns:w16="http://schemas.microsoft.com/office/word/2018/wordml" xmlns:w16sdtdh="http://schemas.microsoft.com/office/word/2020/wordml/sdtdatahash" xmlns:w16se="http://schemas.microsoft.com/office/word/2015/wordml/symex" xmlns:wpg="http://schemas.microsoft.com/office/word/2010/wordprocessingGroup" xmlns:wpi="http://schemas.microsoft.com/office/word/2010/wordprocessingInk" xmlns:wne="http://schemas.microsoft.com/office/word/2006/wordml" xmlns:wps="http://schemas.microsoft.com/office/word/2010/wordprocessingShape" mc:Ignorable="w14 w15 w16se w16cid w16 w16cex w16sdtdh wp14">
+<w:document xmlns:wpc="http://schemas.microsoft.com/office/word/2010/wordprocessingCanvas" xmlns:cx="http://schemas.microsoft.com/office/drawing/2014/chartex" xmlns:cx1="http://schemas.microsoft.com/office/drawing/2015/9/8/chartex" xmlns:cx2="http://schemas.microsoft.com/office/drawing/2015/10/21/chartex" xmlns:cx3="http://schemas.microsoft.com/office/drawing/2016/5/9/chartex" xmlns:cx4="http://schemas.microsoft.com/office/drawing/2016/5/10/chartex" xmlns:cx5="http://schemas.microsoft.com/office/drawing/2016/5/11/chartex" xmlns:cx6="http://schemas.microsoft.com/office/drawing/2016/5/12/chartex" xmlns:cx7="http://schemas.microsoft.com/office/drawing/2016/5/13/chartex" xmlns:cx8="http://schemas.microsoft.com/office/drawing/2016/5/14/chartex" xmlns:mc="http://schemas.openxmlformats.org/markup-compatibility/2006" xmlns:aink="http://schemas.microsoft.com/office/drawing/2016/ink" xmlns:am3d="http://schemas.microsoft.com/office/drawing/2017/model3d" xmlns:o="urn:schemas-microsoft-com:office:office" xmlns:oel="http://schemas.microsoft.com/office/2019/extlst" xmlns:r="http://schemas.openxmlformats.org/officeDocument/2006/relationships" xmlns:m="http://schemas.openxmlformats.org/officeDocument/2006/math" xmlns:v="urn:schemas-microsoft-com:vml" xmlns:wp14="http://schemas.microsoft.com/office/word/2010/wordprocessingDrawing" xmlns:wp="http://schemas.openxmlformats.org/drawingml/2006/wordprocessingDrawing" xmlns:w10="urn:schemas-microsoft-com:office:word" xmlns:w="http://schemas.openxmlformats.org/wordprocessingml/2006/main" xmlns:w14="http://schemas.microsoft.com/office/word/2010/wordml" xmlns:w15="http://schemas.microsoft.com/office/word/2012/wordml" xmlns:w16cex="http://schemas.microsoft.com/office/word/2018/wordml/cex" xmlns:w16cid="http://schemas.microsoft.com/office/word/2016/wordml/cid" xmlns:w16="http://schemas.microsoft.com/office/word/2018/wordml" xmlns:w16du="http://schemas.microsoft.com/office/word/2023/wordml/word16du" xmlns:w16sdtdh="http://schemas.microsoft.com/office/word/2020/wordml/sdtdatahash" xmlns:w16sdtfl="http://schemas.microsoft.com/office/word/2024/wordml/sdtformatlock" xmlns:w16se="http://schemas.microsoft.com/office/word/2015/wordml/symex" xmlns:wpg="http://schemas.microsoft.com/office/word/2010/wordprocessingGroup" xmlns:wpi="http://schemas.microsoft.com/office/word/2010/wordprocessingInk" xmlns:wne="http://schemas.microsoft.com/office/word/2006/wordml" xmlns:wps="http://schemas.microsoft.com/office/word/2010/wordprocessingShape" mc:Ignorable="w14 w15 w16se w16cid w16 w16cex w16sdtdh w16sdtfl w16du wp14">
   <w:body>
     <w:p>
       <w:pPr>
@@ -57,6 +57,7 @@
         </w:rPr>
         <w:t>.</w:t>
       </w:r>
+      <w:proofErr w:type="spellStart"/>
       <w:r>
         <w:rPr>
           <w:rFonts w:ascii="Times New Roman" w:eastAsia="Times New Roman" w:hAnsi="Times New Roman"/>
@@ -67,6 +68,7 @@
         </w:rPr>
         <w:t>contractNumber</w:t>
       </w:r>
+      <w:proofErr w:type="spellEnd"/>
       <w:r>
         <w:rPr>
           <w:rFonts w:ascii="Times New Roman" w:eastAsia="Times New Roman" w:hAnsi="Times New Roman"/>
@@ -144,14 +146,25 @@
         </w:rPr>
       </w:pPr>
       <w:bookmarkStart w:id="0" w:name="_Hlk225346991"/>
-      <w:r>
-        <w:rPr>
-          <w:rFonts w:ascii="Times New Roman" w:eastAsia="Times New Roman" w:hAnsi="Times New Roman"/>
-          <w:sz w:val="24"/>
-          <w:szCs w:val="24"/>
-          <w:lang w:eastAsia="ru-RU"/>
-        </w:rPr>
-        <w:t xml:space="preserve">г.Лида                                           </w:t>
+      <w:proofErr w:type="spellStart"/>
+      <w:r>
+        <w:rPr>
+          <w:rFonts w:ascii="Times New Roman" w:eastAsia="Times New Roman" w:hAnsi="Times New Roman"/>
+          <w:sz w:val="24"/>
+          <w:szCs w:val="24"/>
+          <w:lang w:eastAsia="ru-RU"/>
+        </w:rPr>
+        <w:t>г.Лида</w:t>
+      </w:r>
+      <w:proofErr w:type="spellEnd"/>
+      <w:r>
+        <w:rPr>
+          <w:rFonts w:ascii="Times New Roman" w:eastAsia="Times New Roman" w:hAnsi="Times New Roman"/>
+          <w:sz w:val="24"/>
+          <w:szCs w:val="24"/>
+          <w:lang w:eastAsia="ru-RU"/>
+        </w:rPr>
+        <w:t xml:space="preserve">                                           </w:t>
       </w:r>
       <w:r>
         <w:rPr>
@@ -277,6 +290,7 @@
         </w:rPr>
         <w:t>.</w:t>
       </w:r>
+      <w:proofErr w:type="spellStart"/>
       <w:r>
         <w:rPr>
           <w:rFonts w:ascii="Times New Roman" w:eastAsia="Times New Roman" w:hAnsi="Times New Roman"/>
@@ -288,6 +302,7 @@
         </w:rPr>
         <w:t>fullName</w:t>
       </w:r>
+      <w:proofErr w:type="spellEnd"/>
       <w:r>
         <w:rPr>
           <w:rFonts w:ascii="Times New Roman" w:eastAsia="Times New Roman" w:hAnsi="Times New Roman"/>
@@ -454,7 +469,25 @@
           <w:szCs w:val="24"/>
           <w:lang w:eastAsia="ru-RU"/>
         </w:rPr>
-        <w:t xml:space="preserve"> обязательного страхования ответственности за причинение вреда в связи с осуществлением риэлтерской деятельности с БРУСП «Белгострах» от 26.05.2026г. до 25.05.202</w:t>
+        <w:t xml:space="preserve"> обязательного страхования ответственности за причинение вреда в связи с осуществлением риэлтерской деятельности с БРУСП «Белго</w:t>
+      </w:r>
+      <w:r>
+        <w:rPr>
+          <w:rFonts w:ascii="Times New Roman" w:eastAsia="Times New Roman" w:hAnsi="Times New Roman"/>
+          <w:sz w:val="24"/>
+          <w:szCs w:val="24"/>
+          <w:lang w:eastAsia="ru-RU"/>
+        </w:rPr>
+        <w:t>с</w:t>
+      </w:r>
+      <w:r>
+        <w:rPr>
+          <w:rFonts w:ascii="Times New Roman" w:eastAsia="Times New Roman" w:hAnsi="Times New Roman"/>
+          <w:sz w:val="24"/>
+          <w:szCs w:val="24"/>
+          <w:lang w:eastAsia="ru-RU"/>
+        </w:rPr>
+        <w:t>страх» от 26.05.2026г. до 25.05.202</w:t>
       </w:r>
       <w:r>
         <w:rPr>
@@ -614,6 +647,7 @@
         <w:adjustRightInd w:val="0"/>
         <w:spacing w:after="0" w:line="240" w:lineRule="auto"/>
         <w:ind w:left="426" w:hanging="426"/>
+        <w:jc w:val="both"/>
         <w:rPr>
           <w:rFonts w:ascii="Times New Roman" w:eastAsia="Times New Roman" w:hAnsi="Times New Roman"/>
           <w:sz w:val="24"/>
@@ -736,7 +770,27 @@
           <w:szCs w:val="24"/>
           <w:lang w:eastAsia="ru-RU"/>
         </w:rPr>
-        <w:t>{{property.</w:t>
+        <w:t>{{</w:t>
+      </w:r>
+      <w:proofErr w:type="spellStart"/>
+      <w:r>
+        <w:rPr>
+          <w:rFonts w:ascii="Times New Roman" w:eastAsia="Times New Roman" w:hAnsi="Times New Roman"/>
+          <w:sz w:val="24"/>
+          <w:szCs w:val="24"/>
+          <w:lang w:eastAsia="ru-RU"/>
+        </w:rPr>
+        <w:t>property</w:t>
+      </w:r>
+      <w:proofErr w:type="spellEnd"/>
+      <w:r>
+        <w:rPr>
+          <w:rFonts w:ascii="Times New Roman" w:eastAsia="Times New Roman" w:hAnsi="Times New Roman"/>
+          <w:sz w:val="24"/>
+          <w:szCs w:val="24"/>
+          <w:lang w:eastAsia="ru-RU"/>
+        </w:rPr>
+        <w:t>.</w:t>
       </w:r>
       <w:r>
         <w:rPr>
@@ -837,7 +891,25 @@
           <w:sz w:val="24"/>
           <w:szCs w:val="24"/>
         </w:rPr>
-        <w:t xml:space="preserve"> {{property.address}}</w:t>
+        <w:t xml:space="preserve"> {{</w:t>
+      </w:r>
+      <w:proofErr w:type="spellStart"/>
+      <w:r>
+        <w:rPr>
+          <w:rFonts w:ascii="Times New Roman" w:hAnsi="Times New Roman"/>
+          <w:sz w:val="24"/>
+          <w:szCs w:val="24"/>
+        </w:rPr>
+        <w:t>property.address</w:t>
+      </w:r>
+      <w:proofErr w:type="spellEnd"/>
+      <w:r>
+        <w:rPr>
+          <w:rFonts w:ascii="Times New Roman" w:hAnsi="Times New Roman"/>
+          <w:sz w:val="24"/>
+          <w:szCs w:val="24"/>
+        </w:rPr>
+        <w:t>}}</w:t>
       </w:r>
       <w:r>
         <w:rPr>
@@ -846,509 +918,6 @@
           <w:szCs w:val="24"/>
         </w:rPr>
         <w:t>.</w:t>
-      </w:r>
-    </w:p>
-    <w:p>
-      <w:pPr>
-        <w:autoSpaceDE w:val="0"/>
-        <w:autoSpaceDN w:val="0"/>
-        <w:adjustRightInd w:val="0"/>
-        <w:spacing w:after="0" w:line="240" w:lineRule="auto"/>
-        <w:ind w:left="567" w:hanging="567"/>
-        <w:rPr>
-          <w:rFonts w:ascii="Times New Roman" w:hAnsi="Times New Roman"/>
-          <w:sz w:val="24"/>
-          <w:szCs w:val="24"/>
-        </w:rPr>
-      </w:pPr>
-      <w:r>
-        <w:rPr>
-          <w:rFonts w:ascii="Times New Roman" w:hAnsi="Times New Roman"/>
-          <w:sz w:val="24"/>
-          <w:szCs w:val="24"/>
-        </w:rPr>
-        <w:t>1</w:t>
-      </w:r>
-      <w:r>
-        <w:rPr>
-          <w:rFonts w:ascii="Times New Roman" w:hAnsi="Times New Roman"/>
-          <w:sz w:val="24"/>
-          <w:szCs w:val="24"/>
-        </w:rPr>
-        <w:t>.2. Описание Объекта:</w:t>
-      </w:r>
-      <w:r>
-        <w:rPr>
-          <w:rFonts w:ascii="Times New Roman" w:hAnsi="Times New Roman"/>
-          <w:sz w:val="24"/>
-          <w:szCs w:val="24"/>
-        </w:rPr>
-        <w:t xml:space="preserve"> </w:t>
-      </w:r>
-      <w:r>
-        <w:rPr>
-          <w:rFonts w:ascii="Times New Roman" w:hAnsi="Times New Roman"/>
-          <w:sz w:val="24"/>
-          <w:szCs w:val="24"/>
-        </w:rPr>
-        <w:t>кол</w:t>
-      </w:r>
-      <w:r>
-        <w:rPr>
-          <w:rFonts w:ascii="Times New Roman" w:hAnsi="Times New Roman"/>
-          <w:sz w:val="24"/>
-          <w:szCs w:val="24"/>
-        </w:rPr>
-        <w:t>ичеств</w:t>
-      </w:r>
-      <w:r>
-        <w:rPr>
-          <w:rFonts w:ascii="Times New Roman" w:hAnsi="Times New Roman"/>
-          <w:sz w:val="24"/>
-          <w:szCs w:val="24"/>
-        </w:rPr>
-        <w:t xml:space="preserve"> комнат: </w:t>
-      </w:r>
-      <w:r>
-        <w:rPr>
-          <w:rFonts w:ascii="Times New Roman" w:hAnsi="Times New Roman"/>
-          <w:sz w:val="24"/>
-          <w:szCs w:val="24"/>
-        </w:rPr>
-        <w:t xml:space="preserve">{{property.rooms}}, </w:t>
-      </w:r>
-      <w:r>
-        <w:rPr>
-          <w:rFonts w:ascii="Times New Roman" w:hAnsi="Times New Roman"/>
-          <w:sz w:val="24"/>
-          <w:szCs w:val="24"/>
-        </w:rPr>
-        <w:t>об</w:t>
-      </w:r>
-      <w:r>
-        <w:rPr>
-          <w:rFonts w:ascii="Times New Roman" w:hAnsi="Times New Roman"/>
-          <w:sz w:val="24"/>
-          <w:szCs w:val="24"/>
-        </w:rPr>
-        <w:t>щая пл</w:t>
-      </w:r>
-      <w:r>
-        <w:rPr>
-          <w:rFonts w:ascii="Times New Roman" w:hAnsi="Times New Roman"/>
-          <w:sz w:val="24"/>
-          <w:szCs w:val="24"/>
-        </w:rPr>
-        <w:t>ощадь</w:t>
-      </w:r>
-      <w:r>
-        <w:rPr>
-          <w:rFonts w:ascii="Times New Roman" w:hAnsi="Times New Roman"/>
-          <w:sz w:val="24"/>
-          <w:szCs w:val="24"/>
-        </w:rPr>
-        <w:t xml:space="preserve"> </w:t>
-      </w:r>
-      <w:r>
-        <w:rPr>
-          <w:rFonts w:ascii="Times New Roman" w:hAnsi="Times New Roman"/>
-          <w:sz w:val="24"/>
-          <w:szCs w:val="24"/>
-        </w:rPr>
-        <w:t>{{</w:t>
-      </w:r>
-      <w:r>
-        <w:rPr>
-          <w:rFonts w:ascii="Times New Roman" w:hAnsi="Times New Roman"/>
-          <w:sz w:val="24"/>
-          <w:szCs w:val="24"/>
-          <w:lang w:val="en-US"/>
-        </w:rPr>
-        <w:t>property</w:t>
-      </w:r>
-      <w:r>
-        <w:rPr>
-          <w:rFonts w:ascii="Times New Roman" w:hAnsi="Times New Roman"/>
-          <w:sz w:val="24"/>
-          <w:szCs w:val="24"/>
-        </w:rPr>
-        <w:t>.</w:t>
-      </w:r>
-      <w:r>
-        <w:rPr>
-          <w:rFonts w:ascii="Times New Roman" w:hAnsi="Times New Roman"/>
-          <w:sz w:val="24"/>
-          <w:szCs w:val="24"/>
-          <w:lang w:val="en-US"/>
-        </w:rPr>
-        <w:t>areaTotal</w:t>
-      </w:r>
-      <w:r>
-        <w:rPr>
-          <w:rFonts w:ascii="Times New Roman" w:hAnsi="Times New Roman"/>
-          <w:sz w:val="24"/>
-          <w:szCs w:val="24"/>
-        </w:rPr>
-        <w:t xml:space="preserve">}} </w:t>
-      </w:r>
-      <w:r>
-        <w:rPr>
-          <w:rFonts w:ascii="Times New Roman" w:hAnsi="Times New Roman"/>
-          <w:sz w:val="24"/>
-          <w:szCs w:val="24"/>
-        </w:rPr>
-        <w:t>м²</w:t>
-      </w:r>
-      <w:r>
-        <w:rPr>
-          <w:rFonts w:ascii="Times New Roman" w:hAnsi="Times New Roman"/>
-          <w:sz w:val="24"/>
-          <w:szCs w:val="24"/>
-        </w:rPr>
-        <w:t>;</w:t>
-      </w:r>
-      <w:r>
-        <w:rPr>
-          <w:rFonts w:ascii="Times New Roman" w:hAnsi="Times New Roman"/>
-          <w:sz w:val="24"/>
-          <w:szCs w:val="24"/>
-        </w:rPr>
-        <w:t xml:space="preserve"> жилая пл</w:t>
-      </w:r>
-      <w:r>
-        <w:rPr>
-          <w:rFonts w:ascii="Times New Roman" w:hAnsi="Times New Roman"/>
-          <w:sz w:val="24"/>
-          <w:szCs w:val="24"/>
-        </w:rPr>
-        <w:t xml:space="preserve">ощадь </w:t>
-      </w:r>
-      <w:r>
-        <w:rPr>
-          <w:rFonts w:ascii="Times New Roman" w:hAnsi="Times New Roman"/>
-          <w:sz w:val="24"/>
-          <w:szCs w:val="24"/>
-        </w:rPr>
-        <w:t>{{</w:t>
-      </w:r>
-      <w:r>
-        <w:rPr>
-          <w:rFonts w:ascii="Times New Roman" w:hAnsi="Times New Roman"/>
-          <w:sz w:val="24"/>
-          <w:szCs w:val="24"/>
-          <w:lang w:val="en-US"/>
-        </w:rPr>
-        <w:t>property</w:t>
-      </w:r>
-      <w:r>
-        <w:rPr>
-          <w:rFonts w:ascii="Times New Roman" w:hAnsi="Times New Roman"/>
-          <w:sz w:val="24"/>
-          <w:szCs w:val="24"/>
-        </w:rPr>
-        <w:t>.areaLiving}}</w:t>
-      </w:r>
-      <w:r>
-        <w:rPr>
-          <w:rFonts w:ascii="Times New Roman" w:hAnsi="Times New Roman"/>
-          <w:sz w:val="24"/>
-          <w:szCs w:val="24"/>
-        </w:rPr>
-        <w:t xml:space="preserve"> м²</w:t>
-      </w:r>
-      <w:r>
-        <w:rPr>
-          <w:rFonts w:ascii="Times New Roman" w:hAnsi="Times New Roman"/>
-          <w:sz w:val="24"/>
-          <w:szCs w:val="24"/>
-        </w:rPr>
-        <w:t xml:space="preserve">, </w:t>
-      </w:r>
-      <w:r>
-        <w:rPr>
-          <w:rFonts w:ascii="Times New Roman" w:hAnsi="Times New Roman"/>
-          <w:sz w:val="24"/>
-          <w:szCs w:val="24"/>
-        </w:rPr>
-        <w:t xml:space="preserve">этаж/этажность: </w:t>
-      </w:r>
-      <w:r>
-        <w:rPr>
-          <w:rFonts w:ascii="Times New Roman" w:hAnsi="Times New Roman"/>
-          <w:sz w:val="24"/>
-          <w:szCs w:val="24"/>
-        </w:rPr>
-        <w:t>{{</w:t>
-      </w:r>
-      <w:r>
-        <w:rPr>
-          <w:rFonts w:ascii="Times New Roman" w:hAnsi="Times New Roman"/>
-          <w:sz w:val="24"/>
-          <w:szCs w:val="24"/>
-          <w:lang w:val="en-US"/>
-        </w:rPr>
-        <w:t>property</w:t>
-      </w:r>
-      <w:r>
-        <w:rPr>
-          <w:rFonts w:ascii="Times New Roman" w:hAnsi="Times New Roman"/>
-          <w:sz w:val="24"/>
-          <w:szCs w:val="24"/>
-        </w:rPr>
-        <w:t>.floor}}/{{</w:t>
-      </w:r>
-      <w:r>
-        <w:rPr>
-          <w:rFonts w:ascii="Times New Roman" w:hAnsi="Times New Roman"/>
-          <w:sz w:val="24"/>
-          <w:szCs w:val="24"/>
-          <w:lang w:val="en-US"/>
-        </w:rPr>
-        <w:t>property</w:t>
-      </w:r>
-      <w:r>
-        <w:rPr>
-          <w:rFonts w:ascii="Times New Roman" w:hAnsi="Times New Roman"/>
-          <w:sz w:val="24"/>
-          <w:szCs w:val="24"/>
-        </w:rPr>
-        <w:t>.floors}}</w:t>
-      </w:r>
-      <w:r>
-        <w:rPr>
-          <w:rFonts w:ascii="Times New Roman" w:hAnsi="Times New Roman"/>
-          <w:sz w:val="24"/>
-          <w:szCs w:val="24"/>
-        </w:rPr>
-        <w:t>, материал</w:t>
-      </w:r>
-      <w:r>
-        <w:rPr>
-          <w:rFonts w:ascii="Times New Roman" w:hAnsi="Times New Roman"/>
-          <w:sz w:val="24"/>
-          <w:szCs w:val="24"/>
-        </w:rPr>
-        <w:t xml:space="preserve"> </w:t>
-      </w:r>
-      <w:r>
-        <w:rPr>
-          <w:rFonts w:ascii="Times New Roman" w:hAnsi="Times New Roman"/>
-          <w:sz w:val="24"/>
-          <w:szCs w:val="24"/>
-        </w:rPr>
-        <w:t xml:space="preserve">стен: </w:t>
-      </w:r>
-      <w:r>
-        <w:rPr>
-          <w:rFonts w:ascii="Times New Roman" w:hAnsi="Times New Roman"/>
-          <w:sz w:val="24"/>
-          <w:szCs w:val="24"/>
-        </w:rPr>
-        <w:t>{{</w:t>
-      </w:r>
-      <w:r>
-        <w:rPr>
-          <w:rFonts w:ascii="Times New Roman" w:hAnsi="Times New Roman"/>
-          <w:sz w:val="24"/>
-          <w:szCs w:val="24"/>
-          <w:lang w:val="en-US"/>
-        </w:rPr>
-        <w:t>property</w:t>
-      </w:r>
-      <w:r>
-        <w:rPr>
-          <w:rFonts w:ascii="Times New Roman" w:hAnsi="Times New Roman"/>
-          <w:sz w:val="24"/>
-          <w:szCs w:val="24"/>
-        </w:rPr>
-        <w:t>.wallMaterial}}</w:t>
-      </w:r>
-      <w:r>
-        <w:rPr>
-          <w:rFonts w:ascii="Times New Roman" w:hAnsi="Times New Roman"/>
-          <w:sz w:val="24"/>
-          <w:szCs w:val="24"/>
-        </w:rPr>
-        <w:t>, г</w:t>
-      </w:r>
-      <w:r>
-        <w:rPr>
-          <w:rFonts w:ascii="Times New Roman" w:hAnsi="Times New Roman"/>
-          <w:sz w:val="24"/>
-          <w:szCs w:val="24"/>
-        </w:rPr>
-        <w:t>од постройки</w:t>
-      </w:r>
-      <w:r>
-        <w:rPr>
-          <w:rFonts w:ascii="Times New Roman" w:hAnsi="Times New Roman"/>
-          <w:sz w:val="24"/>
-          <w:szCs w:val="24"/>
-        </w:rPr>
-        <w:t>:</w:t>
-      </w:r>
-      <w:r>
-        <w:rPr>
-          <w:rFonts w:ascii="Times New Roman" w:hAnsi="Times New Roman"/>
-          <w:sz w:val="24"/>
-          <w:szCs w:val="24"/>
-        </w:rPr>
-        <w:t xml:space="preserve"> </w:t>
-      </w:r>
-      <w:r>
-        <w:rPr>
-          <w:rFonts w:ascii="Times New Roman" w:hAnsi="Times New Roman"/>
-          <w:sz w:val="24"/>
-          <w:szCs w:val="24"/>
-        </w:rPr>
-        <w:t>{{</w:t>
-      </w:r>
-      <w:r>
-        <w:rPr>
-          <w:rFonts w:ascii="Times New Roman" w:hAnsi="Times New Roman"/>
-          <w:sz w:val="24"/>
-          <w:szCs w:val="24"/>
-          <w:lang w:val="en-US"/>
-        </w:rPr>
-        <w:t>property</w:t>
-      </w:r>
-      <w:r>
-        <w:rPr>
-          <w:rFonts w:ascii="Times New Roman" w:hAnsi="Times New Roman"/>
-          <w:sz w:val="24"/>
-          <w:szCs w:val="24"/>
-        </w:rPr>
-        <w:t>.yearBuilt}}</w:t>
-      </w:r>
-      <w:r>
-        <w:rPr>
-          <w:rFonts w:ascii="Times New Roman" w:hAnsi="Times New Roman"/>
-          <w:sz w:val="24"/>
-          <w:szCs w:val="24"/>
-        </w:rPr>
-        <w:t>, инвентарный номер</w:t>
-      </w:r>
-      <w:r>
-        <w:rPr>
-          <w:rFonts w:ascii="Times New Roman" w:hAnsi="Times New Roman"/>
-          <w:sz w:val="24"/>
-          <w:szCs w:val="24"/>
-        </w:rPr>
-        <w:t>:</w:t>
-      </w:r>
-      <w:r>
-        <w:rPr>
-          <w:rFonts w:ascii="Times New Roman" w:hAnsi="Times New Roman"/>
-          <w:sz w:val="24"/>
-          <w:szCs w:val="24"/>
-        </w:rPr>
-        <w:t xml:space="preserve"> </w:t>
-      </w:r>
-      <w:r>
-        <w:rPr>
-          <w:rFonts w:ascii="Times New Roman" w:hAnsi="Times New Roman"/>
-          <w:sz w:val="24"/>
-          <w:szCs w:val="24"/>
-        </w:rPr>
-        <w:t>{{</w:t>
-      </w:r>
-      <w:r>
-        <w:rPr>
-          <w:rFonts w:ascii="Times New Roman" w:hAnsi="Times New Roman"/>
-          <w:sz w:val="24"/>
-          <w:szCs w:val="24"/>
-          <w:lang w:val="en-US"/>
-        </w:rPr>
-        <w:t>property</w:t>
-      </w:r>
-      <w:r>
-        <w:rPr>
-          <w:rFonts w:ascii="Times New Roman" w:hAnsi="Times New Roman"/>
-          <w:sz w:val="24"/>
-          <w:szCs w:val="24"/>
-        </w:rPr>
-        <w:t>.</w:t>
-      </w:r>
-      <w:r>
-        <w:rPr>
-          <w:rFonts w:ascii="Times New Roman" w:hAnsi="Times New Roman"/>
-          <w:sz w:val="24"/>
-          <w:szCs w:val="24"/>
-          <w:lang w:val="en-US"/>
-        </w:rPr>
-        <w:t>inventoryNumber</w:t>
-      </w:r>
-      <w:r>
-        <w:rPr>
-          <w:rFonts w:ascii="Times New Roman" w:hAnsi="Times New Roman"/>
-          <w:sz w:val="24"/>
-          <w:szCs w:val="24"/>
-        </w:rPr>
-        <w:t>}}</w:t>
-      </w:r>
-      <w:r>
-        <w:rPr>
-          <w:rFonts w:ascii="Times New Roman" w:hAnsi="Times New Roman"/>
-          <w:sz w:val="24"/>
-          <w:szCs w:val="24"/>
-        </w:rPr>
-        <w:t>.</w:t>
-      </w:r>
-    </w:p>
-    <w:p>
-      <w:pPr>
-        <w:spacing w:after="0" w:line="240" w:lineRule="auto"/>
-        <w:ind w:left="567" w:hanging="141"/>
-        <w:jc w:val="both"/>
-        <w:rPr>
-          <w:rFonts w:ascii="Times New Roman" w:hAnsi="Times New Roman"/>
-          <w:sz w:val="24"/>
-          <w:szCs w:val="24"/>
-        </w:rPr>
-      </w:pPr>
-      <w:r>
-        <w:rPr>
-          <w:rFonts w:ascii="Times New Roman" w:hAnsi="Times New Roman"/>
-          <w:sz w:val="24"/>
-          <w:szCs w:val="24"/>
-        </w:rPr>
-        <w:t>Дополнительная информация (сведения о земельном участке, и пр.) __________________________</w:t>
-      </w:r>
-      <w:r>
-        <w:rPr>
-          <w:rFonts w:ascii="Times New Roman" w:hAnsi="Times New Roman"/>
-          <w:sz w:val="24"/>
-          <w:szCs w:val="24"/>
-        </w:rPr>
-        <w:t>________________________________________</w:t>
-      </w:r>
-      <w:r>
-        <w:rPr>
-          <w:rFonts w:ascii="Times New Roman" w:hAnsi="Times New Roman"/>
-          <w:sz w:val="24"/>
-          <w:szCs w:val="24"/>
-        </w:rPr>
-        <w:t>___________________</w:t>
-      </w:r>
-    </w:p>
-    <w:p>
-      <w:pPr>
-        <w:spacing w:after="0" w:line="240" w:lineRule="auto"/>
-        <w:ind w:left="567" w:hanging="567"/>
-        <w:jc w:val="both"/>
-        <w:rPr>
-          <w:rFonts w:ascii="Times New Roman" w:hAnsi="Times New Roman"/>
-          <w:sz w:val="24"/>
-          <w:szCs w:val="24"/>
-        </w:rPr>
-      </w:pPr>
-      <w:r>
-        <w:rPr>
-          <w:rFonts w:ascii="Times New Roman" w:hAnsi="Times New Roman"/>
-          <w:sz w:val="24"/>
-          <w:szCs w:val="24"/>
-        </w:rPr>
-        <w:t>1.3. Исполнитель оказывает следующие риэлтерские услуги: консультационные услуги по сделкам с объектами недвижимости, услуги по предоставлению информации о спросе и предложении на объекты недвижимости, подбор вариантов сделки с объектом недвижимости, сделки с участием в строительстве объекта недвижимости, организация и проведение согласования условий предстоящей сделки, оказание помощи  в подготовке (оформлении) документов, связанных с совершением сделки с объектом недвижимости, сделки с участием в строительстве объекта недвижимости, регистрация недвижимого имущества, прав на него и сделок с ним.</w:t>
       </w:r>
     </w:p>
     <w:p>
@@ -1360,185 +929,699 @@
         <w:ind w:left="567" w:hanging="567"/>
         <w:jc w:val="both"/>
         <w:rPr>
-          <w:rFonts w:ascii="Times New Roman" w:eastAsia="Times New Roman" w:hAnsi="Times New Roman"/>
-          <w:sz w:val="24"/>
-          <w:szCs w:val="24"/>
-          <w:lang w:eastAsia="ru-RU"/>
-        </w:rPr>
-      </w:pPr>
-      <w:r>
-        <w:rPr>
-          <w:rFonts w:ascii="Times New Roman" w:eastAsia="Times New Roman" w:hAnsi="Times New Roman"/>
-          <w:sz w:val="24"/>
-          <w:szCs w:val="24"/>
-          <w:lang w:eastAsia="ru-RU"/>
-        </w:rPr>
-        <w:t>1.</w:t>
-      </w:r>
-      <w:r>
-        <w:rPr>
-          <w:rFonts w:ascii="Times New Roman" w:eastAsia="Times New Roman" w:hAnsi="Times New Roman"/>
-          <w:sz w:val="24"/>
-          <w:szCs w:val="24"/>
-          <w:lang w:eastAsia="ru-RU"/>
-        </w:rPr>
-        <w:t>4. Ориентировочная</w:t>
-      </w:r>
-      <w:r>
-        <w:rPr>
-          <w:rFonts w:ascii="Times New Roman" w:eastAsia="Times New Roman" w:hAnsi="Times New Roman"/>
-          <w:sz w:val="24"/>
-          <w:szCs w:val="24"/>
-          <w:lang w:eastAsia="ru-RU"/>
+          <w:rFonts w:ascii="Times New Roman" w:hAnsi="Times New Roman"/>
+          <w:sz w:val="24"/>
+          <w:szCs w:val="24"/>
+        </w:rPr>
+      </w:pPr>
+      <w:r>
+        <w:rPr>
+          <w:rFonts w:ascii="Times New Roman" w:hAnsi="Times New Roman"/>
+          <w:sz w:val="24"/>
+          <w:szCs w:val="24"/>
+        </w:rPr>
+        <w:t>1</w:t>
+      </w:r>
+      <w:r>
+        <w:rPr>
+          <w:rFonts w:ascii="Times New Roman" w:hAnsi="Times New Roman"/>
+          <w:sz w:val="24"/>
+          <w:szCs w:val="24"/>
+        </w:rPr>
+        <w:t>.2. Описание Объекта:</w:t>
+      </w:r>
+      <w:r>
+        <w:rPr>
+          <w:rFonts w:ascii="Times New Roman" w:hAnsi="Times New Roman"/>
+          <w:sz w:val="24"/>
+          <w:szCs w:val="24"/>
         </w:rPr>
         <w:t xml:space="preserve"> </w:t>
       </w:r>
       <w:r>
         <w:rPr>
-          <w:rFonts w:ascii="Times New Roman" w:eastAsia="Times New Roman" w:hAnsi="Times New Roman"/>
-          <w:sz w:val="24"/>
-          <w:szCs w:val="24"/>
-          <w:lang w:eastAsia="ru-RU"/>
-        </w:rPr>
-        <w:t xml:space="preserve">стоимость </w:t>
-      </w:r>
-      <w:r>
-        <w:rPr>
-          <w:rFonts w:ascii="Times New Roman" w:eastAsia="Times New Roman" w:hAnsi="Times New Roman"/>
-          <w:b/>
-          <w:bCs/>
-          <w:sz w:val="24"/>
-          <w:szCs w:val="24"/>
-          <w:lang w:eastAsia="ru-RU"/>
+          <w:rFonts w:ascii="Times New Roman" w:hAnsi="Times New Roman"/>
+          <w:sz w:val="24"/>
+          <w:szCs w:val="24"/>
+        </w:rPr>
+        <w:t>кол</w:t>
+      </w:r>
+      <w:r>
+        <w:rPr>
+          <w:rFonts w:ascii="Times New Roman" w:hAnsi="Times New Roman"/>
+          <w:sz w:val="24"/>
+          <w:szCs w:val="24"/>
+        </w:rPr>
+        <w:t>ичеств</w:t>
+      </w:r>
+      <w:r>
+        <w:rPr>
+          <w:rFonts w:ascii="Times New Roman" w:hAnsi="Times New Roman"/>
+          <w:sz w:val="24"/>
+          <w:szCs w:val="24"/>
+        </w:rPr>
+        <w:t>о</w:t>
+      </w:r>
+      <w:r>
+        <w:rPr>
+          <w:rFonts w:ascii="Times New Roman" w:hAnsi="Times New Roman"/>
+          <w:sz w:val="24"/>
+          <w:szCs w:val="24"/>
+        </w:rPr>
+        <w:t xml:space="preserve"> комнат</w:t>
+      </w:r>
+      <w:r>
+        <w:rPr>
+          <w:rFonts w:ascii="Times New Roman" w:hAnsi="Times New Roman"/>
+          <w:sz w:val="24"/>
+          <w:szCs w:val="24"/>
+        </w:rPr>
+        <w:t xml:space="preserve"> -</w:t>
+      </w:r>
+      <w:r>
+        <w:rPr>
+          <w:rFonts w:ascii="Times New Roman" w:hAnsi="Times New Roman"/>
+          <w:sz w:val="24"/>
+          <w:szCs w:val="24"/>
+        </w:rPr>
+        <w:t xml:space="preserve"> </w:t>
+      </w:r>
+      <w:r>
+        <w:rPr>
+          <w:rFonts w:ascii="Times New Roman" w:hAnsi="Times New Roman"/>
+          <w:sz w:val="24"/>
+          <w:szCs w:val="24"/>
         </w:rPr>
         <w:t>{{</w:t>
       </w:r>
-      <w:r>
-        <w:rPr>
-          <w:rFonts w:ascii="Times New Roman" w:eastAsia="Times New Roman" w:hAnsi="Times New Roman"/>
-          <w:b/>
-          <w:bCs/>
-          <w:sz w:val="24"/>
-          <w:szCs w:val="24"/>
-          <w:lang w:val="en-US" w:eastAsia="ru-RU"/>
+      <w:proofErr w:type="spellStart"/>
+      <w:r>
+        <w:rPr>
+          <w:rFonts w:ascii="Times New Roman" w:hAnsi="Times New Roman"/>
+          <w:sz w:val="24"/>
+          <w:szCs w:val="24"/>
+        </w:rPr>
+        <w:t>property.rooms</w:t>
+      </w:r>
+      <w:proofErr w:type="spellEnd"/>
+      <w:r>
+        <w:rPr>
+          <w:rFonts w:ascii="Times New Roman" w:hAnsi="Times New Roman"/>
+          <w:sz w:val="24"/>
+          <w:szCs w:val="24"/>
+        </w:rPr>
+        <w:t>}}</w:t>
+      </w:r>
+      <w:r>
+        <w:rPr>
+          <w:rFonts w:ascii="Times New Roman" w:hAnsi="Times New Roman"/>
+          <w:sz w:val="24"/>
+          <w:szCs w:val="24"/>
+        </w:rPr>
+        <w:t>;</w:t>
+      </w:r>
+      <w:r>
+        <w:rPr>
+          <w:rFonts w:ascii="Times New Roman" w:hAnsi="Times New Roman"/>
+          <w:sz w:val="24"/>
+          <w:szCs w:val="24"/>
+        </w:rPr>
+        <w:t xml:space="preserve"> </w:t>
+      </w:r>
+      <w:r>
+        <w:rPr>
+          <w:rFonts w:ascii="Times New Roman" w:hAnsi="Times New Roman"/>
+          <w:sz w:val="24"/>
+          <w:szCs w:val="24"/>
+        </w:rPr>
+        <w:t>об</w:t>
+      </w:r>
+      <w:r>
+        <w:rPr>
+          <w:rFonts w:ascii="Times New Roman" w:hAnsi="Times New Roman"/>
+          <w:sz w:val="24"/>
+          <w:szCs w:val="24"/>
+        </w:rPr>
+        <w:t>щая пл</w:t>
+      </w:r>
+      <w:r>
+        <w:rPr>
+          <w:rFonts w:ascii="Times New Roman" w:hAnsi="Times New Roman"/>
+          <w:sz w:val="24"/>
+          <w:szCs w:val="24"/>
+        </w:rPr>
+        <w:t>ощадь</w:t>
+      </w:r>
+      <w:r>
+        <w:rPr>
+          <w:rFonts w:ascii="Times New Roman" w:hAnsi="Times New Roman"/>
+          <w:sz w:val="24"/>
+          <w:szCs w:val="24"/>
+        </w:rPr>
+        <w:t xml:space="preserve"> </w:t>
+      </w:r>
+      <w:r>
+        <w:rPr>
+          <w:rFonts w:ascii="Times New Roman" w:hAnsi="Times New Roman"/>
+          <w:sz w:val="24"/>
+          <w:szCs w:val="24"/>
+        </w:rPr>
+        <w:t xml:space="preserve">- </w:t>
+      </w:r>
+      <w:r>
+        <w:rPr>
+          <w:rFonts w:ascii="Times New Roman" w:hAnsi="Times New Roman"/>
+          <w:sz w:val="24"/>
+          <w:szCs w:val="24"/>
+        </w:rPr>
+        <w:t>{{</w:t>
+      </w:r>
+      <w:r>
+        <w:rPr>
+          <w:rFonts w:ascii="Times New Roman" w:hAnsi="Times New Roman"/>
+          <w:sz w:val="24"/>
+          <w:szCs w:val="24"/>
+          <w:lang w:val="en-US"/>
         </w:rPr>
         <w:t>property</w:t>
       </w:r>
       <w:r>
         <w:rPr>
-          <w:rFonts w:ascii="Times New Roman" w:eastAsia="Times New Roman" w:hAnsi="Times New Roman"/>
-          <w:b/>
-          <w:bCs/>
-          <w:sz w:val="24"/>
-          <w:szCs w:val="24"/>
-          <w:lang w:eastAsia="ru-RU"/>
+          <w:rFonts w:ascii="Times New Roman" w:hAnsi="Times New Roman"/>
+          <w:sz w:val="24"/>
+          <w:szCs w:val="24"/>
         </w:rPr>
         <w:t>.</w:t>
       </w:r>
-      <w:r>
-        <w:rPr>
-          <w:rFonts w:ascii="Times New Roman" w:eastAsia="Times New Roman" w:hAnsi="Times New Roman"/>
-          <w:b/>
-          <w:bCs/>
-          <w:sz w:val="24"/>
-          <w:szCs w:val="24"/>
-          <w:lang w:val="en-US" w:eastAsia="ru-RU"/>
-        </w:rPr>
-        <w:t>priceBYN</w:t>
-      </w:r>
-      <w:r>
-        <w:rPr>
-          <w:rFonts w:ascii="Times New Roman" w:eastAsia="Times New Roman" w:hAnsi="Times New Roman"/>
-          <w:b/>
-          <w:bCs/>
-          <w:sz w:val="24"/>
-          <w:szCs w:val="24"/>
-          <w:lang w:eastAsia="ru-RU"/>
+      <w:proofErr w:type="spellStart"/>
+      <w:r>
+        <w:rPr>
+          <w:rFonts w:ascii="Times New Roman" w:hAnsi="Times New Roman"/>
+          <w:sz w:val="24"/>
+          <w:szCs w:val="24"/>
+          <w:lang w:val="en-US"/>
+        </w:rPr>
+        <w:t>areaTotal</w:t>
+      </w:r>
+      <w:proofErr w:type="spellEnd"/>
+      <w:r>
+        <w:rPr>
+          <w:rFonts w:ascii="Times New Roman" w:hAnsi="Times New Roman"/>
+          <w:sz w:val="24"/>
+          <w:szCs w:val="24"/>
+        </w:rPr>
+        <w:t xml:space="preserve">}} </w:t>
+      </w:r>
+      <w:r>
+        <w:rPr>
+          <w:rFonts w:ascii="Times New Roman" w:hAnsi="Times New Roman"/>
+          <w:sz w:val="24"/>
+          <w:szCs w:val="24"/>
+        </w:rPr>
+        <w:t>м²</w:t>
+      </w:r>
+      <w:r>
+        <w:rPr>
+          <w:rFonts w:ascii="Times New Roman" w:hAnsi="Times New Roman"/>
+          <w:sz w:val="24"/>
+          <w:szCs w:val="24"/>
+        </w:rPr>
+        <w:t>;</w:t>
+      </w:r>
+      <w:r>
+        <w:rPr>
+          <w:rFonts w:ascii="Times New Roman" w:hAnsi="Times New Roman"/>
+          <w:sz w:val="24"/>
+          <w:szCs w:val="24"/>
+        </w:rPr>
+        <w:t xml:space="preserve"> жилая пл</w:t>
+      </w:r>
+      <w:r>
+        <w:rPr>
+          <w:rFonts w:ascii="Times New Roman" w:hAnsi="Times New Roman"/>
+          <w:sz w:val="24"/>
+          <w:szCs w:val="24"/>
+        </w:rPr>
+        <w:t>ощадь</w:t>
+      </w:r>
+      <w:r>
+        <w:rPr>
+          <w:rFonts w:ascii="Times New Roman" w:hAnsi="Times New Roman"/>
+          <w:sz w:val="24"/>
+          <w:szCs w:val="24"/>
+        </w:rPr>
+        <w:t xml:space="preserve"> - </w:t>
+      </w:r>
+      <w:r>
+        <w:rPr>
+          <w:rFonts w:ascii="Times New Roman" w:hAnsi="Times New Roman"/>
+          <w:sz w:val="24"/>
+          <w:szCs w:val="24"/>
+        </w:rPr>
+        <w:t>{{</w:t>
+      </w:r>
+      <w:r>
+        <w:rPr>
+          <w:rFonts w:ascii="Times New Roman" w:hAnsi="Times New Roman"/>
+          <w:sz w:val="24"/>
+          <w:szCs w:val="24"/>
+          <w:lang w:val="en-US"/>
+        </w:rPr>
+        <w:t>property</w:t>
+      </w:r>
+      <w:r>
+        <w:rPr>
+          <w:rFonts w:ascii="Times New Roman" w:hAnsi="Times New Roman"/>
+          <w:sz w:val="24"/>
+          <w:szCs w:val="24"/>
+        </w:rPr>
+        <w:t>.</w:t>
+      </w:r>
+      <w:proofErr w:type="spellStart"/>
+      <w:r>
+        <w:rPr>
+          <w:rFonts w:ascii="Times New Roman" w:hAnsi="Times New Roman"/>
+          <w:sz w:val="24"/>
+          <w:szCs w:val="24"/>
+        </w:rPr>
+        <w:t>areaLiving</w:t>
+      </w:r>
+      <w:proofErr w:type="spellEnd"/>
+      <w:r>
+        <w:rPr>
+          <w:rFonts w:ascii="Times New Roman" w:hAnsi="Times New Roman"/>
+          <w:sz w:val="24"/>
+          <w:szCs w:val="24"/>
         </w:rPr>
         <w:t>}}</w:t>
       </w:r>
       <w:r>
         <w:rPr>
-          <w:rFonts w:ascii="Times New Roman" w:eastAsia="Times New Roman" w:hAnsi="Times New Roman"/>
-          <w:b/>
-          <w:bCs/>
-          <w:sz w:val="24"/>
-          <w:szCs w:val="24"/>
-          <w:lang w:eastAsia="ru-RU"/>
+          <w:rFonts w:ascii="Times New Roman" w:hAnsi="Times New Roman"/>
+          <w:sz w:val="24"/>
+          <w:szCs w:val="24"/>
+        </w:rPr>
+        <w:t xml:space="preserve"> м²</w:t>
+      </w:r>
+      <w:r>
+        <w:rPr>
+          <w:rFonts w:ascii="Times New Roman" w:hAnsi="Times New Roman"/>
+          <w:sz w:val="24"/>
+          <w:szCs w:val="24"/>
+        </w:rPr>
+        <w:t xml:space="preserve">, </w:t>
+      </w:r>
+      <w:r>
+        <w:rPr>
+          <w:rFonts w:ascii="Times New Roman" w:hAnsi="Times New Roman"/>
+          <w:sz w:val="24"/>
+          <w:szCs w:val="24"/>
+        </w:rPr>
+        <w:t xml:space="preserve">этаж/этажность: </w:t>
+      </w:r>
+      <w:r>
+        <w:rPr>
+          <w:rFonts w:ascii="Times New Roman" w:hAnsi="Times New Roman"/>
+          <w:sz w:val="24"/>
+          <w:szCs w:val="24"/>
+        </w:rPr>
+        <w:t>{{</w:t>
+      </w:r>
+      <w:r>
+        <w:rPr>
+          <w:rFonts w:ascii="Times New Roman" w:hAnsi="Times New Roman"/>
+          <w:sz w:val="24"/>
+          <w:szCs w:val="24"/>
+          <w:lang w:val="en-US"/>
+        </w:rPr>
+        <w:t>property</w:t>
+      </w:r>
+      <w:r>
+        <w:rPr>
+          <w:rFonts w:ascii="Times New Roman" w:hAnsi="Times New Roman"/>
+          <w:sz w:val="24"/>
+          <w:szCs w:val="24"/>
+        </w:rPr>
+        <w:t>.</w:t>
+      </w:r>
+      <w:proofErr w:type="spellStart"/>
+      <w:r>
+        <w:rPr>
+          <w:rFonts w:ascii="Times New Roman" w:hAnsi="Times New Roman"/>
+          <w:sz w:val="24"/>
+          <w:szCs w:val="24"/>
+        </w:rPr>
+        <w:t>floor</w:t>
+      </w:r>
+      <w:proofErr w:type="spellEnd"/>
+      <w:r>
+        <w:rPr>
+          <w:rFonts w:ascii="Times New Roman" w:hAnsi="Times New Roman"/>
+          <w:sz w:val="24"/>
+          <w:szCs w:val="24"/>
+        </w:rPr>
+        <w:t>}}/{{</w:t>
+      </w:r>
+      <w:r>
+        <w:rPr>
+          <w:rFonts w:ascii="Times New Roman" w:hAnsi="Times New Roman"/>
+          <w:sz w:val="24"/>
+          <w:szCs w:val="24"/>
+          <w:lang w:val="en-US"/>
+        </w:rPr>
+        <w:t>property</w:t>
+      </w:r>
+      <w:r>
+        <w:rPr>
+          <w:rFonts w:ascii="Times New Roman" w:hAnsi="Times New Roman"/>
+          <w:sz w:val="24"/>
+          <w:szCs w:val="24"/>
+        </w:rPr>
+        <w:t>.</w:t>
+      </w:r>
+      <w:proofErr w:type="spellStart"/>
+      <w:r>
+        <w:rPr>
+          <w:rFonts w:ascii="Times New Roman" w:hAnsi="Times New Roman"/>
+          <w:sz w:val="24"/>
+          <w:szCs w:val="24"/>
+        </w:rPr>
+        <w:t>floors</w:t>
+      </w:r>
+      <w:proofErr w:type="spellEnd"/>
+      <w:r>
+        <w:rPr>
+          <w:rFonts w:ascii="Times New Roman" w:hAnsi="Times New Roman"/>
+          <w:sz w:val="24"/>
+          <w:szCs w:val="24"/>
+        </w:rPr>
+        <w:t>}}</w:t>
+      </w:r>
+      <w:r>
+        <w:rPr>
+          <w:rFonts w:ascii="Times New Roman" w:hAnsi="Times New Roman"/>
+          <w:sz w:val="24"/>
+          <w:szCs w:val="24"/>
+        </w:rPr>
+        <w:t>;</w:t>
+      </w:r>
+      <w:r>
+        <w:rPr>
+          <w:rFonts w:ascii="Times New Roman" w:hAnsi="Times New Roman"/>
+          <w:sz w:val="24"/>
+          <w:szCs w:val="24"/>
+        </w:rPr>
+        <w:t xml:space="preserve"> материал</w:t>
+      </w:r>
+      <w:r>
+        <w:rPr>
+          <w:rFonts w:ascii="Times New Roman" w:hAnsi="Times New Roman"/>
+          <w:sz w:val="24"/>
+          <w:szCs w:val="24"/>
         </w:rPr>
         <w:t xml:space="preserve"> </w:t>
       </w:r>
       <w:r>
         <w:rPr>
-          <w:rFonts w:ascii="Times New Roman" w:eastAsia="Times New Roman" w:hAnsi="Times New Roman"/>
-          <w:sz w:val="24"/>
-          <w:szCs w:val="24"/>
-          <w:lang w:eastAsia="ru-RU"/>
-        </w:rPr>
-        <w:t>белорусских рублей</w:t>
-      </w:r>
-      <w:r>
-        <w:rPr>
-          <w:rFonts w:ascii="Times New Roman" w:eastAsia="Times New Roman" w:hAnsi="Times New Roman"/>
-          <w:sz w:val="24"/>
-          <w:szCs w:val="24"/>
-          <w:lang w:eastAsia="ru-RU"/>
+          <w:rFonts w:ascii="Times New Roman" w:hAnsi="Times New Roman"/>
+          <w:sz w:val="24"/>
+          <w:szCs w:val="24"/>
+        </w:rPr>
+        <w:t>стен</w:t>
+      </w:r>
+      <w:r>
+        <w:rPr>
+          <w:rFonts w:ascii="Times New Roman" w:hAnsi="Times New Roman"/>
+          <w:sz w:val="24"/>
+          <w:szCs w:val="24"/>
+        </w:rPr>
+        <w:t xml:space="preserve"> - </w:t>
+      </w:r>
+      <w:r>
+        <w:rPr>
+          <w:rFonts w:ascii="Times New Roman" w:hAnsi="Times New Roman"/>
+          <w:sz w:val="24"/>
+          <w:szCs w:val="24"/>
+        </w:rPr>
+        <w:t>{{</w:t>
+      </w:r>
+      <w:r>
+        <w:rPr>
+          <w:rFonts w:ascii="Times New Roman" w:hAnsi="Times New Roman"/>
+          <w:sz w:val="24"/>
+          <w:szCs w:val="24"/>
+          <w:lang w:val="en-US"/>
+        </w:rPr>
+        <w:t>property</w:t>
+      </w:r>
+      <w:r>
+        <w:rPr>
+          <w:rFonts w:ascii="Times New Roman" w:hAnsi="Times New Roman"/>
+          <w:sz w:val="24"/>
+          <w:szCs w:val="24"/>
+        </w:rPr>
+        <w:t>.</w:t>
+      </w:r>
+      <w:proofErr w:type="spellStart"/>
+      <w:r>
+        <w:rPr>
+          <w:rFonts w:ascii="Times New Roman" w:hAnsi="Times New Roman"/>
+          <w:sz w:val="24"/>
+          <w:szCs w:val="24"/>
+        </w:rPr>
+        <w:t>wallMaterial</w:t>
+      </w:r>
+      <w:proofErr w:type="spellEnd"/>
+      <w:r>
+        <w:rPr>
+          <w:rFonts w:ascii="Times New Roman" w:hAnsi="Times New Roman"/>
+          <w:sz w:val="24"/>
+          <w:szCs w:val="24"/>
+        </w:rPr>
+        <w:t>}}</w:t>
+      </w:r>
+      <w:r>
+        <w:rPr>
+          <w:rFonts w:ascii="Times New Roman" w:hAnsi="Times New Roman"/>
+          <w:sz w:val="24"/>
+          <w:szCs w:val="24"/>
+        </w:rPr>
+        <w:t>;</w:t>
+      </w:r>
+      <w:r>
+        <w:rPr>
+          <w:rFonts w:ascii="Times New Roman" w:hAnsi="Times New Roman"/>
+          <w:sz w:val="24"/>
+          <w:szCs w:val="24"/>
+        </w:rPr>
+        <w:t xml:space="preserve"> г</w:t>
+      </w:r>
+      <w:r>
+        <w:rPr>
+          <w:rFonts w:ascii="Times New Roman" w:hAnsi="Times New Roman"/>
+          <w:sz w:val="24"/>
+          <w:szCs w:val="24"/>
+        </w:rPr>
+        <w:t>од постройки</w:t>
+      </w:r>
+      <w:r>
+        <w:rPr>
+          <w:rFonts w:ascii="Times New Roman" w:hAnsi="Times New Roman"/>
+          <w:sz w:val="24"/>
+          <w:szCs w:val="24"/>
+        </w:rPr>
+        <w:t xml:space="preserve"> - </w:t>
+      </w:r>
+      <w:r>
+        <w:rPr>
+          <w:rFonts w:ascii="Times New Roman" w:hAnsi="Times New Roman"/>
+          <w:sz w:val="24"/>
+          <w:szCs w:val="24"/>
         </w:rPr>
         <w:t xml:space="preserve"> </w:t>
       </w:r>
       <w:r>
         <w:rPr>
-          <w:rFonts w:ascii="Times New Roman" w:eastAsia="Times New Roman" w:hAnsi="Times New Roman"/>
-          <w:sz w:val="24"/>
-          <w:szCs w:val="24"/>
-          <w:lang w:eastAsia="ru-RU"/>
-        </w:rPr>
-        <w:t>({{</w:t>
-      </w:r>
-      <w:r>
-        <w:rPr>
-          <w:rFonts w:ascii="Times New Roman" w:eastAsia="Times New Roman" w:hAnsi="Times New Roman"/>
-          <w:sz w:val="24"/>
-          <w:szCs w:val="24"/>
-          <w:lang w:val="en-US" w:eastAsia="ru-RU"/>
+          <w:rFonts w:ascii="Times New Roman" w:hAnsi="Times New Roman"/>
+          <w:sz w:val="24"/>
+          <w:szCs w:val="24"/>
+        </w:rPr>
+        <w:t>{{</w:t>
+      </w:r>
+      <w:r>
+        <w:rPr>
+          <w:rFonts w:ascii="Times New Roman" w:hAnsi="Times New Roman"/>
+          <w:sz w:val="24"/>
+          <w:szCs w:val="24"/>
+          <w:lang w:val="en-US"/>
         </w:rPr>
         <w:t>property</w:t>
       </w:r>
       <w:r>
         <w:rPr>
-          <w:rFonts w:ascii="Times New Roman" w:eastAsia="Times New Roman" w:hAnsi="Times New Roman"/>
-          <w:sz w:val="24"/>
-          <w:szCs w:val="24"/>
-          <w:lang w:eastAsia="ru-RU"/>
+          <w:rFonts w:ascii="Times New Roman" w:hAnsi="Times New Roman"/>
+          <w:sz w:val="24"/>
+          <w:szCs w:val="24"/>
         </w:rPr>
         <w:t>.</w:t>
       </w:r>
-      <w:r>
-        <w:rPr>
-          <w:rFonts w:ascii="Times New Roman" w:eastAsia="Times New Roman" w:hAnsi="Times New Roman"/>
-          <w:sz w:val="24"/>
-          <w:szCs w:val="24"/>
-          <w:lang w:val="en-US" w:eastAsia="ru-RU"/>
-        </w:rPr>
-        <w:t>priceWords</w:t>
-      </w:r>
-      <w:r>
-        <w:rPr>
-          <w:rFonts w:ascii="Times New Roman" w:eastAsia="Times New Roman" w:hAnsi="Times New Roman"/>
-          <w:sz w:val="24"/>
-          <w:szCs w:val="24"/>
-          <w:lang w:eastAsia="ru-RU"/>
-        </w:rPr>
-        <w:t>}})</w:t>
-      </w:r>
-      <w:r>
-        <w:rPr>
-          <w:rFonts w:ascii="Times New Roman" w:eastAsia="Times New Roman" w:hAnsi="Times New Roman"/>
-          <w:sz w:val="24"/>
-          <w:szCs w:val="24"/>
-          <w:lang w:eastAsia="ru-RU"/>
+      <w:proofErr w:type="spellStart"/>
+      <w:r>
+        <w:rPr>
+          <w:rFonts w:ascii="Times New Roman" w:hAnsi="Times New Roman"/>
+          <w:sz w:val="24"/>
+          <w:szCs w:val="24"/>
+        </w:rPr>
+        <w:t>yearBuilt</w:t>
+      </w:r>
+      <w:proofErr w:type="spellEnd"/>
+      <w:r>
+        <w:rPr>
+          <w:rFonts w:ascii="Times New Roman" w:hAnsi="Times New Roman"/>
+          <w:sz w:val="24"/>
+          <w:szCs w:val="24"/>
+        </w:rPr>
+        <w:t>}}</w:t>
+      </w:r>
+      <w:r>
+        <w:rPr>
+          <w:rFonts w:ascii="Times New Roman" w:hAnsi="Times New Roman"/>
+          <w:sz w:val="24"/>
+          <w:szCs w:val="24"/>
+        </w:rPr>
+        <w:t xml:space="preserve">; </w:t>
+      </w:r>
+      <w:r>
+        <w:rPr>
+          <w:rFonts w:ascii="Times New Roman" w:hAnsi="Times New Roman"/>
+          <w:sz w:val="24"/>
+          <w:szCs w:val="24"/>
+        </w:rPr>
+        <w:t>инвентарный номер</w:t>
+      </w:r>
+      <w:r>
+        <w:rPr>
+          <w:rFonts w:ascii="Times New Roman" w:hAnsi="Times New Roman"/>
+          <w:sz w:val="24"/>
+          <w:szCs w:val="24"/>
+        </w:rPr>
+        <w:t xml:space="preserve"> -</w:t>
+      </w:r>
+      <w:r>
+        <w:rPr>
+          <w:rFonts w:ascii="Times New Roman" w:hAnsi="Times New Roman"/>
+          <w:sz w:val="24"/>
+          <w:szCs w:val="24"/>
+        </w:rPr>
+        <w:t xml:space="preserve"> </w:t>
+      </w:r>
+      <w:r>
+        <w:rPr>
+          <w:rFonts w:ascii="Times New Roman" w:hAnsi="Times New Roman"/>
+          <w:sz w:val="24"/>
+          <w:szCs w:val="24"/>
+        </w:rPr>
+        <w:t>{{</w:t>
+      </w:r>
+      <w:r>
+        <w:rPr>
+          <w:rFonts w:ascii="Times New Roman" w:hAnsi="Times New Roman"/>
+          <w:sz w:val="24"/>
+          <w:szCs w:val="24"/>
+          <w:lang w:val="en-US"/>
+        </w:rPr>
+        <w:t>property</w:t>
+      </w:r>
+      <w:r>
+        <w:rPr>
+          <w:rFonts w:ascii="Times New Roman" w:hAnsi="Times New Roman"/>
+          <w:sz w:val="24"/>
+          <w:szCs w:val="24"/>
         </w:rPr>
         <w:t>.</w:t>
+      </w:r>
+      <w:proofErr w:type="spellStart"/>
+      <w:r>
+        <w:rPr>
+          <w:rFonts w:ascii="Times New Roman" w:hAnsi="Times New Roman"/>
+          <w:sz w:val="24"/>
+          <w:szCs w:val="24"/>
+          <w:lang w:val="en-US"/>
+        </w:rPr>
+        <w:t>inventoryNumber</w:t>
+      </w:r>
+      <w:proofErr w:type="spellEnd"/>
+      <w:r>
+        <w:rPr>
+          <w:rFonts w:ascii="Times New Roman" w:hAnsi="Times New Roman"/>
+          <w:sz w:val="24"/>
+          <w:szCs w:val="24"/>
+        </w:rPr>
+        <w:t>}}</w:t>
+      </w:r>
+      <w:r>
+        <w:rPr>
+          <w:rFonts w:ascii="Times New Roman" w:hAnsi="Times New Roman"/>
+          <w:sz w:val="24"/>
+          <w:szCs w:val="24"/>
+        </w:rPr>
+        <w:t>.</w:t>
+      </w:r>
+    </w:p>
+    <w:p>
+      <w:pPr>
+        <w:spacing w:after="0" w:line="240" w:lineRule="auto"/>
+        <w:ind w:left="567" w:hanging="141"/>
+        <w:jc w:val="both"/>
+        <w:rPr>
+          <w:rFonts w:ascii="Times New Roman" w:hAnsi="Times New Roman"/>
+          <w:sz w:val="24"/>
+          <w:szCs w:val="24"/>
+        </w:rPr>
+      </w:pPr>
+      <w:r>
+        <w:rPr>
+          <w:rFonts w:ascii="Times New Roman" w:hAnsi="Times New Roman"/>
+          <w:sz w:val="24"/>
+          <w:szCs w:val="24"/>
+        </w:rPr>
+        <w:t>Дополнительная информация (сведения о земельном участке, и пр.) __________________________</w:t>
+      </w:r>
+      <w:r>
+        <w:rPr>
+          <w:rFonts w:ascii="Times New Roman" w:hAnsi="Times New Roman"/>
+          <w:sz w:val="24"/>
+          <w:szCs w:val="24"/>
+        </w:rPr>
+        <w:t>________________________________________</w:t>
+      </w:r>
+      <w:r>
+        <w:rPr>
+          <w:rFonts w:ascii="Times New Roman" w:hAnsi="Times New Roman"/>
+          <w:sz w:val="24"/>
+          <w:szCs w:val="24"/>
+        </w:rPr>
+        <w:t>___________________</w:t>
+      </w:r>
+    </w:p>
+    <w:p>
+      <w:pPr>
+        <w:spacing w:after="0" w:line="240" w:lineRule="auto"/>
+        <w:ind w:left="567" w:hanging="567"/>
+        <w:jc w:val="both"/>
+        <w:rPr>
+          <w:rFonts w:ascii="Times New Roman" w:hAnsi="Times New Roman"/>
+          <w:sz w:val="24"/>
+          <w:szCs w:val="24"/>
+        </w:rPr>
+      </w:pPr>
+      <w:r>
+        <w:rPr>
+          <w:rFonts w:ascii="Times New Roman" w:hAnsi="Times New Roman"/>
+          <w:sz w:val="24"/>
+          <w:szCs w:val="24"/>
+        </w:rPr>
+        <w:t>1.3. Исполнитель оказывает следующие риэлтерские услуги: консультационные услуги по сделкам с объектами недвижимости, услуги по предоставлению информации о спросе и предложении на объекты недвижимости, подбор вариантов сделки с объектом недвижимости, сделки с участием в строительстве объекта недвижимости, организация и проведение согласования условий предстоящей сделки, оказание помощи  в подготовке (оформлении) документов, связанных с совершением сделки с объектом недвижимости, сделки с участием в строительстве объекта недвижимости, регистрация недвижимого имущества, прав на него и сделок с ним.</w:t>
       </w:r>
     </w:p>
     <w:p>
@@ -1556,177 +1639,183 @@
           <w:lang w:eastAsia="ru-RU"/>
         </w:rPr>
       </w:pPr>
-    </w:p>
-    <w:p>
-      <w:pPr>
-        <w:autoSpaceDE w:val="0"/>
-        <w:autoSpaceDN w:val="0"/>
-        <w:adjustRightInd w:val="0"/>
-        <w:spacing w:after="0" w:line="240" w:lineRule="auto"/>
-        <w:jc w:val="center"/>
+      <w:r>
+        <w:rPr>
+          <w:rFonts w:ascii="Times New Roman" w:eastAsia="Times New Roman" w:hAnsi="Times New Roman"/>
+          <w:sz w:val="24"/>
+          <w:szCs w:val="24"/>
+          <w:lang w:eastAsia="ru-RU"/>
+        </w:rPr>
+        <w:t>1.</w:t>
+      </w:r>
+      <w:r>
+        <w:rPr>
+          <w:rFonts w:ascii="Times New Roman" w:eastAsia="Times New Roman" w:hAnsi="Times New Roman"/>
+          <w:sz w:val="24"/>
+          <w:szCs w:val="24"/>
+          <w:lang w:eastAsia="ru-RU"/>
+        </w:rPr>
+        <w:t>4. Ориентировочная</w:t>
+      </w:r>
+      <w:r>
+        <w:rPr>
+          <w:rFonts w:ascii="Times New Roman" w:eastAsia="Times New Roman" w:hAnsi="Times New Roman"/>
+          <w:sz w:val="24"/>
+          <w:szCs w:val="24"/>
+          <w:lang w:eastAsia="ru-RU"/>
+        </w:rPr>
+        <w:t xml:space="preserve"> </w:t>
+      </w:r>
+      <w:r>
+        <w:rPr>
+          <w:rFonts w:ascii="Times New Roman" w:eastAsia="Times New Roman" w:hAnsi="Times New Roman"/>
+          <w:sz w:val="24"/>
+          <w:szCs w:val="24"/>
+          <w:lang w:eastAsia="ru-RU"/>
+        </w:rPr>
+        <w:t xml:space="preserve">стоимость </w:t>
+      </w:r>
+      <w:r>
         <w:rPr>
           <w:rFonts w:ascii="Times New Roman" w:eastAsia="Times New Roman" w:hAnsi="Times New Roman"/>
           <w:b/>
-          <w:sz w:val="24"/>
-          <w:szCs w:val="24"/>
-          <w:lang w:eastAsia="ru-RU"/>
-        </w:rPr>
-      </w:pPr>
+          <w:bCs/>
+          <w:sz w:val="24"/>
+          <w:szCs w:val="24"/>
+          <w:lang w:eastAsia="ru-RU"/>
+        </w:rPr>
+        <w:t>{{</w:t>
+      </w:r>
       <w:r>
         <w:rPr>
           <w:rFonts w:ascii="Times New Roman" w:eastAsia="Times New Roman" w:hAnsi="Times New Roman"/>
           <w:b/>
-          <w:sz w:val="24"/>
-          <w:szCs w:val="24"/>
-          <w:lang w:eastAsia="ru-RU"/>
-        </w:rPr>
-        <w:t>2. ПОРЯДОК, РАЗМЕРЫ ОПЛАТЫ И ФОРМА РАСЧЕТОВ.</w:t>
-      </w:r>
-    </w:p>
-    <w:p>
-      <w:pPr>
-        <w:shd w:val="clear" w:color="auto" w:fill="FFFFFF" w:themeFill="background1"/>
-        <w:spacing w:after="0" w:line="240" w:lineRule="auto"/>
-        <w:ind w:left="567" w:hanging="567"/>
-        <w:jc w:val="both"/>
-        <w:rPr>
-          <w:rFonts w:ascii="Times New Roman" w:hAnsi="Times New Roman"/>
-          <w:noProof/>
-          <w:sz w:val="24"/>
-          <w:szCs w:val="24"/>
-          <w:lang w:eastAsia="ru-RU"/>
-        </w:rPr>
-      </w:pPr>
-      <w:r>
-        <w:rPr>
-          <w:rFonts w:ascii="Times New Roman" w:eastAsia="Times New Roman" w:hAnsi="Times New Roman"/>
-          <w:sz w:val="24"/>
-          <w:szCs w:val="24"/>
-          <w:lang w:eastAsia="ru-RU"/>
-        </w:rPr>
-        <w:t>2.1. Тарифы на риэлтерские услуги,</w:t>
-      </w:r>
-      <w:r>
-        <w:rPr>
-          <w:rFonts w:ascii="Times New Roman" w:hAnsi="Times New Roman"/>
-          <w:sz w:val="24"/>
-          <w:szCs w:val="24"/>
-        </w:rPr>
-        <w:t xml:space="preserve"> оказываемые физическим лицам (за исключением индивидуальных предпринимателей), </w:t>
-      </w:r>
-      <w:r>
-        <w:rPr>
-          <w:rFonts w:ascii="Times New Roman" w:eastAsia="Times New Roman" w:hAnsi="Times New Roman"/>
-          <w:sz w:val="24"/>
-          <w:szCs w:val="24"/>
-          <w:lang w:eastAsia="ru-RU"/>
-        </w:rPr>
-        <w:t>определяются Исполнителем в соответствии с постановлением Совета Министров Республики Беларусь от 1 ноября 2023 г. № 754 «О тарифах на риэлтерские услуги»</w:t>
-      </w:r>
-      <w:r>
-        <w:rPr>
-          <w:rFonts w:ascii="Times New Roman" w:eastAsia="Times New Roman" w:hAnsi="Times New Roman"/>
+          <w:bCs/>
+          <w:sz w:val="24"/>
+          <w:szCs w:val="24"/>
+          <w:lang w:val="en-US" w:eastAsia="ru-RU"/>
+        </w:rPr>
+        <w:t>property</w:t>
+      </w:r>
+      <w:r>
+        <w:rPr>
+          <w:rFonts w:ascii="Times New Roman" w:eastAsia="Times New Roman" w:hAnsi="Times New Roman"/>
+          <w:b/>
+          <w:bCs/>
+          <w:sz w:val="24"/>
+          <w:szCs w:val="24"/>
+          <w:lang w:eastAsia="ru-RU"/>
+        </w:rPr>
+        <w:t>.</w:t>
+      </w:r>
+      <w:proofErr w:type="spellStart"/>
+      <w:r>
+        <w:rPr>
+          <w:rFonts w:ascii="Times New Roman" w:eastAsia="Times New Roman" w:hAnsi="Times New Roman"/>
+          <w:b/>
+          <w:bCs/>
+          <w:sz w:val="24"/>
+          <w:szCs w:val="24"/>
+          <w:lang w:val="en-US" w:eastAsia="ru-RU"/>
+        </w:rPr>
+        <w:t>priceBYN</w:t>
+      </w:r>
+      <w:proofErr w:type="spellEnd"/>
+      <w:r>
+        <w:rPr>
+          <w:rFonts w:ascii="Times New Roman" w:eastAsia="Times New Roman" w:hAnsi="Times New Roman"/>
+          <w:b/>
+          <w:bCs/>
+          <w:sz w:val="24"/>
+          <w:szCs w:val="24"/>
+          <w:lang w:eastAsia="ru-RU"/>
+        </w:rPr>
+        <w:t>}}</w:t>
+      </w:r>
+      <w:r>
+        <w:rPr>
+          <w:rFonts w:ascii="Times New Roman" w:eastAsia="Times New Roman" w:hAnsi="Times New Roman"/>
+          <w:b/>
+          <w:bCs/>
           <w:sz w:val="24"/>
           <w:szCs w:val="24"/>
           <w:lang w:eastAsia="ru-RU"/>
         </w:rPr>
         <w:t xml:space="preserve"> </w:t>
       </w:r>
-      <w:bookmarkStart w:id="1" w:name="_Hlk232524639"/>
-      <w:r>
-        <w:rPr>
-          <w:rFonts w:ascii="Times New Roman" w:eastAsia="Times New Roman" w:hAnsi="Times New Roman"/>
-          <w:sz w:val="24"/>
-          <w:szCs w:val="24"/>
-          <w:lang w:eastAsia="ru-RU"/>
-        </w:rPr>
-        <w:t xml:space="preserve">(в редакции </w:t>
-      </w:r>
-      <w:r>
-        <w:rPr>
-          <w:rFonts w:ascii="Times New Roman" w:eastAsia="Times New Roman" w:hAnsi="Times New Roman"/>
-          <w:sz w:val="24"/>
-          <w:szCs w:val="24"/>
-          <w:lang w:eastAsia="ru-RU"/>
-        </w:rPr>
-        <w:t>постановления Совета М</w:t>
-      </w:r>
-      <w:r>
-        <w:rPr>
-          <w:rFonts w:ascii="Times New Roman" w:eastAsia="Times New Roman" w:hAnsi="Times New Roman"/>
-          <w:sz w:val="24"/>
-          <w:szCs w:val="24"/>
-          <w:lang w:eastAsia="ru-RU"/>
-        </w:rPr>
-        <w:t>и</w:t>
-      </w:r>
-      <w:r>
-        <w:rPr>
-          <w:rFonts w:ascii="Times New Roman" w:eastAsia="Times New Roman" w:hAnsi="Times New Roman"/>
-          <w:sz w:val="24"/>
-          <w:szCs w:val="24"/>
-          <w:lang w:eastAsia="ru-RU"/>
-        </w:rPr>
-        <w:t>нистерства Республики Беларусь 02.04.2026 №157)</w:t>
-      </w:r>
-      <w:bookmarkEnd w:id="1"/>
-      <w:r>
-        <w:rPr>
-          <w:rFonts w:ascii="Times New Roman" w:eastAsia="Times New Roman" w:hAnsi="Times New Roman"/>
-          <w:sz w:val="24"/>
-          <w:szCs w:val="24"/>
-          <w:lang w:eastAsia="ru-RU"/>
-        </w:rPr>
-        <w:t xml:space="preserve">, приказом </w:t>
-      </w:r>
-      <w:r>
-        <w:rPr>
-          <w:rFonts w:ascii="Times New Roman" w:eastAsia="Times New Roman" w:hAnsi="Times New Roman"/>
-          <w:sz w:val="24"/>
-          <w:szCs w:val="24"/>
-          <w:lang w:eastAsia="ru-RU"/>
-        </w:rPr>
-        <w:t xml:space="preserve">директора ООО «ГермесГарант» </w:t>
-      </w:r>
-      <w:r>
-        <w:rPr>
-          <w:rFonts w:ascii="Times New Roman" w:hAnsi="Times New Roman"/>
-          <w:noProof/>
-          <w:sz w:val="24"/>
-          <w:szCs w:val="24"/>
-          <w:lang w:eastAsia="ru-RU"/>
-        </w:rPr>
-        <w:t xml:space="preserve">от </w:t>
-      </w:r>
-      <w:r>
-        <w:rPr>
-          <w:rFonts w:ascii="Times New Roman" w:hAnsi="Times New Roman"/>
-          <w:noProof/>
-          <w:sz w:val="24"/>
-          <w:szCs w:val="24"/>
-          <w:lang w:eastAsia="ru-RU"/>
-        </w:rPr>
-        <w:t>15</w:t>
-      </w:r>
-      <w:r>
-        <w:rPr>
-          <w:rFonts w:ascii="Times New Roman" w:hAnsi="Times New Roman"/>
-          <w:noProof/>
-          <w:sz w:val="24"/>
-          <w:szCs w:val="24"/>
-          <w:lang w:eastAsia="ru-RU"/>
-        </w:rPr>
-        <w:t xml:space="preserve">.06.2026 г. № </w:t>
-      </w:r>
-      <w:r>
-        <w:rPr>
-          <w:rFonts w:ascii="Times New Roman" w:hAnsi="Times New Roman"/>
-          <w:noProof/>
-          <w:sz w:val="24"/>
-          <w:szCs w:val="24"/>
-          <w:lang w:eastAsia="ru-RU"/>
-        </w:rPr>
-        <w:t>4</w:t>
+      <w:r>
+        <w:rPr>
+          <w:rFonts w:ascii="Times New Roman" w:eastAsia="Times New Roman" w:hAnsi="Times New Roman"/>
+          <w:sz w:val="24"/>
+          <w:szCs w:val="24"/>
+          <w:lang w:eastAsia="ru-RU"/>
+        </w:rPr>
+        <w:t>белорусских рублей</w:t>
+      </w:r>
+      <w:r>
+        <w:rPr>
+          <w:rFonts w:ascii="Times New Roman" w:eastAsia="Times New Roman" w:hAnsi="Times New Roman"/>
+          <w:sz w:val="24"/>
+          <w:szCs w:val="24"/>
+          <w:lang w:eastAsia="ru-RU"/>
+        </w:rPr>
+        <w:t xml:space="preserve"> </w:t>
+      </w:r>
+      <w:r>
+        <w:rPr>
+          <w:rFonts w:ascii="Times New Roman" w:eastAsia="Times New Roman" w:hAnsi="Times New Roman"/>
+          <w:sz w:val="24"/>
+          <w:szCs w:val="24"/>
+          <w:lang w:eastAsia="ru-RU"/>
+        </w:rPr>
+        <w:t>({{</w:t>
+      </w:r>
+      <w:r>
+        <w:rPr>
+          <w:rFonts w:ascii="Times New Roman" w:eastAsia="Times New Roman" w:hAnsi="Times New Roman"/>
+          <w:sz w:val="24"/>
+          <w:szCs w:val="24"/>
+          <w:lang w:val="en-US" w:eastAsia="ru-RU"/>
+        </w:rPr>
+        <w:t>property</w:t>
+      </w:r>
+      <w:r>
+        <w:rPr>
+          <w:rFonts w:ascii="Times New Roman" w:eastAsia="Times New Roman" w:hAnsi="Times New Roman"/>
+          <w:sz w:val="24"/>
+          <w:szCs w:val="24"/>
+          <w:lang w:eastAsia="ru-RU"/>
+        </w:rPr>
+        <w:t>.</w:t>
+      </w:r>
+      <w:proofErr w:type="spellStart"/>
+      <w:r>
+        <w:rPr>
+          <w:rFonts w:ascii="Times New Roman" w:eastAsia="Times New Roman" w:hAnsi="Times New Roman"/>
+          <w:sz w:val="24"/>
+          <w:szCs w:val="24"/>
+          <w:lang w:val="en-US" w:eastAsia="ru-RU"/>
+        </w:rPr>
+        <w:t>priceWords</w:t>
+      </w:r>
+      <w:proofErr w:type="spellEnd"/>
+      <w:r>
+        <w:rPr>
+          <w:rFonts w:ascii="Times New Roman" w:eastAsia="Times New Roman" w:hAnsi="Times New Roman"/>
+          <w:sz w:val="24"/>
+          <w:szCs w:val="24"/>
+          <w:lang w:eastAsia="ru-RU"/>
+        </w:rPr>
+        <w:t>}})</w:t>
+      </w:r>
+      <w:r>
+        <w:rPr>
+          <w:rFonts w:ascii="Times New Roman" w:eastAsia="Times New Roman" w:hAnsi="Times New Roman"/>
+          <w:sz w:val="24"/>
+          <w:szCs w:val="24"/>
+          <w:lang w:eastAsia="ru-RU"/>
+        </w:rPr>
+        <w:t>.</w:t>
       </w:r>
     </w:p>
     <w:p>
@@ -1744,45 +1833,72 @@
           <w:lang w:eastAsia="ru-RU"/>
         </w:rPr>
       </w:pPr>
-      <w:r>
-        <w:rPr>
-          <w:rFonts w:ascii="Times New Roman" w:eastAsia="Times New Roman" w:hAnsi="Times New Roman"/>
-          <w:sz w:val="24"/>
-          <w:szCs w:val="24"/>
-          <w:lang w:eastAsia="ru-RU"/>
-        </w:rPr>
-        <w:t xml:space="preserve">2.2. Стоимость риэлтерских услуг составляет </w:t>
-      </w:r>
-      <w:r>
+    </w:p>
+    <w:p>
+      <w:pPr>
+        <w:autoSpaceDE w:val="0"/>
+        <w:autoSpaceDN w:val="0"/>
+        <w:adjustRightInd w:val="0"/>
+        <w:spacing w:after="0" w:line="240" w:lineRule="auto"/>
+        <w:jc w:val="center"/>
         <w:rPr>
           <w:rFonts w:ascii="Times New Roman" w:eastAsia="Times New Roman" w:hAnsi="Times New Roman"/>
           <w:b/>
-          <w:bCs/>
-          <w:sz w:val="24"/>
-          <w:szCs w:val="24"/>
-          <w:lang w:eastAsia="ru-RU"/>
-        </w:rPr>
-        <w:t>{{commission.percent}}</w:t>
-      </w:r>
+          <w:sz w:val="24"/>
+          <w:szCs w:val="24"/>
+          <w:lang w:eastAsia="ru-RU"/>
+        </w:rPr>
+      </w:pPr>
       <w:r>
         <w:rPr>
           <w:rFonts w:ascii="Times New Roman" w:eastAsia="Times New Roman" w:hAnsi="Times New Roman"/>
           <w:b/>
-          <w:bCs/>
-          <w:sz w:val="24"/>
-          <w:szCs w:val="24"/>
-          <w:lang w:eastAsia="ru-RU"/>
-        </w:rPr>
-        <w:t xml:space="preserve"> %</w:t>
-      </w:r>
-      <w:r>
-        <w:rPr>
-          <w:rFonts w:ascii="Times New Roman" w:eastAsia="Times New Roman" w:hAnsi="Times New Roman"/>
-          <w:sz w:val="24"/>
-          <w:szCs w:val="24"/>
-          <w:lang w:eastAsia="ru-RU"/>
-        </w:rPr>
-        <w:t xml:space="preserve"> от стоимости объекта недвижимого имущества, а именно</w:t>
+          <w:sz w:val="24"/>
+          <w:szCs w:val="24"/>
+          <w:lang w:eastAsia="ru-RU"/>
+        </w:rPr>
+        <w:t>2. ПОРЯДОК, РАЗМЕРЫ ОПЛАТЫ И ФОРМА РАСЧЕТОВ.</w:t>
+      </w:r>
+    </w:p>
+    <w:p>
+      <w:pPr>
+        <w:shd w:val="clear" w:color="auto" w:fill="FFFFFF" w:themeFill="background1"/>
+        <w:spacing w:after="0" w:line="240" w:lineRule="auto"/>
+        <w:ind w:left="567" w:hanging="567"/>
+        <w:jc w:val="both"/>
+        <w:rPr>
+          <w:rFonts w:ascii="Times New Roman" w:hAnsi="Times New Roman"/>
+          <w:noProof/>
+          <w:sz w:val="24"/>
+          <w:szCs w:val="24"/>
+          <w:lang w:eastAsia="ru-RU"/>
+        </w:rPr>
+      </w:pPr>
+      <w:r>
+        <w:rPr>
+          <w:rFonts w:ascii="Times New Roman" w:eastAsia="Times New Roman" w:hAnsi="Times New Roman"/>
+          <w:sz w:val="24"/>
+          <w:szCs w:val="24"/>
+          <w:lang w:eastAsia="ru-RU"/>
+        </w:rPr>
+        <w:t>2.1. Тарифы на риэлтерские услуги,</w:t>
+      </w:r>
+      <w:r>
+        <w:rPr>
+          <w:rFonts w:ascii="Times New Roman" w:hAnsi="Times New Roman"/>
+          <w:sz w:val="24"/>
+          <w:szCs w:val="24"/>
+        </w:rPr>
+        <w:t xml:space="preserve"> оказываемые физическим лицам (за исключением индивидуальных предпринимателей), </w:t>
+      </w:r>
+      <w:r>
+        <w:rPr>
+          <w:rFonts w:ascii="Times New Roman" w:eastAsia="Times New Roman" w:hAnsi="Times New Roman"/>
+          <w:sz w:val="24"/>
+          <w:szCs w:val="24"/>
+          <w:lang w:eastAsia="ru-RU"/>
+        </w:rPr>
+        <w:t>определяются Исполнителем в соответствии с постановлением Совета Министров Республики Беларусь от 1 ноября 2023 г. № 754 «О тарифах на риэлтерские услуги»</w:t>
       </w:r>
       <w:r>
         <w:rPr>
@@ -1793,120 +1909,101 @@
         </w:rPr>
         <w:t xml:space="preserve"> </w:t>
       </w:r>
-      <w:r>
-        <w:rPr>
-          <w:rFonts w:ascii="Times New Roman" w:eastAsia="Times New Roman" w:hAnsi="Times New Roman"/>
-          <w:b/>
-          <w:bCs/>
-          <w:sz w:val="24"/>
-          <w:szCs w:val="24"/>
-          <w:lang w:eastAsia="ru-RU"/>
-        </w:rPr>
-        <w:t>{{commission.amountBYN}}</w:t>
-      </w:r>
-      <w:r>
-        <w:rPr>
-          <w:rFonts w:ascii="Times New Roman" w:eastAsia="Times New Roman" w:hAnsi="Times New Roman"/>
-          <w:b/>
-          <w:bCs/>
-          <w:sz w:val="24"/>
-          <w:szCs w:val="24"/>
-          <w:lang w:eastAsia="ru-RU"/>
-        </w:rPr>
-        <w:t xml:space="preserve"> </w:t>
-      </w:r>
-      <w:r>
-        <w:rPr>
-          <w:rFonts w:ascii="Times New Roman" w:eastAsia="Times New Roman" w:hAnsi="Times New Roman"/>
-          <w:sz w:val="24"/>
-          <w:szCs w:val="24"/>
-          <w:lang w:eastAsia="ru-RU"/>
-        </w:rPr>
-        <w:t>белорусских рублей</w:t>
-      </w:r>
-      <w:r>
-        <w:rPr>
-          <w:rFonts w:ascii="Times New Roman" w:eastAsia="Times New Roman" w:hAnsi="Times New Roman"/>
-          <w:sz w:val="24"/>
-          <w:szCs w:val="24"/>
-          <w:lang w:eastAsia="ru-RU"/>
-        </w:rPr>
-        <w:t xml:space="preserve"> </w:t>
-      </w:r>
-      <w:r>
-        <w:rPr>
-          <w:rFonts w:ascii="Times New Roman" w:eastAsia="Times New Roman" w:hAnsi="Times New Roman"/>
-          <w:sz w:val="24"/>
-          <w:szCs w:val="24"/>
-          <w:lang w:eastAsia="ru-RU"/>
-        </w:rPr>
-        <w:t>({{</w:t>
-      </w:r>
-      <w:r>
-        <w:rPr>
-          <w:rFonts w:ascii="Times New Roman" w:eastAsia="Times New Roman" w:hAnsi="Times New Roman"/>
-          <w:sz w:val="24"/>
-          <w:szCs w:val="24"/>
-          <w:lang w:val="en-US" w:eastAsia="ru-RU"/>
-        </w:rPr>
-        <w:t>commission</w:t>
-      </w:r>
-      <w:r>
-        <w:rPr>
-          <w:rFonts w:ascii="Times New Roman" w:eastAsia="Times New Roman" w:hAnsi="Times New Roman"/>
-          <w:sz w:val="24"/>
-          <w:szCs w:val="24"/>
-          <w:lang w:eastAsia="ru-RU"/>
-        </w:rPr>
-        <w:t>.amountWords}})</w:t>
-      </w:r>
-      <w:r>
-        <w:rPr>
-          <w:rFonts w:ascii="Times New Roman" w:eastAsia="Times New Roman" w:hAnsi="Times New Roman"/>
-          <w:sz w:val="24"/>
-          <w:szCs w:val="24"/>
-          <w:lang w:eastAsia="ru-RU"/>
-        </w:rPr>
-        <w:t xml:space="preserve">, с включением в такую оплату затрат по риэлтерским услугам, указанным в абзацах </w:t>
-      </w:r>
-      <w:r>
-        <w:rPr>
-          <w:rFonts w:ascii="Times New Roman" w:eastAsia="Times New Roman" w:hAnsi="Times New Roman"/>
-          <w:color w:val="000000"/>
-          <w:sz w:val="24"/>
-          <w:szCs w:val="24"/>
-          <w:lang w:eastAsia="ru-RU"/>
-        </w:rPr>
-        <w:t>втором — шестом</w:t>
-      </w:r>
-      <w:r>
-        <w:rPr>
-          <w:rFonts w:ascii="Times New Roman" w:eastAsia="Times New Roman" w:hAnsi="Times New Roman"/>
-          <w:sz w:val="24"/>
-          <w:szCs w:val="24"/>
-          <w:lang w:eastAsia="ru-RU"/>
-        </w:rPr>
-        <w:t xml:space="preserve"> пункта 1 статьи 16 Закона Республики Беларусь </w:t>
-      </w:r>
-      <w:bookmarkStart w:id="2" w:name="_Hlk225347332"/>
-      <w:r>
-        <w:rPr>
-          <w:rFonts w:ascii="Times New Roman" w:eastAsia="Times New Roman" w:hAnsi="Times New Roman"/>
-          <w:sz w:val="24"/>
-          <w:szCs w:val="24"/>
-          <w:lang w:eastAsia="ru-RU"/>
-        </w:rPr>
-        <w:t>от 8 мая 2025 г. № 71-З</w:t>
-      </w:r>
-      <w:bookmarkEnd w:id="2"/>
-      <w:r>
-        <w:rPr>
-          <w:rFonts w:ascii="Times New Roman" w:eastAsia="Times New Roman" w:hAnsi="Times New Roman"/>
-          <w:sz w:val="24"/>
-          <w:szCs w:val="24"/>
-          <w:lang w:eastAsia="ru-RU"/>
-        </w:rPr>
-        <w:t xml:space="preserve"> «О риэлтерской деятельности».</w:t>
+      <w:bookmarkStart w:id="1" w:name="_Hlk232524639"/>
+      <w:r>
+        <w:rPr>
+          <w:rFonts w:ascii="Times New Roman" w:eastAsia="Times New Roman" w:hAnsi="Times New Roman"/>
+          <w:sz w:val="24"/>
+          <w:szCs w:val="24"/>
+          <w:lang w:eastAsia="ru-RU"/>
+        </w:rPr>
+        <w:t xml:space="preserve">(в редакции </w:t>
+      </w:r>
+      <w:r>
+        <w:rPr>
+          <w:rFonts w:ascii="Times New Roman" w:eastAsia="Times New Roman" w:hAnsi="Times New Roman"/>
+          <w:sz w:val="24"/>
+          <w:szCs w:val="24"/>
+          <w:lang w:eastAsia="ru-RU"/>
+        </w:rPr>
+        <w:t>постановления Совета М</w:t>
+      </w:r>
+      <w:r>
+        <w:rPr>
+          <w:rFonts w:ascii="Times New Roman" w:eastAsia="Times New Roman" w:hAnsi="Times New Roman"/>
+          <w:sz w:val="24"/>
+          <w:szCs w:val="24"/>
+          <w:lang w:eastAsia="ru-RU"/>
+        </w:rPr>
+        <w:t>и</w:t>
+      </w:r>
+      <w:r>
+        <w:rPr>
+          <w:rFonts w:ascii="Times New Roman" w:eastAsia="Times New Roman" w:hAnsi="Times New Roman"/>
+          <w:sz w:val="24"/>
+          <w:szCs w:val="24"/>
+          <w:lang w:eastAsia="ru-RU"/>
+        </w:rPr>
+        <w:t>нистерства Республики Беларусь 02.04.2026 №157)</w:t>
+      </w:r>
+      <w:bookmarkEnd w:id="1"/>
+      <w:r>
+        <w:rPr>
+          <w:rFonts w:ascii="Times New Roman" w:eastAsia="Times New Roman" w:hAnsi="Times New Roman"/>
+          <w:sz w:val="24"/>
+          <w:szCs w:val="24"/>
+          <w:lang w:eastAsia="ru-RU"/>
+        </w:rPr>
+        <w:t xml:space="preserve">, приказом </w:t>
+      </w:r>
+      <w:r>
+        <w:rPr>
+          <w:rFonts w:ascii="Times New Roman" w:eastAsia="Times New Roman" w:hAnsi="Times New Roman"/>
+          <w:sz w:val="24"/>
+          <w:szCs w:val="24"/>
+          <w:lang w:eastAsia="ru-RU"/>
+        </w:rPr>
+        <w:t xml:space="preserve">директора ООО «ГермесГарант» </w:t>
+      </w:r>
+      <w:r>
+        <w:rPr>
+          <w:rFonts w:ascii="Times New Roman" w:hAnsi="Times New Roman"/>
+          <w:noProof/>
+          <w:sz w:val="24"/>
+          <w:szCs w:val="24"/>
+          <w:lang w:eastAsia="ru-RU"/>
+        </w:rPr>
+        <w:t xml:space="preserve">от </w:t>
+      </w:r>
+      <w:r>
+        <w:rPr>
+          <w:rFonts w:ascii="Times New Roman" w:hAnsi="Times New Roman"/>
+          <w:noProof/>
+          <w:sz w:val="24"/>
+          <w:szCs w:val="24"/>
+          <w:lang w:eastAsia="ru-RU"/>
+        </w:rPr>
+        <w:t>15</w:t>
+      </w:r>
+      <w:r>
+        <w:rPr>
+          <w:rFonts w:ascii="Times New Roman" w:hAnsi="Times New Roman"/>
+          <w:noProof/>
+          <w:sz w:val="24"/>
+          <w:szCs w:val="24"/>
+          <w:lang w:eastAsia="ru-RU"/>
+        </w:rPr>
+        <w:t xml:space="preserve">.06.2026 г. № </w:t>
+      </w:r>
+      <w:r>
+        <w:rPr>
+          <w:rFonts w:ascii="Times New Roman" w:hAnsi="Times New Roman"/>
+          <w:noProof/>
+          <w:sz w:val="24"/>
+          <w:szCs w:val="24"/>
+          <w:lang w:eastAsia="ru-RU"/>
+        </w:rPr>
+        <w:t>4</w:t>
       </w:r>
     </w:p>
     <w:p>
@@ -1931,24 +2028,230 @@
           <w:szCs w:val="24"/>
           <w:lang w:eastAsia="ru-RU"/>
         </w:rPr>
-        <w:t xml:space="preserve">2.3.  </w:t>
-      </w:r>
-      <w:r>
-        <w:rPr>
-          <w:rFonts w:ascii="Times New Roman" w:hAnsi="Times New Roman"/>
-          <w:sz w:val="24"/>
-          <w:szCs w:val="24"/>
-        </w:rPr>
-        <w:t xml:space="preserve">Указанная стоимость риэлтерских услуг не является окончательной, подлежит пересчету с учетом стоимости Объекта недвижимости, согласованной в договоре купли-продажи Потребителем и покупателем Объекта. </w:t>
-      </w:r>
-      <w:r>
-        <w:rPr>
-          <w:rFonts w:ascii="Times New Roman" w:eastAsia="Times New Roman" w:hAnsi="Times New Roman"/>
-          <w:sz w:val="24"/>
-          <w:szCs w:val="24"/>
-          <w:lang w:eastAsia="ru-RU"/>
-        </w:rPr>
-        <w:t>Стоимость риэлтерских услуг отражается в акте оказанных услуг с указанием перечня оказанных риэлтерских услуг и их стоимости (далее - акт).</w:t>
+        <w:t xml:space="preserve">2.2. Стоимость риэлтерских услуг составляет </w:t>
+      </w:r>
+      <w:r>
+        <w:rPr>
+          <w:rFonts w:ascii="Times New Roman" w:eastAsia="Times New Roman" w:hAnsi="Times New Roman"/>
+          <w:b/>
+          <w:bCs/>
+          <w:sz w:val="24"/>
+          <w:szCs w:val="24"/>
+          <w:lang w:eastAsia="ru-RU"/>
+        </w:rPr>
+        <w:t>{{</w:t>
+      </w:r>
+      <w:proofErr w:type="spellStart"/>
+      <w:r>
+        <w:rPr>
+          <w:rFonts w:ascii="Times New Roman" w:eastAsia="Times New Roman" w:hAnsi="Times New Roman"/>
+          <w:b/>
+          <w:bCs/>
+          <w:sz w:val="24"/>
+          <w:szCs w:val="24"/>
+          <w:lang w:eastAsia="ru-RU"/>
+        </w:rPr>
+        <w:t>commission.percent</w:t>
+      </w:r>
+      <w:proofErr w:type="spellEnd"/>
+      <w:r>
+        <w:rPr>
+          <w:rFonts w:ascii="Times New Roman" w:eastAsia="Times New Roman" w:hAnsi="Times New Roman"/>
+          <w:b/>
+          <w:bCs/>
+          <w:sz w:val="24"/>
+          <w:szCs w:val="24"/>
+          <w:lang w:eastAsia="ru-RU"/>
+        </w:rPr>
+        <w:t>}}</w:t>
+      </w:r>
+      <w:r>
+        <w:rPr>
+          <w:rFonts w:ascii="Times New Roman" w:eastAsia="Times New Roman" w:hAnsi="Times New Roman"/>
+          <w:b/>
+          <w:bCs/>
+          <w:sz w:val="24"/>
+          <w:szCs w:val="24"/>
+          <w:lang w:eastAsia="ru-RU"/>
+        </w:rPr>
+        <w:t xml:space="preserve"> %</w:t>
+      </w:r>
+      <w:r>
+        <w:rPr>
+          <w:rFonts w:ascii="Times New Roman" w:eastAsia="Times New Roman" w:hAnsi="Times New Roman"/>
+          <w:sz w:val="24"/>
+          <w:szCs w:val="24"/>
+          <w:lang w:eastAsia="ru-RU"/>
+        </w:rPr>
+        <w:t xml:space="preserve"> от стоимости объекта недвижимого имущества, а именно</w:t>
+      </w:r>
+      <w:r>
+        <w:rPr>
+          <w:rFonts w:ascii="Times New Roman" w:eastAsia="Times New Roman" w:hAnsi="Times New Roman"/>
+          <w:sz w:val="24"/>
+          <w:szCs w:val="24"/>
+          <w:lang w:eastAsia="ru-RU"/>
+        </w:rPr>
+        <w:t xml:space="preserve"> </w:t>
+      </w:r>
+      <w:r>
+        <w:rPr>
+          <w:rFonts w:ascii="Times New Roman" w:eastAsia="Times New Roman" w:hAnsi="Times New Roman"/>
+          <w:b/>
+          <w:bCs/>
+          <w:sz w:val="24"/>
+          <w:szCs w:val="24"/>
+          <w:lang w:eastAsia="ru-RU"/>
+        </w:rPr>
+        <w:t>{{</w:t>
+      </w:r>
+      <w:proofErr w:type="spellStart"/>
+      <w:r>
+        <w:rPr>
+          <w:rFonts w:ascii="Times New Roman" w:eastAsia="Times New Roman" w:hAnsi="Times New Roman"/>
+          <w:b/>
+          <w:bCs/>
+          <w:sz w:val="24"/>
+          <w:szCs w:val="24"/>
+          <w:lang w:eastAsia="ru-RU"/>
+        </w:rPr>
+        <w:t>commission.amountBYN</w:t>
+      </w:r>
+      <w:proofErr w:type="spellEnd"/>
+      <w:r>
+        <w:rPr>
+          <w:rFonts w:ascii="Times New Roman" w:eastAsia="Times New Roman" w:hAnsi="Times New Roman"/>
+          <w:b/>
+          <w:bCs/>
+          <w:sz w:val="24"/>
+          <w:szCs w:val="24"/>
+          <w:lang w:eastAsia="ru-RU"/>
+        </w:rPr>
+        <w:t>}}</w:t>
+      </w:r>
+      <w:r>
+        <w:rPr>
+          <w:rFonts w:ascii="Times New Roman" w:eastAsia="Times New Roman" w:hAnsi="Times New Roman"/>
+          <w:b/>
+          <w:bCs/>
+          <w:sz w:val="24"/>
+          <w:szCs w:val="24"/>
+          <w:lang w:eastAsia="ru-RU"/>
+        </w:rPr>
+        <w:t xml:space="preserve"> </w:t>
+      </w:r>
+      <w:r>
+        <w:rPr>
+          <w:rFonts w:ascii="Times New Roman" w:eastAsia="Times New Roman" w:hAnsi="Times New Roman"/>
+          <w:sz w:val="24"/>
+          <w:szCs w:val="24"/>
+          <w:lang w:eastAsia="ru-RU"/>
+        </w:rPr>
+        <w:t>белорусских рублей</w:t>
+      </w:r>
+      <w:r>
+        <w:rPr>
+          <w:rFonts w:ascii="Times New Roman" w:eastAsia="Times New Roman" w:hAnsi="Times New Roman"/>
+          <w:sz w:val="24"/>
+          <w:szCs w:val="24"/>
+          <w:lang w:eastAsia="ru-RU"/>
+        </w:rPr>
+        <w:t xml:space="preserve"> </w:t>
+      </w:r>
+      <w:r>
+        <w:rPr>
+          <w:rFonts w:ascii="Times New Roman" w:eastAsia="Times New Roman" w:hAnsi="Times New Roman"/>
+          <w:sz w:val="24"/>
+          <w:szCs w:val="24"/>
+          <w:lang w:eastAsia="ru-RU"/>
+        </w:rPr>
+        <w:t>({{</w:t>
+      </w:r>
+      <w:r>
+        <w:rPr>
+          <w:rFonts w:ascii="Times New Roman" w:eastAsia="Times New Roman" w:hAnsi="Times New Roman"/>
+          <w:sz w:val="24"/>
+          <w:szCs w:val="24"/>
+          <w:lang w:val="en-US" w:eastAsia="ru-RU"/>
+        </w:rPr>
+        <w:t>commission</w:t>
+      </w:r>
+      <w:r>
+        <w:rPr>
+          <w:rFonts w:ascii="Times New Roman" w:eastAsia="Times New Roman" w:hAnsi="Times New Roman"/>
+          <w:sz w:val="24"/>
+          <w:szCs w:val="24"/>
+          <w:lang w:eastAsia="ru-RU"/>
+        </w:rPr>
+        <w:t>.</w:t>
+      </w:r>
+      <w:proofErr w:type="spellStart"/>
+      <w:r>
+        <w:rPr>
+          <w:rFonts w:ascii="Times New Roman" w:eastAsia="Times New Roman" w:hAnsi="Times New Roman"/>
+          <w:sz w:val="24"/>
+          <w:szCs w:val="24"/>
+          <w:lang w:eastAsia="ru-RU"/>
+        </w:rPr>
+        <w:t>amountWords</w:t>
+      </w:r>
+      <w:proofErr w:type="spellEnd"/>
+      <w:r>
+        <w:rPr>
+          <w:rFonts w:ascii="Times New Roman" w:eastAsia="Times New Roman" w:hAnsi="Times New Roman"/>
+          <w:sz w:val="24"/>
+          <w:szCs w:val="24"/>
+          <w:lang w:eastAsia="ru-RU"/>
+        </w:rPr>
+        <w:t>}})</w:t>
+      </w:r>
+      <w:r>
+        <w:rPr>
+          <w:rFonts w:ascii="Times New Roman" w:eastAsia="Times New Roman" w:hAnsi="Times New Roman"/>
+          <w:sz w:val="24"/>
+          <w:szCs w:val="24"/>
+          <w:lang w:eastAsia="ru-RU"/>
+        </w:rPr>
+        <w:t xml:space="preserve">, с включением в такую оплату затрат по риэлтерским услугам, указанным в абзацах </w:t>
+      </w:r>
+      <w:r>
+        <w:rPr>
+          <w:rFonts w:ascii="Times New Roman" w:eastAsia="Times New Roman" w:hAnsi="Times New Roman"/>
+          <w:color w:val="000000"/>
+          <w:sz w:val="24"/>
+          <w:szCs w:val="24"/>
+          <w:lang w:eastAsia="ru-RU"/>
+        </w:rPr>
+        <w:t>втором — шестом</w:t>
+      </w:r>
+      <w:r>
+        <w:rPr>
+          <w:rFonts w:ascii="Times New Roman" w:eastAsia="Times New Roman" w:hAnsi="Times New Roman"/>
+          <w:sz w:val="24"/>
+          <w:szCs w:val="24"/>
+          <w:lang w:eastAsia="ru-RU"/>
+        </w:rPr>
+        <w:t xml:space="preserve"> пункта 1 статьи 16 Закона Республики Беларусь </w:t>
+      </w:r>
+      <w:bookmarkStart w:id="2" w:name="_Hlk225347332"/>
+      <w:r>
+        <w:rPr>
+          <w:rFonts w:ascii="Times New Roman" w:eastAsia="Times New Roman" w:hAnsi="Times New Roman"/>
+          <w:sz w:val="24"/>
+          <w:szCs w:val="24"/>
+          <w:lang w:eastAsia="ru-RU"/>
+        </w:rPr>
+        <w:t>от 8 мая 2025 г. № 71-З</w:t>
+      </w:r>
+      <w:bookmarkEnd w:id="2"/>
+      <w:r>
+        <w:rPr>
+          <w:rFonts w:ascii="Times New Roman" w:eastAsia="Times New Roman" w:hAnsi="Times New Roman"/>
+          <w:sz w:val="24"/>
+          <w:szCs w:val="24"/>
+          <w:lang w:eastAsia="ru-RU"/>
+        </w:rPr>
+        <w:t xml:space="preserve"> «О риэлтерской деятельности».</w:t>
       </w:r>
     </w:p>
     <w:p>
@@ -1973,304 +2276,24 @@
           <w:szCs w:val="24"/>
           <w:lang w:eastAsia="ru-RU"/>
         </w:rPr>
-        <w:t>2.4.  Потребитель обязуется оплатить услуги Исполнителя</w:t>
-      </w:r>
-      <w:r>
-        <w:rPr>
-          <w:rFonts w:ascii="Times New Roman" w:eastAsia="Times New Roman" w:hAnsi="Times New Roman"/>
-          <w:sz w:val="24"/>
-          <w:szCs w:val="24"/>
-          <w:lang w:eastAsia="ru-RU"/>
-        </w:rPr>
-        <w:t xml:space="preserve"> </w:t>
-      </w:r>
-      <w:r>
-        <w:rPr>
-          <w:rFonts w:ascii="Times New Roman" w:eastAsia="Times New Roman" w:hAnsi="Times New Roman"/>
-          <w:sz w:val="24"/>
-          <w:szCs w:val="24"/>
-          <w:lang w:eastAsia="ru-RU"/>
-        </w:rPr>
-        <w:t>в день подписания акта</w:t>
-      </w:r>
-      <w:r>
-        <w:rPr>
-          <w:rFonts w:ascii="Times New Roman" w:eastAsia="Times New Roman" w:hAnsi="Times New Roman"/>
-          <w:sz w:val="24"/>
-          <w:szCs w:val="24"/>
-          <w:lang w:eastAsia="ru-RU"/>
-        </w:rPr>
-        <w:t xml:space="preserve"> </w:t>
-      </w:r>
-      <w:r>
-        <w:rPr>
-          <w:rFonts w:ascii="Times New Roman" w:eastAsia="Times New Roman" w:hAnsi="Times New Roman"/>
-          <w:sz w:val="24"/>
-          <w:szCs w:val="24"/>
-          <w:lang w:eastAsia="ru-RU"/>
-        </w:rPr>
-        <w:t xml:space="preserve">при оплате </w:t>
-      </w:r>
-      <w:r>
-        <w:rPr>
-          <w:rFonts w:ascii="Times New Roman" w:eastAsia="Times New Roman" w:hAnsi="Times New Roman"/>
-          <w:sz w:val="24"/>
-          <w:szCs w:val="24"/>
-          <w:lang w:eastAsia="ru-RU"/>
-        </w:rPr>
-        <w:t>наличны</w:t>
-      </w:r>
-      <w:r>
-        <w:rPr>
-          <w:rFonts w:ascii="Times New Roman" w:eastAsia="Times New Roman" w:hAnsi="Times New Roman"/>
-          <w:sz w:val="24"/>
-          <w:szCs w:val="24"/>
-          <w:lang w:eastAsia="ru-RU"/>
-        </w:rPr>
-        <w:t xml:space="preserve">ми </w:t>
-      </w:r>
-      <w:r>
-        <w:rPr>
-          <w:rFonts w:ascii="Times New Roman" w:eastAsia="Times New Roman" w:hAnsi="Times New Roman"/>
-          <w:sz w:val="24"/>
-          <w:szCs w:val="24"/>
-          <w:lang w:eastAsia="ru-RU"/>
-        </w:rPr>
-        <w:t>денежны</w:t>
-      </w:r>
-      <w:r>
-        <w:rPr>
-          <w:rFonts w:ascii="Times New Roman" w:eastAsia="Times New Roman" w:hAnsi="Times New Roman"/>
-          <w:sz w:val="24"/>
-          <w:szCs w:val="24"/>
-          <w:lang w:eastAsia="ru-RU"/>
-        </w:rPr>
-        <w:t>ми</w:t>
-      </w:r>
-      <w:r>
-        <w:rPr>
-          <w:rFonts w:ascii="Times New Roman" w:eastAsia="Times New Roman" w:hAnsi="Times New Roman"/>
-          <w:sz w:val="24"/>
-          <w:szCs w:val="24"/>
-          <w:lang w:eastAsia="ru-RU"/>
-        </w:rPr>
-        <w:t xml:space="preserve"> средств</w:t>
-      </w:r>
-      <w:r>
-        <w:rPr>
-          <w:rFonts w:ascii="Times New Roman" w:eastAsia="Times New Roman" w:hAnsi="Times New Roman"/>
-          <w:sz w:val="24"/>
-          <w:szCs w:val="24"/>
-          <w:lang w:eastAsia="ru-RU"/>
-        </w:rPr>
-        <w:t>ами</w:t>
-      </w:r>
-      <w:r>
-        <w:rPr>
-          <w:rFonts w:ascii="Times New Roman" w:eastAsia="Times New Roman" w:hAnsi="Times New Roman"/>
-          <w:sz w:val="24"/>
-          <w:szCs w:val="24"/>
-          <w:lang w:eastAsia="ru-RU"/>
-        </w:rPr>
-        <w:t xml:space="preserve"> </w:t>
-      </w:r>
-      <w:r>
-        <w:rPr>
-          <w:rFonts w:ascii="Times New Roman" w:eastAsia="Times New Roman" w:hAnsi="Times New Roman"/>
-          <w:sz w:val="24"/>
-          <w:szCs w:val="24"/>
-          <w:lang w:eastAsia="ru-RU"/>
-        </w:rPr>
-        <w:t>и</w:t>
-      </w:r>
-      <w:r>
-        <w:rPr>
-          <w:rFonts w:ascii="Times New Roman" w:eastAsia="Times New Roman" w:hAnsi="Times New Roman"/>
-          <w:sz w:val="24"/>
-          <w:szCs w:val="24"/>
-          <w:lang w:eastAsia="ru-RU"/>
-        </w:rPr>
-        <w:t>ли</w:t>
-      </w:r>
-      <w:r>
-        <w:rPr>
-          <w:rFonts w:ascii="Times New Roman" w:eastAsia="Times New Roman" w:hAnsi="Times New Roman"/>
-          <w:sz w:val="24"/>
-          <w:szCs w:val="24"/>
-          <w:lang w:eastAsia="ru-RU"/>
-        </w:rPr>
-        <w:t xml:space="preserve"> банковской карточкой</w:t>
-      </w:r>
-      <w:r>
-        <w:rPr>
-          <w:rFonts w:ascii="Times New Roman" w:eastAsia="Times New Roman" w:hAnsi="Times New Roman"/>
-          <w:sz w:val="24"/>
-          <w:szCs w:val="24"/>
-          <w:lang w:eastAsia="ru-RU"/>
-        </w:rPr>
-        <w:t xml:space="preserve"> в кассу</w:t>
-      </w:r>
-      <w:r>
-        <w:rPr>
-          <w:rFonts w:ascii="Times New Roman" w:eastAsia="Times New Roman" w:hAnsi="Times New Roman"/>
-          <w:sz w:val="24"/>
-          <w:szCs w:val="24"/>
-          <w:lang w:eastAsia="ru-RU"/>
-        </w:rPr>
-        <w:t xml:space="preserve"> (терминал)</w:t>
-      </w:r>
-      <w:r>
-        <w:rPr>
-          <w:rFonts w:ascii="Times New Roman" w:eastAsia="Times New Roman" w:hAnsi="Times New Roman"/>
-          <w:sz w:val="24"/>
-          <w:szCs w:val="24"/>
-          <w:lang w:eastAsia="ru-RU"/>
-        </w:rPr>
-        <w:t xml:space="preserve">, </w:t>
-      </w:r>
-      <w:r>
-        <w:rPr>
-          <w:rFonts w:ascii="Times New Roman" w:eastAsia="Times New Roman" w:hAnsi="Times New Roman"/>
-          <w:sz w:val="24"/>
-          <w:szCs w:val="24"/>
-          <w:lang w:eastAsia="ru-RU"/>
-        </w:rPr>
-        <w:t xml:space="preserve">либо в </w:t>
-      </w:r>
-      <w:r>
-        <w:rPr>
-          <w:rFonts w:ascii="Times New Roman" w:eastAsia="Times New Roman" w:hAnsi="Times New Roman"/>
-          <w:sz w:val="24"/>
-          <w:szCs w:val="24"/>
-          <w:lang w:eastAsia="ru-RU"/>
-        </w:rPr>
-        <w:t>течение 2 (двух) календарных дней</w:t>
-      </w:r>
-      <w:r>
-        <w:rPr>
-          <w:rFonts w:ascii="Times New Roman" w:eastAsia="Times New Roman" w:hAnsi="Times New Roman"/>
-          <w:sz w:val="24"/>
-          <w:szCs w:val="24"/>
-          <w:lang w:eastAsia="ru-RU"/>
-        </w:rPr>
-        <w:t xml:space="preserve"> </w:t>
-      </w:r>
-      <w:r>
-        <w:rPr>
-          <w:rFonts w:ascii="Times New Roman" w:eastAsia="Times New Roman" w:hAnsi="Times New Roman"/>
-          <w:sz w:val="24"/>
-          <w:szCs w:val="24"/>
-          <w:lang w:eastAsia="ru-RU"/>
-        </w:rPr>
-        <w:t xml:space="preserve">путем </w:t>
-      </w:r>
-      <w:r>
-        <w:rPr>
-          <w:rFonts w:ascii="Times New Roman" w:eastAsia="Times New Roman" w:hAnsi="Times New Roman"/>
-          <w:sz w:val="24"/>
-          <w:szCs w:val="24"/>
-          <w:lang w:eastAsia="ru-RU"/>
-        </w:rPr>
-        <w:t>п</w:t>
-      </w:r>
-      <w:r>
-        <w:rPr>
-          <w:rFonts w:ascii="Times New Roman" w:eastAsia="Times New Roman" w:hAnsi="Times New Roman"/>
-          <w:sz w:val="24"/>
-          <w:szCs w:val="24"/>
-          <w:lang w:eastAsia="ru-RU"/>
-        </w:rPr>
-        <w:t>еречисления на текущий (расчетный) банковский счет Исполнителя</w:t>
-      </w:r>
-      <w:r>
-        <w:rPr>
-          <w:rFonts w:ascii="Times New Roman" w:eastAsia="Times New Roman" w:hAnsi="Times New Roman"/>
-          <w:sz w:val="24"/>
-          <w:szCs w:val="24"/>
-          <w:lang w:eastAsia="ru-RU"/>
-        </w:rPr>
-        <w:t>.</w:t>
-      </w:r>
-      <w:r>
-        <w:rPr>
-          <w:rFonts w:ascii="Times New Roman" w:eastAsia="Times New Roman" w:hAnsi="Times New Roman"/>
-          <w:sz w:val="24"/>
-          <w:szCs w:val="24"/>
-          <w:lang w:eastAsia="ru-RU"/>
-        </w:rPr>
-        <w:t xml:space="preserve"> </w:t>
-      </w:r>
-      <w:r>
-        <w:rPr>
-          <w:rFonts w:ascii="Times New Roman" w:eastAsia="Times New Roman" w:hAnsi="Times New Roman"/>
-          <w:sz w:val="24"/>
-          <w:szCs w:val="24"/>
-          <w:lang w:eastAsia="ru-RU"/>
-        </w:rPr>
-        <w:t xml:space="preserve">При условии внесения денежных средств в кассу Исполнителя Потребителю выдается кассовый чек. </w:t>
-      </w:r>
-    </w:p>
-    <w:p>
-      <w:pPr>
-        <w:spacing w:after="0"/>
-        <w:ind w:left="567"/>
-        <w:jc w:val="both"/>
-        <w:rPr>
-          <w:rFonts w:ascii="Times New Roman" w:hAnsi="Times New Roman"/>
-          <w:sz w:val="24"/>
-          <w:szCs w:val="24"/>
-        </w:rPr>
-      </w:pPr>
-      <w:r>
-        <w:rPr>
-          <w:rFonts w:ascii="Times New Roman" w:hAnsi="Times New Roman"/>
-          <w:sz w:val="24"/>
-          <w:szCs w:val="24"/>
-        </w:rPr>
-        <w:t xml:space="preserve">         </w:t>
-      </w:r>
-      <w:r>
-        <w:rPr>
-          <w:rFonts w:ascii="Times New Roman" w:hAnsi="Times New Roman"/>
-          <w:sz w:val="24"/>
-          <w:szCs w:val="24"/>
-        </w:rPr>
-        <w:t xml:space="preserve">Согласно пункту 5 Положения о порядке установления и применения тарифов на риэлтерские услуги, утвержденного Постановлением Совета Министров Республики Беларусь от 01.11.2023 № </w:t>
-      </w:r>
-      <w:r>
-        <w:rPr>
-          <w:rFonts w:ascii="Times New Roman" w:hAnsi="Times New Roman"/>
-          <w:sz w:val="24"/>
-          <w:szCs w:val="24"/>
-        </w:rPr>
-        <w:lastRenderedPageBreak/>
-        <w:t xml:space="preserve">754 «О тарифах на риэлтерские услуги» </w:t>
-      </w:r>
-      <w:r>
-        <w:rPr>
-          <w:rFonts w:ascii="Times New Roman" w:eastAsia="Times New Roman" w:hAnsi="Times New Roman"/>
-          <w:sz w:val="24"/>
-          <w:szCs w:val="24"/>
-          <w:lang w:eastAsia="ru-RU"/>
-        </w:rPr>
-        <w:t>(в редакции постановления Совета Министерства Республики Беларусь 02.04.2026 №157)</w:t>
-      </w:r>
-      <w:r>
-        <w:rPr>
-          <w:rFonts w:ascii="Times New Roman" w:eastAsia="Times New Roman" w:hAnsi="Times New Roman"/>
-          <w:sz w:val="24"/>
-          <w:szCs w:val="24"/>
-          <w:lang w:eastAsia="ru-RU"/>
-        </w:rPr>
-        <w:t xml:space="preserve"> </w:t>
-      </w:r>
-      <w:r>
-        <w:rPr>
-          <w:rFonts w:ascii="Times New Roman" w:hAnsi="Times New Roman"/>
-          <w:sz w:val="24"/>
-          <w:szCs w:val="24"/>
-        </w:rPr>
-        <w:t>в случае досрочного расторжения договора на оказание риэлтерских услуг, а также отказа потребителя от подписания акта оказанных услуг производится оплата фактически оказанных ему риэлтерских услуг по тарифам в базовых величинах.</w:t>
+        <w:t xml:space="preserve">2.3.  </w:t>
+      </w:r>
+      <w:r>
+        <w:rPr>
+          <w:rFonts w:ascii="Times New Roman" w:hAnsi="Times New Roman"/>
+          <w:sz w:val="24"/>
+          <w:szCs w:val="24"/>
+        </w:rPr>
+        <w:t xml:space="preserve">Указанная стоимость риэлтерских услуг не является окончательной, подлежит пересчету с учетом стоимости Объекта недвижимости, согласованной в договоре купли-продажи Потребителем и покупателем Объекта. </w:t>
+      </w:r>
+      <w:r>
+        <w:rPr>
+          <w:rFonts w:ascii="Times New Roman" w:eastAsia="Times New Roman" w:hAnsi="Times New Roman"/>
+          <w:sz w:val="24"/>
+          <w:szCs w:val="24"/>
+          <w:lang w:eastAsia="ru-RU"/>
+        </w:rPr>
+        <w:t>Стоимость риэлтерских услуг отражается в акте оказанных услуг с указанием перечня оказанных риэлтерских услуг и их стоимости (далее - акт).</w:t>
       </w:r>
     </w:p>
     <w:p>
@@ -2295,16 +2318,214 @@
           <w:szCs w:val="24"/>
           <w:lang w:eastAsia="ru-RU"/>
         </w:rPr>
-        <w:t>2.</w:t>
-      </w:r>
-      <w:r>
-        <w:rPr>
-          <w:rFonts w:ascii="Times New Roman" w:eastAsia="Times New Roman" w:hAnsi="Times New Roman"/>
-          <w:sz w:val="24"/>
-          <w:szCs w:val="24"/>
-          <w:lang w:eastAsia="ru-RU"/>
-        </w:rPr>
-        <w:t>5</w:t>
+        <w:t>2.4.  Потребитель обязуется оплатить услуги Исполнителя</w:t>
+      </w:r>
+      <w:r>
+        <w:rPr>
+          <w:rFonts w:ascii="Times New Roman" w:eastAsia="Times New Roman" w:hAnsi="Times New Roman"/>
+          <w:sz w:val="24"/>
+          <w:szCs w:val="24"/>
+          <w:lang w:eastAsia="ru-RU"/>
+        </w:rPr>
+        <w:t xml:space="preserve"> </w:t>
+      </w:r>
+      <w:r>
+        <w:rPr>
+          <w:rFonts w:ascii="Times New Roman" w:eastAsia="Times New Roman" w:hAnsi="Times New Roman"/>
+          <w:sz w:val="24"/>
+          <w:szCs w:val="24"/>
+          <w:lang w:eastAsia="ru-RU"/>
+        </w:rPr>
+        <w:t>в день подписания акта</w:t>
+      </w:r>
+      <w:r>
+        <w:rPr>
+          <w:rFonts w:ascii="Times New Roman" w:eastAsia="Times New Roman" w:hAnsi="Times New Roman"/>
+          <w:sz w:val="24"/>
+          <w:szCs w:val="24"/>
+          <w:lang w:eastAsia="ru-RU"/>
+        </w:rPr>
+        <w:t xml:space="preserve"> </w:t>
+      </w:r>
+      <w:r>
+        <w:rPr>
+          <w:rFonts w:ascii="Times New Roman" w:eastAsia="Times New Roman" w:hAnsi="Times New Roman"/>
+          <w:sz w:val="24"/>
+          <w:szCs w:val="24"/>
+          <w:lang w:eastAsia="ru-RU"/>
+        </w:rPr>
+        <w:t xml:space="preserve">при оплате </w:t>
+      </w:r>
+      <w:r>
+        <w:rPr>
+          <w:rFonts w:ascii="Times New Roman" w:eastAsia="Times New Roman" w:hAnsi="Times New Roman"/>
+          <w:sz w:val="24"/>
+          <w:szCs w:val="24"/>
+          <w:lang w:eastAsia="ru-RU"/>
+        </w:rPr>
+        <w:t>наличны</w:t>
+      </w:r>
+      <w:r>
+        <w:rPr>
+          <w:rFonts w:ascii="Times New Roman" w:eastAsia="Times New Roman" w:hAnsi="Times New Roman"/>
+          <w:sz w:val="24"/>
+          <w:szCs w:val="24"/>
+          <w:lang w:eastAsia="ru-RU"/>
+        </w:rPr>
+        <w:t xml:space="preserve">ми </w:t>
+      </w:r>
+      <w:r>
+        <w:rPr>
+          <w:rFonts w:ascii="Times New Roman" w:eastAsia="Times New Roman" w:hAnsi="Times New Roman"/>
+          <w:sz w:val="24"/>
+          <w:szCs w:val="24"/>
+          <w:lang w:eastAsia="ru-RU"/>
+        </w:rPr>
+        <w:t>денежны</w:t>
+      </w:r>
+      <w:r>
+        <w:rPr>
+          <w:rFonts w:ascii="Times New Roman" w:eastAsia="Times New Roman" w:hAnsi="Times New Roman"/>
+          <w:sz w:val="24"/>
+          <w:szCs w:val="24"/>
+          <w:lang w:eastAsia="ru-RU"/>
+        </w:rPr>
+        <w:t>ми</w:t>
+      </w:r>
+      <w:r>
+        <w:rPr>
+          <w:rFonts w:ascii="Times New Roman" w:eastAsia="Times New Roman" w:hAnsi="Times New Roman"/>
+          <w:sz w:val="24"/>
+          <w:szCs w:val="24"/>
+          <w:lang w:eastAsia="ru-RU"/>
+        </w:rPr>
+        <w:t xml:space="preserve"> средств</w:t>
+      </w:r>
+      <w:r>
+        <w:rPr>
+          <w:rFonts w:ascii="Times New Roman" w:eastAsia="Times New Roman" w:hAnsi="Times New Roman"/>
+          <w:sz w:val="24"/>
+          <w:szCs w:val="24"/>
+          <w:lang w:eastAsia="ru-RU"/>
+        </w:rPr>
+        <w:t>ами</w:t>
+      </w:r>
+      <w:r>
+        <w:rPr>
+          <w:rFonts w:ascii="Times New Roman" w:eastAsia="Times New Roman" w:hAnsi="Times New Roman"/>
+          <w:sz w:val="24"/>
+          <w:szCs w:val="24"/>
+          <w:lang w:eastAsia="ru-RU"/>
+        </w:rPr>
+        <w:t xml:space="preserve"> </w:t>
+      </w:r>
+      <w:r>
+        <w:rPr>
+          <w:rFonts w:ascii="Times New Roman" w:eastAsia="Times New Roman" w:hAnsi="Times New Roman"/>
+          <w:sz w:val="24"/>
+          <w:szCs w:val="24"/>
+          <w:lang w:eastAsia="ru-RU"/>
+        </w:rPr>
+        <w:t>и</w:t>
+      </w:r>
+      <w:r>
+        <w:rPr>
+          <w:rFonts w:ascii="Times New Roman" w:eastAsia="Times New Roman" w:hAnsi="Times New Roman"/>
+          <w:sz w:val="24"/>
+          <w:szCs w:val="24"/>
+          <w:lang w:eastAsia="ru-RU"/>
+        </w:rPr>
+        <w:t>ли</w:t>
+      </w:r>
+      <w:r>
+        <w:rPr>
+          <w:rFonts w:ascii="Times New Roman" w:eastAsia="Times New Roman" w:hAnsi="Times New Roman"/>
+          <w:sz w:val="24"/>
+          <w:szCs w:val="24"/>
+          <w:lang w:eastAsia="ru-RU"/>
+        </w:rPr>
+        <w:t xml:space="preserve"> банковской карточкой</w:t>
+      </w:r>
+      <w:r>
+        <w:rPr>
+          <w:rFonts w:ascii="Times New Roman" w:eastAsia="Times New Roman" w:hAnsi="Times New Roman"/>
+          <w:sz w:val="24"/>
+          <w:szCs w:val="24"/>
+          <w:lang w:eastAsia="ru-RU"/>
+        </w:rPr>
+        <w:t xml:space="preserve"> в кассу</w:t>
+      </w:r>
+      <w:r>
+        <w:rPr>
+          <w:rFonts w:ascii="Times New Roman" w:eastAsia="Times New Roman" w:hAnsi="Times New Roman"/>
+          <w:sz w:val="24"/>
+          <w:szCs w:val="24"/>
+          <w:lang w:eastAsia="ru-RU"/>
+        </w:rPr>
+        <w:t xml:space="preserve"> (терминал)</w:t>
+      </w:r>
+      <w:r>
+        <w:rPr>
+          <w:rFonts w:ascii="Times New Roman" w:eastAsia="Times New Roman" w:hAnsi="Times New Roman"/>
+          <w:sz w:val="24"/>
+          <w:szCs w:val="24"/>
+          <w:lang w:eastAsia="ru-RU"/>
+        </w:rPr>
+        <w:t xml:space="preserve">, </w:t>
+      </w:r>
+      <w:r>
+        <w:rPr>
+          <w:rFonts w:ascii="Times New Roman" w:eastAsia="Times New Roman" w:hAnsi="Times New Roman"/>
+          <w:sz w:val="24"/>
+          <w:szCs w:val="24"/>
+          <w:lang w:eastAsia="ru-RU"/>
+        </w:rPr>
+        <w:t xml:space="preserve">либо в </w:t>
+      </w:r>
+      <w:r>
+        <w:rPr>
+          <w:rFonts w:ascii="Times New Roman" w:eastAsia="Times New Roman" w:hAnsi="Times New Roman"/>
+          <w:sz w:val="24"/>
+          <w:szCs w:val="24"/>
+          <w:lang w:eastAsia="ru-RU"/>
+        </w:rPr>
+        <w:t>течение 2 (двух) календарных дней</w:t>
+      </w:r>
+      <w:r>
+        <w:rPr>
+          <w:rFonts w:ascii="Times New Roman" w:eastAsia="Times New Roman" w:hAnsi="Times New Roman"/>
+          <w:sz w:val="24"/>
+          <w:szCs w:val="24"/>
+          <w:lang w:eastAsia="ru-RU"/>
+        </w:rPr>
+        <w:t xml:space="preserve"> </w:t>
+      </w:r>
+      <w:r>
+        <w:rPr>
+          <w:rFonts w:ascii="Times New Roman" w:eastAsia="Times New Roman" w:hAnsi="Times New Roman"/>
+          <w:sz w:val="24"/>
+          <w:szCs w:val="24"/>
+          <w:lang w:eastAsia="ru-RU"/>
+        </w:rPr>
+        <w:t xml:space="preserve">путем </w:t>
+      </w:r>
+      <w:r>
+        <w:rPr>
+          <w:rFonts w:ascii="Times New Roman" w:eastAsia="Times New Roman" w:hAnsi="Times New Roman"/>
+          <w:sz w:val="24"/>
+          <w:szCs w:val="24"/>
+          <w:lang w:eastAsia="ru-RU"/>
+        </w:rPr>
+        <w:t>п</w:t>
+      </w:r>
+      <w:r>
+        <w:rPr>
+          <w:rFonts w:ascii="Times New Roman" w:eastAsia="Times New Roman" w:hAnsi="Times New Roman"/>
+          <w:sz w:val="24"/>
+          <w:szCs w:val="24"/>
+          <w:lang w:eastAsia="ru-RU"/>
+        </w:rPr>
+        <w:t>еречисления на текущий (расчетный) банковский счет Исполнителя</w:t>
       </w:r>
       <w:r>
         <w:rPr>
@@ -2331,46 +2552,70 @@
           <w:szCs w:val="24"/>
           <w:lang w:eastAsia="ru-RU"/>
         </w:rPr>
-        <w:t xml:space="preserve"> Расчеты между Потребителем и покупателем по приобретению в собственность объекта недвижимого имущества не регулируются настоящим договором.</w:t>
-      </w:r>
-    </w:p>
-    <w:p>
-      <w:pPr>
-        <w:spacing w:after="0" w:line="240" w:lineRule="auto"/>
-        <w:ind w:left="567" w:hanging="567"/>
+        <w:t xml:space="preserve">При условии внесения денежных средств в кассу Исполнителя Потребителю выдается кассовый чек. </w:t>
+      </w:r>
+    </w:p>
+    <w:p>
+      <w:pPr>
+        <w:spacing w:after="0"/>
+        <w:ind w:left="567"/>
         <w:jc w:val="both"/>
         <w:rPr>
-          <w:rFonts w:ascii="Times New Roman" w:eastAsia="Times New Roman" w:hAnsi="Times New Roman"/>
-          <w:sz w:val="24"/>
-          <w:szCs w:val="24"/>
-          <w:lang w:eastAsia="ru-RU"/>
-        </w:rPr>
-      </w:pPr>
-    </w:p>
-    <w:p>
-      <w:pPr>
-        <w:autoSpaceDE w:val="0"/>
-        <w:autoSpaceDN w:val="0"/>
-        <w:adjustRightInd w:val="0"/>
-        <w:spacing w:after="0" w:line="240" w:lineRule="auto"/>
-        <w:jc w:val="center"/>
-        <w:rPr>
-          <w:rFonts w:ascii="Times New Roman" w:eastAsia="Times New Roman" w:hAnsi="Times New Roman"/>
-          <w:b/>
-          <w:sz w:val="24"/>
-          <w:szCs w:val="24"/>
-          <w:lang w:eastAsia="ru-RU"/>
-        </w:rPr>
-      </w:pPr>
-      <w:r>
-        <w:rPr>
-          <w:rFonts w:ascii="Times New Roman" w:eastAsia="Times New Roman" w:hAnsi="Times New Roman"/>
-          <w:b/>
-          <w:sz w:val="24"/>
-          <w:szCs w:val="24"/>
-          <w:lang w:eastAsia="ru-RU"/>
-        </w:rPr>
-        <w:t>3. ПРАВА И ОБЯЗАННОСТИ СТОРОН</w:t>
+          <w:rFonts w:ascii="Times New Roman" w:hAnsi="Times New Roman"/>
+          <w:sz w:val="24"/>
+          <w:szCs w:val="24"/>
+        </w:rPr>
+      </w:pPr>
+      <w:r>
+        <w:rPr>
+          <w:rFonts w:ascii="Times New Roman" w:hAnsi="Times New Roman"/>
+          <w:sz w:val="24"/>
+          <w:szCs w:val="24"/>
+        </w:rPr>
+        <w:t xml:space="preserve">         </w:t>
+      </w:r>
+      <w:r>
+        <w:rPr>
+          <w:rFonts w:ascii="Times New Roman" w:hAnsi="Times New Roman"/>
+          <w:sz w:val="24"/>
+          <w:szCs w:val="24"/>
+        </w:rPr>
+        <w:t xml:space="preserve">Согласно пункту 5 Положения о порядке установления и применения тарифов на риэлтерские услуги, утвержденного Постановлением Совета Министров Республики Беларусь от 01.11.2023 № </w:t>
+      </w:r>
+      <w:r>
+        <w:rPr>
+          <w:rFonts w:ascii="Times New Roman" w:hAnsi="Times New Roman"/>
+          <w:sz w:val="24"/>
+          <w:szCs w:val="24"/>
+        </w:rPr>
+        <w:lastRenderedPageBreak/>
+        <w:t xml:space="preserve">754 «О тарифах на риэлтерские услуги» </w:t>
+      </w:r>
+      <w:r>
+        <w:rPr>
+          <w:rFonts w:ascii="Times New Roman" w:eastAsia="Times New Roman" w:hAnsi="Times New Roman"/>
+          <w:sz w:val="24"/>
+          <w:szCs w:val="24"/>
+          <w:lang w:eastAsia="ru-RU"/>
+        </w:rPr>
+        <w:t>(в редакции постановления Совета Министерства Республики Беларусь 02.04.2026 №157)</w:t>
+      </w:r>
+      <w:r>
+        <w:rPr>
+          <w:rFonts w:ascii="Times New Roman" w:eastAsia="Times New Roman" w:hAnsi="Times New Roman"/>
+          <w:sz w:val="24"/>
+          <w:szCs w:val="24"/>
+          <w:lang w:eastAsia="ru-RU"/>
+        </w:rPr>
+        <w:t xml:space="preserve"> </w:t>
+      </w:r>
+      <w:r>
+        <w:rPr>
+          <w:rFonts w:ascii="Times New Roman" w:hAnsi="Times New Roman"/>
+          <w:sz w:val="24"/>
+          <w:szCs w:val="24"/>
+        </w:rPr>
+        <w:t>в случае досрочного расторжения договора на оказание риэлтерских услуг, а также отказа потребителя от подписания акта оказанных услуг производится оплата фактически оказанных ему риэлтерских услуг по тарифам в базовых величинах.</w:t>
       </w:r>
     </w:p>
     <w:p>
@@ -2395,6 +2640,106 @@
           <w:szCs w:val="24"/>
           <w:lang w:eastAsia="ru-RU"/>
         </w:rPr>
+        <w:t>2.</w:t>
+      </w:r>
+      <w:r>
+        <w:rPr>
+          <w:rFonts w:ascii="Times New Roman" w:eastAsia="Times New Roman" w:hAnsi="Times New Roman"/>
+          <w:sz w:val="24"/>
+          <w:szCs w:val="24"/>
+          <w:lang w:eastAsia="ru-RU"/>
+        </w:rPr>
+        <w:t>5</w:t>
+      </w:r>
+      <w:r>
+        <w:rPr>
+          <w:rFonts w:ascii="Times New Roman" w:eastAsia="Times New Roman" w:hAnsi="Times New Roman"/>
+          <w:sz w:val="24"/>
+          <w:szCs w:val="24"/>
+          <w:lang w:eastAsia="ru-RU"/>
+        </w:rPr>
+        <w:t>.</w:t>
+      </w:r>
+      <w:r>
+        <w:rPr>
+          <w:rFonts w:ascii="Times New Roman" w:eastAsia="Times New Roman" w:hAnsi="Times New Roman"/>
+          <w:sz w:val="24"/>
+          <w:szCs w:val="24"/>
+          <w:lang w:eastAsia="ru-RU"/>
+        </w:rPr>
+        <w:t xml:space="preserve"> </w:t>
+      </w:r>
+      <w:r>
+        <w:rPr>
+          <w:rFonts w:ascii="Times New Roman" w:eastAsia="Times New Roman" w:hAnsi="Times New Roman"/>
+          <w:sz w:val="24"/>
+          <w:szCs w:val="24"/>
+          <w:lang w:eastAsia="ru-RU"/>
+        </w:rPr>
+        <w:t xml:space="preserve"> Расчеты между Потребителем и покупателем по приобретению в собственность объекта недвижимого имущества не регулируются настоящим договором.</w:t>
+      </w:r>
+    </w:p>
+    <w:p>
+      <w:pPr>
+        <w:spacing w:after="0" w:line="240" w:lineRule="auto"/>
+        <w:ind w:left="567" w:hanging="567"/>
+        <w:jc w:val="both"/>
+        <w:rPr>
+          <w:rFonts w:ascii="Times New Roman" w:eastAsia="Times New Roman" w:hAnsi="Times New Roman"/>
+          <w:sz w:val="24"/>
+          <w:szCs w:val="24"/>
+          <w:lang w:eastAsia="ru-RU"/>
+        </w:rPr>
+      </w:pPr>
+    </w:p>
+    <w:p>
+      <w:pPr>
+        <w:autoSpaceDE w:val="0"/>
+        <w:autoSpaceDN w:val="0"/>
+        <w:adjustRightInd w:val="0"/>
+        <w:spacing w:after="0" w:line="240" w:lineRule="auto"/>
+        <w:jc w:val="center"/>
+        <w:rPr>
+          <w:rFonts w:ascii="Times New Roman" w:eastAsia="Times New Roman" w:hAnsi="Times New Roman"/>
+          <w:b/>
+          <w:sz w:val="24"/>
+          <w:szCs w:val="24"/>
+          <w:lang w:eastAsia="ru-RU"/>
+        </w:rPr>
+      </w:pPr>
+      <w:r>
+        <w:rPr>
+          <w:rFonts w:ascii="Times New Roman" w:eastAsia="Times New Roman" w:hAnsi="Times New Roman"/>
+          <w:b/>
+          <w:sz w:val="24"/>
+          <w:szCs w:val="24"/>
+          <w:lang w:eastAsia="ru-RU"/>
+        </w:rPr>
+        <w:t>3. ПРАВА И ОБЯЗАННОСТИ СТОРОН</w:t>
+      </w:r>
+    </w:p>
+    <w:p>
+      <w:pPr>
+        <w:autoSpaceDE w:val="0"/>
+        <w:autoSpaceDN w:val="0"/>
+        <w:adjustRightInd w:val="0"/>
+        <w:spacing w:after="0" w:line="240" w:lineRule="auto"/>
+        <w:ind w:left="567" w:hanging="567"/>
+        <w:jc w:val="both"/>
+        <w:rPr>
+          <w:rFonts w:ascii="Times New Roman" w:eastAsia="Times New Roman" w:hAnsi="Times New Roman"/>
+          <w:sz w:val="24"/>
+          <w:szCs w:val="24"/>
+          <w:lang w:eastAsia="ru-RU"/>
+        </w:rPr>
+      </w:pPr>
+      <w:r>
+        <w:rPr>
+          <w:rFonts w:ascii="Times New Roman" w:eastAsia="Times New Roman" w:hAnsi="Times New Roman"/>
+          <w:sz w:val="24"/>
+          <w:szCs w:val="24"/>
+          <w:lang w:eastAsia="ru-RU"/>
+        </w:rPr>
         <w:t>3.1. Исполнитель обязуется:</w:t>
       </w:r>
     </w:p>
@@ -2939,6 +3284,15 @@
           <w:szCs w:val="24"/>
           <w:lang w:eastAsia="ru-RU"/>
         </w:rPr>
+        <w:tab/>
+      </w:r>
+      <w:r>
+        <w:rPr>
+          <w:rFonts w:ascii="Times New Roman" w:eastAsia="Times New Roman" w:hAnsi="Times New Roman"/>
+          <w:sz w:val="24"/>
+          <w:szCs w:val="24"/>
+          <w:lang w:eastAsia="ru-RU"/>
+        </w:rPr>
         <w:t>п</w:t>
       </w:r>
       <w:r>
@@ -3527,6 +3881,15 @@
           <w:szCs w:val="24"/>
           <w:lang w:eastAsia="ru-RU"/>
         </w:rPr>
+        <w:tab/>
+      </w:r>
+      <w:r>
+        <w:rPr>
+          <w:rFonts w:ascii="Times New Roman" w:eastAsia="Times New Roman" w:hAnsi="Times New Roman"/>
+          <w:sz w:val="24"/>
+          <w:szCs w:val="24"/>
+          <w:lang w:eastAsia="ru-RU"/>
+        </w:rPr>
         <w:t>в</w:t>
       </w:r>
       <w:r>
@@ -3589,6 +3952,14 @@
           <w:szCs w:val="24"/>
         </w:rPr>
         <w:t>3.2.6.</w:t>
+      </w:r>
+      <w:r>
+        <w:rPr>
+          <w:rFonts w:ascii="Times New Roman" w:hAnsi="Times New Roman"/>
+          <w:sz w:val="24"/>
+          <w:szCs w:val="24"/>
+        </w:rPr>
+        <w:tab/>
       </w:r>
       <w:r>
         <w:rPr>
@@ -4440,6 +4811,7 @@
         </w:rPr>
         <w:t>.</w:t>
       </w:r>
+      <w:proofErr w:type="spellStart"/>
       <w:r>
         <w:rPr>
           <w:rFonts w:ascii="Times New Roman" w:eastAsia="Times New Roman" w:hAnsi="Times New Roman"/>
@@ -4449,6 +4821,7 @@
         </w:rPr>
         <w:t>endDateText</w:t>
       </w:r>
+      <w:proofErr w:type="spellEnd"/>
       <w:r>
         <w:rPr>
           <w:rFonts w:ascii="Times New Roman" w:eastAsia="Times New Roman" w:hAnsi="Times New Roman"/>
@@ -6197,8 +6570,9 @@
           <w:szCs w:val="20"/>
           <w:lang w:eastAsia="ru-RU"/>
         </w:rPr>
-        <w:t>{{agent.attestationNumber}}</w:t>
-      </w:r>
+        <w:t>{{</w:t>
+      </w:r>
+      <w:proofErr w:type="spellStart"/>
       <w:r>
         <w:rPr>
           <w:rFonts w:ascii="Times New Roman" w:eastAsia="Times New Roman" w:hAnsi="Times New Roman"/>
@@ -6207,8 +6581,9 @@
           <w:szCs w:val="20"/>
           <w:lang w:eastAsia="ru-RU"/>
         </w:rPr>
-        <w:t xml:space="preserve">от </w:t>
-      </w:r>
+        <w:t>agent.attestationNumber</w:t>
+      </w:r>
+      <w:proofErr w:type="spellEnd"/>
       <w:r>
         <w:rPr>
           <w:rFonts w:ascii="Times New Roman" w:eastAsia="Times New Roman" w:hAnsi="Times New Roman"/>
@@ -6217,7 +6592,7 @@
           <w:szCs w:val="20"/>
           <w:lang w:eastAsia="ru-RU"/>
         </w:rPr>
-        <w:t>{{agent.attestationDate}}</w:t>
+        <w:t>}}</w:t>
       </w:r>
       <w:r>
         <w:rPr>
@@ -6227,7 +6602,7 @@
           <w:szCs w:val="20"/>
           <w:lang w:eastAsia="ru-RU"/>
         </w:rPr>
-        <w:t xml:space="preserve">г, действует до </w:t>
+        <w:t xml:space="preserve"> </w:t>
       </w:r>
       <w:r>
         <w:rPr>
@@ -6237,7 +6612,81 @@
           <w:szCs w:val="20"/>
           <w:lang w:eastAsia="ru-RU"/>
         </w:rPr>
-        <w:t>{{agent.attestationExpiry}}</w:t>
+        <w:t xml:space="preserve">от </w:t>
+      </w:r>
+      <w:r>
+        <w:rPr>
+          <w:rFonts w:ascii="Times New Roman" w:eastAsia="Times New Roman" w:hAnsi="Times New Roman"/>
+          <w:i/>
+          <w:sz w:val="20"/>
+          <w:szCs w:val="20"/>
+          <w:lang w:eastAsia="ru-RU"/>
+        </w:rPr>
+        <w:t>{{</w:t>
+      </w:r>
+      <w:proofErr w:type="spellStart"/>
+      <w:r>
+        <w:rPr>
+          <w:rFonts w:ascii="Times New Roman" w:eastAsia="Times New Roman" w:hAnsi="Times New Roman"/>
+          <w:i/>
+          <w:sz w:val="20"/>
+          <w:szCs w:val="20"/>
+          <w:lang w:eastAsia="ru-RU"/>
+        </w:rPr>
+        <w:t>agent.attestationDate</w:t>
+      </w:r>
+      <w:proofErr w:type="spellEnd"/>
+      <w:r>
+        <w:rPr>
+          <w:rFonts w:ascii="Times New Roman" w:eastAsia="Times New Roman" w:hAnsi="Times New Roman"/>
+          <w:i/>
+          <w:sz w:val="20"/>
+          <w:szCs w:val="20"/>
+          <w:lang w:eastAsia="ru-RU"/>
+        </w:rPr>
+        <w:t>}}</w:t>
+      </w:r>
+      <w:r>
+        <w:rPr>
+          <w:rFonts w:ascii="Times New Roman" w:eastAsia="Times New Roman" w:hAnsi="Times New Roman"/>
+          <w:i/>
+          <w:sz w:val="20"/>
+          <w:szCs w:val="20"/>
+          <w:lang w:eastAsia="ru-RU"/>
+        </w:rPr>
+        <w:t xml:space="preserve">г, действует до </w:t>
+      </w:r>
+      <w:r>
+        <w:rPr>
+          <w:rFonts w:ascii="Times New Roman" w:eastAsia="Times New Roman" w:hAnsi="Times New Roman"/>
+          <w:i/>
+          <w:sz w:val="20"/>
+          <w:szCs w:val="20"/>
+          <w:lang w:eastAsia="ru-RU"/>
+        </w:rPr>
+        <w:t>{{</w:t>
+      </w:r>
+      <w:proofErr w:type="spellStart"/>
+      <w:r>
+        <w:rPr>
+          <w:rFonts w:ascii="Times New Roman" w:eastAsia="Times New Roman" w:hAnsi="Times New Roman"/>
+          <w:i/>
+          <w:sz w:val="20"/>
+          <w:szCs w:val="20"/>
+          <w:lang w:eastAsia="ru-RU"/>
+        </w:rPr>
+        <w:t>agent.attestationExpiry</w:t>
+      </w:r>
+      <w:proofErr w:type="spellEnd"/>
+      <w:r>
+        <w:rPr>
+          <w:rFonts w:ascii="Times New Roman" w:eastAsia="Times New Roman" w:hAnsi="Times New Roman"/>
+          <w:i/>
+          <w:sz w:val="20"/>
+          <w:szCs w:val="20"/>
+          <w:lang w:eastAsia="ru-RU"/>
+        </w:rPr>
+        <w:t>}}</w:t>
       </w:r>
       <w:r>
         <w:rPr>
@@ -6282,7 +6731,29 @@
           <w:szCs w:val="20"/>
           <w:lang w:eastAsia="ru-RU"/>
         </w:rPr>
-        <w:t>{{agent.cardNumber}}</w:t>
+        <w:t>{{</w:t>
+      </w:r>
+      <w:proofErr w:type="spellStart"/>
+      <w:r>
+        <w:rPr>
+          <w:rFonts w:ascii="Times New Roman" w:eastAsia="Times New Roman" w:hAnsi="Times New Roman"/>
+          <w:i/>
+          <w:sz w:val="20"/>
+          <w:szCs w:val="20"/>
+          <w:lang w:eastAsia="ru-RU"/>
+        </w:rPr>
+        <w:t>agent.cardNumber</w:t>
+      </w:r>
+      <w:proofErr w:type="spellEnd"/>
+      <w:r>
+        <w:rPr>
+          <w:rFonts w:ascii="Times New Roman" w:eastAsia="Times New Roman" w:hAnsi="Times New Roman"/>
+          <w:i/>
+          <w:sz w:val="20"/>
+          <w:szCs w:val="20"/>
+          <w:lang w:eastAsia="ru-RU"/>
+        </w:rPr>
+        <w:t>}}</w:t>
       </w:r>
     </w:p>
     <w:p>
@@ -6382,7 +6853,27 @@
                 <w:szCs w:val="20"/>
                 <w:lang w:eastAsia="ru-RU"/>
               </w:rPr>
-              <w:t>{{seller.fullName}}</w:t>
+              <w:t>{{</w:t>
+            </w:r>
+            <w:proofErr w:type="spellStart"/>
+            <w:r>
+              <w:rPr>
+                <w:rFonts w:ascii="Times New Roman" w:eastAsia="Times New Roman" w:hAnsi="Times New Roman"/>
+                <w:sz w:val="20"/>
+                <w:szCs w:val="20"/>
+                <w:lang w:eastAsia="ru-RU"/>
+              </w:rPr>
+              <w:t>seller.fullName</w:t>
+            </w:r>
+            <w:proofErr w:type="spellEnd"/>
+            <w:r>
+              <w:rPr>
+                <w:rFonts w:ascii="Times New Roman" w:eastAsia="Times New Roman" w:hAnsi="Times New Roman"/>
+                <w:sz w:val="20"/>
+                <w:szCs w:val="20"/>
+                <w:lang w:eastAsia="ru-RU"/>
+              </w:rPr>
+              <w:t>}}</w:t>
             </w:r>
           </w:p>
           <w:p>
@@ -6600,6 +7091,7 @@
               </w:rPr>
               <w:t>.</w:t>
             </w:r>
+            <w:proofErr w:type="spellStart"/>
             <w:r>
               <w:rPr>
                 <w:rFonts w:ascii="Times New Roman" w:eastAsia="Times New Roman" w:hAnsi="Times New Roman"/>
@@ -6609,6 +7101,7 @@
               </w:rPr>
               <w:t>passportIssuedByInstrumental</w:t>
             </w:r>
+            <w:proofErr w:type="spellEnd"/>
             <w:r>
               <w:rPr>
                 <w:rFonts w:ascii="Times New Roman" w:eastAsia="Times New Roman" w:hAnsi="Times New Roman"/>
@@ -6645,6 +7138,7 @@
               </w:rPr>
               <w:t>.</w:t>
             </w:r>
+            <w:proofErr w:type="spellStart"/>
             <w:r>
               <w:rPr>
                 <w:rFonts w:ascii="Times New Roman" w:eastAsia="Times New Roman" w:hAnsi="Times New Roman"/>
@@ -6654,6 +7148,7 @@
               </w:rPr>
               <w:t>passportIssueDate</w:t>
             </w:r>
+            <w:proofErr w:type="spellEnd"/>
             <w:r>
               <w:rPr>
                 <w:rFonts w:ascii="Times New Roman" w:eastAsia="Times New Roman" w:hAnsi="Times New Roman"/>
@@ -7120,7 +7615,27 @@
                 <w:sz w:val="20"/>
                 <w:szCs w:val="20"/>
               </w:rPr>
-              <w:t>ЗАО «Альфа-Банк»,220007, г.Минск, ул.Сурганова,43-47 УНП 101541947</w:t>
+              <w:t xml:space="preserve">ЗАО «Альфа-Банк»,220007, </w:t>
+            </w:r>
+            <w:proofErr w:type="spellStart"/>
+            <w:r>
+              <w:rPr>
+                <w:rFonts w:ascii="Times New Roman" w:eastAsia="Times New Roman" w:hAnsi="Times New Roman"/>
+                <w:color w:val="000000"/>
+                <w:sz w:val="20"/>
+                <w:szCs w:val="20"/>
+              </w:rPr>
+              <w:t>г.Минск</w:t>
+            </w:r>
+            <w:proofErr w:type="spellEnd"/>
+            <w:r>
+              <w:rPr>
+                <w:rFonts w:ascii="Times New Roman" w:eastAsia="Times New Roman" w:hAnsi="Times New Roman"/>
+                <w:color w:val="000000"/>
+                <w:sz w:val="20"/>
+                <w:szCs w:val="20"/>
+              </w:rPr>
+              <w:t>, ул.Сурганова,43-47 УНП 101541947</w:t>
             </w:r>
           </w:p>
           <w:p>
@@ -7219,6 +7734,7 @@
                 </w:rPr>
                 <w:t>://</w:t>
               </w:r>
+              <w:proofErr w:type="spellStart"/>
               <w:r>
                 <w:rPr>
                   <w:rStyle w:val="a6"/>
@@ -7229,6 +7745,7 @@
                 </w:rPr>
                 <w:t>germesgarant</w:t>
               </w:r>
+              <w:proofErr w:type="spellEnd"/>
               <w:r>
                 <w:rPr>
                   <w:rStyle w:val="a6"/>
@@ -7272,6 +7789,7 @@
                 <w:lang w:eastAsia="ru-RU"/>
               </w:rPr>
             </w:pPr>
+            <w:proofErr w:type="spellStart"/>
             <w:r>
               <w:rPr>
                 <w:rFonts w:ascii="Times New Roman" w:eastAsia="Times New Roman" w:hAnsi="Times New Roman"/>
@@ -7298,7 +7816,17 @@
                 <w:szCs w:val="20"/>
                 <w:lang w:eastAsia="ru-RU"/>
               </w:rPr>
-              <w:t>Турко О.Р.</w:t>
+              <w:t>Турко</w:t>
+            </w:r>
+            <w:proofErr w:type="spellEnd"/>
+            <w:r>
+              <w:rPr>
+                <w:rFonts w:ascii="Times New Roman" w:eastAsia="Times New Roman" w:hAnsi="Times New Roman"/>
+                <w:sz w:val="20"/>
+                <w:szCs w:val="20"/>
+                <w:lang w:eastAsia="ru-RU"/>
+              </w:rPr>
+              <w:t xml:space="preserve"> О.Р.</w:t>
             </w:r>
           </w:p>
           <w:p>
@@ -7651,8 +8179,9 @@
           <w:szCs w:val="16"/>
           <w:lang w:eastAsia="ru-RU"/>
         </w:rPr>
-        <w:t>{{deal.contractNumber}}</w:t>
-      </w:r>
+        <w:t>{{</w:t>
+      </w:r>
+      <w:proofErr w:type="spellStart"/>
       <w:r>
         <w:rPr>
           <w:rFonts w:ascii="Times New Roman" w:eastAsia="Times New Roman" w:hAnsi="Times New Roman"/>
@@ -7660,8 +8189,9 @@
           <w:szCs w:val="16"/>
           <w:lang w:eastAsia="ru-RU"/>
         </w:rPr>
-        <w:t xml:space="preserve"> от </w:t>
-      </w:r>
+        <w:t>deal.contractNumber</w:t>
+      </w:r>
+      <w:proofErr w:type="spellEnd"/>
       <w:r>
         <w:rPr>
           <w:rFonts w:ascii="Times New Roman" w:eastAsia="Times New Roman" w:hAnsi="Times New Roman"/>
@@ -7669,7 +8199,45 @@
           <w:szCs w:val="16"/>
           <w:lang w:eastAsia="ru-RU"/>
         </w:rPr>
-        <w:t>{{deal.date}}</w:t>
+        <w:t>}}</w:t>
+      </w:r>
+      <w:r>
+        <w:rPr>
+          <w:rFonts w:ascii="Times New Roman" w:eastAsia="Times New Roman" w:hAnsi="Times New Roman"/>
+          <w:sz w:val="16"/>
+          <w:szCs w:val="16"/>
+          <w:lang w:eastAsia="ru-RU"/>
+        </w:rPr>
+        <w:t xml:space="preserve"> от </w:t>
+      </w:r>
+      <w:r>
+        <w:rPr>
+          <w:rFonts w:ascii="Times New Roman" w:eastAsia="Times New Roman" w:hAnsi="Times New Roman"/>
+          <w:sz w:val="16"/>
+          <w:szCs w:val="16"/>
+          <w:lang w:eastAsia="ru-RU"/>
+        </w:rPr>
+        <w:t>{{</w:t>
+      </w:r>
+      <w:proofErr w:type="spellStart"/>
+      <w:r>
+        <w:rPr>
+          <w:rFonts w:ascii="Times New Roman" w:eastAsia="Times New Roman" w:hAnsi="Times New Roman"/>
+          <w:sz w:val="16"/>
+          <w:szCs w:val="16"/>
+          <w:lang w:eastAsia="ru-RU"/>
+        </w:rPr>
+        <w:t>deal.date</w:t>
+      </w:r>
+      <w:proofErr w:type="spellEnd"/>
+      <w:r>
+        <w:rPr>
+          <w:rFonts w:ascii="Times New Roman" w:eastAsia="Times New Roman" w:hAnsi="Times New Roman"/>
+          <w:sz w:val="16"/>
+          <w:szCs w:val="16"/>
+          <w:lang w:eastAsia="ru-RU"/>
+        </w:rPr>
+        <w:t>}}</w:t>
       </w:r>
     </w:p>
     <w:p>
@@ -7780,7 +8348,23 @@
           <w:szCs w:val="22"/>
           <w:lang w:val="ru-RU"/>
         </w:rPr>
-        <w:t>{{seller.fullName}}</w:t>
+        <w:t>{{</w:t>
+      </w:r>
+      <w:proofErr w:type="spellStart"/>
+      <w:r>
+        <w:rPr>
+          <w:szCs w:val="22"/>
+          <w:lang w:val="ru-RU"/>
+        </w:rPr>
+        <w:t>seller.fullName</w:t>
+      </w:r>
+      <w:proofErr w:type="spellEnd"/>
+      <w:r>
+        <w:rPr>
+          <w:szCs w:val="22"/>
+          <w:lang w:val="ru-RU"/>
+        </w:rPr>
+        <w:t>}}</w:t>
       </w:r>
       <w:r>
         <w:rPr>
@@ -10126,6 +10710,7 @@
         <w:t>: _________________________</w:t>
       </w:r>
       <w:bookmarkEnd w:id="12"/>
+      <w:proofErr w:type="spellStart"/>
       <w:r>
         <w:rPr>
           <w:rFonts w:ascii="Times New Roman" w:hAnsi="Times New Roman"/>
@@ -10134,6 +10719,7 @@
         </w:rPr>
         <w:t>О.Р.Турко</w:t>
       </w:r>
+      <w:proofErr w:type="spellEnd"/>
     </w:p>
     <w:p>
       <w:pPr>
@@ -10163,7 +10749,7 @@
 </file>
 
 <file path=word/endnotes.xml><?xml version="1.0" encoding="utf-8"?>
-<w:endnotes xmlns:wpc="http://schemas.microsoft.com/office/word/2010/wordprocessingCanvas" xmlns:cx="http://schemas.microsoft.com/office/drawing/2014/chartex" xmlns:cx1="http://schemas.microsoft.com/office/drawing/2015/9/8/chartex" xmlns:cx2="http://schemas.microsoft.com/office/drawing/2015/10/21/chartex" xmlns:cx3="http://schemas.microsoft.com/office/drawing/2016/5/9/chartex" xmlns:cx4="http://schemas.microsoft.com/office/drawing/2016/5/10/chartex" xmlns:cx5="http://schemas.microsoft.com/office/drawing/2016/5/11/chartex" xmlns:cx6="http://schemas.microsoft.com/office/drawing/2016/5/12/chartex" xmlns:cx7="http://schemas.microsoft.com/office/drawing/2016/5/13/chartex" xmlns:cx8="http://schemas.microsoft.com/office/drawing/2016/5/14/chartex" xmlns:mc="http://schemas.openxmlformats.org/markup-compatibility/2006" xmlns:aink="http://schemas.microsoft.com/office/drawing/2016/ink" xmlns:am3d="http://schemas.microsoft.com/office/drawing/2017/model3d" xmlns:o="urn:schemas-microsoft-com:office:office" xmlns:r="http://schemas.openxmlformats.org/officeDocument/2006/relationships" xmlns:m="http://schemas.openxmlformats.org/officeDocument/2006/math" xmlns:v="urn:schemas-microsoft-com:vml" xmlns:wp14="http://schemas.microsoft.com/office/word/2010/wordprocessingDrawing" xmlns:wp="http://schemas.openxmlformats.org/drawingml/2006/wordprocessingDrawing" xmlns:w10="urn:schemas-microsoft-com:office:word" xmlns:w="http://schemas.openxmlformats.org/wordprocessingml/2006/main" xmlns:w14="http://schemas.microsoft.com/office/word/2010/wordml" xmlns:w15="http://schemas.microsoft.com/office/word/2012/wordml" xmlns:w16cex="http://schemas.microsoft.com/office/word/2018/wordml/cex" xmlns:w16cid="http://schemas.microsoft.com/office/word/2016/wordml/cid" xmlns:w16="http://schemas.microsoft.com/office/word/2018/wordml" xmlns:w16sdtdh="http://schemas.microsoft.com/office/word/2020/wordml/sdtdatahash" xmlns:w16se="http://schemas.microsoft.com/office/word/2015/wordml/symex" xmlns:wpg="http://schemas.microsoft.com/office/word/2010/wordprocessingGroup" xmlns:wpi="http://schemas.microsoft.com/office/word/2010/wordprocessingInk" xmlns:wne="http://schemas.microsoft.com/office/word/2006/wordml" xmlns:wps="http://schemas.microsoft.com/office/word/2010/wordprocessingShape" mc:Ignorable="w14 w15 w16se w16cid w16 w16cex w16sdtdh wp14">
+<w:endnotes xmlns:wpc="http://schemas.microsoft.com/office/word/2010/wordprocessingCanvas" xmlns:cx="http://schemas.microsoft.com/office/drawing/2014/chartex" xmlns:cx1="http://schemas.microsoft.com/office/drawing/2015/9/8/chartex" xmlns:cx2="http://schemas.microsoft.com/office/drawing/2015/10/21/chartex" xmlns:cx3="http://schemas.microsoft.com/office/drawing/2016/5/9/chartex" xmlns:cx4="http://schemas.microsoft.com/office/drawing/2016/5/10/chartex" xmlns:cx5="http://schemas.microsoft.com/office/drawing/2016/5/11/chartex" xmlns:cx6="http://schemas.microsoft.com/office/drawing/2016/5/12/chartex" xmlns:cx7="http://schemas.microsoft.com/office/drawing/2016/5/13/chartex" xmlns:cx8="http://schemas.microsoft.com/office/drawing/2016/5/14/chartex" xmlns:mc="http://schemas.openxmlformats.org/markup-compatibility/2006" xmlns:aink="http://schemas.microsoft.com/office/drawing/2016/ink" xmlns:am3d="http://schemas.microsoft.com/office/drawing/2017/model3d" xmlns:o="urn:schemas-microsoft-com:office:office" xmlns:oel="http://schemas.microsoft.com/office/2019/extlst" xmlns:r="http://schemas.openxmlformats.org/officeDocument/2006/relationships" xmlns:m="http://schemas.openxmlformats.org/officeDocument/2006/math" xmlns:v="urn:schemas-microsoft-com:vml" xmlns:wp14="http://schemas.microsoft.com/office/word/2010/wordprocessingDrawing" xmlns:wp="http://schemas.openxmlformats.org/drawingml/2006/wordprocessingDrawing" xmlns:w10="urn:schemas-microsoft-com:office:word" xmlns:w="http://schemas.openxmlformats.org/wordprocessingml/2006/main" xmlns:w14="http://schemas.microsoft.com/office/word/2010/wordml" xmlns:w15="http://schemas.microsoft.com/office/word/2012/wordml" xmlns:w16cex="http://schemas.microsoft.com/office/word/2018/wordml/cex" xmlns:w16cid="http://schemas.microsoft.com/office/word/2016/wordml/cid" xmlns:w16="http://schemas.microsoft.com/office/word/2018/wordml" xmlns:w16du="http://schemas.microsoft.com/office/word/2023/wordml/word16du" xmlns:w16sdtdh="http://schemas.microsoft.com/office/word/2020/wordml/sdtdatahash" xmlns:w16sdtfl="http://schemas.microsoft.com/office/word/2024/wordml/sdtformatlock" xmlns:w16se="http://schemas.microsoft.com/office/word/2015/wordml/symex" xmlns:wpg="http://schemas.microsoft.com/office/word/2010/wordprocessingGroup" xmlns:wpi="http://schemas.microsoft.com/office/word/2010/wordprocessingInk" xmlns:wne="http://schemas.microsoft.com/office/word/2006/wordml" xmlns:wps="http://schemas.microsoft.com/office/word/2010/wordprocessingShape" mc:Ignorable="w14 w15 w16se w16cid w16 w16cex w16sdtdh w16sdtfl w16du wp14">
   <w:endnote w:type="separator" w:id="-1">
     <w:p>
       <w:pPr>
@@ -10188,7 +10774,7 @@
 </file>
 
 <file path=word/footnotes.xml><?xml version="1.0" encoding="utf-8"?>
-<w:footnotes xmlns:wpc="http://schemas.microsoft.com/office/word/2010/wordprocessingCanvas" xmlns:cx="http://schemas.microsoft.com/office/drawing/2014/chartex" xmlns:cx1="http://schemas.microsoft.com/office/drawing/2015/9/8/chartex" xmlns:cx2="http://schemas.microsoft.com/office/drawing/2015/10/21/chartex" xmlns:cx3="http://schemas.microsoft.com/office/drawing/2016/5/9/chartex" xmlns:cx4="http://schemas.microsoft.com/office/drawing/2016/5/10/chartex" xmlns:cx5="http://schemas.microsoft.com/office/drawing/2016/5/11/chartex" xmlns:cx6="http://schemas.microsoft.com/office/drawing/2016/5/12/chartex" xmlns:cx7="http://schemas.microsoft.com/office/drawing/2016/5/13/chartex" xmlns:cx8="http://schemas.microsoft.com/office/drawing/2016/5/14/chartex" xmlns:mc="http://schemas.openxmlformats.org/markup-compatibility/2006" xmlns:aink="http://schemas.microsoft.com/office/drawing/2016/ink" xmlns:am3d="http://schemas.microsoft.com/office/drawing/2017/model3d" xmlns:o="urn:schemas-microsoft-com:office:office" xmlns:r="http://schemas.openxmlformats.org/officeDocument/2006/relationships" xmlns:m="http://schemas.openxmlformats.org/officeDocument/2006/math" xmlns:v="urn:schemas-microsoft-com:vml" xmlns:wp14="http://schemas.microsoft.com/office/word/2010/wordprocessingDrawing" xmlns:wp="http://schemas.openxmlformats.org/drawingml/2006/wordprocessingDrawing" xmlns:w10="urn:schemas-microsoft-com:office:word" xmlns:w="http://schemas.openxmlformats.org/wordprocessingml/2006/main" xmlns:w14="http://schemas.microsoft.com/office/word/2010/wordml" xmlns:w15="http://schemas.microsoft.com/office/word/2012/wordml" xmlns:w16cex="http://schemas.microsoft.com/office/word/2018/wordml/cex" xmlns:w16cid="http://schemas.microsoft.com/office/word/2016/wordml/cid" xmlns:w16="http://schemas.microsoft.com/office/word/2018/wordml" xmlns:w16sdtdh="http://schemas.microsoft.com/office/word/2020/wordml/sdtdatahash" xmlns:w16se="http://schemas.microsoft.com/office/word/2015/wordml/symex" xmlns:wpg="http://schemas.microsoft.com/office/word/2010/wordprocessingGroup" xmlns:wpi="http://schemas.microsoft.com/office/word/2010/wordprocessingInk" xmlns:wne="http://schemas.microsoft.com/office/word/2006/wordml" xmlns:wps="http://schemas.microsoft.com/office/word/2010/wordprocessingShape" mc:Ignorable="w14 w15 w16se w16cid w16 w16cex w16sdtdh wp14">
+<w:footnotes xmlns:wpc="http://schemas.microsoft.com/office/word/2010/wordprocessingCanvas" xmlns:cx="http://schemas.microsoft.com/office/drawing/2014/chartex" xmlns:cx1="http://schemas.microsoft.com/office/drawing/2015/9/8/chartex" xmlns:cx2="http://schemas.microsoft.com/office/drawing/2015/10/21/chartex" xmlns:cx3="http://schemas.microsoft.com/office/drawing/2016/5/9/chartex" xmlns:cx4="http://schemas.microsoft.com/office/drawing/2016/5/10/chartex" xmlns:cx5="http://schemas.microsoft.com/office/drawing/2016/5/11/chartex" xmlns:cx6="http://schemas.microsoft.com/office/drawing/2016/5/12/chartex" xmlns:cx7="http://schemas.microsoft.com/office/drawing/2016/5/13/chartex" xmlns:cx8="http://schemas.microsoft.com/office/drawing/2016/5/14/chartex" xmlns:mc="http://schemas.openxmlformats.org/markup-compatibility/2006" xmlns:aink="http://schemas.microsoft.com/office/drawing/2016/ink" xmlns:am3d="http://schemas.microsoft.com/office/drawing/2017/model3d" xmlns:o="urn:schemas-microsoft-com:office:office" xmlns:oel="http://schemas.microsoft.com/office/2019/extlst" xmlns:r="http://schemas.openxmlformats.org/officeDocument/2006/relationships" xmlns:m="http://schemas.openxmlformats.org/officeDocument/2006/math" xmlns:v="urn:schemas-microsoft-com:vml" xmlns:wp14="http://schemas.microsoft.com/office/word/2010/wordprocessingDrawing" xmlns:wp="http://schemas.openxmlformats.org/drawingml/2006/wordprocessingDrawing" xmlns:w10="urn:schemas-microsoft-com:office:word" xmlns:w="http://schemas.openxmlformats.org/wordprocessingml/2006/main" xmlns:w14="http://schemas.microsoft.com/office/word/2010/wordml" xmlns:w15="http://schemas.microsoft.com/office/word/2012/wordml" xmlns:w16cex="http://schemas.microsoft.com/office/word/2018/wordml/cex" xmlns:w16cid="http://schemas.microsoft.com/office/word/2016/wordml/cid" xmlns:w16="http://schemas.microsoft.com/office/word/2018/wordml" xmlns:w16du="http://schemas.microsoft.com/office/word/2023/wordml/word16du" xmlns:w16sdtdh="http://schemas.microsoft.com/office/word/2020/wordml/sdtdatahash" xmlns:w16sdtfl="http://schemas.microsoft.com/office/word/2024/wordml/sdtformatlock" xmlns:w16se="http://schemas.microsoft.com/office/word/2015/wordml/symex" xmlns:wpg="http://schemas.microsoft.com/office/word/2010/wordprocessingGroup" xmlns:wpi="http://schemas.microsoft.com/office/word/2010/wordprocessingInk" xmlns:wne="http://schemas.microsoft.com/office/word/2006/wordml" xmlns:wps="http://schemas.microsoft.com/office/word/2010/wordprocessingShape" mc:Ignorable="w14 w15 w16se w16cid w16 w16cex w16sdtdh w16sdtfl w16du wp14">
   <w:footnote w:type="separator" w:id="-1">
     <w:p>
       <w:pPr>
@@ -10213,7 +10799,7 @@
 </file>
 
 <file path=word/header1.xml><?xml version="1.0" encoding="utf-8"?>
-<w:hdr xmlns:wpc="http://schemas.microsoft.com/office/word/2010/wordprocessingCanvas" xmlns:cx="http://schemas.microsoft.com/office/drawing/2014/chartex" xmlns:cx1="http://schemas.microsoft.com/office/drawing/2015/9/8/chartex" xmlns:cx2="http://schemas.microsoft.com/office/drawing/2015/10/21/chartex" xmlns:cx3="http://schemas.microsoft.com/office/drawing/2016/5/9/chartex" xmlns:cx4="http://schemas.microsoft.com/office/drawing/2016/5/10/chartex" xmlns:cx5="http://schemas.microsoft.com/office/drawing/2016/5/11/chartex" xmlns:cx6="http://schemas.microsoft.com/office/drawing/2016/5/12/chartex" xmlns:cx7="http://schemas.microsoft.com/office/drawing/2016/5/13/chartex" xmlns:cx8="http://schemas.microsoft.com/office/drawing/2016/5/14/chartex" xmlns:mc="http://schemas.openxmlformats.org/markup-compatibility/2006" xmlns:aink="http://schemas.microsoft.com/office/drawing/2016/ink" xmlns:am3d="http://schemas.microsoft.com/office/drawing/2017/model3d" xmlns:o="urn:schemas-microsoft-com:office:office" xmlns:r="http://schemas.openxmlformats.org/officeDocument/2006/relationships" xmlns:m="http://schemas.openxmlformats.org/officeDocument/2006/math" xmlns:v="urn:schemas-microsoft-com:vml" xmlns:wp14="http://schemas.microsoft.com/office/word/2010/wordprocessingDrawing" xmlns:wp="http://schemas.openxmlformats.org/drawingml/2006/wordprocessingDrawing" xmlns:w10="urn:schemas-microsoft-com:office:word" xmlns:w="http://schemas.openxmlformats.org/wordprocessingml/2006/main" xmlns:w14="http://schemas.microsoft.com/office/word/2010/wordml" xmlns:w15="http://schemas.microsoft.com/office/word/2012/wordml" xmlns:w16cex="http://schemas.microsoft.com/office/word/2018/wordml/cex" xmlns:w16cid="http://schemas.microsoft.com/office/word/2016/wordml/cid" xmlns:w16="http://schemas.microsoft.com/office/word/2018/wordml" xmlns:w16sdtdh="http://schemas.microsoft.com/office/word/2020/wordml/sdtdatahash" xmlns:w16se="http://schemas.microsoft.com/office/word/2015/wordml/symex" xmlns:wpg="http://schemas.microsoft.com/office/word/2010/wordprocessingGroup" xmlns:wpi="http://schemas.microsoft.com/office/word/2010/wordprocessingInk" xmlns:wne="http://schemas.microsoft.com/office/word/2006/wordml" xmlns:wps="http://schemas.microsoft.com/office/word/2010/wordprocessingShape" mc:Ignorable="w14 w15 w16se w16cid w16 w16cex w16sdtdh wp14">
+<w:hdr xmlns:wpc="http://schemas.microsoft.com/office/word/2010/wordprocessingCanvas" xmlns:cx="http://schemas.microsoft.com/office/drawing/2014/chartex" xmlns:cx1="http://schemas.microsoft.com/office/drawing/2015/9/8/chartex" xmlns:cx2="http://schemas.microsoft.com/office/drawing/2015/10/21/chartex" xmlns:cx3="http://schemas.microsoft.com/office/drawing/2016/5/9/chartex" xmlns:cx4="http://schemas.microsoft.com/office/drawing/2016/5/10/chartex" xmlns:cx5="http://schemas.microsoft.com/office/drawing/2016/5/11/chartex" xmlns:cx6="http://schemas.microsoft.com/office/drawing/2016/5/12/chartex" xmlns:cx7="http://schemas.microsoft.com/office/drawing/2016/5/13/chartex" xmlns:cx8="http://schemas.microsoft.com/office/drawing/2016/5/14/chartex" xmlns:mc="http://schemas.openxmlformats.org/markup-compatibility/2006" xmlns:aink="http://schemas.microsoft.com/office/drawing/2016/ink" xmlns:am3d="http://schemas.microsoft.com/office/drawing/2017/model3d" xmlns:o="urn:schemas-microsoft-com:office:office" xmlns:oel="http://schemas.microsoft.com/office/2019/extlst" xmlns:r="http://schemas.openxmlformats.org/officeDocument/2006/relationships" xmlns:m="http://schemas.openxmlformats.org/officeDocument/2006/math" xmlns:v="urn:schemas-microsoft-com:vml" xmlns:wp14="http://schemas.microsoft.com/office/word/2010/wordprocessingDrawing" xmlns:wp="http://schemas.openxmlformats.org/drawingml/2006/wordprocessingDrawing" xmlns:w10="urn:schemas-microsoft-com:office:word" xmlns:w="http://schemas.openxmlformats.org/wordprocessingml/2006/main" xmlns:w14="http://schemas.microsoft.com/office/word/2010/wordml" xmlns:w15="http://schemas.microsoft.com/office/word/2012/wordml" xmlns:w16cex="http://schemas.microsoft.com/office/word/2018/wordml/cex" xmlns:w16cid="http://schemas.microsoft.com/office/word/2016/wordml/cid" xmlns:w16="http://schemas.microsoft.com/office/word/2018/wordml" xmlns:w16du="http://schemas.microsoft.com/office/word/2023/wordml/word16du" xmlns:w16sdtdh="http://schemas.microsoft.com/office/word/2020/wordml/sdtdatahash" xmlns:w16sdtfl="http://schemas.microsoft.com/office/word/2024/wordml/sdtformatlock" xmlns:w16se="http://schemas.microsoft.com/office/word/2015/wordml/symex" xmlns:wpg="http://schemas.microsoft.com/office/word/2010/wordprocessingGroup" xmlns:wpi="http://schemas.microsoft.com/office/word/2010/wordprocessingInk" xmlns:wne="http://schemas.microsoft.com/office/word/2006/wordml" xmlns:wps="http://schemas.microsoft.com/office/word/2010/wordprocessingShape" mc:Ignorable="w14 w15 w16se w16cid w16 w16cex w16sdtdh w16sdtfl w16du wp14">
   <w:p>
     <w:pPr>
       <w:pStyle w:val="ab"/>
@@ -10234,6 +10820,7 @@
       </w:rPr>
       <w:t xml:space="preserve">           </w:t>
     </w:r>
+    <w:proofErr w:type="spellStart"/>
     <w:r>
       <w:rPr>
         <w:sz w:val="12"/>
@@ -10241,6 +10828,7 @@
       </w:rPr>
       <w:t>Экслюзив</w:t>
     </w:r>
+    <w:proofErr w:type="spellEnd"/>
   </w:p>
   <w:p>
     <w:pPr>
@@ -10251,7 +10839,7 @@
 </file>
 
 <file path=word/numbering.xml><?xml version="1.0" encoding="utf-8"?>
-<w:numbering xmlns:wpc="http://schemas.microsoft.com/office/word/2010/wordprocessingCanvas" xmlns:cx="http://schemas.microsoft.com/office/drawing/2014/chartex" xmlns:cx1="http://schemas.microsoft.com/office/drawing/2015/9/8/chartex" xmlns:cx2="http://schemas.microsoft.com/office/drawing/2015/10/21/chartex" xmlns:cx3="http://schemas.microsoft.com/office/drawing/2016/5/9/chartex" xmlns:cx4="http://schemas.microsoft.com/office/drawing/2016/5/10/chartex" xmlns:cx5="http://schemas.microsoft.com/office/drawing/2016/5/11/chartex" xmlns:cx6="http://schemas.microsoft.com/office/drawing/2016/5/12/chartex" xmlns:cx7="http://schemas.microsoft.com/office/drawing/2016/5/13/chartex" xmlns:cx8="http://schemas.microsoft.com/office/drawing/2016/5/14/chartex" xmlns:mc="http://schemas.openxmlformats.org/markup-compatibility/2006" xmlns:aink="http://schemas.microsoft.com/office/drawing/2016/ink" xmlns:am3d="http://schemas.microsoft.com/office/drawing/2017/model3d" xmlns:o="urn:schemas-microsoft-com:office:office" xmlns:r="http://schemas.openxmlformats.org/officeDocument/2006/relationships" xmlns:m="http://schemas.openxmlformats.org/officeDocument/2006/math" xmlns:v="urn:schemas-microsoft-com:vml" xmlns:wp14="http://schemas.microsoft.com/office/word/2010/wordprocessingDrawing" xmlns:wp="http://schemas.openxmlformats.org/drawingml/2006/wordprocessingDrawing" xmlns:w10="urn:schemas-microsoft-com:office:word" xmlns:w="http://schemas.openxmlformats.org/wordprocessingml/2006/main" xmlns:w14="http://schemas.microsoft.com/office/word/2010/wordml" xmlns:w15="http://schemas.microsoft.com/office/word/2012/wordml" xmlns:w16cex="http://schemas.microsoft.com/office/word/2018/wordml/cex" xmlns:w16cid="http://schemas.microsoft.com/office/word/2016/wordml/cid" xmlns:w16="http://schemas.microsoft.com/office/word/2018/wordml" xmlns:w16sdtdh="http://schemas.microsoft.com/office/word/2020/wordml/sdtdatahash" xmlns:w16se="http://schemas.microsoft.com/office/word/2015/wordml/symex" xmlns:wpg="http://schemas.microsoft.com/office/word/2010/wordprocessingGroup" xmlns:wpi="http://schemas.microsoft.com/office/word/2010/wordprocessingInk" xmlns:wne="http://schemas.microsoft.com/office/word/2006/wordml" xmlns:wps="http://schemas.microsoft.com/office/word/2010/wordprocessingShape" mc:Ignorable="w14 w15 w16se w16cid w16 w16cex w16sdtdh wp14">
+<w:numbering xmlns:wpc="http://schemas.microsoft.com/office/word/2010/wordprocessingCanvas" xmlns:cx="http://schemas.microsoft.com/office/drawing/2014/chartex" xmlns:cx1="http://schemas.microsoft.com/office/drawing/2015/9/8/chartex" xmlns:cx2="http://schemas.microsoft.com/office/drawing/2015/10/21/chartex" xmlns:cx3="http://schemas.microsoft.com/office/drawing/2016/5/9/chartex" xmlns:cx4="http://schemas.microsoft.com/office/drawing/2016/5/10/chartex" xmlns:cx5="http://schemas.microsoft.com/office/drawing/2016/5/11/chartex" xmlns:cx6="http://schemas.microsoft.com/office/drawing/2016/5/12/chartex" xmlns:cx7="http://schemas.microsoft.com/office/drawing/2016/5/13/chartex" xmlns:cx8="http://schemas.microsoft.com/office/drawing/2016/5/14/chartex" xmlns:mc="http://schemas.openxmlformats.org/markup-compatibility/2006" xmlns:aink="http://schemas.microsoft.com/office/drawing/2016/ink" xmlns:am3d="http://schemas.microsoft.com/office/drawing/2017/model3d" xmlns:o="urn:schemas-microsoft-com:office:office" xmlns:oel="http://schemas.microsoft.com/office/2019/extlst" xmlns:r="http://schemas.openxmlformats.org/officeDocument/2006/relationships" xmlns:m="http://schemas.openxmlformats.org/officeDocument/2006/math" xmlns:v="urn:schemas-microsoft-com:vml" xmlns:wp14="http://schemas.microsoft.com/office/word/2010/wordprocessingDrawing" xmlns:wp="http://schemas.openxmlformats.org/drawingml/2006/wordprocessingDrawing" xmlns:w10="urn:schemas-microsoft-com:office:word" xmlns:w="http://schemas.openxmlformats.org/wordprocessingml/2006/main" xmlns:w14="http://schemas.microsoft.com/office/word/2010/wordml" xmlns:w15="http://schemas.microsoft.com/office/word/2012/wordml" xmlns:w16cex="http://schemas.microsoft.com/office/word/2018/wordml/cex" xmlns:w16cid="http://schemas.microsoft.com/office/word/2016/wordml/cid" xmlns:w16="http://schemas.microsoft.com/office/word/2018/wordml" xmlns:w16du="http://schemas.microsoft.com/office/word/2023/wordml/word16du" xmlns:w16sdtdh="http://schemas.microsoft.com/office/word/2020/wordml/sdtdatahash" xmlns:w16sdtfl="http://schemas.microsoft.com/office/word/2024/wordml/sdtformatlock" xmlns:w16se="http://schemas.microsoft.com/office/word/2015/wordml/symex" xmlns:wpg="http://schemas.microsoft.com/office/word/2010/wordprocessingGroup" xmlns:wpi="http://schemas.microsoft.com/office/word/2010/wordprocessingInk" xmlns:wne="http://schemas.microsoft.com/office/word/2006/wordml" xmlns:wps="http://schemas.microsoft.com/office/word/2010/wordprocessingShape" mc:Ignorable="w14 w15 w16se w16cid w16 w16cex w16sdtdh w16sdtfl w16du wp14">
   <w:abstractNum w:abstractNumId="0" w15:restartNumberingAfterBreak="0">
     <w:nsid w:val="1ED918AF"/>
     <w:multiLevelType w:val="multilevel"/>
@@ -10514,17 +11102,17 @@
       </w:rPr>
     </w:lvl>
   </w:abstractNum>
-  <w:num w:numId="1">
+  <w:num w:numId="1" w16cid:durableId="108549817">
     <w:abstractNumId w:val="0"/>
   </w:num>
-  <w:num w:numId="2">
+  <w:num w:numId="2" w16cid:durableId="2131511069">
     <w:abstractNumId w:val="1"/>
   </w:num>
 </w:numbering>
 </file>
 
 <file path=word/styles.xml><?xml version="1.0" encoding="utf-8"?>
-<w:styles xmlns:mc="http://schemas.openxmlformats.org/markup-compatibility/2006" xmlns:r="http://schemas.openxmlformats.org/officeDocument/2006/relationships" xmlns:w="http://schemas.openxmlformats.org/wordprocessingml/2006/main" xmlns:w14="http://schemas.microsoft.com/office/word/2010/wordml" xmlns:w15="http://schemas.microsoft.com/office/word/2012/wordml" xmlns:w16cex="http://schemas.microsoft.com/office/word/2018/wordml/cex" xmlns:w16cid="http://schemas.microsoft.com/office/word/2016/wordml/cid" xmlns:w16="http://schemas.microsoft.com/office/word/2018/wordml" xmlns:w16sdtdh="http://schemas.microsoft.com/office/word/2020/wordml/sdtdatahash" xmlns:w16se="http://schemas.microsoft.com/office/word/2015/wordml/symex" mc:Ignorable="w14 w15 w16se w16cid w16 w16cex w16sdtdh">
+<w:styles xmlns:mc="http://schemas.openxmlformats.org/markup-compatibility/2006" xmlns:r="http://schemas.openxmlformats.org/officeDocument/2006/relationships" xmlns:w="http://schemas.openxmlformats.org/wordprocessingml/2006/main" xmlns:w14="http://schemas.microsoft.com/office/word/2010/wordml" xmlns:w15="http://schemas.microsoft.com/office/word/2012/wordml" xmlns:w16cex="http://schemas.microsoft.com/office/word/2018/wordml/cex" xmlns:w16cid="http://schemas.microsoft.com/office/word/2016/wordml/cid" xmlns:w16="http://schemas.microsoft.com/office/word/2018/wordml" xmlns:w16du="http://schemas.microsoft.com/office/word/2023/wordml/word16du" xmlns:w16sdtdh="http://schemas.microsoft.com/office/word/2020/wordml/sdtdatahash" xmlns:w16sdtfl="http://schemas.microsoft.com/office/word/2024/wordml/sdtformatlock" xmlns:w16se="http://schemas.microsoft.com/office/word/2015/wordml/symex" mc:Ignorable="w14 w15 w16se w16cid w16 w16cex w16sdtdh w16sdtfl w16du">
   <w:docDefaults>
     <w:rPrDefault>
       <w:rPr>

--- a/templates/working/Договор_ЭКС_1_собств.docx
+++ b/templates/working/Договор_ЭКС_1_собств.docx
@@ -980,14 +980,6 @@
           <w:sz w:val="24"/>
           <w:szCs w:val="24"/>
         </w:rPr>
-        <w:t>о</w:t>
-      </w:r>
-      <w:r>
-        <w:rPr>
-          <w:rFonts w:ascii="Times New Roman" w:hAnsi="Times New Roman"/>
-          <w:sz w:val="24"/>
-          <w:szCs w:val="24"/>
-        </w:rPr>
         <w:t xml:space="preserve"> комнат</w:t>
       </w:r>
       <w:r>
@@ -996,7 +988,41 @@
           <w:sz w:val="24"/>
           <w:szCs w:val="24"/>
         </w:rPr>
-        <w:t xml:space="preserve"> -</w:t>
+        <w:t xml:space="preserve"> - </w:t>
+      </w:r>
+      <w:r>
+        <w:rPr>
+          <w:rFonts w:ascii="Times New Roman" w:hAnsi="Times New Roman"/>
+          <w:sz w:val="24"/>
+          <w:szCs w:val="24"/>
+        </w:rPr>
+        <w:t>{{</w:t>
+      </w:r>
+      <w:proofErr w:type="spellStart"/>
+      <w:r>
+        <w:rPr>
+          <w:rFonts w:ascii="Times New Roman" w:hAnsi="Times New Roman"/>
+          <w:sz w:val="24"/>
+          <w:szCs w:val="24"/>
+        </w:rPr>
+        <w:t>property.rooms</w:t>
+      </w:r>
+      <w:proofErr w:type="spellEnd"/>
+      <w:r>
+        <w:rPr>
+          <w:rFonts w:ascii="Times New Roman" w:hAnsi="Times New Roman"/>
+          <w:sz w:val="24"/>
+          <w:szCs w:val="24"/>
+        </w:rPr>
+        <w:t>}}</w:t>
+      </w:r>
+      <w:r>
+        <w:rPr>
+          <w:rFonts w:ascii="Times New Roman" w:hAnsi="Times New Roman"/>
+          <w:sz w:val="24"/>
+          <w:szCs w:val="24"/>
+        </w:rPr>
+        <w:t>;</w:t>
       </w:r>
       <w:r>
         <w:rPr>
@@ -1012,16 +1038,74 @@
           <w:sz w:val="24"/>
           <w:szCs w:val="24"/>
         </w:rPr>
+        <w:t>об</w:t>
+      </w:r>
+      <w:r>
+        <w:rPr>
+          <w:rFonts w:ascii="Times New Roman" w:hAnsi="Times New Roman"/>
+          <w:sz w:val="24"/>
+          <w:szCs w:val="24"/>
+        </w:rPr>
+        <w:t>щая пл</w:t>
+      </w:r>
+      <w:r>
+        <w:rPr>
+          <w:rFonts w:ascii="Times New Roman" w:hAnsi="Times New Roman"/>
+          <w:sz w:val="24"/>
+          <w:szCs w:val="24"/>
+        </w:rPr>
+        <w:t>ощадь</w:t>
+      </w:r>
+      <w:r>
+        <w:rPr>
+          <w:rFonts w:ascii="Times New Roman" w:hAnsi="Times New Roman"/>
+          <w:sz w:val="24"/>
+          <w:szCs w:val="24"/>
+        </w:rPr>
+        <w:t xml:space="preserve"> </w:t>
+      </w:r>
+      <w:r>
+        <w:rPr>
+          <w:rFonts w:ascii="Times New Roman" w:hAnsi="Times New Roman"/>
+          <w:sz w:val="24"/>
+          <w:szCs w:val="24"/>
+        </w:rPr>
+        <w:t xml:space="preserve">- </w:t>
+      </w:r>
+      <w:r>
+        <w:rPr>
+          <w:rFonts w:ascii="Times New Roman" w:hAnsi="Times New Roman"/>
+          <w:sz w:val="24"/>
+          <w:szCs w:val="24"/>
+        </w:rPr>
         <w:t>{{</w:t>
       </w:r>
+      <w:r>
+        <w:rPr>
+          <w:rFonts w:ascii="Times New Roman" w:hAnsi="Times New Roman"/>
+          <w:sz w:val="24"/>
+          <w:szCs w:val="24"/>
+          <w:lang w:val="en-US"/>
+        </w:rPr>
+        <w:t>property</w:t>
+      </w:r>
+      <w:r>
+        <w:rPr>
+          <w:rFonts w:ascii="Times New Roman" w:hAnsi="Times New Roman"/>
+          <w:sz w:val="24"/>
+          <w:szCs w:val="24"/>
+        </w:rPr>
+        <w:t>.</w:t>
+      </w:r>
       <w:proofErr w:type="spellStart"/>
       <w:r>
         <w:rPr>
           <w:rFonts w:ascii="Times New Roman" w:hAnsi="Times New Roman"/>
           <w:sz w:val="24"/>
           <w:szCs w:val="24"/>
-        </w:rPr>
-        <w:t>property.rooms</w:t>
+          <w:lang w:val="en-US"/>
+        </w:rPr>
+        <w:t>areaTotal</w:t>
       </w:r>
       <w:proofErr w:type="spellEnd"/>
       <w:r>
@@ -1030,6 +1114,81 @@
           <w:sz w:val="24"/>
           <w:szCs w:val="24"/>
         </w:rPr>
+        <w:t xml:space="preserve">}} </w:t>
+      </w:r>
+      <w:r>
+        <w:rPr>
+          <w:rFonts w:ascii="Times New Roman" w:hAnsi="Times New Roman"/>
+          <w:sz w:val="24"/>
+          <w:szCs w:val="24"/>
+        </w:rPr>
+        <w:t>м²</w:t>
+      </w:r>
+      <w:r>
+        <w:rPr>
+          <w:rFonts w:ascii="Times New Roman" w:hAnsi="Times New Roman"/>
+          <w:sz w:val="24"/>
+          <w:szCs w:val="24"/>
+        </w:rPr>
+        <w:t>;</w:t>
+      </w:r>
+      <w:r>
+        <w:rPr>
+          <w:rFonts w:ascii="Times New Roman" w:hAnsi="Times New Roman"/>
+          <w:sz w:val="24"/>
+          <w:szCs w:val="24"/>
+        </w:rPr>
+        <w:t xml:space="preserve"> жилая площадь </w:t>
+      </w:r>
+      <w:r>
+        <w:rPr>
+          <w:rFonts w:ascii="Times New Roman" w:hAnsi="Times New Roman"/>
+          <w:sz w:val="24"/>
+          <w:szCs w:val="24"/>
+        </w:rPr>
+        <w:t xml:space="preserve">- </w:t>
+      </w:r>
+      <w:r>
+        <w:rPr>
+          <w:rFonts w:ascii="Times New Roman" w:hAnsi="Times New Roman"/>
+          <w:sz w:val="24"/>
+          <w:szCs w:val="24"/>
+        </w:rPr>
+        <w:t>{{</w:t>
+      </w:r>
+      <w:r>
+        <w:rPr>
+          <w:rFonts w:ascii="Times New Roman" w:hAnsi="Times New Roman"/>
+          <w:sz w:val="24"/>
+          <w:szCs w:val="24"/>
+          <w:lang w:val="en-US"/>
+        </w:rPr>
+        <w:t>property</w:t>
+      </w:r>
+      <w:r>
+        <w:rPr>
+          <w:rFonts w:ascii="Times New Roman" w:hAnsi="Times New Roman"/>
+          <w:sz w:val="24"/>
+          <w:szCs w:val="24"/>
+        </w:rPr>
+        <w:t>.</w:t>
+      </w:r>
+      <w:proofErr w:type="spellStart"/>
+      <w:r>
+        <w:rPr>
+          <w:rFonts w:ascii="Times New Roman" w:hAnsi="Times New Roman"/>
+          <w:sz w:val="24"/>
+          <w:szCs w:val="24"/>
+        </w:rPr>
+        <w:t>areaLiving</w:t>
+      </w:r>
+      <w:proofErr w:type="spellEnd"/>
+      <w:r>
+        <w:rPr>
+          <w:rFonts w:ascii="Times New Roman" w:hAnsi="Times New Roman"/>
+          <w:sz w:val="24"/>
+          <w:szCs w:val="24"/>
+        </w:rPr>
         <w:t>}}</w:t>
       </w:r>
       <w:r>
@@ -1038,6 +1197,199 @@
           <w:sz w:val="24"/>
           <w:szCs w:val="24"/>
         </w:rPr>
+        <w:t xml:space="preserve"> м²</w:t>
+      </w:r>
+      <w:r>
+        <w:rPr>
+          <w:rFonts w:ascii="Times New Roman" w:hAnsi="Times New Roman"/>
+          <w:sz w:val="24"/>
+          <w:szCs w:val="24"/>
+        </w:rPr>
+        <w:t xml:space="preserve">, </w:t>
+      </w:r>
+      <w:r>
+        <w:rPr>
+          <w:rFonts w:ascii="Times New Roman" w:hAnsi="Times New Roman"/>
+          <w:sz w:val="24"/>
+          <w:szCs w:val="24"/>
+        </w:rPr>
+        <w:t>этаж/этажность</w:t>
+      </w:r>
+      <w:r>
+        <w:rPr>
+          <w:rFonts w:ascii="Times New Roman" w:hAnsi="Times New Roman"/>
+          <w:sz w:val="24"/>
+          <w:szCs w:val="24"/>
+        </w:rPr>
+        <w:t xml:space="preserve"> - </w:t>
+      </w:r>
+      <w:r>
+        <w:rPr>
+          <w:rFonts w:ascii="Times New Roman" w:hAnsi="Times New Roman"/>
+          <w:sz w:val="24"/>
+          <w:szCs w:val="24"/>
+        </w:rPr>
+        <w:t>{{</w:t>
+      </w:r>
+      <w:r>
+        <w:rPr>
+          <w:rFonts w:ascii="Times New Roman" w:hAnsi="Times New Roman"/>
+          <w:sz w:val="24"/>
+          <w:szCs w:val="24"/>
+          <w:lang w:val="en-US"/>
+        </w:rPr>
+        <w:t>property</w:t>
+      </w:r>
+      <w:r>
+        <w:rPr>
+          <w:rFonts w:ascii="Times New Roman" w:hAnsi="Times New Roman"/>
+          <w:sz w:val="24"/>
+          <w:szCs w:val="24"/>
+        </w:rPr>
+        <w:t>.</w:t>
+      </w:r>
+      <w:proofErr w:type="spellStart"/>
+      <w:r>
+        <w:rPr>
+          <w:rFonts w:ascii="Times New Roman" w:hAnsi="Times New Roman"/>
+          <w:sz w:val="24"/>
+          <w:szCs w:val="24"/>
+        </w:rPr>
+        <w:t>floor</w:t>
+      </w:r>
+      <w:proofErr w:type="spellEnd"/>
+      <w:r>
+        <w:rPr>
+          <w:rFonts w:ascii="Times New Roman" w:hAnsi="Times New Roman"/>
+          <w:sz w:val="24"/>
+          <w:szCs w:val="24"/>
+        </w:rPr>
+        <w:t>}}/{{</w:t>
+      </w:r>
+      <w:r>
+        <w:rPr>
+          <w:rFonts w:ascii="Times New Roman" w:hAnsi="Times New Roman"/>
+          <w:sz w:val="24"/>
+          <w:szCs w:val="24"/>
+          <w:lang w:val="en-US"/>
+        </w:rPr>
+        <w:t>property</w:t>
+      </w:r>
+      <w:r>
+        <w:rPr>
+          <w:rFonts w:ascii="Times New Roman" w:hAnsi="Times New Roman"/>
+          <w:sz w:val="24"/>
+          <w:szCs w:val="24"/>
+        </w:rPr>
+        <w:t>.</w:t>
+      </w:r>
+      <w:proofErr w:type="spellStart"/>
+      <w:r>
+        <w:rPr>
+          <w:rFonts w:ascii="Times New Roman" w:hAnsi="Times New Roman"/>
+          <w:sz w:val="24"/>
+          <w:szCs w:val="24"/>
+        </w:rPr>
+        <w:t>floors</w:t>
+      </w:r>
+      <w:proofErr w:type="spellEnd"/>
+      <w:r>
+        <w:rPr>
+          <w:rFonts w:ascii="Times New Roman" w:hAnsi="Times New Roman"/>
+          <w:sz w:val="24"/>
+          <w:szCs w:val="24"/>
+        </w:rPr>
+        <w:t>}}</w:t>
+      </w:r>
+      <w:r>
+        <w:rPr>
+          <w:rFonts w:ascii="Times New Roman" w:hAnsi="Times New Roman"/>
+          <w:sz w:val="24"/>
+          <w:szCs w:val="24"/>
+        </w:rPr>
+        <w:t xml:space="preserve">; </w:t>
+      </w:r>
+      <w:r>
+        <w:rPr>
+          <w:rFonts w:ascii="Times New Roman" w:hAnsi="Times New Roman"/>
+          <w:sz w:val="24"/>
+          <w:szCs w:val="24"/>
+        </w:rPr>
+        <w:t>материал</w:t>
+      </w:r>
+      <w:r>
+        <w:rPr>
+          <w:rFonts w:ascii="Times New Roman" w:hAnsi="Times New Roman"/>
+          <w:sz w:val="24"/>
+          <w:szCs w:val="24"/>
+        </w:rPr>
+        <w:t xml:space="preserve"> </w:t>
+      </w:r>
+      <w:r>
+        <w:rPr>
+          <w:rFonts w:ascii="Times New Roman" w:hAnsi="Times New Roman"/>
+          <w:sz w:val="24"/>
+          <w:szCs w:val="24"/>
+        </w:rPr>
+        <w:t>стен</w:t>
+      </w:r>
+      <w:r>
+        <w:rPr>
+          <w:rFonts w:ascii="Times New Roman" w:hAnsi="Times New Roman"/>
+          <w:sz w:val="24"/>
+          <w:szCs w:val="24"/>
+        </w:rPr>
+        <w:t xml:space="preserve"> - </w:t>
+      </w:r>
+      <w:r>
+        <w:rPr>
+          <w:rFonts w:ascii="Times New Roman" w:hAnsi="Times New Roman"/>
+          <w:sz w:val="24"/>
+          <w:szCs w:val="24"/>
+        </w:rPr>
+        <w:t>{{</w:t>
+      </w:r>
+      <w:r>
+        <w:rPr>
+          <w:rFonts w:ascii="Times New Roman" w:hAnsi="Times New Roman"/>
+          <w:sz w:val="24"/>
+          <w:szCs w:val="24"/>
+          <w:lang w:val="en-US"/>
+        </w:rPr>
+        <w:t>property</w:t>
+      </w:r>
+      <w:r>
+        <w:rPr>
+          <w:rFonts w:ascii="Times New Roman" w:hAnsi="Times New Roman"/>
+          <w:sz w:val="24"/>
+          <w:szCs w:val="24"/>
+        </w:rPr>
+        <w:t>.</w:t>
+      </w:r>
+      <w:proofErr w:type="spellStart"/>
+      <w:r>
+        <w:rPr>
+          <w:rFonts w:ascii="Times New Roman" w:hAnsi="Times New Roman"/>
+          <w:sz w:val="24"/>
+          <w:szCs w:val="24"/>
+        </w:rPr>
+        <w:t>wallMaterial</w:t>
+      </w:r>
+      <w:proofErr w:type="spellEnd"/>
+      <w:r>
+        <w:rPr>
+          <w:rFonts w:ascii="Times New Roman" w:hAnsi="Times New Roman"/>
+          <w:sz w:val="24"/>
+          <w:szCs w:val="24"/>
+        </w:rPr>
+        <w:t>}}</w:t>
+      </w:r>
+      <w:r>
+        <w:rPr>
+          <w:rFonts w:ascii="Times New Roman" w:hAnsi="Times New Roman"/>
+          <w:sz w:val="24"/>
+          <w:szCs w:val="24"/>
+        </w:rPr>
         <w:t>;</w:t>
       </w:r>
       <w:r>
@@ -1046,6 +1398,89 @@
           <w:sz w:val="24"/>
           <w:szCs w:val="24"/>
         </w:rPr>
+        <w:t xml:space="preserve"> г</w:t>
+      </w:r>
+      <w:r>
+        <w:rPr>
+          <w:rFonts w:ascii="Times New Roman" w:hAnsi="Times New Roman"/>
+          <w:sz w:val="24"/>
+          <w:szCs w:val="24"/>
+        </w:rPr>
+        <w:t>од постройки</w:t>
+      </w:r>
+      <w:r>
+        <w:rPr>
+          <w:rFonts w:ascii="Times New Roman" w:hAnsi="Times New Roman"/>
+          <w:sz w:val="24"/>
+          <w:szCs w:val="24"/>
+        </w:rPr>
+        <w:t xml:space="preserve"> - </w:t>
+      </w:r>
+      <w:r>
+        <w:rPr>
+          <w:rFonts w:ascii="Times New Roman" w:hAnsi="Times New Roman"/>
+          <w:sz w:val="24"/>
+          <w:szCs w:val="24"/>
+        </w:rPr>
+        <w:t>{</w:t>
+      </w:r>
+      <w:r>
+        <w:rPr>
+          <w:rFonts w:ascii="Times New Roman" w:hAnsi="Times New Roman"/>
+          <w:sz w:val="24"/>
+          <w:szCs w:val="24"/>
+        </w:rPr>
+        <w:t>{</w:t>
+      </w:r>
+      <w:r>
+        <w:rPr>
+          <w:rFonts w:ascii="Times New Roman" w:hAnsi="Times New Roman"/>
+          <w:sz w:val="24"/>
+          <w:szCs w:val="24"/>
+          <w:lang w:val="en-US"/>
+        </w:rPr>
+        <w:t>property</w:t>
+      </w:r>
+      <w:r>
+        <w:rPr>
+          <w:rFonts w:ascii="Times New Roman" w:hAnsi="Times New Roman"/>
+          <w:sz w:val="24"/>
+          <w:szCs w:val="24"/>
+        </w:rPr>
+        <w:t>.</w:t>
+      </w:r>
+      <w:proofErr w:type="spellStart"/>
+      <w:r>
+        <w:rPr>
+          <w:rFonts w:ascii="Times New Roman" w:hAnsi="Times New Roman"/>
+          <w:sz w:val="24"/>
+          <w:szCs w:val="24"/>
+        </w:rPr>
+        <w:t>yearBuilt</w:t>
+      </w:r>
+      <w:proofErr w:type="spellEnd"/>
+      <w:r>
+        <w:rPr>
+          <w:rFonts w:ascii="Times New Roman" w:hAnsi="Times New Roman"/>
+          <w:sz w:val="24"/>
+          <w:szCs w:val="24"/>
+        </w:rPr>
+        <w:t>}}</w:t>
+      </w:r>
+      <w:r>
+        <w:rPr>
+          <w:rFonts w:ascii="Times New Roman" w:hAnsi="Times New Roman"/>
+          <w:sz w:val="24"/>
+          <w:szCs w:val="24"/>
+        </w:rPr>
+        <w:t>;</w:t>
+      </w:r>
+      <w:r>
+        <w:rPr>
+          <w:rFonts w:ascii="Times New Roman" w:hAnsi="Times New Roman"/>
+          <w:sz w:val="24"/>
+          <w:szCs w:val="24"/>
+        </w:rPr>
         <w:t xml:space="preserve"> </w:t>
       </w:r>
       <w:r>
@@ -1054,39 +1489,167 @@
           <w:sz w:val="24"/>
           <w:szCs w:val="24"/>
         </w:rPr>
-        <w:t>об</w:t>
-      </w:r>
-      <w:r>
-        <w:rPr>
-          <w:rFonts w:ascii="Times New Roman" w:hAnsi="Times New Roman"/>
-          <w:sz w:val="24"/>
-          <w:szCs w:val="24"/>
-        </w:rPr>
-        <w:t>щая пл</w:t>
-      </w:r>
-      <w:r>
-        <w:rPr>
-          <w:rFonts w:ascii="Times New Roman" w:hAnsi="Times New Roman"/>
-          <w:sz w:val="24"/>
-          <w:szCs w:val="24"/>
-        </w:rPr>
-        <w:t>ощадь</w:t>
-      </w:r>
-      <w:r>
-        <w:rPr>
-          <w:rFonts w:ascii="Times New Roman" w:hAnsi="Times New Roman"/>
-          <w:sz w:val="24"/>
-          <w:szCs w:val="24"/>
-        </w:rPr>
+        <w:t>{</w:t>
+      </w:r>
+      <w:r>
+        <w:rPr>
+          <w:rFonts w:ascii="Times New Roman" w:hAnsi="Times New Roman"/>
+          <w:sz w:val="24"/>
+          <w:szCs w:val="24"/>
+        </w:rPr>
+        <w:t>{#property.isApartment}</w:t>
+      </w:r>
+      <w:r>
+        <w:rPr>
+          <w:rFonts w:ascii="Times New Roman" w:hAnsi="Times New Roman"/>
+          <w:sz w:val="24"/>
+          <w:szCs w:val="24"/>
+        </w:rPr>
+        <w:t>}</w:t>
+      </w:r>
+      <w:r>
+        <w:rPr>
+          <w:rFonts w:ascii="Times New Roman" w:hAnsi="Times New Roman"/>
+          <w:sz w:val="24"/>
+          <w:szCs w:val="24"/>
+        </w:rPr>
+        <w:t>инвентарный номер</w:t>
+      </w:r>
+      <w:r>
+        <w:rPr>
+          <w:rFonts w:ascii="Times New Roman" w:hAnsi="Times New Roman"/>
+          <w:sz w:val="24"/>
+          <w:szCs w:val="24"/>
+        </w:rPr>
+        <w:t xml:space="preserve"> - </w:t>
+      </w:r>
+      <w:r>
+        <w:rPr>
+          <w:rFonts w:ascii="Times New Roman" w:hAnsi="Times New Roman"/>
+          <w:sz w:val="24"/>
+          <w:szCs w:val="24"/>
+        </w:rPr>
+        <w:t>{{</w:t>
+      </w:r>
+      <w:r>
+        <w:rPr>
+          <w:rFonts w:ascii="Times New Roman" w:hAnsi="Times New Roman"/>
+          <w:sz w:val="24"/>
+          <w:szCs w:val="24"/>
+          <w:lang w:val="en-US"/>
+        </w:rPr>
+        <w:t>property</w:t>
+      </w:r>
+      <w:r>
+        <w:rPr>
+          <w:rFonts w:ascii="Times New Roman" w:hAnsi="Times New Roman"/>
+          <w:sz w:val="24"/>
+          <w:szCs w:val="24"/>
+        </w:rPr>
+        <w:t>.</w:t>
+      </w:r>
+      <w:proofErr w:type="spellStart"/>
+      <w:r>
+        <w:rPr>
+          <w:rFonts w:ascii="Times New Roman" w:hAnsi="Times New Roman"/>
+          <w:sz w:val="24"/>
+          <w:szCs w:val="24"/>
+          <w:lang w:val="en-US"/>
+        </w:rPr>
+        <w:t>inventoryNumber</w:t>
+      </w:r>
+      <w:proofErr w:type="spellEnd"/>
+      <w:r>
+        <w:rPr>
+          <w:rFonts w:ascii="Times New Roman" w:hAnsi="Times New Roman"/>
+          <w:sz w:val="24"/>
+          <w:szCs w:val="24"/>
+        </w:rPr>
+        <w:t>}}</w:t>
+      </w:r>
+      <w:r>
         <w:t xml:space="preserve"> </w:t>
       </w:r>
       <w:r>
-        <w:rPr>
-          <w:rFonts w:ascii="Times New Roman" w:hAnsi="Times New Roman"/>
-          <w:sz w:val="24"/>
-          <w:szCs w:val="24"/>
-        </w:rPr>
-        <w:t xml:space="preserve">- </w:t>
+        <w:t>{</w:t>
+      </w:r>
+      <w:r>
+        <w:rPr>
+          <w:rFonts w:ascii="Times New Roman" w:hAnsi="Times New Roman"/>
+          <w:sz w:val="24"/>
+          <w:szCs w:val="24"/>
+        </w:rPr>
+        <w:t>{/</w:t>
+      </w:r>
+      <w:proofErr w:type="spellStart"/>
+      <w:r>
+        <w:rPr>
+          <w:rFonts w:ascii="Times New Roman" w:hAnsi="Times New Roman"/>
+          <w:sz w:val="24"/>
+          <w:szCs w:val="24"/>
+        </w:rPr>
+        <w:t>property.isApartment</w:t>
+      </w:r>
+      <w:proofErr w:type="spellEnd"/>
+      <w:r>
+        <w:rPr>
+          <w:rFonts w:ascii="Times New Roman" w:hAnsi="Times New Roman"/>
+          <w:sz w:val="24"/>
+          <w:szCs w:val="24"/>
+        </w:rPr>
+        <w:t>}</w:t>
+      </w:r>
+      <w:r>
+        <w:rPr>
+          <w:rFonts w:ascii="Times New Roman" w:hAnsi="Times New Roman"/>
+          <w:sz w:val="24"/>
+          <w:szCs w:val="24"/>
+        </w:rPr>
+        <w:t>}{</w:t>
+      </w:r>
+      <w:r>
+        <w:rPr>
+          <w:rFonts w:ascii="Times New Roman" w:hAnsi="Times New Roman"/>
+          <w:sz w:val="24"/>
+          <w:szCs w:val="24"/>
+          <w:lang w:val="ru-BY"/>
+        </w:rPr>
+        <w:t>{#property.isHouse}</w:t>
+      </w:r>
+      <w:r>
+        <w:rPr>
+          <w:rFonts w:ascii="Times New Roman" w:hAnsi="Times New Roman"/>
+          <w:sz w:val="24"/>
+          <w:szCs w:val="24"/>
+          <w:lang w:val="ru-BY"/>
+        </w:rPr>
+        <w:t>}</w:t>
+      </w:r>
+      <w:r>
+        <w:rPr>
+          <w:rFonts w:ascii="Times New Roman" w:hAnsi="Times New Roman"/>
+          <w:sz w:val="24"/>
+          <w:szCs w:val="24"/>
+          <w:lang w:val="ru-BY" w:eastAsia="ru-BY"/>
+        </w:rPr>
+        <w:t>кадастровый</w:t>
+      </w:r>
+      <w:r>
+        <w:rPr>
+          <w:rFonts w:ascii="Times New Roman" w:hAnsi="Times New Roman"/>
+          <w:sz w:val="24"/>
+          <w:szCs w:val="24"/>
+          <w:lang w:val="ru-BY"/>
+        </w:rPr>
+        <w:t xml:space="preserve"> </w:t>
+      </w:r>
+      <w:r>
+        <w:rPr>
+          <w:rFonts w:ascii="Times New Roman" w:hAnsi="Times New Roman"/>
+          <w:sz w:val="24"/>
+          <w:szCs w:val="24"/>
+        </w:rPr>
+        <w:t xml:space="preserve">номер – </w:t>
       </w:r>
       <w:r>
         <w:rPr>
@@ -1119,9 +1682,76 @@
           <w:rFonts w:ascii="Times New Roman" w:hAnsi="Times New Roman"/>
           <w:sz w:val="24"/>
           <w:szCs w:val="24"/>
+        </w:rPr>
+        <w:t>cadastre</w:t>
+      </w:r>
+      <w:proofErr w:type="spellEnd"/>
+      <w:r>
+        <w:rPr>
+          <w:rFonts w:ascii="Times New Roman" w:hAnsi="Times New Roman"/>
+          <w:sz w:val="24"/>
+          <w:szCs w:val="24"/>
+        </w:rPr>
+        <w:t>}}</w:t>
+      </w:r>
+      <w:r>
+        <w:rPr>
+          <w:rFonts w:ascii="Times New Roman" w:hAnsi="Times New Roman"/>
+          <w:sz w:val="24"/>
+          <w:szCs w:val="24"/>
+        </w:rPr>
+        <w:t xml:space="preserve">; </w:t>
+      </w:r>
+      <w:r>
+        <w:rPr>
+          <w:rFonts w:ascii="Times New Roman" w:hAnsi="Times New Roman"/>
+          <w:sz w:val="24"/>
+          <w:szCs w:val="24"/>
+        </w:rPr>
+        <w:t xml:space="preserve">площадь земельного участка – </w:t>
+      </w:r>
+      <w:r>
+        <w:rPr>
+          <w:rFonts w:ascii="Times New Roman" w:hAnsi="Times New Roman"/>
+          <w:sz w:val="24"/>
+          <w:szCs w:val="24"/>
+        </w:rPr>
+        <w:t>{{</w:t>
+      </w:r>
+      <w:r>
+        <w:rPr>
+          <w:rFonts w:ascii="Times New Roman" w:hAnsi="Times New Roman"/>
+          <w:sz w:val="24"/>
+          <w:szCs w:val="24"/>
           <w:lang w:val="en-US"/>
         </w:rPr>
-        <w:t>areaTotal</w:t>
+        <w:t>property</w:t>
+      </w:r>
+      <w:r>
+        <w:rPr>
+          <w:rFonts w:ascii="Times New Roman" w:hAnsi="Times New Roman"/>
+          <w:sz w:val="24"/>
+          <w:szCs w:val="24"/>
+        </w:rPr>
+        <w:t>.</w:t>
+      </w:r>
+      <w:r>
+        <w:rPr>
+          <w:rFonts w:ascii="Times New Roman" w:hAnsi="Times New Roman"/>
+          <w:sz w:val="24"/>
+          <w:szCs w:val="24"/>
+          <w:lang w:val="en-US"/>
+        </w:rPr>
+        <w:t>l</w:t>
+      </w:r>
+      <w:proofErr w:type="spellStart"/>
+      <w:r>
+        <w:rPr>
+          <w:rFonts w:ascii="Times New Roman" w:hAnsi="Times New Roman"/>
+          <w:sz w:val="24"/>
+          <w:szCs w:val="24"/>
+        </w:rPr>
+        <w:t>andArea</w:t>
       </w:r>
       <w:proofErr w:type="spellEnd"/>
       <w:r>
@@ -1130,15 +1760,23 @@
           <w:sz w:val="24"/>
           <w:szCs w:val="24"/>
         </w:rPr>
-        <w:t xml:space="preserve">}} </w:t>
-      </w:r>
-      <w:r>
-        <w:rPr>
-          <w:rFonts w:ascii="Times New Roman" w:hAnsi="Times New Roman"/>
-          <w:sz w:val="24"/>
-          <w:szCs w:val="24"/>
-        </w:rPr>
-        <w:t>м²</w:t>
+        <w:t>}}</w:t>
+      </w:r>
+      <w:r>
+        <w:rPr>
+          <w:rFonts w:ascii="Times New Roman" w:hAnsi="Times New Roman"/>
+          <w:sz w:val="24"/>
+          <w:szCs w:val="24"/>
+        </w:rPr>
+        <w:t xml:space="preserve"> </w:t>
+      </w:r>
+      <w:r>
+        <w:rPr>
+          <w:rFonts w:ascii="Times New Roman" w:hAnsi="Times New Roman"/>
+          <w:sz w:val="24"/>
+          <w:szCs w:val="24"/>
+        </w:rPr>
+        <w:t>га</w:t>
       </w:r>
       <w:r>
         <w:rPr>
@@ -1154,23 +1792,15 @@
           <w:sz w:val="24"/>
           <w:szCs w:val="24"/>
         </w:rPr>
-        <w:t xml:space="preserve"> жилая пл</w:t>
-      </w:r>
-      <w:r>
-        <w:rPr>
-          <w:rFonts w:ascii="Times New Roman" w:hAnsi="Times New Roman"/>
-          <w:sz w:val="24"/>
-          <w:szCs w:val="24"/>
-        </w:rPr>
-        <w:t>ощадь</w:t>
-      </w:r>
-      <w:r>
-        <w:rPr>
-          <w:rFonts w:ascii="Times New Roman" w:hAnsi="Times New Roman"/>
-          <w:sz w:val="24"/>
-          <w:szCs w:val="24"/>
-        </w:rPr>
-        <w:t xml:space="preserve"> - </w:t>
+        <w:t xml:space="preserve"> </w:t>
+      </w:r>
+      <w:r>
+        <w:rPr>
+          <w:rFonts w:ascii="Times New Roman" w:hAnsi="Times New Roman"/>
+          <w:sz w:val="24"/>
+          <w:szCs w:val="24"/>
+        </w:rPr>
+        <w:t xml:space="preserve">форма собственности – </w:t>
       </w:r>
       <w:r>
         <w:rPr>
@@ -1203,8 +1833,9 @@
           <w:rFonts w:ascii="Times New Roman" w:hAnsi="Times New Roman"/>
           <w:sz w:val="24"/>
           <w:szCs w:val="24"/>
-        </w:rPr>
-        <w:t>areaLiving</w:t>
+          <w:lang w:val="en-US"/>
+        </w:rPr>
+        <w:t>ownershipForm</w:t>
       </w:r>
       <w:proofErr w:type="spellEnd"/>
       <w:r>
@@ -1220,49 +1851,27 @@
           <w:rFonts w:ascii="Times New Roman" w:hAnsi="Times New Roman"/>
           <w:sz w:val="24"/>
           <w:szCs w:val="24"/>
-        </w:rPr>
-        <w:t xml:space="preserve"> м²</w:t>
-      </w:r>
-      <w:r>
-        <w:rPr>
-          <w:rFonts w:ascii="Times New Roman" w:hAnsi="Times New Roman"/>
-          <w:sz w:val="24"/>
-          <w:szCs w:val="24"/>
-        </w:rPr>
-        <w:t xml:space="preserve">, </w:t>
-      </w:r>
-      <w:r>
-        <w:rPr>
-          <w:rFonts w:ascii="Times New Roman" w:hAnsi="Times New Roman"/>
-          <w:sz w:val="24"/>
-          <w:szCs w:val="24"/>
-        </w:rPr>
-        <w:t xml:space="preserve">этаж/этажность: </w:t>
-      </w:r>
-      <w:r>
-        <w:rPr>
-          <w:rFonts w:ascii="Times New Roman" w:hAnsi="Times New Roman"/>
-          <w:sz w:val="24"/>
-          <w:szCs w:val="24"/>
-        </w:rPr>
-        <w:t>{{</w:t>
-      </w:r>
-      <w:r>
-        <w:rPr>
-          <w:rFonts w:ascii="Times New Roman" w:hAnsi="Times New Roman"/>
-          <w:sz w:val="24"/>
-          <w:szCs w:val="24"/>
-          <w:lang w:val="en-US"/>
-        </w:rPr>
-        <w:t>property</w:t>
-      </w:r>
-      <w:r>
-        <w:rPr>
-          <w:rFonts w:ascii="Times New Roman" w:hAnsi="Times New Roman"/>
-          <w:sz w:val="24"/>
-          <w:szCs w:val="24"/>
-        </w:rPr>
-        <w:t>.</w:t>
+          <w:lang w:val="ru-BY"/>
+        </w:rPr>
+        <w:t>{</w:t>
+      </w:r>
+      <w:r>
+        <w:rPr>
+          <w:rFonts w:ascii="Times New Roman" w:hAnsi="Times New Roman"/>
+          <w:sz w:val="24"/>
+          <w:szCs w:val="24"/>
+          <w:lang w:val="ru-BY"/>
+        </w:rPr>
+        <w:t>{</w:t>
+      </w:r>
+      <w:r>
+        <w:rPr>
+          <w:rFonts w:ascii="Times New Roman" w:hAnsi="Times New Roman"/>
+          <w:sz w:val="24"/>
+          <w:szCs w:val="24"/>
+          <w:lang w:val="ru-BY"/>
+        </w:rPr>
+        <w:t>/</w:t>
       </w:r>
       <w:proofErr w:type="spellStart"/>
       <w:r>
@@ -1270,8 +1879,9 @@
           <w:rFonts w:ascii="Times New Roman" w:hAnsi="Times New Roman"/>
           <w:sz w:val="24"/>
           <w:szCs w:val="24"/>
-        </w:rPr>
-        <w:t>floor</w:t>
+          <w:lang w:val="ru-BY"/>
+        </w:rPr>
+        <w:t>property.isHouse</w:t>
       </w:r>
       <w:proofErr w:type="spellEnd"/>
       <w:r>
@@ -1279,293 +1889,18 @@
           <w:rFonts w:ascii="Times New Roman" w:hAnsi="Times New Roman"/>
           <w:sz w:val="24"/>
           <w:szCs w:val="24"/>
-        </w:rPr>
-        <w:t>}}/{{</w:t>
-      </w:r>
-      <w:r>
-        <w:rPr>
-          <w:rFonts w:ascii="Times New Roman" w:hAnsi="Times New Roman"/>
-          <w:sz w:val="24"/>
-          <w:szCs w:val="24"/>
-          <w:lang w:val="en-US"/>
-        </w:rPr>
-        <w:t>property</w:t>
-      </w:r>
-      <w:r>
-        <w:rPr>
-          <w:rFonts w:ascii="Times New Roman" w:hAnsi="Times New Roman"/>
-          <w:sz w:val="24"/>
-          <w:szCs w:val="24"/>
-        </w:rPr>
-        <w:t>.</w:t>
-      </w:r>
-      <w:proofErr w:type="spellStart"/>
-      <w:r>
-        <w:rPr>
-          <w:rFonts w:ascii="Times New Roman" w:hAnsi="Times New Roman"/>
-          <w:sz w:val="24"/>
-          <w:szCs w:val="24"/>
-        </w:rPr>
-        <w:t>floors</w:t>
-      </w:r>
-      <w:proofErr w:type="spellEnd"/>
-      <w:r>
-        <w:rPr>
-          <w:rFonts w:ascii="Times New Roman" w:hAnsi="Times New Roman"/>
-          <w:sz w:val="24"/>
-          <w:szCs w:val="24"/>
-        </w:rPr>
-        <w:t>}}</w:t>
-      </w:r>
-      <w:r>
-        <w:rPr>
-          <w:rFonts w:ascii="Times New Roman" w:hAnsi="Times New Roman"/>
-          <w:sz w:val="24"/>
-          <w:szCs w:val="24"/>
-        </w:rPr>
-        <w:t>;</w:t>
-      </w:r>
-      <w:r>
-        <w:rPr>
-          <w:rFonts w:ascii="Times New Roman" w:hAnsi="Times New Roman"/>
-          <w:sz w:val="24"/>
-          <w:szCs w:val="24"/>
-        </w:rPr>
-        <w:t xml:space="preserve"> материал</w:t>
-      </w:r>
-      <w:r>
-        <w:rPr>
-          <w:rFonts w:ascii="Times New Roman" w:hAnsi="Times New Roman"/>
-          <w:sz w:val="24"/>
-          <w:szCs w:val="24"/>
-        </w:rPr>
-        <w:t xml:space="preserve"> </w:t>
-      </w:r>
-      <w:r>
-        <w:rPr>
-          <w:rFonts w:ascii="Times New Roman" w:hAnsi="Times New Roman"/>
-          <w:sz w:val="24"/>
-          <w:szCs w:val="24"/>
-        </w:rPr>
-        <w:t>стен</w:t>
-      </w:r>
-      <w:r>
-        <w:rPr>
-          <w:rFonts w:ascii="Times New Roman" w:hAnsi="Times New Roman"/>
-          <w:sz w:val="24"/>
-          <w:szCs w:val="24"/>
-        </w:rPr>
-        <w:t xml:space="preserve"> - </w:t>
-      </w:r>
-      <w:r>
-        <w:rPr>
-          <w:rFonts w:ascii="Times New Roman" w:hAnsi="Times New Roman"/>
-          <w:sz w:val="24"/>
-          <w:szCs w:val="24"/>
-        </w:rPr>
-        <w:t>{{</w:t>
-      </w:r>
-      <w:r>
-        <w:rPr>
-          <w:rFonts w:ascii="Times New Roman" w:hAnsi="Times New Roman"/>
-          <w:sz w:val="24"/>
-          <w:szCs w:val="24"/>
-          <w:lang w:val="en-US"/>
-        </w:rPr>
-        <w:t>property</w:t>
-      </w:r>
-      <w:r>
-        <w:rPr>
-          <w:rFonts w:ascii="Times New Roman" w:hAnsi="Times New Roman"/>
-          <w:sz w:val="24"/>
-          <w:szCs w:val="24"/>
-        </w:rPr>
-        <w:t>.</w:t>
-      </w:r>
-      <w:proofErr w:type="spellStart"/>
-      <w:r>
-        <w:rPr>
-          <w:rFonts w:ascii="Times New Roman" w:hAnsi="Times New Roman"/>
-          <w:sz w:val="24"/>
-          <w:szCs w:val="24"/>
-        </w:rPr>
-        <w:t>wallMaterial</w:t>
-      </w:r>
-      <w:proofErr w:type="spellEnd"/>
-      <w:r>
-        <w:rPr>
-          <w:rFonts w:ascii="Times New Roman" w:hAnsi="Times New Roman"/>
-          <w:sz w:val="24"/>
-          <w:szCs w:val="24"/>
-        </w:rPr>
-        <w:t>}}</w:t>
-      </w:r>
-      <w:r>
-        <w:rPr>
-          <w:rFonts w:ascii="Times New Roman" w:hAnsi="Times New Roman"/>
-          <w:sz w:val="24"/>
-          <w:szCs w:val="24"/>
-        </w:rPr>
-        <w:t>;</w:t>
-      </w:r>
-      <w:r>
-        <w:rPr>
-          <w:rFonts w:ascii="Times New Roman" w:hAnsi="Times New Roman"/>
-          <w:sz w:val="24"/>
-          <w:szCs w:val="24"/>
-        </w:rPr>
-        <w:t xml:space="preserve"> г</w:t>
-      </w:r>
-      <w:r>
-        <w:rPr>
-          <w:rFonts w:ascii="Times New Roman" w:hAnsi="Times New Roman"/>
-          <w:sz w:val="24"/>
-          <w:szCs w:val="24"/>
-        </w:rPr>
-        <w:t>од постройки</w:t>
-      </w:r>
-      <w:r>
-        <w:rPr>
-          <w:rFonts w:ascii="Times New Roman" w:hAnsi="Times New Roman"/>
-          <w:sz w:val="24"/>
-          <w:szCs w:val="24"/>
-        </w:rPr>
-        <w:t xml:space="preserve"> - </w:t>
-      </w:r>
-      <w:r>
-        <w:rPr>
-          <w:rFonts w:ascii="Times New Roman" w:hAnsi="Times New Roman"/>
-          <w:sz w:val="24"/>
-          <w:szCs w:val="24"/>
-        </w:rPr>
-        <w:t xml:space="preserve"> </w:t>
-      </w:r>
-      <w:r>
-        <w:rPr>
-          <w:rFonts w:ascii="Times New Roman" w:hAnsi="Times New Roman"/>
-          <w:sz w:val="24"/>
-          <w:szCs w:val="24"/>
-        </w:rPr>
-        <w:t>{{</w:t>
-      </w:r>
-      <w:r>
-        <w:rPr>
-          <w:rFonts w:ascii="Times New Roman" w:hAnsi="Times New Roman"/>
-          <w:sz w:val="24"/>
-          <w:szCs w:val="24"/>
-          <w:lang w:val="en-US"/>
-        </w:rPr>
-        <w:t>property</w:t>
-      </w:r>
-      <w:r>
-        <w:rPr>
-          <w:rFonts w:ascii="Times New Roman" w:hAnsi="Times New Roman"/>
-          <w:sz w:val="24"/>
-          <w:szCs w:val="24"/>
-        </w:rPr>
-        <w:t>.</w:t>
-      </w:r>
-      <w:proofErr w:type="spellStart"/>
-      <w:r>
-        <w:rPr>
-          <w:rFonts w:ascii="Times New Roman" w:hAnsi="Times New Roman"/>
-          <w:sz w:val="24"/>
-          <w:szCs w:val="24"/>
-        </w:rPr>
-        <w:t>yearBuilt</w:t>
-      </w:r>
-      <w:proofErr w:type="spellEnd"/>
-      <w:r>
-        <w:rPr>
-          <w:rFonts w:ascii="Times New Roman" w:hAnsi="Times New Roman"/>
-          <w:sz w:val="24"/>
-          <w:szCs w:val="24"/>
-        </w:rPr>
-        <w:t>}}</w:t>
-      </w:r>
-      <w:r>
-        <w:rPr>
-          <w:rFonts w:ascii="Times New Roman" w:hAnsi="Times New Roman"/>
-          <w:sz w:val="24"/>
-          <w:szCs w:val="24"/>
-        </w:rPr>
-        <w:t xml:space="preserve">; </w:t>
-      </w:r>
-      <w:r>
-        <w:rPr>
-          <w:rFonts w:ascii="Times New Roman" w:hAnsi="Times New Roman"/>
-          <w:sz w:val="24"/>
-          <w:szCs w:val="24"/>
-        </w:rPr>
-        <w:t>инвентарный номер</w:t>
-      </w:r>
-      <w:r>
-        <w:rPr>
-          <w:rFonts w:ascii="Times New Roman" w:hAnsi="Times New Roman"/>
-          <w:sz w:val="24"/>
-          <w:szCs w:val="24"/>
-        </w:rPr>
-        <w:t xml:space="preserve"> -</w:t>
-      </w:r>
-      <w:r>
-        <w:rPr>
-          <w:rFonts w:ascii="Times New Roman" w:hAnsi="Times New Roman"/>
-          <w:sz w:val="24"/>
-          <w:szCs w:val="24"/>
-        </w:rPr>
-        <w:t xml:space="preserve"> </w:t>
-      </w:r>
-      <w:r>
-        <w:rPr>
-          <w:rFonts w:ascii="Times New Roman" w:hAnsi="Times New Roman"/>
-          <w:sz w:val="24"/>
-          <w:szCs w:val="24"/>
-        </w:rPr>
-        <w:t>{{</w:t>
-      </w:r>
-      <w:r>
-        <w:rPr>
-          <w:rFonts w:ascii="Times New Roman" w:hAnsi="Times New Roman"/>
-          <w:sz w:val="24"/>
-          <w:szCs w:val="24"/>
-          <w:lang w:val="en-US"/>
-        </w:rPr>
-        <w:t>property</w:t>
-      </w:r>
-      <w:r>
-        <w:rPr>
-          <w:rFonts w:ascii="Times New Roman" w:hAnsi="Times New Roman"/>
-          <w:sz w:val="24"/>
-          <w:szCs w:val="24"/>
-        </w:rPr>
-        <w:t>.</w:t>
-      </w:r>
-      <w:proofErr w:type="spellStart"/>
-      <w:r>
-        <w:rPr>
-          <w:rFonts w:ascii="Times New Roman" w:hAnsi="Times New Roman"/>
-          <w:sz w:val="24"/>
-          <w:szCs w:val="24"/>
-          <w:lang w:val="en-US"/>
-        </w:rPr>
-        <w:t>inventoryNumber</w:t>
-      </w:r>
-      <w:proofErr w:type="spellEnd"/>
-      <w:r>
-        <w:rPr>
-          <w:rFonts w:ascii="Times New Roman" w:hAnsi="Times New Roman"/>
-          <w:sz w:val="24"/>
-          <w:szCs w:val="24"/>
-        </w:rPr>
-        <w:t>}}</w:t>
-      </w:r>
-      <w:r>
-        <w:rPr>
-          <w:rFonts w:ascii="Times New Roman" w:hAnsi="Times New Roman"/>
-          <w:sz w:val="24"/>
-          <w:szCs w:val="24"/>
-        </w:rPr>
-        <w:t>.</w:t>
+          <w:lang w:val="ru-BY"/>
+        </w:rPr>
+        <w:t>}</w:t>
+      </w:r>
+      <w:r>
+        <w:rPr>
+          <w:rFonts w:ascii="Times New Roman" w:hAnsi="Times New Roman"/>
+          <w:sz w:val="24"/>
+          <w:szCs w:val="24"/>
+          <w:lang w:val="ru-BY"/>
+        </w:rPr>
+        <w:t>}.</w:t>
       </w:r>
     </w:p>
     <w:p>
@@ -1585,23 +1920,15 @@
           <w:sz w:val="24"/>
           <w:szCs w:val="24"/>
         </w:rPr>
-        <w:t>Дополнительная информация (сведения о земельном участке, и пр.) __________________________</w:t>
-      </w:r>
-      <w:r>
-        <w:rPr>
-          <w:rFonts w:ascii="Times New Roman" w:hAnsi="Times New Roman"/>
-          <w:sz w:val="24"/>
-          <w:szCs w:val="24"/>
-        </w:rPr>
-        <w:t>________________________________________</w:t>
-      </w:r>
-      <w:r>
-        <w:rPr>
-          <w:rFonts w:ascii="Times New Roman" w:hAnsi="Times New Roman"/>
-          <w:sz w:val="24"/>
-          <w:szCs w:val="24"/>
-        </w:rPr>
-        <w:t>___________________</w:t>
+        <w:t xml:space="preserve">Дополнительная информация (сведения о земельном участке, и пр.) </w:t>
+      </w:r>
+    </w:p>
+    <w:p>
+      <w:pPr>
+        <w:ind w:firstLine="426"/>
+      </w:pPr>
+      <w:r>
+        <w:t>_____________________________________________________________________________________</w:t>
       </w:r>
     </w:p>
     <w:p>
@@ -2489,7 +2816,17 @@
           <w:szCs w:val="24"/>
           <w:lang w:eastAsia="ru-RU"/>
         </w:rPr>
-        <w:t>течение 2 (двух) календарных дней</w:t>
+        <w:t xml:space="preserve">течение 2 (двух) </w:t>
+      </w:r>
+      <w:r>
+        <w:rPr>
+          <w:rFonts w:ascii="Times New Roman" w:eastAsia="Times New Roman" w:hAnsi="Times New Roman"/>
+          <w:sz w:val="24"/>
+          <w:szCs w:val="24"/>
+          <w:lang w:eastAsia="ru-RU"/>
+        </w:rPr>
+        <w:lastRenderedPageBreak/>
+        <w:t>календарных дней</w:t>
       </w:r>
       <w:r>
         <w:rPr>
@@ -2580,16 +2917,7 @@
           <w:sz w:val="24"/>
           <w:szCs w:val="24"/>
         </w:rPr>
-        <w:t xml:space="preserve">Согласно пункту 5 Положения о порядке установления и применения тарифов на риэлтерские услуги, утвержденного Постановлением Совета Министров Республики Беларусь от 01.11.2023 № </w:t>
-      </w:r>
-      <w:r>
-        <w:rPr>
-          <w:rFonts w:ascii="Times New Roman" w:hAnsi="Times New Roman"/>
-          <w:sz w:val="24"/>
-          <w:szCs w:val="24"/>
-        </w:rPr>
-        <w:lastRenderedPageBreak/>
-        <w:t xml:space="preserve">754 «О тарифах на риэлтерские услуги» </w:t>
+        <w:t xml:space="preserve">Согласно пункту 5 Положения о порядке установления и применения тарифов на риэлтерские услуги, утвержденного Постановлением Совета Министров Республики Беларусь от 01.11.2023 № 754 «О тарифах на риэлтерские услуги» </w:t>
       </w:r>
       <w:r>
         <w:rPr>
@@ -3545,7 +3873,17 @@
           <w:szCs w:val="24"/>
           <w:lang w:eastAsia="ru-RU"/>
         </w:rPr>
-        <w:t xml:space="preserve"> сбор документов, необходимых для удостоверения сделки с объектом недвижимого имущества, государственной регистрации недвижимого имущества, прав на него и сделок с ним, обеспечения государственной регистрации, а также нотариального удостоверения сделки либо удостоверения регистратором документа, являющегося основанием для государственной регистрации сделки с недвижимым имуществом;</w:t>
+        <w:t xml:space="preserve"> сбор документов, необходимых для удостоверения сделки с объектом недвижимого имущества, государственной регистрации недвижимого имущества, прав на него </w:t>
+      </w:r>
+      <w:r>
+        <w:rPr>
+          <w:rFonts w:ascii="Times New Roman" w:eastAsia="Times New Roman" w:hAnsi="Times New Roman"/>
+          <w:sz w:val="24"/>
+          <w:szCs w:val="24"/>
+          <w:lang w:eastAsia="ru-RU"/>
+        </w:rPr>
+        <w:lastRenderedPageBreak/>
+        <w:t>и сделок с ним, обеспечения государственной регистрации, а также нотариального удостоверения сделки либо удостоверения регистратором документа, являющегося основанием для государственной регистрации сделки с недвижимым имуществом;</w:t>
       </w:r>
     </w:p>
     <w:p>
@@ -3566,7 +3904,6 @@
           <w:sz w:val="24"/>
           <w:szCs w:val="24"/>
         </w:rPr>
-        <w:lastRenderedPageBreak/>
         <w:t>3.1.</w:t>
       </w:r>
       <w:r>
@@ -4889,6 +5226,7 @@
           <w:szCs w:val="24"/>
           <w:lang w:eastAsia="ru-RU"/>
         </w:rPr>
+        <w:lastRenderedPageBreak/>
         <w:t xml:space="preserve">Потребитель </w:t>
       </w:r>
       <w:r>
@@ -4917,17 +5255,7 @@
           <w:szCs w:val="24"/>
           <w:lang w:eastAsia="ru-RU"/>
         </w:rPr>
-        <w:t xml:space="preserve">. В случае если в течение указанного срока Потребитель не подпишет акт и не предоставит Исполнителю письменного отказа от подписания акта с </w:t>
-      </w:r>
-      <w:r>
-        <w:rPr>
-          <w:rFonts w:ascii="Times New Roman" w:eastAsia="Times New Roman" w:hAnsi="Times New Roman"/>
-          <w:sz w:val="24"/>
-          <w:szCs w:val="24"/>
-          <w:lang w:eastAsia="ru-RU"/>
-        </w:rPr>
-        <w:lastRenderedPageBreak/>
-        <w:t xml:space="preserve">изложением причин, </w:t>
+        <w:t xml:space="preserve">. В случае если в течение указанного срока Потребитель не подпишет акт и не предоставит Исполнителю письменного отказа от подписания акта с изложением причин, </w:t>
       </w:r>
       <w:r>
         <w:rPr>
@@ -5880,6 +6208,7 @@
           <w:szCs w:val="24"/>
           <w:lang w:eastAsia="ru-RU"/>
         </w:rPr>
+        <w:lastRenderedPageBreak/>
         <w:t xml:space="preserve"> 6.</w:t>
       </w:r>
       <w:r>
@@ -5945,7 +6274,6 @@
           <w:szCs w:val="24"/>
           <w:lang w:eastAsia="ru-RU"/>
         </w:rPr>
-        <w:lastRenderedPageBreak/>
         <w:t>6.</w:t>
       </w:r>
       <w:r>

--- a/templates/working/Договор_ЭКС_1_собств.docx
+++ b/templates/working/Договор_ЭКС_1_собств.docx
@@ -57,7 +57,6 @@
         </w:rPr>
         <w:t>.</w:t>
       </w:r>
-      <w:proofErr w:type="spellStart"/>
       <w:r>
         <w:rPr>
           <w:rFonts w:ascii="Times New Roman" w:eastAsia="Times New Roman" w:hAnsi="Times New Roman"/>
@@ -68,7 +67,6 @@
         </w:rPr>
         <w:t>contractNumber</w:t>
       </w:r>
-      <w:proofErr w:type="spellEnd"/>
       <w:r>
         <w:rPr>
           <w:rFonts w:ascii="Times New Roman" w:eastAsia="Times New Roman" w:hAnsi="Times New Roman"/>
@@ -146,25 +144,14 @@
         </w:rPr>
       </w:pPr>
       <w:bookmarkStart w:id="0" w:name="_Hlk225346991"/>
-      <w:proofErr w:type="spellStart"/>
-      <w:r>
-        <w:rPr>
-          <w:rFonts w:ascii="Times New Roman" w:eastAsia="Times New Roman" w:hAnsi="Times New Roman"/>
-          <w:sz w:val="24"/>
-          <w:szCs w:val="24"/>
-          <w:lang w:eastAsia="ru-RU"/>
-        </w:rPr>
-        <w:t>г.Лида</w:t>
-      </w:r>
-      <w:proofErr w:type="spellEnd"/>
-      <w:r>
-        <w:rPr>
-          <w:rFonts w:ascii="Times New Roman" w:eastAsia="Times New Roman" w:hAnsi="Times New Roman"/>
-          <w:sz w:val="24"/>
-          <w:szCs w:val="24"/>
-          <w:lang w:eastAsia="ru-RU"/>
-        </w:rPr>
-        <w:t xml:space="preserve">                                           </w:t>
+      <w:r>
+        <w:rPr>
+          <w:rFonts w:ascii="Times New Roman" w:eastAsia="Times New Roman" w:hAnsi="Times New Roman"/>
+          <w:sz w:val="24"/>
+          <w:szCs w:val="24"/>
+          <w:lang w:eastAsia="ru-RU"/>
+        </w:rPr>
+        <w:t xml:space="preserve">г.Лида                                           </w:t>
       </w:r>
       <w:r>
         <w:rPr>
@@ -290,7 +277,6 @@
         </w:rPr>
         <w:t>.</w:t>
       </w:r>
-      <w:proofErr w:type="spellStart"/>
       <w:r>
         <w:rPr>
           <w:rFonts w:ascii="Times New Roman" w:eastAsia="Times New Roman" w:hAnsi="Times New Roman"/>
@@ -302,7 +288,6 @@
         </w:rPr>
         <w:t>fullName</w:t>
       </w:r>
-      <w:proofErr w:type="spellEnd"/>
       <w:r>
         <w:rPr>
           <w:rFonts w:ascii="Times New Roman" w:eastAsia="Times New Roman" w:hAnsi="Times New Roman"/>
@@ -770,27 +755,7 @@
           <w:szCs w:val="24"/>
           <w:lang w:eastAsia="ru-RU"/>
         </w:rPr>
-        <w:t>{{</w:t>
-      </w:r>
-      <w:proofErr w:type="spellStart"/>
-      <w:r>
-        <w:rPr>
-          <w:rFonts w:ascii="Times New Roman" w:eastAsia="Times New Roman" w:hAnsi="Times New Roman"/>
-          <w:sz w:val="24"/>
-          <w:szCs w:val="24"/>
-          <w:lang w:eastAsia="ru-RU"/>
-        </w:rPr>
-        <w:t>property</w:t>
-      </w:r>
-      <w:proofErr w:type="spellEnd"/>
-      <w:r>
-        <w:rPr>
-          <w:rFonts w:ascii="Times New Roman" w:eastAsia="Times New Roman" w:hAnsi="Times New Roman"/>
-          <w:sz w:val="24"/>
-          <w:szCs w:val="24"/>
-          <w:lang w:eastAsia="ru-RU"/>
-        </w:rPr>
-        <w:t>.</w:t>
+        <w:t>{{property.</w:t>
       </w:r>
       <w:r>
         <w:rPr>
@@ -891,25 +856,7 @@
           <w:sz w:val="24"/>
           <w:szCs w:val="24"/>
         </w:rPr>
-        <w:t xml:space="preserve"> {{</w:t>
-      </w:r>
-      <w:proofErr w:type="spellStart"/>
-      <w:r>
-        <w:rPr>
-          <w:rFonts w:ascii="Times New Roman" w:hAnsi="Times New Roman"/>
-          <w:sz w:val="24"/>
-          <w:szCs w:val="24"/>
-        </w:rPr>
-        <w:t>property.address</w:t>
-      </w:r>
-      <w:proofErr w:type="spellEnd"/>
-      <w:r>
-        <w:rPr>
-          <w:rFonts w:ascii="Times New Roman" w:hAnsi="Times New Roman"/>
-          <w:sz w:val="24"/>
-          <w:szCs w:val="24"/>
-        </w:rPr>
-        <w:t>}}</w:t>
+        <w:t xml:space="preserve"> {{property.address}}</w:t>
       </w:r>
       <w:r>
         <w:rPr>
@@ -996,18 +943,457 @@
           <w:sz w:val="24"/>
           <w:szCs w:val="24"/>
         </w:rPr>
+        <w:t>{{property.rooms}}</w:t>
+      </w:r>
+      <w:r>
+        <w:rPr>
+          <w:rFonts w:ascii="Times New Roman" w:hAnsi="Times New Roman"/>
+          <w:sz w:val="24"/>
+          <w:szCs w:val="24"/>
+        </w:rPr>
+        <w:t>;</w:t>
+      </w:r>
+      <w:r>
+        <w:rPr>
+          <w:rFonts w:ascii="Times New Roman" w:hAnsi="Times New Roman"/>
+          <w:sz w:val="24"/>
+          <w:szCs w:val="24"/>
+        </w:rPr>
+        <w:t xml:space="preserve"> </w:t>
+      </w:r>
+      <w:r>
+        <w:rPr>
+          <w:rFonts w:ascii="Times New Roman" w:hAnsi="Times New Roman"/>
+          <w:sz w:val="24"/>
+          <w:szCs w:val="24"/>
+        </w:rPr>
+        <w:t>об</w:t>
+      </w:r>
+      <w:r>
+        <w:rPr>
+          <w:rFonts w:ascii="Times New Roman" w:hAnsi="Times New Roman"/>
+          <w:sz w:val="24"/>
+          <w:szCs w:val="24"/>
+        </w:rPr>
+        <w:t>щая пл</w:t>
+      </w:r>
+      <w:r>
+        <w:rPr>
+          <w:rFonts w:ascii="Times New Roman" w:hAnsi="Times New Roman"/>
+          <w:sz w:val="24"/>
+          <w:szCs w:val="24"/>
+        </w:rPr>
+        <w:t>ощадь</w:t>
+      </w:r>
+      <w:r>
+        <w:rPr>
+          <w:rFonts w:ascii="Times New Roman" w:hAnsi="Times New Roman"/>
+          <w:sz w:val="24"/>
+          <w:szCs w:val="24"/>
+        </w:rPr>
+        <w:t xml:space="preserve"> </w:t>
+      </w:r>
+      <w:r>
+        <w:rPr>
+          <w:rFonts w:ascii="Times New Roman" w:hAnsi="Times New Roman"/>
+          <w:sz w:val="24"/>
+          <w:szCs w:val="24"/>
+        </w:rPr>
+        <w:t xml:space="preserve">- </w:t>
+      </w:r>
+      <w:r>
+        <w:rPr>
+          <w:rFonts w:ascii="Times New Roman" w:hAnsi="Times New Roman"/>
+          <w:sz w:val="24"/>
+          <w:szCs w:val="24"/>
+        </w:rPr>
         <w:t>{{</w:t>
       </w:r>
-      <w:proofErr w:type="spellStart"/>
-      <w:r>
-        <w:rPr>
-          <w:rFonts w:ascii="Times New Roman" w:hAnsi="Times New Roman"/>
-          <w:sz w:val="24"/>
-          <w:szCs w:val="24"/>
-        </w:rPr>
-        <w:t>property.rooms</w:t>
-      </w:r>
-      <w:proofErr w:type="spellEnd"/>
+      <w:r>
+        <w:rPr>
+          <w:rFonts w:ascii="Times New Roman" w:hAnsi="Times New Roman"/>
+          <w:sz w:val="24"/>
+          <w:szCs w:val="24"/>
+          <w:lang w:val="en-US"/>
+        </w:rPr>
+        <w:t>property</w:t>
+      </w:r>
+      <w:r>
+        <w:rPr>
+          <w:rFonts w:ascii="Times New Roman" w:hAnsi="Times New Roman"/>
+          <w:sz w:val="24"/>
+          <w:szCs w:val="24"/>
+        </w:rPr>
+        <w:t>.</w:t>
+      </w:r>
+      <w:r>
+        <w:rPr>
+          <w:rFonts w:ascii="Times New Roman" w:hAnsi="Times New Roman"/>
+          <w:sz w:val="24"/>
+          <w:szCs w:val="24"/>
+          <w:lang w:val="en-US"/>
+        </w:rPr>
+        <w:t>areaTotal</w:t>
+      </w:r>
+      <w:r>
+        <w:rPr>
+          <w:rFonts w:ascii="Times New Roman" w:hAnsi="Times New Roman"/>
+          <w:sz w:val="24"/>
+          <w:szCs w:val="24"/>
+        </w:rPr>
+        <w:t xml:space="preserve">}} </w:t>
+      </w:r>
+      <w:r>
+        <w:rPr>
+          <w:rFonts w:ascii="Times New Roman" w:hAnsi="Times New Roman"/>
+          <w:sz w:val="24"/>
+          <w:szCs w:val="24"/>
+        </w:rPr>
+        <w:t>м²</w:t>
+      </w:r>
+      <w:r>
+        <w:rPr>
+          <w:rFonts w:ascii="Times New Roman" w:hAnsi="Times New Roman"/>
+          <w:sz w:val="24"/>
+          <w:szCs w:val="24"/>
+        </w:rPr>
+        <w:t>;</w:t>
+      </w:r>
+      <w:r>
+        <w:rPr>
+          <w:rFonts w:ascii="Times New Roman" w:hAnsi="Times New Roman"/>
+          <w:sz w:val="24"/>
+          <w:szCs w:val="24"/>
+        </w:rPr>
+        <w:t xml:space="preserve"> жилая площадь </w:t>
+      </w:r>
+      <w:r>
+        <w:rPr>
+          <w:rFonts w:ascii="Times New Roman" w:hAnsi="Times New Roman"/>
+          <w:sz w:val="24"/>
+          <w:szCs w:val="24"/>
+        </w:rPr>
+        <w:t xml:space="preserve">- </w:t>
+      </w:r>
+      <w:r>
+        <w:rPr>
+          <w:rFonts w:ascii="Times New Roman" w:hAnsi="Times New Roman"/>
+          <w:sz w:val="24"/>
+          <w:szCs w:val="24"/>
+        </w:rPr>
+        <w:t>{{</w:t>
+      </w:r>
+      <w:r>
+        <w:rPr>
+          <w:rFonts w:ascii="Times New Roman" w:hAnsi="Times New Roman"/>
+          <w:sz w:val="24"/>
+          <w:szCs w:val="24"/>
+          <w:lang w:val="en-US"/>
+        </w:rPr>
+        <w:t>property</w:t>
+      </w:r>
+      <w:r>
+        <w:rPr>
+          <w:rFonts w:ascii="Times New Roman" w:hAnsi="Times New Roman"/>
+          <w:sz w:val="24"/>
+          <w:szCs w:val="24"/>
+        </w:rPr>
+        <w:t>.areaLiving}}</w:t>
+      </w:r>
+      <w:r>
+        <w:rPr>
+          <w:rFonts w:ascii="Times New Roman" w:hAnsi="Times New Roman"/>
+          <w:sz w:val="24"/>
+          <w:szCs w:val="24"/>
+        </w:rPr>
+        <w:t xml:space="preserve"> м²</w:t>
+      </w:r>
+      <w:r>
+        <w:rPr>
+          <w:rFonts w:ascii="Times New Roman" w:hAnsi="Times New Roman"/>
+          <w:sz w:val="24"/>
+          <w:szCs w:val="24"/>
+        </w:rPr>
+        <w:t xml:space="preserve">, </w:t>
+      </w:r>
+      <w:r>
+        <w:rPr>
+          <w:rFonts w:ascii="Times New Roman" w:hAnsi="Times New Roman"/>
+          <w:sz w:val="24"/>
+          <w:szCs w:val="24"/>
+        </w:rPr>
+        <w:t>этаж/этажность</w:t>
+      </w:r>
+      <w:r>
+        <w:rPr>
+          <w:rFonts w:ascii="Times New Roman" w:hAnsi="Times New Roman"/>
+          <w:sz w:val="24"/>
+          <w:szCs w:val="24"/>
+        </w:rPr>
+        <w:t xml:space="preserve"> - </w:t>
+      </w:r>
+      <w:r>
+        <w:rPr>
+          <w:rFonts w:ascii="Times New Roman" w:hAnsi="Times New Roman"/>
+          <w:sz w:val="24"/>
+          <w:szCs w:val="24"/>
+        </w:rPr>
+        <w:t>{{</w:t>
+      </w:r>
+      <w:r>
+        <w:rPr>
+          <w:rFonts w:ascii="Times New Roman" w:hAnsi="Times New Roman"/>
+          <w:sz w:val="24"/>
+          <w:szCs w:val="24"/>
+          <w:lang w:val="en-US"/>
+        </w:rPr>
+        <w:t>property</w:t>
+      </w:r>
+      <w:r>
+        <w:rPr>
+          <w:rFonts w:ascii="Times New Roman" w:hAnsi="Times New Roman"/>
+          <w:sz w:val="24"/>
+          <w:szCs w:val="24"/>
+        </w:rPr>
+        <w:t>.floor}}/{{</w:t>
+      </w:r>
+      <w:r>
+        <w:rPr>
+          <w:rFonts w:ascii="Times New Roman" w:hAnsi="Times New Roman"/>
+          <w:sz w:val="24"/>
+          <w:szCs w:val="24"/>
+          <w:lang w:val="en-US"/>
+        </w:rPr>
+        <w:t>property</w:t>
+      </w:r>
+      <w:r>
+        <w:rPr>
+          <w:rFonts w:ascii="Times New Roman" w:hAnsi="Times New Roman"/>
+          <w:sz w:val="24"/>
+          <w:szCs w:val="24"/>
+        </w:rPr>
+        <w:t>.floors}}</w:t>
+      </w:r>
+      <w:r>
+        <w:rPr>
+          <w:rFonts w:ascii="Times New Roman" w:hAnsi="Times New Roman"/>
+          <w:sz w:val="24"/>
+          <w:szCs w:val="24"/>
+        </w:rPr>
+        <w:t xml:space="preserve">; </w:t>
+      </w:r>
+      <w:r>
+        <w:rPr>
+          <w:rFonts w:ascii="Times New Roman" w:hAnsi="Times New Roman"/>
+          <w:sz w:val="24"/>
+          <w:szCs w:val="24"/>
+        </w:rPr>
+        <w:t>материал</w:t>
+      </w:r>
+      <w:r>
+        <w:rPr>
+          <w:rFonts w:ascii="Times New Roman" w:hAnsi="Times New Roman"/>
+          <w:sz w:val="24"/>
+          <w:szCs w:val="24"/>
+        </w:rPr>
+        <w:t xml:space="preserve"> </w:t>
+      </w:r>
+      <w:r>
+        <w:rPr>
+          <w:rFonts w:ascii="Times New Roman" w:hAnsi="Times New Roman"/>
+          <w:sz w:val="24"/>
+          <w:szCs w:val="24"/>
+        </w:rPr>
+        <w:t>стен</w:t>
+      </w:r>
+      <w:r>
+        <w:rPr>
+          <w:rFonts w:ascii="Times New Roman" w:hAnsi="Times New Roman"/>
+          <w:sz w:val="24"/>
+          <w:szCs w:val="24"/>
+        </w:rPr>
+        <w:t xml:space="preserve"> - </w:t>
+      </w:r>
+      <w:r>
+        <w:rPr>
+          <w:rFonts w:ascii="Times New Roman" w:hAnsi="Times New Roman"/>
+          <w:sz w:val="24"/>
+          <w:szCs w:val="24"/>
+        </w:rPr>
+        <w:t>{{</w:t>
+      </w:r>
+      <w:r>
+        <w:rPr>
+          <w:rFonts w:ascii="Times New Roman" w:hAnsi="Times New Roman"/>
+          <w:sz w:val="24"/>
+          <w:szCs w:val="24"/>
+          <w:lang w:val="en-US"/>
+        </w:rPr>
+        <w:t>property</w:t>
+      </w:r>
+      <w:r>
+        <w:rPr>
+          <w:rFonts w:ascii="Times New Roman" w:hAnsi="Times New Roman"/>
+          <w:sz w:val="24"/>
+          <w:szCs w:val="24"/>
+        </w:rPr>
+        <w:t>.wallMaterial}}</w:t>
+      </w:r>
+      <w:r>
+        <w:rPr>
+          <w:rFonts w:ascii="Times New Roman" w:hAnsi="Times New Roman"/>
+          <w:sz w:val="24"/>
+          <w:szCs w:val="24"/>
+        </w:rPr>
+        <w:t>;</w:t>
+      </w:r>
+      <w:r>
+        <w:rPr>
+          <w:rFonts w:ascii="Times New Roman" w:hAnsi="Times New Roman"/>
+          <w:sz w:val="24"/>
+          <w:szCs w:val="24"/>
+        </w:rPr>
+        <w:t xml:space="preserve"> г</w:t>
+      </w:r>
+      <w:r>
+        <w:rPr>
+          <w:rFonts w:ascii="Times New Roman" w:hAnsi="Times New Roman"/>
+          <w:sz w:val="24"/>
+          <w:szCs w:val="24"/>
+        </w:rPr>
+        <w:t>од постройки</w:t>
+      </w:r>
+      <w:r>
+        <w:rPr>
+          <w:rFonts w:ascii="Times New Roman" w:hAnsi="Times New Roman"/>
+          <w:sz w:val="24"/>
+          <w:szCs w:val="24"/>
+        </w:rPr>
+        <w:t xml:space="preserve"> - </w:t>
+      </w:r>
+      <w:r>
+        <w:rPr>
+          <w:rFonts w:ascii="Times New Roman" w:hAnsi="Times New Roman"/>
+          <w:sz w:val="24"/>
+          <w:szCs w:val="24"/>
+        </w:rPr>
+        <w:t>{</w:t>
+      </w:r>
+      <w:r>
+        <w:rPr>
+          <w:rFonts w:ascii="Times New Roman" w:hAnsi="Times New Roman"/>
+          <w:sz w:val="24"/>
+          <w:szCs w:val="24"/>
+        </w:rPr>
+        <w:t>{</w:t>
+      </w:r>
+      <w:r>
+        <w:rPr>
+          <w:rFonts w:ascii="Times New Roman" w:hAnsi="Times New Roman"/>
+          <w:sz w:val="24"/>
+          <w:szCs w:val="24"/>
+          <w:lang w:val="en-US"/>
+        </w:rPr>
+        <w:t>property</w:t>
+      </w:r>
+      <w:r>
+        <w:rPr>
+          <w:rFonts w:ascii="Times New Roman" w:hAnsi="Times New Roman"/>
+          <w:sz w:val="24"/>
+          <w:szCs w:val="24"/>
+        </w:rPr>
+        <w:t>.yearBuilt}}</w:t>
+      </w:r>
+      <w:r>
+        <w:rPr>
+          <w:rFonts w:ascii="Times New Roman" w:hAnsi="Times New Roman"/>
+          <w:sz w:val="24"/>
+          <w:szCs w:val="24"/>
+        </w:rPr>
+        <w:t>;</w:t>
+      </w:r>
+      <w:r>
+        <w:rPr>
+          <w:rFonts w:ascii="Times New Roman" w:hAnsi="Times New Roman"/>
+          <w:sz w:val="24"/>
+          <w:szCs w:val="24"/>
+        </w:rPr>
+        <w:t xml:space="preserve"> </w:t>
+      </w:r>
+      <w:r>
+        <w:rPr>
+          <w:rFonts w:ascii="Times New Roman" w:hAnsi="Times New Roman"/>
+          <w:sz w:val="24"/>
+          <w:szCs w:val="24"/>
+        </w:rPr>
+        <w:t>{</w:t>
+      </w:r>
+      <w:r>
+        <w:rPr>
+          <w:rFonts w:ascii="Times New Roman" w:hAnsi="Times New Roman"/>
+          <w:sz w:val="24"/>
+          <w:szCs w:val="24"/>
+        </w:rPr>
+        <w:t>{#property.isApartment}</w:t>
+      </w:r>
+      <w:r>
+        <w:rPr>
+          <w:rFonts w:ascii="Times New Roman" w:hAnsi="Times New Roman"/>
+          <w:sz w:val="24"/>
+          <w:szCs w:val="24"/>
+        </w:rPr>
+        <w:t>}</w:t>
+      </w:r>
+      <w:r>
+        <w:rPr>
+          <w:rFonts w:ascii="Times New Roman" w:hAnsi="Times New Roman"/>
+          <w:sz w:val="24"/>
+          <w:szCs w:val="24"/>
+        </w:rPr>
+        <w:t>инвентарный номер</w:t>
+      </w:r>
+      <w:r>
+        <w:rPr>
+          <w:rFonts w:ascii="Times New Roman" w:hAnsi="Times New Roman"/>
+          <w:sz w:val="24"/>
+          <w:szCs w:val="24"/>
+        </w:rPr>
+        <w:t xml:space="preserve"> - </w:t>
+      </w:r>
+      <w:r>
+        <w:rPr>
+          <w:rFonts w:ascii="Times New Roman" w:hAnsi="Times New Roman"/>
+          <w:sz w:val="24"/>
+          <w:szCs w:val="24"/>
+        </w:rPr>
+        <w:t>{{</w:t>
+      </w:r>
+      <w:r>
+        <w:rPr>
+          <w:rFonts w:ascii="Times New Roman" w:hAnsi="Times New Roman"/>
+          <w:sz w:val="24"/>
+          <w:szCs w:val="24"/>
+          <w:lang w:val="en-US"/>
+        </w:rPr>
+        <w:t>property</w:t>
+      </w:r>
+      <w:r>
+        <w:rPr>
+          <w:rFonts w:ascii="Times New Roman" w:hAnsi="Times New Roman"/>
+          <w:sz w:val="24"/>
+          <w:szCs w:val="24"/>
+        </w:rPr>
+        <w:t>.</w:t>
+      </w:r>
+      <w:r>
+        <w:rPr>
+          <w:rFonts w:ascii="Times New Roman" w:hAnsi="Times New Roman"/>
+          <w:sz w:val="24"/>
+          <w:szCs w:val="24"/>
+          <w:lang w:val="en-US"/>
+        </w:rPr>
+        <w:t>inventoryNumber</w:t>
+      </w:r>
       <w:r>
         <w:rPr>
           <w:rFonts w:ascii="Times New Roman" w:hAnsi="Times New Roman"/>
@@ -1017,6 +1403,171 @@
         <w:t>}}</w:t>
       </w:r>
       <w:r>
+        <w:t xml:space="preserve"> </w:t>
+      </w:r>
+      <w:r>
+        <w:t>{</w:t>
+      </w:r>
+      <w:r>
+        <w:rPr>
+          <w:rFonts w:ascii="Times New Roman" w:hAnsi="Times New Roman"/>
+          <w:sz w:val="24"/>
+          <w:szCs w:val="24"/>
+        </w:rPr>
+        <w:t>{/property.isApartment}</w:t>
+      </w:r>
+      <w:r>
+        <w:rPr>
+          <w:rFonts w:ascii="Times New Roman" w:hAnsi="Times New Roman"/>
+          <w:sz w:val="24"/>
+          <w:szCs w:val="24"/>
+        </w:rPr>
+        <w:t>}{</w:t>
+      </w:r>
+      <w:r>
+        <w:rPr>
+          <w:rFonts w:ascii="Times New Roman" w:hAnsi="Times New Roman"/>
+          <w:sz w:val="24"/>
+          <w:szCs w:val="24"/>
+          <w:lang w:val="ru-BY"/>
+        </w:rPr>
+        <w:t>{#property.isHouse}</w:t>
+      </w:r>
+      <w:r>
+        <w:rPr>
+          <w:rFonts w:ascii="Times New Roman" w:hAnsi="Times New Roman"/>
+          <w:sz w:val="24"/>
+          <w:szCs w:val="24"/>
+          <w:lang w:val="ru-BY"/>
+        </w:rPr>
+        <w:t>}</w:t>
+      </w:r>
+      <w:r>
+        <w:rPr>
+          <w:rFonts w:ascii="Times New Roman" w:hAnsi="Times New Roman"/>
+          <w:sz w:val="24"/>
+          <w:szCs w:val="24"/>
+          <w:lang w:val="ru-BY" w:eastAsia="ru-BY"/>
+        </w:rPr>
+        <w:t>кадастровый</w:t>
+      </w:r>
+      <w:r>
+        <w:rPr>
+          <w:rFonts w:ascii="Times New Roman" w:hAnsi="Times New Roman"/>
+          <w:sz w:val="24"/>
+          <w:szCs w:val="24"/>
+          <w:lang w:val="ru-BY"/>
+        </w:rPr>
+        <w:t xml:space="preserve"> </w:t>
+      </w:r>
+      <w:r>
+        <w:rPr>
+          <w:rFonts w:ascii="Times New Roman" w:hAnsi="Times New Roman"/>
+          <w:sz w:val="24"/>
+          <w:szCs w:val="24"/>
+        </w:rPr>
+        <w:t xml:space="preserve">номер – </w:t>
+      </w:r>
+      <w:r>
+        <w:rPr>
+          <w:rFonts w:ascii="Times New Roman" w:hAnsi="Times New Roman"/>
+          <w:sz w:val="24"/>
+          <w:szCs w:val="24"/>
+        </w:rPr>
+        <w:t>{{</w:t>
+      </w:r>
+      <w:r>
+        <w:rPr>
+          <w:rFonts w:ascii="Times New Roman" w:hAnsi="Times New Roman"/>
+          <w:sz w:val="24"/>
+          <w:szCs w:val="24"/>
+          <w:lang w:val="en-US"/>
+        </w:rPr>
+        <w:t>property</w:t>
+      </w:r>
+      <w:r>
+        <w:rPr>
+          <w:rFonts w:ascii="Times New Roman" w:hAnsi="Times New Roman"/>
+          <w:sz w:val="24"/>
+          <w:szCs w:val="24"/>
+        </w:rPr>
+        <w:t>.cadastre}}</w:t>
+      </w:r>
+      <w:r>
+        <w:rPr>
+          <w:rFonts w:ascii="Times New Roman" w:hAnsi="Times New Roman"/>
+          <w:sz w:val="24"/>
+          <w:szCs w:val="24"/>
+        </w:rPr>
+        <w:t xml:space="preserve">; </w:t>
+      </w:r>
+      <w:r>
+        <w:rPr>
+          <w:rFonts w:ascii="Times New Roman" w:hAnsi="Times New Roman"/>
+          <w:sz w:val="24"/>
+          <w:szCs w:val="24"/>
+        </w:rPr>
+        <w:t xml:space="preserve">площадь земельного участка – </w:t>
+      </w:r>
+      <w:r>
+        <w:rPr>
+          <w:rFonts w:ascii="Times New Roman" w:hAnsi="Times New Roman"/>
+          <w:sz w:val="24"/>
+          <w:szCs w:val="24"/>
+        </w:rPr>
+        <w:t>{{</w:t>
+      </w:r>
+      <w:r>
+        <w:rPr>
+          <w:rFonts w:ascii="Times New Roman" w:hAnsi="Times New Roman"/>
+          <w:sz w:val="24"/>
+          <w:szCs w:val="24"/>
+          <w:lang w:val="en-US"/>
+        </w:rPr>
+        <w:t>property</w:t>
+      </w:r>
+      <w:r>
+        <w:rPr>
+          <w:rFonts w:ascii="Times New Roman" w:hAnsi="Times New Roman"/>
+          <w:sz w:val="24"/>
+          <w:szCs w:val="24"/>
+        </w:rPr>
+        <w:t>.</w:t>
+      </w:r>
+      <w:r>
+        <w:rPr>
+          <w:rFonts w:ascii="Times New Roman" w:hAnsi="Times New Roman"/>
+          <w:sz w:val="24"/>
+          <w:szCs w:val="24"/>
+          <w:lang w:val="en-US"/>
+        </w:rPr>
+        <w:t>l</w:t>
+      </w:r>
+      <w:r>
+        <w:rPr>
+          <w:rFonts w:ascii="Times New Roman" w:hAnsi="Times New Roman"/>
+          <w:sz w:val="24"/>
+          <w:szCs w:val="24"/>
+        </w:rPr>
+        <w:t>andArea}}</w:t>
+      </w:r>
+      <w:r>
+        <w:rPr>
+          <w:rFonts w:ascii="Times New Roman" w:hAnsi="Times New Roman"/>
+          <w:sz w:val="24"/>
+          <w:szCs w:val="24"/>
+        </w:rPr>
+        <w:t xml:space="preserve"> </w:t>
+      </w:r>
+      <w:r>
+        <w:rPr>
+          <w:rFonts w:ascii="Times New Roman" w:hAnsi="Times New Roman"/>
+          <w:sz w:val="24"/>
+          <w:szCs w:val="24"/>
+        </w:rPr>
+        <w:t>га</w:t>
+      </w:r>
+      <w:r>
         <w:rPr>
           <w:rFonts w:ascii="Times New Roman" w:hAnsi="Times New Roman"/>
           <w:sz w:val="24"/>
@@ -1038,39 +1589,7 @@
           <w:sz w:val="24"/>
           <w:szCs w:val="24"/>
         </w:rPr>
-        <w:t>об</w:t>
-      </w:r>
-      <w:r>
-        <w:rPr>
-          <w:rFonts w:ascii="Times New Roman" w:hAnsi="Times New Roman"/>
-          <w:sz w:val="24"/>
-          <w:szCs w:val="24"/>
-        </w:rPr>
-        <w:t>щая пл</w:t>
-      </w:r>
-      <w:r>
-        <w:rPr>
-          <w:rFonts w:ascii="Times New Roman" w:hAnsi="Times New Roman"/>
-          <w:sz w:val="24"/>
-          <w:szCs w:val="24"/>
-        </w:rPr>
-        <w:t>ощадь</w:t>
-      </w:r>
-      <w:r>
-        <w:rPr>
-          <w:rFonts w:ascii="Times New Roman" w:hAnsi="Times New Roman"/>
-          <w:sz w:val="24"/>
-          <w:szCs w:val="24"/>
-        </w:rPr>
-        <w:t xml:space="preserve"> </w:t>
-      </w:r>
-      <w:r>
-        <w:rPr>
-          <w:rFonts w:ascii="Times New Roman" w:hAnsi="Times New Roman"/>
-          <w:sz w:val="24"/>
-          <w:szCs w:val="24"/>
-        </w:rPr>
-        <w:t xml:space="preserve">- </w:t>
+        <w:t xml:space="preserve">форма собственности – </w:t>
       </w:r>
       <w:r>
         <w:rPr>
@@ -1097,7 +1616,6 @@
         </w:rPr>
         <w:t>.</w:t>
       </w:r>
-      <w:proofErr w:type="spellStart"/>
       <w:r>
         <w:rPr>
           <w:rFonts w:ascii="Times New Roman" w:hAnsi="Times New Roman"/>
@@ -1105,84 +1623,8 @@
           <w:szCs w:val="24"/>
           <w:lang w:val="en-US"/>
         </w:rPr>
-        <w:t>areaTotal</w:t>
-      </w:r>
-      <w:proofErr w:type="spellEnd"/>
-      <w:r>
-        <w:rPr>
-          <w:rFonts w:ascii="Times New Roman" w:hAnsi="Times New Roman"/>
-          <w:sz w:val="24"/>
-          <w:szCs w:val="24"/>
-        </w:rPr>
-        <w:t xml:space="preserve">}} </w:t>
-      </w:r>
-      <w:r>
-        <w:rPr>
-          <w:rFonts w:ascii="Times New Roman" w:hAnsi="Times New Roman"/>
-          <w:sz w:val="24"/>
-          <w:szCs w:val="24"/>
-        </w:rPr>
-        <w:t>м²</w:t>
-      </w:r>
-      <w:r>
-        <w:rPr>
-          <w:rFonts w:ascii="Times New Roman" w:hAnsi="Times New Roman"/>
-          <w:sz w:val="24"/>
-          <w:szCs w:val="24"/>
-        </w:rPr>
-        <w:t>;</w:t>
-      </w:r>
-      <w:r>
-        <w:rPr>
-          <w:rFonts w:ascii="Times New Roman" w:hAnsi="Times New Roman"/>
-          <w:sz w:val="24"/>
-          <w:szCs w:val="24"/>
-        </w:rPr>
-        <w:t xml:space="preserve"> жилая площадь </w:t>
-      </w:r>
-      <w:r>
-        <w:rPr>
-          <w:rFonts w:ascii="Times New Roman" w:hAnsi="Times New Roman"/>
-          <w:sz w:val="24"/>
-          <w:szCs w:val="24"/>
-        </w:rPr>
-        <w:t xml:space="preserve">- </w:t>
-      </w:r>
-      <w:r>
-        <w:rPr>
-          <w:rFonts w:ascii="Times New Roman" w:hAnsi="Times New Roman"/>
-          <w:sz w:val="24"/>
-          <w:szCs w:val="24"/>
-        </w:rPr>
-        <w:t>{{</w:t>
-      </w:r>
-      <w:r>
-        <w:rPr>
-          <w:rFonts w:ascii="Times New Roman" w:hAnsi="Times New Roman"/>
-          <w:sz w:val="24"/>
-          <w:szCs w:val="24"/>
-          <w:lang w:val="en-US"/>
-        </w:rPr>
-        <w:t>property</w:t>
-      </w:r>
-      <w:r>
-        <w:rPr>
-          <w:rFonts w:ascii="Times New Roman" w:hAnsi="Times New Roman"/>
-          <w:sz w:val="24"/>
-          <w:szCs w:val="24"/>
-        </w:rPr>
-        <w:t>.</w:t>
-      </w:r>
-      <w:proofErr w:type="spellStart"/>
-      <w:r>
-        <w:rPr>
-          <w:rFonts w:ascii="Times New Roman" w:hAnsi="Times New Roman"/>
-          <w:sz w:val="24"/>
-          <w:szCs w:val="24"/>
-        </w:rPr>
-        <w:t>areaLiving</w:t>
-      </w:r>
-      <w:proofErr w:type="spellEnd"/>
+        <w:t>ownershipForm</w:t>
+      </w:r>
       <w:r>
         <w:rPr>
           <w:rFonts w:ascii="Times New Roman" w:hAnsi="Times New Roman"/>
@@ -1196,231 +1638,7 @@
           <w:rFonts w:ascii="Times New Roman" w:hAnsi="Times New Roman"/>
           <w:sz w:val="24"/>
           <w:szCs w:val="24"/>
-        </w:rPr>
-        <w:t xml:space="preserve"> м²</w:t>
-      </w:r>
-      <w:r>
-        <w:rPr>
-          <w:rFonts w:ascii="Times New Roman" w:hAnsi="Times New Roman"/>
-          <w:sz w:val="24"/>
-          <w:szCs w:val="24"/>
-        </w:rPr>
-        <w:t xml:space="preserve">, </w:t>
-      </w:r>
-      <w:r>
-        <w:rPr>
-          <w:rFonts w:ascii="Times New Roman" w:hAnsi="Times New Roman"/>
-          <w:sz w:val="24"/>
-          <w:szCs w:val="24"/>
-        </w:rPr>
-        <w:t>этаж/этажность</w:t>
-      </w:r>
-      <w:r>
-        <w:rPr>
-          <w:rFonts w:ascii="Times New Roman" w:hAnsi="Times New Roman"/>
-          <w:sz w:val="24"/>
-          <w:szCs w:val="24"/>
-        </w:rPr>
-        <w:t xml:space="preserve"> - </w:t>
-      </w:r>
-      <w:r>
-        <w:rPr>
-          <w:rFonts w:ascii="Times New Roman" w:hAnsi="Times New Roman"/>
-          <w:sz w:val="24"/>
-          <w:szCs w:val="24"/>
-        </w:rPr>
-        <w:t>{{</w:t>
-      </w:r>
-      <w:r>
-        <w:rPr>
-          <w:rFonts w:ascii="Times New Roman" w:hAnsi="Times New Roman"/>
-          <w:sz w:val="24"/>
-          <w:szCs w:val="24"/>
-          <w:lang w:val="en-US"/>
-        </w:rPr>
-        <w:t>property</w:t>
-      </w:r>
-      <w:r>
-        <w:rPr>
-          <w:rFonts w:ascii="Times New Roman" w:hAnsi="Times New Roman"/>
-          <w:sz w:val="24"/>
-          <w:szCs w:val="24"/>
-        </w:rPr>
-        <w:t>.</w:t>
-      </w:r>
-      <w:proofErr w:type="spellStart"/>
-      <w:r>
-        <w:rPr>
-          <w:rFonts w:ascii="Times New Roman" w:hAnsi="Times New Roman"/>
-          <w:sz w:val="24"/>
-          <w:szCs w:val="24"/>
-        </w:rPr>
-        <w:t>floor</w:t>
-      </w:r>
-      <w:proofErr w:type="spellEnd"/>
-      <w:r>
-        <w:rPr>
-          <w:rFonts w:ascii="Times New Roman" w:hAnsi="Times New Roman"/>
-          <w:sz w:val="24"/>
-          <w:szCs w:val="24"/>
-        </w:rPr>
-        <w:t>}}/{{</w:t>
-      </w:r>
-      <w:r>
-        <w:rPr>
-          <w:rFonts w:ascii="Times New Roman" w:hAnsi="Times New Roman"/>
-          <w:sz w:val="24"/>
-          <w:szCs w:val="24"/>
-          <w:lang w:val="en-US"/>
-        </w:rPr>
-        <w:t>property</w:t>
-      </w:r>
-      <w:r>
-        <w:rPr>
-          <w:rFonts w:ascii="Times New Roman" w:hAnsi="Times New Roman"/>
-          <w:sz w:val="24"/>
-          <w:szCs w:val="24"/>
-        </w:rPr>
-        <w:t>.</w:t>
-      </w:r>
-      <w:proofErr w:type="spellStart"/>
-      <w:r>
-        <w:rPr>
-          <w:rFonts w:ascii="Times New Roman" w:hAnsi="Times New Roman"/>
-          <w:sz w:val="24"/>
-          <w:szCs w:val="24"/>
-        </w:rPr>
-        <w:t>floors</w:t>
-      </w:r>
-      <w:proofErr w:type="spellEnd"/>
-      <w:r>
-        <w:rPr>
-          <w:rFonts w:ascii="Times New Roman" w:hAnsi="Times New Roman"/>
-          <w:sz w:val="24"/>
-          <w:szCs w:val="24"/>
-        </w:rPr>
-        <w:t>}}</w:t>
-      </w:r>
-      <w:r>
-        <w:rPr>
-          <w:rFonts w:ascii="Times New Roman" w:hAnsi="Times New Roman"/>
-          <w:sz w:val="24"/>
-          <w:szCs w:val="24"/>
-        </w:rPr>
-        <w:t xml:space="preserve">; </w:t>
-      </w:r>
-      <w:r>
-        <w:rPr>
-          <w:rFonts w:ascii="Times New Roman" w:hAnsi="Times New Roman"/>
-          <w:sz w:val="24"/>
-          <w:szCs w:val="24"/>
-        </w:rPr>
-        <w:t>материал</w:t>
-      </w:r>
-      <w:r>
-        <w:rPr>
-          <w:rFonts w:ascii="Times New Roman" w:hAnsi="Times New Roman"/>
-          <w:sz w:val="24"/>
-          <w:szCs w:val="24"/>
-        </w:rPr>
-        <w:t xml:space="preserve"> </w:t>
-      </w:r>
-      <w:r>
-        <w:rPr>
-          <w:rFonts w:ascii="Times New Roman" w:hAnsi="Times New Roman"/>
-          <w:sz w:val="24"/>
-          <w:szCs w:val="24"/>
-        </w:rPr>
-        <w:t>стен</w:t>
-      </w:r>
-      <w:r>
-        <w:rPr>
-          <w:rFonts w:ascii="Times New Roman" w:hAnsi="Times New Roman"/>
-          <w:sz w:val="24"/>
-          <w:szCs w:val="24"/>
-        </w:rPr>
-        <w:t xml:space="preserve"> - </w:t>
-      </w:r>
-      <w:r>
-        <w:rPr>
-          <w:rFonts w:ascii="Times New Roman" w:hAnsi="Times New Roman"/>
-          <w:sz w:val="24"/>
-          <w:szCs w:val="24"/>
-        </w:rPr>
-        <w:t>{{</w:t>
-      </w:r>
-      <w:r>
-        <w:rPr>
-          <w:rFonts w:ascii="Times New Roman" w:hAnsi="Times New Roman"/>
-          <w:sz w:val="24"/>
-          <w:szCs w:val="24"/>
-          <w:lang w:val="en-US"/>
-        </w:rPr>
-        <w:t>property</w:t>
-      </w:r>
-      <w:r>
-        <w:rPr>
-          <w:rFonts w:ascii="Times New Roman" w:hAnsi="Times New Roman"/>
-          <w:sz w:val="24"/>
-          <w:szCs w:val="24"/>
-        </w:rPr>
-        <w:t>.</w:t>
-      </w:r>
-      <w:proofErr w:type="spellStart"/>
-      <w:r>
-        <w:rPr>
-          <w:rFonts w:ascii="Times New Roman" w:hAnsi="Times New Roman"/>
-          <w:sz w:val="24"/>
-          <w:szCs w:val="24"/>
-        </w:rPr>
-        <w:t>wallMaterial</w:t>
-      </w:r>
-      <w:proofErr w:type="spellEnd"/>
-      <w:r>
-        <w:rPr>
-          <w:rFonts w:ascii="Times New Roman" w:hAnsi="Times New Roman"/>
-          <w:sz w:val="24"/>
-          <w:szCs w:val="24"/>
-        </w:rPr>
-        <w:t>}}</w:t>
-      </w:r>
-      <w:r>
-        <w:rPr>
-          <w:rFonts w:ascii="Times New Roman" w:hAnsi="Times New Roman"/>
-          <w:sz w:val="24"/>
-          <w:szCs w:val="24"/>
-        </w:rPr>
-        <w:t>;</w:t>
-      </w:r>
-      <w:r>
-        <w:rPr>
-          <w:rFonts w:ascii="Times New Roman" w:hAnsi="Times New Roman"/>
-          <w:sz w:val="24"/>
-          <w:szCs w:val="24"/>
-        </w:rPr>
-        <w:t xml:space="preserve"> г</w:t>
-      </w:r>
-      <w:r>
-        <w:rPr>
-          <w:rFonts w:ascii="Times New Roman" w:hAnsi="Times New Roman"/>
-          <w:sz w:val="24"/>
-          <w:szCs w:val="24"/>
-        </w:rPr>
-        <w:t>од постройки</w:t>
-      </w:r>
-      <w:r>
-        <w:rPr>
-          <w:rFonts w:ascii="Times New Roman" w:hAnsi="Times New Roman"/>
-          <w:sz w:val="24"/>
-          <w:szCs w:val="24"/>
-        </w:rPr>
-        <w:t xml:space="preserve"> - </w:t>
-      </w:r>
-      <w:r>
-        <w:rPr>
-          <w:rFonts w:ascii="Times New Roman" w:hAnsi="Times New Roman"/>
-          <w:sz w:val="24"/>
-          <w:szCs w:val="24"/>
+          <w:lang w:val="ru-BY"/>
         </w:rPr>
         <w:t>{</w:t>
       </w:r>
@@ -1429,6 +1647,7 @@
           <w:rFonts w:ascii="Times New Roman" w:hAnsi="Times New Roman"/>
           <w:sz w:val="24"/>
           <w:szCs w:val="24"/>
+          <w:lang w:val="ru-BY"/>
         </w:rPr>
         <w:t>{</w:t>
       </w:r>
@@ -1437,461 +1656,9 @@
           <w:rFonts w:ascii="Times New Roman" w:hAnsi="Times New Roman"/>
           <w:sz w:val="24"/>
           <w:szCs w:val="24"/>
-          <w:lang w:val="en-US"/>
-        </w:rPr>
-        <w:t>property</w:t>
-      </w:r>
-      <w:r>
-        <w:rPr>
-          <w:rFonts w:ascii="Times New Roman" w:hAnsi="Times New Roman"/>
-          <w:sz w:val="24"/>
-          <w:szCs w:val="24"/>
-        </w:rPr>
-        <w:t>.</w:t>
-      </w:r>
-      <w:proofErr w:type="spellStart"/>
-      <w:r>
-        <w:rPr>
-          <w:rFonts w:ascii="Times New Roman" w:hAnsi="Times New Roman"/>
-          <w:sz w:val="24"/>
-          <w:szCs w:val="24"/>
-        </w:rPr>
-        <w:t>yearBuilt</w:t>
-      </w:r>
-      <w:proofErr w:type="spellEnd"/>
-      <w:r>
-        <w:rPr>
-          <w:rFonts w:ascii="Times New Roman" w:hAnsi="Times New Roman"/>
-          <w:sz w:val="24"/>
-          <w:szCs w:val="24"/>
-        </w:rPr>
-        <w:t>}}</w:t>
-      </w:r>
-      <w:r>
-        <w:rPr>
-          <w:rFonts w:ascii="Times New Roman" w:hAnsi="Times New Roman"/>
-          <w:sz w:val="24"/>
-          <w:szCs w:val="24"/>
-        </w:rPr>
-        <w:t>;</w:t>
-      </w:r>
-      <w:r>
-        <w:rPr>
-          <w:rFonts w:ascii="Times New Roman" w:hAnsi="Times New Roman"/>
-          <w:sz w:val="24"/>
-          <w:szCs w:val="24"/>
-        </w:rPr>
-        <w:t xml:space="preserve"> </w:t>
-      </w:r>
-      <w:r>
-        <w:rPr>
-          <w:rFonts w:ascii="Times New Roman" w:hAnsi="Times New Roman"/>
-          <w:sz w:val="24"/>
-          <w:szCs w:val="24"/>
-        </w:rPr>
-        <w:t>{</w:t>
-      </w:r>
-      <w:r>
-        <w:rPr>
-          <w:rFonts w:ascii="Times New Roman" w:hAnsi="Times New Roman"/>
-          <w:sz w:val="24"/>
-          <w:szCs w:val="24"/>
-        </w:rPr>
-        <w:t>{#property.isApartment}</w:t>
-      </w:r>
-      <w:r>
-        <w:rPr>
-          <w:rFonts w:ascii="Times New Roman" w:hAnsi="Times New Roman"/>
-          <w:sz w:val="24"/>
-          <w:szCs w:val="24"/>
-        </w:rPr>
-        <w:t>}</w:t>
-      </w:r>
-      <w:r>
-        <w:rPr>
-          <w:rFonts w:ascii="Times New Roman" w:hAnsi="Times New Roman"/>
-          <w:sz w:val="24"/>
-          <w:szCs w:val="24"/>
-        </w:rPr>
-        <w:t>инвентарный номер</w:t>
-      </w:r>
-      <w:r>
-        <w:rPr>
-          <w:rFonts w:ascii="Times New Roman" w:hAnsi="Times New Roman"/>
-          <w:sz w:val="24"/>
-          <w:szCs w:val="24"/>
-        </w:rPr>
-        <w:t xml:space="preserve"> - </w:t>
-      </w:r>
-      <w:r>
-        <w:rPr>
-          <w:rFonts w:ascii="Times New Roman" w:hAnsi="Times New Roman"/>
-          <w:sz w:val="24"/>
-          <w:szCs w:val="24"/>
-        </w:rPr>
-        <w:t>{{</w:t>
-      </w:r>
-      <w:r>
-        <w:rPr>
-          <w:rFonts w:ascii="Times New Roman" w:hAnsi="Times New Roman"/>
-          <w:sz w:val="24"/>
-          <w:szCs w:val="24"/>
-          <w:lang w:val="en-US"/>
-        </w:rPr>
-        <w:t>property</w:t>
-      </w:r>
-      <w:r>
-        <w:rPr>
-          <w:rFonts w:ascii="Times New Roman" w:hAnsi="Times New Roman"/>
-          <w:sz w:val="24"/>
-          <w:szCs w:val="24"/>
-        </w:rPr>
-        <w:t>.</w:t>
-      </w:r>
-      <w:proofErr w:type="spellStart"/>
-      <w:r>
-        <w:rPr>
-          <w:rFonts w:ascii="Times New Roman" w:hAnsi="Times New Roman"/>
-          <w:sz w:val="24"/>
-          <w:szCs w:val="24"/>
-          <w:lang w:val="en-US"/>
-        </w:rPr>
-        <w:t>inventoryNumber</w:t>
-      </w:r>
-      <w:proofErr w:type="spellEnd"/>
-      <w:r>
-        <w:rPr>
-          <w:rFonts w:ascii="Times New Roman" w:hAnsi="Times New Roman"/>
-          <w:sz w:val="24"/>
-          <w:szCs w:val="24"/>
-        </w:rPr>
-        <w:t>}}</w:t>
-      </w:r>
-      <w:r>
-        <w:t xml:space="preserve"> </w:t>
-      </w:r>
-      <w:r>
-        <w:t>{</w:t>
-      </w:r>
-      <w:r>
-        <w:rPr>
-          <w:rFonts w:ascii="Times New Roman" w:hAnsi="Times New Roman"/>
-          <w:sz w:val="24"/>
-          <w:szCs w:val="24"/>
-        </w:rPr>
-        <w:t>{/</w:t>
-      </w:r>
-      <w:proofErr w:type="spellStart"/>
-      <w:r>
-        <w:rPr>
-          <w:rFonts w:ascii="Times New Roman" w:hAnsi="Times New Roman"/>
-          <w:sz w:val="24"/>
-          <w:szCs w:val="24"/>
-        </w:rPr>
-        <w:t>property.isApartment</w:t>
-      </w:r>
-      <w:proofErr w:type="spellEnd"/>
-      <w:r>
-        <w:rPr>
-          <w:rFonts w:ascii="Times New Roman" w:hAnsi="Times New Roman"/>
-          <w:sz w:val="24"/>
-          <w:szCs w:val="24"/>
-        </w:rPr>
-        <w:t>}</w:t>
-      </w:r>
-      <w:r>
-        <w:rPr>
-          <w:rFonts w:ascii="Times New Roman" w:hAnsi="Times New Roman"/>
-          <w:sz w:val="24"/>
-          <w:szCs w:val="24"/>
-        </w:rPr>
-        <w:t>}{</w:t>
-      </w:r>
-      <w:r>
-        <w:rPr>
-          <w:rFonts w:ascii="Times New Roman" w:hAnsi="Times New Roman"/>
-          <w:sz w:val="24"/>
-          <w:szCs w:val="24"/>
           <w:lang w:val="ru-BY"/>
         </w:rPr>
-        <w:t>{#property.isHouse}</w:t>
-      </w:r>
-      <w:r>
-        <w:rPr>
-          <w:rFonts w:ascii="Times New Roman" w:hAnsi="Times New Roman"/>
-          <w:sz w:val="24"/>
-          <w:szCs w:val="24"/>
-          <w:lang w:val="ru-BY"/>
-        </w:rPr>
-        <w:t>}</w:t>
-      </w:r>
-      <w:r>
-        <w:rPr>
-          <w:rFonts w:ascii="Times New Roman" w:hAnsi="Times New Roman"/>
-          <w:sz w:val="24"/>
-          <w:szCs w:val="24"/>
-          <w:lang w:val="ru-BY" w:eastAsia="ru-BY"/>
-        </w:rPr>
-        <w:t>кадастровый</w:t>
-      </w:r>
-      <w:r>
-        <w:rPr>
-          <w:rFonts w:ascii="Times New Roman" w:hAnsi="Times New Roman"/>
-          <w:sz w:val="24"/>
-          <w:szCs w:val="24"/>
-          <w:lang w:val="ru-BY"/>
-        </w:rPr>
-        <w:t xml:space="preserve"> </w:t>
-      </w:r>
-      <w:r>
-        <w:rPr>
-          <w:rFonts w:ascii="Times New Roman" w:hAnsi="Times New Roman"/>
-          <w:sz w:val="24"/>
-          <w:szCs w:val="24"/>
-        </w:rPr>
-        <w:t xml:space="preserve">номер – </w:t>
-      </w:r>
-      <w:r>
-        <w:rPr>
-          <w:rFonts w:ascii="Times New Roman" w:hAnsi="Times New Roman"/>
-          <w:sz w:val="24"/>
-          <w:szCs w:val="24"/>
-        </w:rPr>
-        <w:t>{{</w:t>
-      </w:r>
-      <w:r>
-        <w:rPr>
-          <w:rFonts w:ascii="Times New Roman" w:hAnsi="Times New Roman"/>
-          <w:sz w:val="24"/>
-          <w:szCs w:val="24"/>
-          <w:lang w:val="en-US"/>
-        </w:rPr>
-        <w:t>property</w:t>
-      </w:r>
-      <w:r>
-        <w:rPr>
-          <w:rFonts w:ascii="Times New Roman" w:hAnsi="Times New Roman"/>
-          <w:sz w:val="24"/>
-          <w:szCs w:val="24"/>
-        </w:rPr>
-        <w:t>.</w:t>
-      </w:r>
-      <w:proofErr w:type="spellStart"/>
-      <w:r>
-        <w:rPr>
-          <w:rFonts w:ascii="Times New Roman" w:hAnsi="Times New Roman"/>
-          <w:sz w:val="24"/>
-          <w:szCs w:val="24"/>
-        </w:rPr>
-        <w:t>cadastre</w:t>
-      </w:r>
-      <w:proofErr w:type="spellEnd"/>
-      <w:r>
-        <w:rPr>
-          <w:rFonts w:ascii="Times New Roman" w:hAnsi="Times New Roman"/>
-          <w:sz w:val="24"/>
-          <w:szCs w:val="24"/>
-        </w:rPr>
-        <w:t>}}</w:t>
-      </w:r>
-      <w:r>
-        <w:rPr>
-          <w:rFonts w:ascii="Times New Roman" w:hAnsi="Times New Roman"/>
-          <w:sz w:val="24"/>
-          <w:szCs w:val="24"/>
-        </w:rPr>
-        <w:t xml:space="preserve">; </w:t>
-      </w:r>
-      <w:r>
-        <w:rPr>
-          <w:rFonts w:ascii="Times New Roman" w:hAnsi="Times New Roman"/>
-          <w:sz w:val="24"/>
-          <w:szCs w:val="24"/>
-        </w:rPr>
-        <w:t xml:space="preserve">площадь земельного участка – </w:t>
-      </w:r>
-      <w:r>
-        <w:rPr>
-          <w:rFonts w:ascii="Times New Roman" w:hAnsi="Times New Roman"/>
-          <w:sz w:val="24"/>
-          <w:szCs w:val="24"/>
-        </w:rPr>
-        <w:t>{{</w:t>
-      </w:r>
-      <w:r>
-        <w:rPr>
-          <w:rFonts w:ascii="Times New Roman" w:hAnsi="Times New Roman"/>
-          <w:sz w:val="24"/>
-          <w:szCs w:val="24"/>
-          <w:lang w:val="en-US"/>
-        </w:rPr>
-        <w:t>property</w:t>
-      </w:r>
-      <w:r>
-        <w:rPr>
-          <w:rFonts w:ascii="Times New Roman" w:hAnsi="Times New Roman"/>
-          <w:sz w:val="24"/>
-          <w:szCs w:val="24"/>
-        </w:rPr>
-        <w:t>.</w:t>
-      </w:r>
-      <w:r>
-        <w:rPr>
-          <w:rFonts w:ascii="Times New Roman" w:hAnsi="Times New Roman"/>
-          <w:sz w:val="24"/>
-          <w:szCs w:val="24"/>
-          <w:lang w:val="en-US"/>
-        </w:rPr>
-        <w:t>l</w:t>
-      </w:r>
-      <w:proofErr w:type="spellStart"/>
-      <w:r>
-        <w:rPr>
-          <w:rFonts w:ascii="Times New Roman" w:hAnsi="Times New Roman"/>
-          <w:sz w:val="24"/>
-          <w:szCs w:val="24"/>
-        </w:rPr>
-        <w:t>andArea</w:t>
-      </w:r>
-      <w:proofErr w:type="spellEnd"/>
-      <w:r>
-        <w:rPr>
-          <w:rFonts w:ascii="Times New Roman" w:hAnsi="Times New Roman"/>
-          <w:sz w:val="24"/>
-          <w:szCs w:val="24"/>
-        </w:rPr>
-        <w:t>}}</w:t>
-      </w:r>
-      <w:r>
-        <w:rPr>
-          <w:rFonts w:ascii="Times New Roman" w:hAnsi="Times New Roman"/>
-          <w:sz w:val="24"/>
-          <w:szCs w:val="24"/>
-        </w:rPr>
-        <w:t xml:space="preserve"> </w:t>
-      </w:r>
-      <w:r>
-        <w:rPr>
-          <w:rFonts w:ascii="Times New Roman" w:hAnsi="Times New Roman"/>
-          <w:sz w:val="24"/>
-          <w:szCs w:val="24"/>
-        </w:rPr>
-        <w:t>га</w:t>
-      </w:r>
-      <w:r>
-        <w:rPr>
-          <w:rFonts w:ascii="Times New Roman" w:hAnsi="Times New Roman"/>
-          <w:sz w:val="24"/>
-          <w:szCs w:val="24"/>
-        </w:rPr>
-        <w:t>;</w:t>
-      </w:r>
-      <w:r>
-        <w:rPr>
-          <w:rFonts w:ascii="Times New Roman" w:hAnsi="Times New Roman"/>
-          <w:sz w:val="24"/>
-          <w:szCs w:val="24"/>
-        </w:rPr>
-        <w:t xml:space="preserve"> </w:t>
-      </w:r>
-      <w:r>
-        <w:rPr>
-          <w:rFonts w:ascii="Times New Roman" w:hAnsi="Times New Roman"/>
-          <w:sz w:val="24"/>
-          <w:szCs w:val="24"/>
-        </w:rPr>
-        <w:t xml:space="preserve">форма собственности – </w:t>
-      </w:r>
-      <w:r>
-        <w:rPr>
-          <w:rFonts w:ascii="Times New Roman" w:hAnsi="Times New Roman"/>
-          <w:sz w:val="24"/>
-          <w:szCs w:val="24"/>
-        </w:rPr>
-        <w:t>{{</w:t>
-      </w:r>
-      <w:r>
-        <w:rPr>
-          <w:rFonts w:ascii="Times New Roman" w:hAnsi="Times New Roman"/>
-          <w:sz w:val="24"/>
-          <w:szCs w:val="24"/>
-          <w:lang w:val="en-US"/>
-        </w:rPr>
-        <w:t>property</w:t>
-      </w:r>
-      <w:r>
-        <w:rPr>
-          <w:rFonts w:ascii="Times New Roman" w:hAnsi="Times New Roman"/>
-          <w:sz w:val="24"/>
-          <w:szCs w:val="24"/>
-        </w:rPr>
-        <w:t>.</w:t>
-      </w:r>
-      <w:proofErr w:type="spellStart"/>
-      <w:r>
-        <w:rPr>
-          <w:rFonts w:ascii="Times New Roman" w:hAnsi="Times New Roman"/>
-          <w:sz w:val="24"/>
-          <w:szCs w:val="24"/>
-          <w:lang w:val="en-US"/>
-        </w:rPr>
-        <w:t>ownershipForm</w:t>
-      </w:r>
-      <w:proofErr w:type="spellEnd"/>
-      <w:r>
-        <w:rPr>
-          <w:rFonts w:ascii="Times New Roman" w:hAnsi="Times New Roman"/>
-          <w:sz w:val="24"/>
-          <w:szCs w:val="24"/>
-        </w:rPr>
-        <w:t>}}</w:t>
-      </w:r>
-      <w:r>
-        <w:rPr>
-          <w:rFonts w:ascii="Times New Roman" w:hAnsi="Times New Roman"/>
-          <w:sz w:val="24"/>
-          <w:szCs w:val="24"/>
-          <w:lang w:val="ru-BY"/>
-        </w:rPr>
-        <w:t>{</w:t>
-      </w:r>
-      <w:r>
-        <w:rPr>
-          <w:rFonts w:ascii="Times New Roman" w:hAnsi="Times New Roman"/>
-          <w:sz w:val="24"/>
-          <w:szCs w:val="24"/>
-          <w:lang w:val="ru-BY"/>
-        </w:rPr>
-        <w:t>{</w:t>
-      </w:r>
-      <w:r>
-        <w:rPr>
-          <w:rFonts w:ascii="Times New Roman" w:hAnsi="Times New Roman"/>
-          <w:sz w:val="24"/>
-          <w:szCs w:val="24"/>
-          <w:lang w:val="ru-BY"/>
-        </w:rPr>
-        <w:t>/</w:t>
-      </w:r>
-      <w:proofErr w:type="spellStart"/>
-      <w:r>
-        <w:rPr>
-          <w:rFonts w:ascii="Times New Roman" w:hAnsi="Times New Roman"/>
-          <w:sz w:val="24"/>
-          <w:szCs w:val="24"/>
-          <w:lang w:val="ru-BY"/>
-        </w:rPr>
-        <w:t>property.isHouse</w:t>
-      </w:r>
-      <w:proofErr w:type="spellEnd"/>
-      <w:r>
-        <w:rPr>
-          <w:rFonts w:ascii="Times New Roman" w:hAnsi="Times New Roman"/>
-          <w:sz w:val="24"/>
-          <w:szCs w:val="24"/>
-          <w:lang w:val="ru-BY"/>
-        </w:rPr>
-        <w:t>}</w:t>
+        <w:t>/property.isHouse}</w:t>
       </w:r>
       <w:r>
         <w:rPr>
@@ -2035,7 +1802,6 @@
         </w:rPr>
         <w:t>.</w:t>
       </w:r>
-      <w:proofErr w:type="spellStart"/>
       <w:r>
         <w:rPr>
           <w:rFonts w:ascii="Times New Roman" w:eastAsia="Times New Roman" w:hAnsi="Times New Roman"/>
@@ -2047,7 +1813,6 @@
         </w:rPr>
         <w:t>priceBYN</w:t>
       </w:r>
-      <w:proofErr w:type="spellEnd"/>
       <w:r>
         <w:rPr>
           <w:rFonts w:ascii="Times New Roman" w:eastAsia="Times New Roman" w:hAnsi="Times New Roman"/>
@@ -2115,7 +1880,6 @@
         </w:rPr>
         <w:t>.</w:t>
       </w:r>
-      <w:proofErr w:type="spellStart"/>
       <w:r>
         <w:rPr>
           <w:rFonts w:ascii="Times New Roman" w:eastAsia="Times New Roman" w:hAnsi="Times New Roman"/>
@@ -2125,7 +1889,6 @@
         </w:rPr>
         <w:t>priceWords</w:t>
       </w:r>
-      <w:proofErr w:type="spellEnd"/>
       <w:r>
         <w:rPr>
           <w:rFonts w:ascii="Times New Roman" w:eastAsia="Times New Roman" w:hAnsi="Times New Roman"/>
@@ -2366,9 +2129,8 @@
           <w:szCs w:val="24"/>
           <w:lang w:eastAsia="ru-RU"/>
         </w:rPr>
-        <w:t>{{</w:t>
-      </w:r>
-      <w:proofErr w:type="spellStart"/>
+        <w:t>{{commission.percent}}</w:t>
+      </w:r>
       <w:r>
         <w:rPr>
           <w:rFonts w:ascii="Times New Roman" w:eastAsia="Times New Roman" w:hAnsi="Times New Roman"/>
@@ -2378,9 +2140,26 @@
           <w:szCs w:val="24"/>
           <w:lang w:eastAsia="ru-RU"/>
         </w:rPr>
-        <w:t>commission.percent</w:t>
-      </w:r>
-      <w:proofErr w:type="spellEnd"/>
+        <w:t xml:space="preserve"> %</w:t>
+      </w:r>
+      <w:r>
+        <w:rPr>
+          <w:rFonts w:ascii="Times New Roman" w:eastAsia="Times New Roman" w:hAnsi="Times New Roman"/>
+          <w:sz w:val="24"/>
+          <w:szCs w:val="24"/>
+          <w:lang w:eastAsia="ru-RU"/>
+        </w:rPr>
+        <w:t xml:space="preserve"> от стоимости объекта недвижимого имущества, а именно</w:t>
+      </w:r>
+      <w:r>
+        <w:rPr>
+          <w:rFonts w:ascii="Times New Roman" w:eastAsia="Times New Roman" w:hAnsi="Times New Roman"/>
+          <w:sz w:val="24"/>
+          <w:szCs w:val="24"/>
+          <w:lang w:eastAsia="ru-RU"/>
+        </w:rPr>
+        <w:t xml:space="preserve"> </w:t>
+      </w:r>
       <w:r>
         <w:rPr>
           <w:rFonts w:ascii="Times New Roman" w:eastAsia="Times New Roman" w:hAnsi="Times New Roman"/>
@@ -2390,7 +2169,7 @@
           <w:szCs w:val="24"/>
           <w:lang w:eastAsia="ru-RU"/>
         </w:rPr>
-        <w:t>}}</w:t>
+        <w:t>{{commission.amountBYN}}</w:t>
       </w:r>
       <w:r>
         <w:rPr>
@@ -2401,66 +2180,20 @@
           <w:szCs w:val="24"/>
           <w:lang w:eastAsia="ru-RU"/>
         </w:rPr>
-        <w:t xml:space="preserve"> %</w:t>
-      </w:r>
-      <w:r>
-        <w:rPr>
-          <w:rFonts w:ascii="Times New Roman" w:eastAsia="Times New Roman" w:hAnsi="Times New Roman"/>
-          <w:sz w:val="24"/>
-          <w:szCs w:val="24"/>
-          <w:lang w:eastAsia="ru-RU"/>
-        </w:rPr>
-        <w:t xml:space="preserve"> от стоимости объекта недвижимого имущества, а именно</w:t>
-      </w:r>
-      <w:r>
-        <w:rPr>
-          <w:rFonts w:ascii="Times New Roman" w:eastAsia="Times New Roman" w:hAnsi="Times New Roman"/>
-          <w:sz w:val="24"/>
-          <w:szCs w:val="24"/>
-          <w:lang w:eastAsia="ru-RU"/>
-        </w:rPr>
         <w:t xml:space="preserve"> </w:t>
       </w:r>
       <w:r>
         <w:rPr>
           <w:rFonts w:ascii="Times New Roman" w:eastAsia="Times New Roman" w:hAnsi="Times New Roman"/>
-          <w:b/>
-          <w:bCs/>
-          <w:sz w:val="24"/>
-          <w:szCs w:val="24"/>
-          <w:lang w:eastAsia="ru-RU"/>
-        </w:rPr>
-        <w:t>{{</w:t>
-      </w:r>
-      <w:proofErr w:type="spellStart"/>
-      <w:r>
-        <w:rPr>
-          <w:rFonts w:ascii="Times New Roman" w:eastAsia="Times New Roman" w:hAnsi="Times New Roman"/>
-          <w:b/>
-          <w:bCs/>
-          <w:sz w:val="24"/>
-          <w:szCs w:val="24"/>
-          <w:lang w:eastAsia="ru-RU"/>
-        </w:rPr>
-        <w:t>commission.amountBYN</w:t>
-      </w:r>
-      <w:proofErr w:type="spellEnd"/>
-      <w:r>
-        <w:rPr>
-          <w:rFonts w:ascii="Times New Roman" w:eastAsia="Times New Roman" w:hAnsi="Times New Roman"/>
-          <w:b/>
-          <w:bCs/>
-          <w:sz w:val="24"/>
-          <w:szCs w:val="24"/>
-          <w:lang w:eastAsia="ru-RU"/>
-        </w:rPr>
-        <w:t>}}</w:t>
-      </w:r>
-      <w:r>
-        <w:rPr>
-          <w:rFonts w:ascii="Times New Roman" w:eastAsia="Times New Roman" w:hAnsi="Times New Roman"/>
-          <w:b/>
-          <w:bCs/>
+          <w:sz w:val="24"/>
+          <w:szCs w:val="24"/>
+          <w:lang w:eastAsia="ru-RU"/>
+        </w:rPr>
+        <w:t>белорусских рублей</w:t>
+      </w:r>
+      <w:r>
+        <w:rPr>
+          <w:rFonts w:ascii="Times New Roman" w:eastAsia="Times New Roman" w:hAnsi="Times New Roman"/>
           <w:sz w:val="24"/>
           <w:szCs w:val="24"/>
           <w:lang w:eastAsia="ru-RU"/>
@@ -2474,24 +2207,6 @@
           <w:szCs w:val="24"/>
           <w:lang w:eastAsia="ru-RU"/>
         </w:rPr>
-        <w:t>белорусских рублей</w:t>
-      </w:r>
-      <w:r>
-        <w:rPr>
-          <w:rFonts w:ascii="Times New Roman" w:eastAsia="Times New Roman" w:hAnsi="Times New Roman"/>
-          <w:sz w:val="24"/>
-          <w:szCs w:val="24"/>
-          <w:lang w:eastAsia="ru-RU"/>
-        </w:rPr>
-        <w:t xml:space="preserve"> </w:t>
-      </w:r>
-      <w:r>
-        <w:rPr>
-          <w:rFonts w:ascii="Times New Roman" w:eastAsia="Times New Roman" w:hAnsi="Times New Roman"/>
-          <w:sz w:val="24"/>
-          <w:szCs w:val="24"/>
-          <w:lang w:eastAsia="ru-RU"/>
-        </w:rPr>
         <w:t>({{</w:t>
       </w:r>
       <w:r>
@@ -2510,27 +2225,7 @@
           <w:szCs w:val="24"/>
           <w:lang w:eastAsia="ru-RU"/>
         </w:rPr>
-        <w:t>.</w:t>
-      </w:r>
-      <w:proofErr w:type="spellStart"/>
-      <w:r>
-        <w:rPr>
-          <w:rFonts w:ascii="Times New Roman" w:eastAsia="Times New Roman" w:hAnsi="Times New Roman"/>
-          <w:sz w:val="24"/>
-          <w:szCs w:val="24"/>
-          <w:lang w:eastAsia="ru-RU"/>
-        </w:rPr>
-        <w:t>amountWords</w:t>
-      </w:r>
-      <w:proofErr w:type="spellEnd"/>
-      <w:r>
-        <w:rPr>
-          <w:rFonts w:ascii="Times New Roman" w:eastAsia="Times New Roman" w:hAnsi="Times New Roman"/>
-          <w:sz w:val="24"/>
-          <w:szCs w:val="24"/>
-          <w:lang w:eastAsia="ru-RU"/>
-        </w:rPr>
-        <w:t>}})</w:t>
+        <w:t>.amountWords}})</w:t>
       </w:r>
       <w:r>
         <w:rPr>
@@ -5148,7 +4843,6 @@
         </w:rPr>
         <w:t>.</w:t>
       </w:r>
-      <w:proofErr w:type="spellStart"/>
       <w:r>
         <w:rPr>
           <w:rFonts w:ascii="Times New Roman" w:eastAsia="Times New Roman" w:hAnsi="Times New Roman"/>
@@ -5158,7 +4852,6 @@
         </w:rPr>
         <w:t>endDateText</w:t>
       </w:r>
-      <w:proofErr w:type="spellEnd"/>
       <w:r>
         <w:rPr>
           <w:rFonts w:ascii="Times New Roman" w:eastAsia="Times New Roman" w:hAnsi="Times New Roman"/>
@@ -6618,7 +6311,7 @@
           <w:sz w:val="24"/>
           <w:szCs w:val="24"/>
         </w:rPr>
-        <w:t>. Договор составлен в двух экземплярах, по одному у каждой из Сторон.</w:t>
+        <w:t xml:space="preserve">. Перечень переданных документов риэлтерской организации Потребителем: </w:t>
       </w:r>
     </w:p>
     <w:p>
@@ -6632,29 +6325,14 @@
           <w:szCs w:val="24"/>
         </w:rPr>
       </w:pPr>
-      <w:r>
-        <w:rPr>
-          <w:rFonts w:ascii="Times New Roman" w:hAnsi="Times New Roman"/>
-          <w:sz w:val="24"/>
-          <w:szCs w:val="24"/>
-        </w:rPr>
-        <w:t>6.</w:t>
-      </w:r>
-      <w:r>
-        <w:rPr>
-          <w:rFonts w:ascii="Times New Roman" w:hAnsi="Times New Roman"/>
-          <w:sz w:val="24"/>
-          <w:szCs w:val="24"/>
-        </w:rPr>
-        <w:t>9</w:t>
-      </w:r>
-      <w:r>
-        <w:rPr>
-          <w:rFonts w:ascii="Times New Roman" w:hAnsi="Times New Roman"/>
-          <w:sz w:val="24"/>
-          <w:szCs w:val="24"/>
-        </w:rPr>
-        <w:t xml:space="preserve">. Перечень переданных документов риэлтерской организации Потребителем: </w:t>
+      <w:bookmarkStart w:id="10" w:name="_Hlk232533006"/>
+      <w:r>
+        <w:rPr>
+          <w:rFonts w:ascii="Times New Roman" w:hAnsi="Times New Roman"/>
+          <w:sz w:val="24"/>
+          <w:szCs w:val="24"/>
+        </w:rPr>
+        <w:t>__________________________________________________________________________________________</w:t>
       </w:r>
     </w:p>
     <w:p>
@@ -6668,7 +6346,6 @@
           <w:szCs w:val="24"/>
         </w:rPr>
       </w:pPr>
-      <w:bookmarkStart w:id="10" w:name="_Hlk232533006"/>
       <w:r>
         <w:rPr>
           <w:rFonts w:ascii="Times New Roman" w:hAnsi="Times New Roman"/>
@@ -6698,6 +6375,7 @@
         <w:t>__________________________________________________________________________________________</w:t>
       </w:r>
     </w:p>
+    <w:bookmarkEnd w:id="10"/>
     <w:p>
       <w:pPr>
         <w:spacing w:after="0"/>
@@ -6715,27 +6393,6 @@
           <w:sz w:val="24"/>
           <w:szCs w:val="24"/>
         </w:rPr>
-        <w:t>__________________________________________________________________________________________</w:t>
-      </w:r>
-    </w:p>
-    <w:bookmarkEnd w:id="10"/>
-    <w:p>
-      <w:pPr>
-        <w:spacing w:after="0"/>
-        <w:ind w:left="567" w:hanging="567"/>
-        <w:jc w:val="both"/>
-        <w:rPr>
-          <w:rFonts w:ascii="Times New Roman" w:hAnsi="Times New Roman"/>
-          <w:sz w:val="24"/>
-          <w:szCs w:val="24"/>
-        </w:rPr>
-      </w:pPr>
-      <w:r>
-        <w:rPr>
-          <w:rFonts w:ascii="Times New Roman" w:hAnsi="Times New Roman"/>
-          <w:sz w:val="24"/>
-          <w:szCs w:val="24"/>
-        </w:rPr>
         <w:t>6.</w:t>
       </w:r>
       <w:r>
@@ -6744,7 +6401,7 @@
           <w:sz w:val="24"/>
           <w:szCs w:val="24"/>
         </w:rPr>
-        <w:t>10</w:t>
+        <w:t>9</w:t>
       </w:r>
       <w:r>
         <w:rPr>
@@ -6898,9 +6555,8 @@
           <w:szCs w:val="20"/>
           <w:lang w:eastAsia="ru-RU"/>
         </w:rPr>
-        <w:t>{{</w:t>
-      </w:r>
-      <w:proofErr w:type="spellStart"/>
+        <w:t>{{agent.attestationNumber}}</w:t>
+      </w:r>
       <w:r>
         <w:rPr>
           <w:rFonts w:ascii="Times New Roman" w:eastAsia="Times New Roman" w:hAnsi="Times New Roman"/>
@@ -6909,9 +6565,8 @@
           <w:szCs w:val="20"/>
           <w:lang w:eastAsia="ru-RU"/>
         </w:rPr>
-        <w:t>agent.attestationNumber</w:t>
-      </w:r>
-      <w:proofErr w:type="spellEnd"/>
+        <w:t xml:space="preserve"> </w:t>
+      </w:r>
       <w:r>
         <w:rPr>
           <w:rFonts w:ascii="Times New Roman" w:eastAsia="Times New Roman" w:hAnsi="Times New Roman"/>
@@ -6920,7 +6575,7 @@
           <w:szCs w:val="20"/>
           <w:lang w:eastAsia="ru-RU"/>
         </w:rPr>
-        <w:t>}}</w:t>
+        <w:t xml:space="preserve">от </w:t>
       </w:r>
       <w:r>
         <w:rPr>
@@ -6930,7 +6585,7 @@
           <w:szCs w:val="20"/>
           <w:lang w:eastAsia="ru-RU"/>
         </w:rPr>
-        <w:t xml:space="preserve"> </w:t>
+        <w:t>{{agent.attestationDate}}</w:t>
       </w:r>
       <w:r>
         <w:rPr>
@@ -6940,7 +6595,7 @@
           <w:szCs w:val="20"/>
           <w:lang w:eastAsia="ru-RU"/>
         </w:rPr>
-        <w:t xml:space="preserve">от </w:t>
+        <w:t xml:space="preserve">г, действует до </w:t>
       </w:r>
       <w:r>
         <w:rPr>
@@ -6950,71 +6605,7 @@
           <w:szCs w:val="20"/>
           <w:lang w:eastAsia="ru-RU"/>
         </w:rPr>
-        <w:t>{{</w:t>
-      </w:r>
-      <w:proofErr w:type="spellStart"/>
-      <w:r>
-        <w:rPr>
-          <w:rFonts w:ascii="Times New Roman" w:eastAsia="Times New Roman" w:hAnsi="Times New Roman"/>
-          <w:i/>
-          <w:sz w:val="20"/>
-          <w:szCs w:val="20"/>
-          <w:lang w:eastAsia="ru-RU"/>
-        </w:rPr>
-        <w:t>agent.attestationDate</w:t>
-      </w:r>
-      <w:proofErr w:type="spellEnd"/>
-      <w:r>
-        <w:rPr>
-          <w:rFonts w:ascii="Times New Roman" w:eastAsia="Times New Roman" w:hAnsi="Times New Roman"/>
-          <w:i/>
-          <w:sz w:val="20"/>
-          <w:szCs w:val="20"/>
-          <w:lang w:eastAsia="ru-RU"/>
-        </w:rPr>
-        <w:t>}}</w:t>
-      </w:r>
-      <w:r>
-        <w:rPr>
-          <w:rFonts w:ascii="Times New Roman" w:eastAsia="Times New Roman" w:hAnsi="Times New Roman"/>
-          <w:i/>
-          <w:sz w:val="20"/>
-          <w:szCs w:val="20"/>
-          <w:lang w:eastAsia="ru-RU"/>
-        </w:rPr>
-        <w:t xml:space="preserve">г, действует до </w:t>
-      </w:r>
-      <w:r>
-        <w:rPr>
-          <w:rFonts w:ascii="Times New Roman" w:eastAsia="Times New Roman" w:hAnsi="Times New Roman"/>
-          <w:i/>
-          <w:sz w:val="20"/>
-          <w:szCs w:val="20"/>
-          <w:lang w:eastAsia="ru-RU"/>
-        </w:rPr>
-        <w:t>{{</w:t>
-      </w:r>
-      <w:proofErr w:type="spellStart"/>
-      <w:r>
-        <w:rPr>
-          <w:rFonts w:ascii="Times New Roman" w:eastAsia="Times New Roman" w:hAnsi="Times New Roman"/>
-          <w:i/>
-          <w:sz w:val="20"/>
-          <w:szCs w:val="20"/>
-          <w:lang w:eastAsia="ru-RU"/>
-        </w:rPr>
-        <w:t>agent.attestationExpiry</w:t>
-      </w:r>
-      <w:proofErr w:type="spellEnd"/>
-      <w:r>
-        <w:rPr>
-          <w:rFonts w:ascii="Times New Roman" w:eastAsia="Times New Roman" w:hAnsi="Times New Roman"/>
-          <w:i/>
-          <w:sz w:val="20"/>
-          <w:szCs w:val="20"/>
-          <w:lang w:eastAsia="ru-RU"/>
-        </w:rPr>
-        <w:t>}}</w:t>
+        <w:t>{{agent.attestationExpiry}}</w:t>
       </w:r>
       <w:r>
         <w:rPr>
@@ -7059,29 +6650,7 @@
           <w:szCs w:val="20"/>
           <w:lang w:eastAsia="ru-RU"/>
         </w:rPr>
-        <w:t>{{</w:t>
-      </w:r>
-      <w:proofErr w:type="spellStart"/>
-      <w:r>
-        <w:rPr>
-          <w:rFonts w:ascii="Times New Roman" w:eastAsia="Times New Roman" w:hAnsi="Times New Roman"/>
-          <w:i/>
-          <w:sz w:val="20"/>
-          <w:szCs w:val="20"/>
-          <w:lang w:eastAsia="ru-RU"/>
-        </w:rPr>
-        <w:t>agent.cardNumber</w:t>
-      </w:r>
-      <w:proofErr w:type="spellEnd"/>
-      <w:r>
-        <w:rPr>
-          <w:rFonts w:ascii="Times New Roman" w:eastAsia="Times New Roman" w:hAnsi="Times New Roman"/>
-          <w:i/>
-          <w:sz w:val="20"/>
-          <w:szCs w:val="20"/>
-          <w:lang w:eastAsia="ru-RU"/>
-        </w:rPr>
-        <w:t>}}</w:t>
+        <w:t>{{agent.cardNumber}}</w:t>
       </w:r>
     </w:p>
     <w:p>
@@ -7181,27 +6750,7 @@
                 <w:szCs w:val="20"/>
                 <w:lang w:eastAsia="ru-RU"/>
               </w:rPr>
-              <w:t>{{</w:t>
-            </w:r>
-            <w:proofErr w:type="spellStart"/>
-            <w:r>
-              <w:rPr>
-                <w:rFonts w:ascii="Times New Roman" w:eastAsia="Times New Roman" w:hAnsi="Times New Roman"/>
-                <w:sz w:val="20"/>
-                <w:szCs w:val="20"/>
-                <w:lang w:eastAsia="ru-RU"/>
-              </w:rPr>
-              <w:t>seller.fullName</w:t>
-            </w:r>
-            <w:proofErr w:type="spellEnd"/>
-            <w:r>
-              <w:rPr>
-                <w:rFonts w:ascii="Times New Roman" w:eastAsia="Times New Roman" w:hAnsi="Times New Roman"/>
-                <w:sz w:val="20"/>
-                <w:szCs w:val="20"/>
-                <w:lang w:eastAsia="ru-RU"/>
-              </w:rPr>
-              <w:t>}}</w:t>
+              <w:t>{{seller.fullName}}</w:t>
             </w:r>
           </w:p>
           <w:p>
@@ -7419,7 +6968,6 @@
               </w:rPr>
               <w:t>.</w:t>
             </w:r>
-            <w:proofErr w:type="spellStart"/>
             <w:r>
               <w:rPr>
                 <w:rFonts w:ascii="Times New Roman" w:eastAsia="Times New Roman" w:hAnsi="Times New Roman"/>
@@ -7429,7 +6977,6 @@
               </w:rPr>
               <w:t>passportIssuedByInstrumental</w:t>
             </w:r>
-            <w:proofErr w:type="spellEnd"/>
             <w:r>
               <w:rPr>
                 <w:rFonts w:ascii="Times New Roman" w:eastAsia="Times New Roman" w:hAnsi="Times New Roman"/>
@@ -7466,7 +7013,6 @@
               </w:rPr>
               <w:t>.</w:t>
             </w:r>
-            <w:proofErr w:type="spellStart"/>
             <w:r>
               <w:rPr>
                 <w:rFonts w:ascii="Times New Roman" w:eastAsia="Times New Roman" w:hAnsi="Times New Roman"/>
@@ -7476,7 +7022,6 @@
               </w:rPr>
               <w:t>passportIssueDate</w:t>
             </w:r>
-            <w:proofErr w:type="spellEnd"/>
             <w:r>
               <w:rPr>
                 <w:rFonts w:ascii="Times New Roman" w:eastAsia="Times New Roman" w:hAnsi="Times New Roman"/>
@@ -7943,27 +7488,7 @@
                 <w:sz w:val="20"/>
                 <w:szCs w:val="20"/>
               </w:rPr>
-              <w:t xml:space="preserve">ЗАО «Альфа-Банк»,220007, </w:t>
-            </w:r>
-            <w:proofErr w:type="spellStart"/>
-            <w:r>
-              <w:rPr>
-                <w:rFonts w:ascii="Times New Roman" w:eastAsia="Times New Roman" w:hAnsi="Times New Roman"/>
-                <w:color w:val="000000"/>
-                <w:sz w:val="20"/>
-                <w:szCs w:val="20"/>
-              </w:rPr>
-              <w:t>г.Минск</w:t>
-            </w:r>
-            <w:proofErr w:type="spellEnd"/>
-            <w:r>
-              <w:rPr>
-                <w:rFonts w:ascii="Times New Roman" w:eastAsia="Times New Roman" w:hAnsi="Times New Roman"/>
-                <w:color w:val="000000"/>
-                <w:sz w:val="20"/>
-                <w:szCs w:val="20"/>
-              </w:rPr>
-              <w:t>, ул.Сурганова,43-47 УНП 101541947</w:t>
+              <w:t>ЗАО «Альфа-Банк»,220007, г.Минск, ул.Сурганова,43-47 УНП 101541947</w:t>
             </w:r>
           </w:p>
           <w:p>
@@ -8062,7 +7587,6 @@
                 </w:rPr>
                 <w:t>://</w:t>
               </w:r>
-              <w:proofErr w:type="spellStart"/>
               <w:r>
                 <w:rPr>
                   <w:rStyle w:val="a6"/>
@@ -8073,7 +7597,6 @@
                 </w:rPr>
                 <w:t>germesgarant</w:t>
               </w:r>
-              <w:proofErr w:type="spellEnd"/>
               <w:r>
                 <w:rPr>
                   <w:rStyle w:val="a6"/>
@@ -8117,7 +7640,6 @@
                 <w:lang w:eastAsia="ru-RU"/>
               </w:rPr>
             </w:pPr>
-            <w:proofErr w:type="spellStart"/>
             <w:r>
               <w:rPr>
                 <w:rFonts w:ascii="Times New Roman" w:eastAsia="Times New Roman" w:hAnsi="Times New Roman"/>
@@ -8144,17 +7666,7 @@
                 <w:szCs w:val="20"/>
                 <w:lang w:eastAsia="ru-RU"/>
               </w:rPr>
-              <w:t>Турко</w:t>
-            </w:r>
-            <w:proofErr w:type="spellEnd"/>
-            <w:r>
-              <w:rPr>
-                <w:rFonts w:ascii="Times New Roman" w:eastAsia="Times New Roman" w:hAnsi="Times New Roman"/>
-                <w:sz w:val="20"/>
-                <w:szCs w:val="20"/>
-                <w:lang w:eastAsia="ru-RU"/>
-              </w:rPr>
-              <w:t xml:space="preserve"> О.Р.</w:t>
+              <w:t>Турко О.Р.</w:t>
             </w:r>
           </w:p>
           <w:p>
@@ -8507,9 +8019,8 @@
           <w:szCs w:val="16"/>
           <w:lang w:eastAsia="ru-RU"/>
         </w:rPr>
-        <w:t>{{</w:t>
-      </w:r>
-      <w:proofErr w:type="spellStart"/>
+        <w:t>{{deal.contractNumber}}</w:t>
+      </w:r>
       <w:r>
         <w:rPr>
           <w:rFonts w:ascii="Times New Roman" w:eastAsia="Times New Roman" w:hAnsi="Times New Roman"/>
@@ -8517,9 +8028,8 @@
           <w:szCs w:val="16"/>
           <w:lang w:eastAsia="ru-RU"/>
         </w:rPr>
-        <w:t>deal.contractNumber</w:t>
-      </w:r>
-      <w:proofErr w:type="spellEnd"/>
+        <w:t xml:space="preserve"> от </w:t>
+      </w:r>
       <w:r>
         <w:rPr>
           <w:rFonts w:ascii="Times New Roman" w:eastAsia="Times New Roman" w:hAnsi="Times New Roman"/>
@@ -8527,45 +8037,7 @@
           <w:szCs w:val="16"/>
           <w:lang w:eastAsia="ru-RU"/>
         </w:rPr>
-        <w:t>}}</w:t>
-      </w:r>
-      <w:r>
-        <w:rPr>
-          <w:rFonts w:ascii="Times New Roman" w:eastAsia="Times New Roman" w:hAnsi="Times New Roman"/>
-          <w:sz w:val="16"/>
-          <w:szCs w:val="16"/>
-          <w:lang w:eastAsia="ru-RU"/>
-        </w:rPr>
-        <w:t xml:space="preserve"> от </w:t>
-      </w:r>
-      <w:r>
-        <w:rPr>
-          <w:rFonts w:ascii="Times New Roman" w:eastAsia="Times New Roman" w:hAnsi="Times New Roman"/>
-          <w:sz w:val="16"/>
-          <w:szCs w:val="16"/>
-          <w:lang w:eastAsia="ru-RU"/>
-        </w:rPr>
-        <w:t>{{</w:t>
-      </w:r>
-      <w:proofErr w:type="spellStart"/>
-      <w:r>
-        <w:rPr>
-          <w:rFonts w:ascii="Times New Roman" w:eastAsia="Times New Roman" w:hAnsi="Times New Roman"/>
-          <w:sz w:val="16"/>
-          <w:szCs w:val="16"/>
-          <w:lang w:eastAsia="ru-RU"/>
-        </w:rPr>
-        <w:t>deal.date</w:t>
-      </w:r>
-      <w:proofErr w:type="spellEnd"/>
-      <w:r>
-        <w:rPr>
-          <w:rFonts w:ascii="Times New Roman" w:eastAsia="Times New Roman" w:hAnsi="Times New Roman"/>
-          <w:sz w:val="16"/>
-          <w:szCs w:val="16"/>
-          <w:lang w:eastAsia="ru-RU"/>
-        </w:rPr>
-        <w:t>}}</w:t>
+        <w:t>{{deal.date}}</w:t>
       </w:r>
     </w:p>
     <w:p>
@@ -8676,23 +8148,7 @@
           <w:szCs w:val="22"/>
           <w:lang w:val="ru-RU"/>
         </w:rPr>
-        <w:t>{{</w:t>
-      </w:r>
-      <w:proofErr w:type="spellStart"/>
-      <w:r>
-        <w:rPr>
-          <w:szCs w:val="22"/>
-          <w:lang w:val="ru-RU"/>
-        </w:rPr>
-        <w:t>seller.fullName</w:t>
-      </w:r>
-      <w:proofErr w:type="spellEnd"/>
-      <w:r>
-        <w:rPr>
-          <w:szCs w:val="22"/>
-          <w:lang w:val="ru-RU"/>
-        </w:rPr>
-        <w:t>}}</w:t>
+        <w:t>{{seller.fullName}}</w:t>
       </w:r>
       <w:r>
         <w:rPr>
@@ -10881,6 +10337,7 @@
         <w:autoSpaceDE w:val="0"/>
         <w:autoSpaceDN w:val="0"/>
         <w:spacing w:after="0" w:line="240" w:lineRule="auto"/>
+        <w:ind w:firstLine="360"/>
         <w:jc w:val="both"/>
         <w:rPr>
           <w:rFonts w:ascii="Times New Roman" w:eastAsia="Times New Roman" w:hAnsi="Times New Roman"/>
@@ -10895,7 +10352,7 @@
           <w:sz w:val="20"/>
           <w:szCs w:val="20"/>
         </w:rPr>
-        <w:t xml:space="preserve">  5. Настоящее приложение составлено в двух экземплярах по одному для каждой из Сторон и является неотъемлемой частью Договора </w:t>
+        <w:t xml:space="preserve">Настоящее приложение составлено в двух экземплярах по одному для каждой из Сторон и является неотъемлемой частью Договора </w:t>
       </w:r>
       <w:r>
         <w:rPr>
@@ -11038,7 +10495,6 @@
         <w:t>: _________________________</w:t>
       </w:r>
       <w:bookmarkEnd w:id="12"/>
-      <w:proofErr w:type="spellStart"/>
       <w:r>
         <w:rPr>
           <w:rFonts w:ascii="Times New Roman" w:hAnsi="Times New Roman"/>
@@ -11047,7 +10503,6 @@
         </w:rPr>
         <w:t>О.Р.Турко</w:t>
       </w:r>
-      <w:proofErr w:type="spellEnd"/>
     </w:p>
     <w:p>
       <w:pPr>
@@ -11148,7 +10603,6 @@
       </w:rPr>
       <w:t xml:space="preserve">           </w:t>
     </w:r>
-    <w:proofErr w:type="spellStart"/>
     <w:r>
       <w:rPr>
         <w:sz w:val="12"/>
@@ -11156,7 +10610,6 @@
       </w:rPr>
       <w:t>Экслюзив</w:t>
     </w:r>
-    <w:proofErr w:type="spellEnd"/>
   </w:p>
   <w:p>
     <w:pPr>
